--- a/7-技术管理/运行记录类文件/070201-2025年运维研发规划.docx
+++ b/7-技术管理/运行记录类文件/070201-2025年运维研发规划.docx
@@ -1,6 +1,6 @@
 
 <file path=word/document.xml><?xml version="1.0" encoding="utf-8"?>
-<w:document xmlns:wpc="http://schemas.microsoft.com/office/word/2010/wordprocessingCanvas" xmlns:cx="http://schemas.microsoft.com/office/drawing/2014/chartex" xmlns:cx1="http://schemas.microsoft.com/office/drawing/2015/9/8/chartex" xmlns:cx2="http://schemas.microsoft.com/office/drawing/2015/10/21/chartex" xmlns:cx3="http://schemas.microsoft.com/office/drawing/2016/5/9/chartex" xmlns:cx4="http://schemas.microsoft.com/office/drawing/2016/5/10/chartex" xmlns:cx5="http://schemas.microsoft.com/office/drawing/2016/5/11/chartex" xmlns:cx6="http://schemas.microsoft.com/office/drawing/2016/5/12/chartex" xmlns:cx7="http://schemas.microsoft.com/office/drawing/2016/5/13/chartex" xmlns:cx8="http://schemas.microsoft.com/office/drawing/2016/5/14/chartex" xmlns:mc="http://schemas.openxmlformats.org/markup-compatibility/2006" xmlns:aink="http://schemas.microsoft.com/office/drawing/2016/ink" xmlns:am3d="http://schemas.microsoft.com/office/drawing/2017/model3d" xmlns:o="urn:schemas-microsoft-com:office:office" xmlns:oel="http://schemas.microsoft.com/office/2019/extlst" xmlns:r="http://schemas.openxmlformats.org/officeDocument/2006/relationships" xmlns:m="http://schemas.openxmlformats.org/officeDocument/2006/math" xmlns:v="urn:schemas-microsoft-com:vml" xmlns:wp14="http://schemas.microsoft.com/office/word/2010/wordprocessingDrawing" xmlns:wp="http://schemas.openxmlformats.org/drawingml/2006/wordprocessingDrawing" xmlns:w10="urn:schemas-microsoft-com:office:word" xmlns:w="http://schemas.openxmlformats.org/wordprocessingml/2006/main" xmlns:w14="http://schemas.microsoft.com/office/word/2010/wordml" xmlns:w15="http://schemas.microsoft.com/office/word/2012/wordml" xmlns:w16cex="http://schemas.microsoft.com/office/word/2018/wordml/cex" xmlns:w16cid="http://schemas.microsoft.com/office/word/2016/wordml/cid" xmlns:w16="http://schemas.microsoft.com/office/word/2018/wordml" xmlns:w16du="http://schemas.microsoft.com/office/word/2023/wordml/word16du" xmlns:w16sdtdh="http://schemas.microsoft.com/office/word/2020/wordml/sdtdatahash" xmlns:w16sdtfl="http://schemas.microsoft.com/office/word/2024/wordml/sdtformatlock" xmlns:w16se="http://schemas.microsoft.com/office/word/2015/wordml/symex" xmlns:wpg="http://schemas.microsoft.com/office/word/2010/wordprocessingGroup" xmlns:wpi="http://schemas.microsoft.com/office/word/2010/wordprocessingInk" xmlns:wne="http://schemas.microsoft.com/office/word/2006/wordml" xmlns:wps="http://schemas.microsoft.com/office/word/2010/wordprocessingShape" mc:Ignorable="w14 w15 w16se w16cid w16 w16cex w16sdtdh w16sdtfl w16du wp14">
+<w:document xmlns:wpc="http://schemas.microsoft.com/office/word/2010/wordprocessingCanvas" xmlns:mc="http://schemas.openxmlformats.org/markup-compatibility/2006" xmlns:o="urn:schemas-microsoft-com:office:office" xmlns:r="http://schemas.openxmlformats.org/officeDocument/2006/relationships" xmlns:m="http://schemas.openxmlformats.org/officeDocument/2006/math" xmlns:v="urn:schemas-microsoft-com:vml" xmlns:wp14="http://schemas.microsoft.com/office/word/2010/wordprocessingDrawing" xmlns:wp="http://schemas.openxmlformats.org/drawingml/2006/wordprocessingDrawing" xmlns:w="http://schemas.openxmlformats.org/wordprocessingml/2006/main" xmlns:w14="http://schemas.microsoft.com/office/word/2010/wordml" xmlns:w10="urn:schemas-microsoft-com:office:word" xmlns:w15="http://schemas.microsoft.com/office/word/2012/wordml" xmlns:wpg="http://schemas.microsoft.com/office/word/2010/wordprocessingGroup" xmlns:wpi="http://schemas.microsoft.com/office/word/2010/wordprocessingInk" xmlns:wne="http://schemas.microsoft.com/office/word/2006/wordml" xmlns:wps="http://schemas.microsoft.com/office/word/2010/wordprocessingShape" xmlns:wpsCustomData="http://www.wps.cn/officeDocument/2013/wpsCustomData" mc:Ignorable="w14 w15 wp14">
   <w:body>
     <w:p>
       <w:pPr>
@@ -8,7 +8,7 @@
         <w:spacing w:before="78" w:line="219" w:lineRule="auto"/>
         <w:ind w:left="25"/>
         <w:rPr>
-          <w:rFonts w:ascii="宋体" w:eastAsia="宋体" w:hAnsi="宋体" w:cs="宋体" w:hint="eastAsia"/>
+          <w:rFonts w:hint="eastAsia" w:ascii="宋体" w:hAnsi="宋体" w:eastAsia="宋体" w:cs="宋体"/>
           <w:sz w:val="24"/>
           <w:szCs w:val="24"/>
           <w:lang w:eastAsia="zh-CN"/>
@@ -16,7 +16,7 @@
       </w:pPr>
       <w:r>
         <w:rPr>
-          <w:rFonts w:ascii="宋体" w:eastAsia="宋体" w:hAnsi="宋体" w:cs="宋体"/>
+          <w:rFonts w:ascii="宋体" w:hAnsi="宋体" w:eastAsia="宋体" w:cs="宋体"/>
           <w:b/>
           <w:bCs/>
           <w:spacing w:val="-3"/>
@@ -28,7 +28,7 @@
       </w:r>
       <w:r>
         <w:rPr>
-          <w:rFonts w:ascii="宋体" w:eastAsia="宋体" w:hAnsi="宋体" w:cs="宋体" w:hint="eastAsia"/>
+          <w:rFonts w:hint="eastAsia" w:ascii="宋体" w:hAnsi="宋体" w:eastAsia="宋体" w:cs="宋体"/>
           <w:b/>
           <w:bCs/>
           <w:spacing w:val="-3"/>
@@ -40,7 +40,7 @@
       </w:r>
       <w:r>
         <w:rPr>
-          <w:rFonts w:ascii="宋体" w:eastAsia="宋体" w:hAnsi="宋体" w:cs="宋体"/>
+          <w:rFonts w:ascii="宋体" w:hAnsi="宋体" w:eastAsia="宋体" w:cs="宋体"/>
           <w:b/>
           <w:bCs/>
           <w:spacing w:val="-3"/>
@@ -52,7 +52,7 @@
       </w:r>
       <w:r>
         <w:rPr>
-          <w:rFonts w:ascii="宋体" w:eastAsia="宋体" w:hAnsi="宋体" w:cs="宋体" w:hint="eastAsia"/>
+          <w:rFonts w:hint="eastAsia" w:ascii="宋体" w:hAnsi="宋体" w:eastAsia="宋体" w:cs="宋体"/>
           <w:b/>
           <w:bCs/>
           <w:spacing w:val="-3"/>
@@ -71,11 +71,11 @@
         <w:autoSpaceDN/>
         <w:adjustRightInd/>
         <w:snapToGrid/>
-        <w:spacing w:afterLines="1000" w:after="3120" w:line="219" w:lineRule="auto"/>
+        <w:spacing w:after="3120" w:afterLines="1000" w:line="219" w:lineRule="auto"/>
         <w:ind w:left="23"/>
         <w:textAlignment w:val="auto"/>
         <w:rPr>
-          <w:rFonts w:ascii="宋体" w:eastAsia="宋体" w:hAnsi="宋体" w:cs="宋体" w:hint="eastAsia"/>
+          <w:rFonts w:hint="eastAsia" w:ascii="宋体" w:hAnsi="宋体" w:eastAsia="宋体" w:cs="宋体"/>
           <w:sz w:val="24"/>
           <w:szCs w:val="24"/>
           <w:lang w:eastAsia="zh-CN"/>
@@ -83,7 +83,7 @@
       </w:pPr>
       <w:r>
         <w:rPr>
-          <w:rFonts w:ascii="宋体" w:eastAsia="宋体" w:hAnsi="宋体" w:cs="宋体"/>
+          <w:rFonts w:ascii="宋体" w:hAnsi="宋体" w:eastAsia="宋体" w:cs="宋体"/>
           <w:b/>
           <w:bCs/>
           <w:spacing w:val="240"/>
@@ -95,7 +95,7 @@
       </w:r>
       <w:r>
         <w:rPr>
-          <w:rFonts w:ascii="宋体" w:eastAsia="宋体" w:hAnsi="宋体" w:cs="宋体"/>
+          <w:rFonts w:ascii="宋体" w:hAnsi="宋体" w:eastAsia="宋体" w:cs="宋体"/>
           <w:b/>
           <w:bCs/>
           <w:sz w:val="24"/>
@@ -106,7 +106,7 @@
       </w:r>
       <w:r>
         <w:rPr>
-          <w:rFonts w:ascii="宋体" w:eastAsia="宋体" w:hAnsi="宋体" w:cs="宋体"/>
+          <w:rFonts w:ascii="宋体" w:hAnsi="宋体" w:eastAsia="宋体" w:cs="宋体"/>
           <w:b/>
           <w:bCs/>
           <w:spacing w:val="-5"/>
@@ -119,14 +119,14 @@
     </w:p>
     <w:p>
       <w:pPr>
-        <w:pStyle w:val="ab"/>
+        <w:pStyle w:val="24"/>
         <w:widowControl w:val="0"/>
         <w:spacing w:after="1872"/>
         <w:rPr>
           <w:lang w:eastAsia="zh-CN"/>
         </w:rPr>
       </w:pPr>
-      <w:bookmarkStart w:id="0" w:name="_Toc18978"/>
+      <w:bookmarkStart w:id="0" w:name="_Toc28659"/>
       <w:r>
         <w:rPr>
           <w:lang w:eastAsia="zh-CN"/>
@@ -137,79 +137,105 @@
     </w:p>
     <w:p>
       <w:pPr>
-        <w:pStyle w:val="ac"/>
+        <w:pStyle w:val="25"/>
         <w:widowControl w:val="0"/>
         <w:spacing w:after="2808"/>
         <w:rPr>
           <w:rFonts w:hint="eastAsia"/>
         </w:rPr>
       </w:pPr>
-      <w:bookmarkStart w:id="1" w:name="_Toc16863"/>
+      <w:bookmarkStart w:id="1" w:name="_Toc24390"/>
       <w:r>
         <w:rPr>
           <w:rFonts w:hint="eastAsia"/>
           <w:lang w:eastAsia="zh-CN"/>
         </w:rPr>
-        <w:t>2025年运维研发规划</w:t>
+        <w:t>运维研发规划</w:t>
       </w:r>
       <w:bookmarkEnd w:id="1"/>
     </w:p>
     <w:tbl>
       <w:tblPr>
-        <w:tblStyle w:val="a9"/>
+        <w:tblStyle w:val="21"/>
         <w:tblW w:w="0" w:type="auto"/>
         <w:tblInd w:w="2443" w:type="dxa"/>
         <w:tblBorders>
-          <w:top w:val="nil"/>
-          <w:left w:val="nil"/>
-          <w:bottom w:val="nil"/>
-          <w:right w:val="nil"/>
-          <w:insideH w:val="nil"/>
-          <w:insideV w:val="nil"/>
+          <w:top w:val="none" w:color="auto" w:sz="0" w:space="0"/>
+          <w:left w:val="none" w:color="auto" w:sz="0" w:space="0"/>
+          <w:bottom w:val="none" w:color="auto" w:sz="0" w:space="0"/>
+          <w:right w:val="none" w:color="auto" w:sz="0" w:space="0"/>
+          <w:insideH w:val="none" w:color="auto" w:sz="0" w:space="0"/>
+          <w:insideV w:val="none" w:color="auto" w:sz="0" w:space="0"/>
         </w:tblBorders>
-        <w:tblLook w:val="04A0" w:firstRow="1" w:lastRow="0" w:firstColumn="1" w:lastColumn="0" w:noHBand="0" w:noVBand="1"/>
+        <w:tblLayout w:type="autofit"/>
+        <w:tblCellMar>
+          <w:top w:w="0" w:type="dxa"/>
+          <w:left w:w="108" w:type="dxa"/>
+          <w:bottom w:w="0" w:type="dxa"/>
+          <w:right w:w="108" w:type="dxa"/>
+        </w:tblCellMar>
       </w:tblPr>
       <w:tblGrid>
-        <w:gridCol w:w="1755"/>
-        <w:gridCol w:w="4108"/>
+        <w:gridCol w:w="1818"/>
+        <w:gridCol w:w="4261"/>
       </w:tblGrid>
       <w:tr>
+        <w:tblPrEx>
+          <w:tblBorders>
+            <w:top w:val="none" w:color="auto" w:sz="0" w:space="0"/>
+            <w:left w:val="none" w:color="auto" w:sz="0" w:space="0"/>
+            <w:bottom w:val="none" w:color="auto" w:sz="0" w:space="0"/>
+            <w:right w:val="none" w:color="auto" w:sz="0" w:space="0"/>
+            <w:insideH w:val="none" w:color="auto" w:sz="0" w:space="0"/>
+            <w:insideV w:val="none" w:color="auto" w:sz="0" w:space="0"/>
+          </w:tblBorders>
+          <w:tblCellMar>
+            <w:top w:w="0" w:type="dxa"/>
+            <w:left w:w="108" w:type="dxa"/>
+            <w:bottom w:w="0" w:type="dxa"/>
+            <w:right w:w="108" w:type="dxa"/>
+          </w:tblCellMar>
+        </w:tblPrEx>
         <w:trPr>
-          <w:trHeight w:val="810"/>
+          <w:trHeight w:val="810" w:hRule="atLeast"/>
         </w:trPr>
         <w:tc>
           <w:tcPr>
             <w:tcW w:w="1818" w:type="dxa"/>
-          </w:tcPr>
-          <w:p>
-            <w:pPr>
-              <w:rPr>
-                <w:lang w:eastAsia="zh-CN"/>
-              </w:rPr>
-            </w:pPr>
-            <w:r>
-              <w:rPr>
-                <w:rFonts w:hint="eastAsia"/>
-                <w:lang w:eastAsia="zh-CN"/>
+            <w:vAlign w:val="top"/>
+          </w:tcPr>
+          <w:p>
+            <w:pPr>
+              <w:widowControl w:val="0"/>
+              <w:rPr>
+                <w:lang w:eastAsia="zh-CN"/>
+              </w:rPr>
+            </w:pPr>
+            <w:r>
+              <w:rPr>
+                <w:rFonts w:hint="eastAsia"/>
+                <w:vertAlign w:val="baseline"/>
+                <w:lang w:val="en-US" w:eastAsia="zh-CN"/>
               </w:rPr>
               <w:t>编制人</w:t>
             </w:r>
             <w:r>
               <w:rPr>
-                <w:rFonts w:asciiTheme="minorHAnsi" w:eastAsiaTheme="minorEastAsia" w:hAnsiTheme="minorHAnsi"/>
+                <w:rFonts w:hint="default" w:asciiTheme="minorAscii" w:hAnsiTheme="minorAscii" w:eastAsiaTheme="minorEastAsia"/>
                 <w:spacing w:val="227"/>
-                <w:lang w:eastAsia="zh-CN"/>
+                <w:sz w:val="21"/>
+                <w:vertAlign w:val="baseline"/>
+                <w:lang w:val="en-US" w:eastAsia="zh-CN"/>
               </w:rPr>
               <w:t>:</w:t>
             </w:r>
             <w:r>
               <w:rPr>
                 <w:rFonts w:hint="eastAsia"/>
-                <w:spacing w:val="90"/>
                 <w:u w:val="single"/>
-                <w:lang w:eastAsia="zh-CN"/>
-              </w:rPr>
-              <w:t>王潇</w:t>
+                <w:lang w:val="en-US" w:eastAsia="zh-CN"/>
+              </w:rPr>
+              <w:t>赵聪</w:t>
             </w:r>
           </w:p>
         </w:tc>
@@ -219,6 +245,8 @@
           </w:tcPr>
           <w:p>
             <w:pPr>
+              <w:widowControl w:val="0"/>
+              <w:jc w:val="both"/>
               <w:rPr>
                 <w:lang w:eastAsia="zh-CN"/>
               </w:rPr>
@@ -232,7 +260,7 @@
             </w:r>
             <w:r>
               <w:rPr>
-                <w:rFonts w:asciiTheme="minorHAnsi" w:eastAsiaTheme="minorEastAsia" w:hAnsiTheme="minorHAnsi" w:hint="eastAsia"/>
+                <w:rFonts w:hint="eastAsia" w:asciiTheme="minorHAnsi" w:hAnsiTheme="minorHAnsi" w:eastAsiaTheme="minorEastAsia"/>
                 <w:spacing w:val="227"/>
                 <w:lang w:eastAsia="zh-CN"/>
               </w:rPr>
@@ -250,42 +278,62 @@
         </w:tc>
       </w:tr>
       <w:tr>
+        <w:tblPrEx>
+          <w:tblBorders>
+            <w:top w:val="none" w:color="auto" w:sz="0" w:space="0"/>
+            <w:left w:val="none" w:color="auto" w:sz="0" w:space="0"/>
+            <w:bottom w:val="none" w:color="auto" w:sz="0" w:space="0"/>
+            <w:right w:val="none" w:color="auto" w:sz="0" w:space="0"/>
+            <w:insideH w:val="none" w:color="auto" w:sz="0" w:space="0"/>
+            <w:insideV w:val="none" w:color="auto" w:sz="0" w:space="0"/>
+          </w:tblBorders>
+          <w:tblCellMar>
+            <w:top w:w="0" w:type="dxa"/>
+            <w:left w:w="108" w:type="dxa"/>
+            <w:bottom w:w="0" w:type="dxa"/>
+            <w:right w:w="108" w:type="dxa"/>
+          </w:tblCellMar>
+        </w:tblPrEx>
         <w:trPr>
-          <w:trHeight w:val="810"/>
+          <w:trHeight w:val="810" w:hRule="atLeast"/>
         </w:trPr>
         <w:tc>
           <w:tcPr>
             <w:tcW w:w="1818" w:type="dxa"/>
-          </w:tcPr>
-          <w:p>
-            <w:pPr>
-              <w:rPr>
-                <w:lang w:eastAsia="zh-CN"/>
-              </w:rPr>
-            </w:pPr>
-            <w:r>
-              <w:rPr>
-                <w:rFonts w:hint="eastAsia"/>
-                <w:lang w:eastAsia="zh-CN"/>
+            <w:vAlign w:val="top"/>
+          </w:tcPr>
+          <w:p>
+            <w:pPr>
+              <w:widowControl w:val="0"/>
+              <w:rPr>
+                <w:lang w:eastAsia="zh-CN"/>
+              </w:rPr>
+            </w:pPr>
+            <w:r>
+              <w:rPr>
+                <w:rFonts w:hint="eastAsia"/>
+                <w:vertAlign w:val="baseline"/>
+                <w:lang w:val="en-US" w:eastAsia="zh-CN"/>
               </w:rPr>
               <w:t>审核人</w:t>
             </w:r>
             <w:r>
               <w:rPr>
-                <w:rFonts w:asciiTheme="minorHAnsi" w:eastAsiaTheme="minorEastAsia" w:hAnsiTheme="minorHAnsi"/>
+                <w:rFonts w:hint="default" w:asciiTheme="minorAscii" w:hAnsiTheme="minorAscii" w:eastAsiaTheme="minorEastAsia"/>
                 <w:spacing w:val="227"/>
-                <w:lang w:eastAsia="zh-CN"/>
+                <w:sz w:val="21"/>
+                <w:vertAlign w:val="baseline"/>
+                <w:lang w:val="en-US" w:eastAsia="zh-CN"/>
               </w:rPr>
               <w:t>:</w:t>
             </w:r>
             <w:r>
               <w:rPr>
                 <w:rFonts w:hint="eastAsia"/>
-                <w:spacing w:val="90"/>
                 <w:u w:val="single"/>
-                <w:lang w:eastAsia="zh-CN"/>
-              </w:rPr>
-              <w:t>严长运</w:t>
+                <w:lang w:val="en-US" w:eastAsia="zh-CN"/>
+              </w:rPr>
+              <w:t>刘钢要</w:t>
             </w:r>
           </w:p>
         </w:tc>
@@ -295,6 +343,8 @@
           </w:tcPr>
           <w:p>
             <w:pPr>
+              <w:widowControl w:val="0"/>
+              <w:jc w:val="both"/>
               <w:rPr>
                 <w:lang w:eastAsia="zh-CN"/>
               </w:rPr>
@@ -308,7 +358,7 @@
             </w:r>
             <w:r>
               <w:rPr>
-                <w:rFonts w:asciiTheme="minorHAnsi" w:eastAsiaTheme="minorEastAsia" w:hAnsiTheme="minorHAnsi" w:hint="eastAsia"/>
+                <w:rFonts w:hint="eastAsia" w:asciiTheme="minorHAnsi" w:hAnsiTheme="minorHAnsi" w:eastAsiaTheme="minorEastAsia"/>
                 <w:spacing w:val="227"/>
                 <w:lang w:eastAsia="zh-CN"/>
               </w:rPr>
@@ -326,8 +376,24 @@
         </w:tc>
       </w:tr>
       <w:tr>
+        <w:tblPrEx>
+          <w:tblBorders>
+            <w:top w:val="none" w:color="auto" w:sz="0" w:space="0"/>
+            <w:left w:val="none" w:color="auto" w:sz="0" w:space="0"/>
+            <w:bottom w:val="none" w:color="auto" w:sz="0" w:space="0"/>
+            <w:right w:val="none" w:color="auto" w:sz="0" w:space="0"/>
+            <w:insideH w:val="none" w:color="auto" w:sz="0" w:space="0"/>
+            <w:insideV w:val="none" w:color="auto" w:sz="0" w:space="0"/>
+          </w:tblBorders>
+          <w:tblCellMar>
+            <w:top w:w="0" w:type="dxa"/>
+            <w:left w:w="108" w:type="dxa"/>
+            <w:bottom w:w="0" w:type="dxa"/>
+            <w:right w:w="108" w:type="dxa"/>
+          </w:tblCellMar>
+        </w:tblPrEx>
         <w:trPr>
-          <w:trHeight w:val="635"/>
+          <w:trHeight w:val="635" w:hRule="atLeast"/>
         </w:trPr>
         <w:tc>
           <w:tcPr>
@@ -335,6 +401,8 @@
           </w:tcPr>
           <w:p>
             <w:pPr>
+              <w:widowControl w:val="0"/>
+              <w:jc w:val="both"/>
               <w:rPr>
                 <w:lang w:eastAsia="zh-CN"/>
               </w:rPr>
@@ -348,7 +416,7 @@
             </w:r>
             <w:r>
               <w:rPr>
-                <w:rFonts w:asciiTheme="minorHAnsi" w:eastAsiaTheme="minorEastAsia" w:hAnsiTheme="minorHAnsi" w:hint="eastAsia"/>
+                <w:rFonts w:hint="eastAsia" w:asciiTheme="minorHAnsi" w:hAnsiTheme="minorHAnsi" w:eastAsiaTheme="minorEastAsia"/>
                 <w:spacing w:val="227"/>
                 <w:lang w:eastAsia="zh-CN"/>
               </w:rPr>
@@ -370,6 +438,8 @@
           </w:tcPr>
           <w:p>
             <w:pPr>
+              <w:widowControl w:val="0"/>
+              <w:jc w:val="both"/>
               <w:rPr>
                 <w:lang w:eastAsia="zh-CN"/>
               </w:rPr>
@@ -383,7 +453,7 @@
             </w:r>
             <w:r>
               <w:rPr>
-                <w:rFonts w:asciiTheme="minorHAnsi" w:eastAsiaTheme="minorEastAsia" w:hAnsiTheme="minorHAnsi" w:hint="eastAsia"/>
+                <w:rFonts w:hint="eastAsia" w:asciiTheme="minorHAnsi" w:hAnsiTheme="minorHAnsi" w:eastAsiaTheme="minorEastAsia"/>
                 <w:spacing w:val="227"/>
                 <w:lang w:eastAsia="zh-CN"/>
               </w:rPr>
@@ -415,39 +485,43 @@
         <w:spacing w:before="153" w:line="225" w:lineRule="auto"/>
         <w:ind w:left="3634"/>
         <w:rPr>
-          <w:rFonts w:ascii="宋体" w:eastAsia="宋体" w:hAnsi="宋体" w:cs="宋体" w:hint="eastAsia"/>
+          <w:rFonts w:hint="eastAsia" w:ascii="宋体" w:hAnsi="宋体" w:eastAsia="宋体" w:cs="宋体"/>
           <w:sz w:val="31"/>
           <w:szCs w:val="31"/>
         </w:rPr>
       </w:pPr>
       <w:r>
         <w:rPr>
-          <w:rFonts w:ascii="宋体" w:eastAsia="宋体" w:hAnsi="宋体" w:cs="宋体"/>
+          <w:rFonts w:ascii="宋体" w:hAnsi="宋体" w:eastAsia="宋体" w:cs="宋体"/>
           <w:b/>
           <w:bCs/>
           <w:spacing w:val="4"/>
           <w:sz w:val="31"/>
           <w:szCs w:val="31"/>
         </w:rPr>
-        <w:lastRenderedPageBreak/>
         <w:t>修订记录</w:t>
       </w:r>
     </w:p>
     <w:tbl>
       <w:tblPr>
-        <w:tblStyle w:val="TableNormal0"/>
+        <w:tblStyle w:val="26"/>
         <w:tblW w:w="8301" w:type="dxa"/>
         <w:tblInd w:w="2" w:type="dxa"/>
         <w:tblBorders>
-          <w:top w:val="single" w:sz="2" w:space="0" w:color="000000"/>
-          <w:left w:val="single" w:sz="2" w:space="0" w:color="000000"/>
-          <w:bottom w:val="single" w:sz="2" w:space="0" w:color="000000"/>
-          <w:right w:val="single" w:sz="2" w:space="0" w:color="000000"/>
-          <w:insideH w:val="single" w:sz="2" w:space="0" w:color="000000"/>
-          <w:insideV w:val="single" w:sz="2" w:space="0" w:color="000000"/>
+          <w:top w:val="single" w:color="000000" w:sz="2" w:space="0"/>
+          <w:left w:val="single" w:color="000000" w:sz="2" w:space="0"/>
+          <w:bottom w:val="single" w:color="000000" w:sz="2" w:space="0"/>
+          <w:right w:val="single" w:color="000000" w:sz="2" w:space="0"/>
+          <w:insideH w:val="single" w:color="000000" w:sz="2" w:space="0"/>
+          <w:insideV w:val="single" w:color="000000" w:sz="2" w:space="0"/>
         </w:tblBorders>
         <w:tblLayout w:type="fixed"/>
-        <w:tblLook w:val="04A0" w:firstRow="1" w:lastRow="0" w:firstColumn="1" w:lastColumn="0" w:noHBand="0" w:noVBand="1"/>
+        <w:tblCellMar>
+          <w:top w:w="0" w:type="dxa"/>
+          <w:left w:w="0" w:type="dxa"/>
+          <w:bottom w:w="0" w:type="dxa"/>
+          <w:right w:w="0" w:type="dxa"/>
+        </w:tblCellMar>
       </w:tblPr>
       <w:tblGrid>
         <w:gridCol w:w="1555"/>
@@ -458,8 +532,24 @@
         <w:gridCol w:w="1240"/>
       </w:tblGrid>
       <w:tr>
+        <w:tblPrEx>
+          <w:tblBorders>
+            <w:top w:val="single" w:color="000000" w:sz="2" w:space="0"/>
+            <w:left w:val="single" w:color="000000" w:sz="2" w:space="0"/>
+            <w:bottom w:val="single" w:color="000000" w:sz="2" w:space="0"/>
+            <w:right w:val="single" w:color="000000" w:sz="2" w:space="0"/>
+            <w:insideH w:val="single" w:color="000000" w:sz="2" w:space="0"/>
+            <w:insideV w:val="single" w:color="000000" w:sz="2" w:space="0"/>
+          </w:tblBorders>
+          <w:tblCellMar>
+            <w:top w:w="0" w:type="dxa"/>
+            <w:left w:w="0" w:type="dxa"/>
+            <w:bottom w:w="0" w:type="dxa"/>
+            <w:right w:w="0" w:type="dxa"/>
+          </w:tblCellMar>
+        </w:tblPrEx>
         <w:trPr>
-          <w:trHeight w:val="593"/>
+          <w:trHeight w:val="593" w:hRule="atLeast"/>
         </w:trPr>
         <w:tc>
           <w:tcPr>
@@ -471,14 +561,14 @@
               <w:spacing w:before="176" w:line="228" w:lineRule="auto"/>
               <w:ind w:left="607"/>
               <w:rPr>
-                <w:rFonts w:ascii="宋体" w:eastAsia="宋体" w:hAnsi="宋体" w:cs="宋体" w:hint="eastAsia"/>
+                <w:rFonts w:hint="eastAsia" w:ascii="宋体" w:hAnsi="宋体" w:eastAsia="宋体" w:cs="宋体"/>
                 <w:sz w:val="20"/>
                 <w:szCs w:val="20"/>
               </w:rPr>
             </w:pPr>
             <w:r>
               <w:rPr>
-                <w:rFonts w:ascii="宋体" w:eastAsia="宋体" w:hAnsi="宋体" w:cs="宋体"/>
+                <w:rFonts w:ascii="宋体" w:hAnsi="宋体" w:eastAsia="宋体" w:cs="宋体"/>
                 <w:spacing w:val="-14"/>
                 <w:sz w:val="20"/>
                 <w:szCs w:val="20"/>
@@ -497,14 +587,14 @@
               <w:spacing w:before="175" w:line="227" w:lineRule="auto"/>
               <w:ind w:left="253"/>
               <w:rPr>
-                <w:rFonts w:ascii="宋体" w:eastAsia="宋体" w:hAnsi="宋体" w:cs="宋体" w:hint="eastAsia"/>
+                <w:rFonts w:hint="eastAsia" w:ascii="宋体" w:hAnsi="宋体" w:eastAsia="宋体" w:cs="宋体"/>
                 <w:sz w:val="20"/>
                 <w:szCs w:val="20"/>
               </w:rPr>
             </w:pPr>
             <w:r>
               <w:rPr>
-                <w:rFonts w:ascii="宋体" w:eastAsia="宋体" w:hAnsi="宋体" w:cs="宋体"/>
+                <w:rFonts w:ascii="宋体" w:hAnsi="宋体" w:eastAsia="宋体" w:cs="宋体"/>
                 <w:spacing w:val="4"/>
                 <w:sz w:val="20"/>
                 <w:szCs w:val="20"/>
@@ -523,14 +613,14 @@
               <w:spacing w:before="175" w:line="228" w:lineRule="auto"/>
               <w:ind w:left="730"/>
               <w:rPr>
-                <w:rFonts w:ascii="宋体" w:eastAsia="宋体" w:hAnsi="宋体" w:cs="宋体" w:hint="eastAsia"/>
+                <w:rFonts w:hint="eastAsia" w:ascii="宋体" w:hAnsi="宋体" w:eastAsia="宋体" w:cs="宋体"/>
                 <w:sz w:val="20"/>
                 <w:szCs w:val="20"/>
               </w:rPr>
             </w:pPr>
             <w:r>
               <w:rPr>
-                <w:rFonts w:ascii="宋体" w:eastAsia="宋体" w:hAnsi="宋体" w:cs="宋体"/>
+                <w:rFonts w:ascii="宋体" w:hAnsi="宋体" w:eastAsia="宋体" w:cs="宋体"/>
                 <w:spacing w:val="7"/>
                 <w:sz w:val="20"/>
                 <w:szCs w:val="20"/>
@@ -549,14 +639,14 @@
               <w:spacing w:before="175" w:line="228" w:lineRule="auto"/>
               <w:ind w:left="310"/>
               <w:rPr>
-                <w:rFonts w:ascii="宋体" w:eastAsia="宋体" w:hAnsi="宋体" w:cs="宋体" w:hint="eastAsia"/>
+                <w:rFonts w:hint="eastAsia" w:ascii="宋体" w:hAnsi="宋体" w:eastAsia="宋体" w:cs="宋体"/>
                 <w:sz w:val="20"/>
                 <w:szCs w:val="20"/>
               </w:rPr>
             </w:pPr>
             <w:r>
               <w:rPr>
-                <w:rFonts w:ascii="宋体" w:eastAsia="宋体" w:hAnsi="宋体" w:cs="宋体"/>
+                <w:rFonts w:ascii="宋体" w:hAnsi="宋体" w:eastAsia="宋体" w:cs="宋体"/>
                 <w:spacing w:val="6"/>
                 <w:sz w:val="20"/>
                 <w:szCs w:val="20"/>
@@ -575,7 +665,7 @@
               <w:spacing w:before="175" w:line="228" w:lineRule="auto"/>
               <w:ind w:left="310"/>
               <w:rPr>
-                <w:rFonts w:ascii="宋体" w:eastAsia="宋体" w:hAnsi="宋体" w:cs="宋体" w:hint="eastAsia"/>
+                <w:rFonts w:hint="eastAsia" w:ascii="宋体" w:hAnsi="宋体" w:eastAsia="宋体" w:cs="宋体"/>
                 <w:spacing w:val="6"/>
                 <w:sz w:val="20"/>
                 <w:szCs w:val="20"/>
@@ -584,7 +674,7 @@
             </w:pPr>
             <w:r>
               <w:rPr>
-                <w:rFonts w:ascii="宋体" w:eastAsia="宋体" w:hAnsi="宋体" w:cs="宋体" w:hint="eastAsia"/>
+                <w:rFonts w:hint="eastAsia" w:ascii="宋体" w:hAnsi="宋体" w:eastAsia="宋体" w:cs="宋体"/>
                 <w:spacing w:val="6"/>
                 <w:sz w:val="20"/>
                 <w:szCs w:val="20"/>
@@ -604,14 +694,14 @@
               <w:spacing w:before="176" w:line="229" w:lineRule="auto"/>
               <w:ind w:left="311"/>
               <w:rPr>
-                <w:rFonts w:ascii="宋体" w:eastAsia="宋体" w:hAnsi="宋体" w:cs="宋体" w:hint="eastAsia"/>
+                <w:rFonts w:hint="eastAsia" w:ascii="宋体" w:hAnsi="宋体" w:eastAsia="宋体" w:cs="宋体"/>
                 <w:sz w:val="20"/>
                 <w:szCs w:val="20"/>
               </w:rPr>
             </w:pPr>
             <w:r>
               <w:rPr>
-                <w:rFonts w:ascii="宋体" w:eastAsia="宋体" w:hAnsi="宋体" w:cs="宋体"/>
+                <w:rFonts w:ascii="宋体" w:hAnsi="宋体" w:eastAsia="宋体" w:cs="宋体"/>
                 <w:spacing w:val="7"/>
                 <w:sz w:val="20"/>
                 <w:szCs w:val="20"/>
@@ -622,8 +712,24 @@
         </w:tc>
       </w:tr>
       <w:tr>
+        <w:tblPrEx>
+          <w:tblBorders>
+            <w:top w:val="single" w:color="000000" w:sz="2" w:space="0"/>
+            <w:left w:val="single" w:color="000000" w:sz="2" w:space="0"/>
+            <w:bottom w:val="single" w:color="000000" w:sz="2" w:space="0"/>
+            <w:right w:val="single" w:color="000000" w:sz="2" w:space="0"/>
+            <w:insideH w:val="single" w:color="000000" w:sz="2" w:space="0"/>
+            <w:insideV w:val="single" w:color="000000" w:sz="2" w:space="0"/>
+          </w:tblBorders>
+          <w:tblCellMar>
+            <w:top w:w="0" w:type="dxa"/>
+            <w:left w:w="0" w:type="dxa"/>
+            <w:bottom w:w="0" w:type="dxa"/>
+            <w:right w:w="0" w:type="dxa"/>
+          </w:tblCellMar>
+        </w:tblPrEx>
         <w:trPr>
-          <w:trHeight w:val="556"/>
+          <w:trHeight w:val="556" w:hRule="atLeast"/>
         </w:trPr>
         <w:tc>
           <w:tcPr>
@@ -635,14 +741,14 @@
               <w:spacing w:before="173" w:line="267" w:lineRule="exact"/>
               <w:ind w:left="260"/>
               <w:rPr>
-                <w:rFonts w:ascii="宋体" w:eastAsia="宋体" w:hAnsi="宋体" w:cs="宋体" w:hint="eastAsia"/>
+                <w:rFonts w:hint="eastAsia" w:ascii="宋体" w:hAnsi="宋体" w:eastAsia="宋体" w:cs="宋体"/>
                 <w:sz w:val="20"/>
                 <w:szCs w:val="20"/>
               </w:rPr>
             </w:pPr>
             <w:r>
               <w:rPr>
-                <w:rFonts w:ascii="宋体" w:eastAsia="宋体" w:hAnsi="宋体" w:cs="宋体"/>
+                <w:rFonts w:ascii="宋体" w:hAnsi="宋体" w:eastAsia="宋体" w:cs="宋体"/>
                 <w:spacing w:val="3"/>
                 <w:position w:val="1"/>
                 <w:sz w:val="20"/>
@@ -662,14 +768,14 @@
               <w:spacing w:before="173" w:line="267" w:lineRule="exact"/>
               <w:ind w:left="248"/>
               <w:rPr>
-                <w:rFonts w:ascii="宋体" w:eastAsia="宋体" w:hAnsi="宋体" w:cs="宋体" w:hint="eastAsia"/>
+                <w:rFonts w:hint="eastAsia" w:ascii="宋体" w:hAnsi="宋体" w:eastAsia="宋体" w:cs="宋体"/>
                 <w:sz w:val="20"/>
                 <w:szCs w:val="20"/>
               </w:rPr>
             </w:pPr>
             <w:r>
               <w:rPr>
-                <w:rFonts w:ascii="宋体" w:eastAsia="宋体" w:hAnsi="宋体" w:cs="宋体"/>
+                <w:rFonts w:ascii="宋体" w:hAnsi="宋体" w:eastAsia="宋体" w:cs="宋体"/>
                 <w:spacing w:val="4"/>
                 <w:position w:val="1"/>
                 <w:sz w:val="20"/>
@@ -690,14 +796,14 @@
               <w:ind w:left="114"/>
               <w:jc w:val="center"/>
               <w:rPr>
-                <w:rFonts w:ascii="宋体" w:eastAsia="宋体" w:hAnsi="宋体" w:cs="宋体" w:hint="eastAsia"/>
+                <w:rFonts w:hint="eastAsia" w:ascii="宋体" w:hAnsi="宋体" w:eastAsia="宋体" w:cs="宋体"/>
                 <w:sz w:val="20"/>
                 <w:szCs w:val="20"/>
               </w:rPr>
             </w:pPr>
             <w:r>
               <w:rPr>
-                <w:rFonts w:ascii="宋体" w:eastAsia="宋体" w:hAnsi="宋体" w:cs="宋体"/>
+                <w:rFonts w:ascii="宋体" w:hAnsi="宋体" w:eastAsia="宋体" w:cs="宋体"/>
                 <w:spacing w:val="7"/>
                 <w:sz w:val="20"/>
                 <w:szCs w:val="20"/>
@@ -709,14 +815,14 @@
         <w:tc>
           <w:tcPr>
             <w:tcW w:w="1148" w:type="dxa"/>
-          </w:tcPr>
-          <w:p>
-            <w:pPr>
-              <w:widowControl w:val="0"/>
+            <w:vAlign w:val="top"/>
+          </w:tcPr>
+          <w:p>
+            <w:pPr>
               <w:spacing w:before="172" w:line="228" w:lineRule="auto"/>
-              <w:ind w:left="313"/>
-              <w:rPr>
-                <w:rFonts w:ascii="宋体" w:eastAsia="宋体" w:hAnsi="宋体" w:cs="宋体" w:hint="eastAsia"/>
+              <w:ind w:left="313" w:leftChars="0"/>
+              <w:rPr>
+                <w:rFonts w:hint="eastAsia" w:ascii="宋体" w:hAnsi="宋体" w:eastAsia="宋体" w:cs="宋体"/>
                 <w:sz w:val="20"/>
                 <w:szCs w:val="20"/>
                 <w:lang w:eastAsia="zh-CN"/>
@@ -724,27 +830,26 @@
             </w:pPr>
             <w:r>
               <w:rPr>
-                <w:rFonts w:ascii="宋体" w:eastAsia="宋体" w:hAnsi="宋体" w:cs="宋体" w:hint="eastAsia"/>
-                <w:spacing w:val="100"/>
+                <w:rFonts w:hint="eastAsia" w:ascii="宋体" w:hAnsi="宋体" w:cs="宋体"/>
                 <w:sz w:val="20"/>
                 <w:szCs w:val="20"/>
-                <w:lang w:eastAsia="zh-CN"/>
-              </w:rPr>
-              <w:t>王潇</w:t>
+                <w:lang w:val="en-US" w:eastAsia="zh-CN"/>
+              </w:rPr>
+              <w:t>赵聪</w:t>
             </w:r>
           </w:p>
         </w:tc>
         <w:tc>
           <w:tcPr>
             <w:tcW w:w="1150" w:type="dxa"/>
-          </w:tcPr>
-          <w:p>
-            <w:pPr>
-              <w:widowControl w:val="0"/>
+            <w:vAlign w:val="top"/>
+          </w:tcPr>
+          <w:p>
+            <w:pPr>
               <w:spacing w:before="172" w:line="228" w:lineRule="auto"/>
-              <w:ind w:left="313"/>
-              <w:rPr>
-                <w:rFonts w:ascii="宋体" w:eastAsia="宋体" w:hAnsi="宋体" w:cs="宋体" w:hint="eastAsia"/>
+              <w:ind w:left="313" w:leftChars="0"/>
+              <w:rPr>
+                <w:rFonts w:hint="eastAsia" w:ascii="宋体" w:hAnsi="宋体" w:eastAsia="宋体" w:cs="宋体"/>
                 <w:spacing w:val="5"/>
                 <w:sz w:val="20"/>
                 <w:szCs w:val="20"/>
@@ -752,13 +857,13 @@
             </w:pPr>
             <w:r>
               <w:rPr>
-                <w:rFonts w:ascii="宋体" w:eastAsia="宋体" w:hAnsi="宋体" w:cs="宋体" w:hint="eastAsia"/>
-                <w:spacing w:val="100"/>
+                <w:rFonts w:hint="eastAsia" w:ascii="宋体" w:hAnsi="宋体" w:cs="宋体"/>
+                <w:spacing w:val="5"/>
                 <w:sz w:val="20"/>
                 <w:szCs w:val="20"/>
-                <w:lang w:eastAsia="zh-CN"/>
-              </w:rPr>
-              <w:t>严长运</w:t>
+                <w:lang w:val="en-US" w:eastAsia="zh-CN"/>
+              </w:rPr>
+              <w:t>刘钢要</w:t>
             </w:r>
           </w:p>
         </w:tc>
@@ -772,14 +877,14 @@
               <w:spacing w:before="173" w:line="229" w:lineRule="auto"/>
               <w:ind w:left="314"/>
               <w:rPr>
-                <w:rFonts w:ascii="宋体" w:eastAsia="宋体" w:hAnsi="宋体" w:cs="宋体" w:hint="eastAsia"/>
+                <w:rFonts w:hint="eastAsia" w:ascii="宋体" w:hAnsi="宋体" w:eastAsia="宋体" w:cs="宋体"/>
                 <w:sz w:val="20"/>
                 <w:szCs w:val="20"/>
               </w:rPr>
             </w:pPr>
             <w:r>
               <w:rPr>
-                <w:rFonts w:ascii="宋体" w:eastAsia="宋体" w:hAnsi="宋体" w:cs="宋体" w:hint="eastAsia"/>
+                <w:rFonts w:hint="eastAsia" w:ascii="宋体" w:hAnsi="宋体" w:eastAsia="宋体" w:cs="宋体"/>
                 <w:spacing w:val="6"/>
                 <w:sz w:val="20"/>
                 <w:szCs w:val="20"/>
@@ -791,8 +896,24 @@
         </w:tc>
       </w:tr>
       <w:tr>
+        <w:tblPrEx>
+          <w:tblBorders>
+            <w:top w:val="single" w:color="000000" w:sz="2" w:space="0"/>
+            <w:left w:val="single" w:color="000000" w:sz="2" w:space="0"/>
+            <w:bottom w:val="single" w:color="000000" w:sz="2" w:space="0"/>
+            <w:right w:val="single" w:color="000000" w:sz="2" w:space="0"/>
+            <w:insideH w:val="single" w:color="000000" w:sz="2" w:space="0"/>
+            <w:insideV w:val="single" w:color="000000" w:sz="2" w:space="0"/>
+          </w:tblBorders>
+          <w:tblCellMar>
+            <w:top w:w="0" w:type="dxa"/>
+            <w:left w:w="0" w:type="dxa"/>
+            <w:bottom w:w="0" w:type="dxa"/>
+            <w:right w:w="0" w:type="dxa"/>
+          </w:tblCellMar>
+        </w:tblPrEx>
         <w:trPr>
-          <w:trHeight w:val="556"/>
+          <w:trHeight w:val="556" w:hRule="atLeast"/>
         </w:trPr>
         <w:tc>
           <w:tcPr>
@@ -800,7 +921,7 @@
           </w:tcPr>
           <w:p>
             <w:pPr>
-              <w:pStyle w:val="TableText"/>
+              <w:pStyle w:val="27"/>
               <w:widowControl w:val="0"/>
               <w:rPr>
                 <w:rFonts w:hint="eastAsia"/>
@@ -814,7 +935,7 @@
           </w:tcPr>
           <w:p>
             <w:pPr>
-              <w:pStyle w:val="TableText"/>
+              <w:pStyle w:val="27"/>
               <w:widowControl w:val="0"/>
               <w:rPr>
                 <w:rFonts w:hint="eastAsia"/>
@@ -828,7 +949,7 @@
           </w:tcPr>
           <w:p>
             <w:pPr>
-              <w:pStyle w:val="TableText"/>
+              <w:pStyle w:val="27"/>
               <w:widowControl w:val="0"/>
               <w:rPr>
                 <w:rFonts w:hint="eastAsia"/>
@@ -866,7 +987,7 @@
           </w:tcPr>
           <w:p>
             <w:pPr>
-              <w:pStyle w:val="TableText"/>
+              <w:pStyle w:val="27"/>
               <w:widowControl w:val="0"/>
               <w:rPr>
                 <w:rFonts w:hint="eastAsia"/>
@@ -876,8 +997,24 @@
         </w:tc>
       </w:tr>
       <w:tr>
+        <w:tblPrEx>
+          <w:tblBorders>
+            <w:top w:val="single" w:color="000000" w:sz="2" w:space="0"/>
+            <w:left w:val="single" w:color="000000" w:sz="2" w:space="0"/>
+            <w:bottom w:val="single" w:color="000000" w:sz="2" w:space="0"/>
+            <w:right w:val="single" w:color="000000" w:sz="2" w:space="0"/>
+            <w:insideH w:val="single" w:color="000000" w:sz="2" w:space="0"/>
+            <w:insideV w:val="single" w:color="000000" w:sz="2" w:space="0"/>
+          </w:tblBorders>
+          <w:tblCellMar>
+            <w:top w:w="0" w:type="dxa"/>
+            <w:left w:w="0" w:type="dxa"/>
+            <w:bottom w:w="0" w:type="dxa"/>
+            <w:right w:w="0" w:type="dxa"/>
+          </w:tblCellMar>
+        </w:tblPrEx>
         <w:trPr>
-          <w:trHeight w:val="556"/>
+          <w:trHeight w:val="556" w:hRule="atLeast"/>
         </w:trPr>
         <w:tc>
           <w:tcPr>
@@ -885,7 +1022,7 @@
           </w:tcPr>
           <w:p>
             <w:pPr>
-              <w:pStyle w:val="TableText"/>
+              <w:pStyle w:val="27"/>
               <w:widowControl w:val="0"/>
               <w:rPr>
                 <w:rFonts w:hint="eastAsia"/>
@@ -899,7 +1036,7 @@
           </w:tcPr>
           <w:p>
             <w:pPr>
-              <w:pStyle w:val="TableText"/>
+              <w:pStyle w:val="27"/>
               <w:widowControl w:val="0"/>
               <w:rPr>
                 <w:rFonts w:hint="eastAsia"/>
@@ -913,7 +1050,7 @@
           </w:tcPr>
           <w:p>
             <w:pPr>
-              <w:pStyle w:val="TableText"/>
+              <w:pStyle w:val="27"/>
               <w:widowControl w:val="0"/>
               <w:rPr>
                 <w:rFonts w:hint="eastAsia"/>
@@ -951,7 +1088,7 @@
           </w:tcPr>
           <w:p>
             <w:pPr>
-              <w:pStyle w:val="TableText"/>
+              <w:pStyle w:val="27"/>
               <w:widowControl w:val="0"/>
               <w:rPr>
                 <w:rFonts w:hint="eastAsia"/>
@@ -961,8 +1098,24 @@
         </w:tc>
       </w:tr>
       <w:tr>
+        <w:tblPrEx>
+          <w:tblBorders>
+            <w:top w:val="single" w:color="000000" w:sz="2" w:space="0"/>
+            <w:left w:val="single" w:color="000000" w:sz="2" w:space="0"/>
+            <w:bottom w:val="single" w:color="000000" w:sz="2" w:space="0"/>
+            <w:right w:val="single" w:color="000000" w:sz="2" w:space="0"/>
+            <w:insideH w:val="single" w:color="000000" w:sz="2" w:space="0"/>
+            <w:insideV w:val="single" w:color="000000" w:sz="2" w:space="0"/>
+          </w:tblBorders>
+          <w:tblCellMar>
+            <w:top w:w="0" w:type="dxa"/>
+            <w:left w:w="0" w:type="dxa"/>
+            <w:bottom w:w="0" w:type="dxa"/>
+            <w:right w:w="0" w:type="dxa"/>
+          </w:tblCellMar>
+        </w:tblPrEx>
         <w:trPr>
-          <w:trHeight w:val="557"/>
+          <w:trHeight w:val="557" w:hRule="atLeast"/>
         </w:trPr>
         <w:tc>
           <w:tcPr>
@@ -970,7 +1123,7 @@
           </w:tcPr>
           <w:p>
             <w:pPr>
-              <w:pStyle w:val="TableText"/>
+              <w:pStyle w:val="27"/>
               <w:widowControl w:val="0"/>
               <w:rPr>
                 <w:rFonts w:hint="eastAsia"/>
@@ -984,7 +1137,7 @@
           </w:tcPr>
           <w:p>
             <w:pPr>
-              <w:pStyle w:val="TableText"/>
+              <w:pStyle w:val="27"/>
               <w:widowControl w:val="0"/>
               <w:rPr>
                 <w:rFonts w:hint="eastAsia"/>
@@ -998,7 +1151,7 @@
           </w:tcPr>
           <w:p>
             <w:pPr>
-              <w:pStyle w:val="TableText"/>
+              <w:pStyle w:val="27"/>
               <w:widowControl w:val="0"/>
               <w:rPr>
                 <w:rFonts w:hint="eastAsia"/>
@@ -1012,7 +1165,7 @@
           </w:tcPr>
           <w:p>
             <w:pPr>
-              <w:pStyle w:val="TableText"/>
+              <w:pStyle w:val="27"/>
               <w:widowControl w:val="0"/>
               <w:rPr>
                 <w:rFonts w:hint="eastAsia"/>
@@ -1026,7 +1179,7 @@
           </w:tcPr>
           <w:p>
             <w:pPr>
-              <w:pStyle w:val="TableText"/>
+              <w:pStyle w:val="27"/>
               <w:widowControl w:val="0"/>
               <w:rPr>
                 <w:rFonts w:hint="eastAsia"/>
@@ -1040,7 +1193,7 @@
           </w:tcPr>
           <w:p>
             <w:pPr>
-              <w:pStyle w:val="TableText"/>
+              <w:pStyle w:val="27"/>
               <w:widowControl w:val="0"/>
               <w:rPr>
                 <w:rFonts w:hint="eastAsia"/>
@@ -1050,8 +1203,24 @@
         </w:tc>
       </w:tr>
       <w:tr>
+        <w:tblPrEx>
+          <w:tblBorders>
+            <w:top w:val="single" w:color="000000" w:sz="2" w:space="0"/>
+            <w:left w:val="single" w:color="000000" w:sz="2" w:space="0"/>
+            <w:bottom w:val="single" w:color="000000" w:sz="2" w:space="0"/>
+            <w:right w:val="single" w:color="000000" w:sz="2" w:space="0"/>
+            <w:insideH w:val="single" w:color="000000" w:sz="2" w:space="0"/>
+            <w:insideV w:val="single" w:color="000000" w:sz="2" w:space="0"/>
+          </w:tblBorders>
+          <w:tblCellMar>
+            <w:top w:w="0" w:type="dxa"/>
+            <w:left w:w="0" w:type="dxa"/>
+            <w:bottom w:w="0" w:type="dxa"/>
+            <w:right w:w="0" w:type="dxa"/>
+          </w:tblCellMar>
+        </w:tblPrEx>
         <w:trPr>
-          <w:trHeight w:val="556"/>
+          <w:trHeight w:val="556" w:hRule="atLeast"/>
         </w:trPr>
         <w:tc>
           <w:tcPr>
@@ -1059,7 +1228,7 @@
           </w:tcPr>
           <w:p>
             <w:pPr>
-              <w:pStyle w:val="TableText"/>
+              <w:pStyle w:val="27"/>
               <w:widowControl w:val="0"/>
               <w:rPr>
                 <w:rFonts w:hint="eastAsia"/>
@@ -1073,7 +1242,7 @@
           </w:tcPr>
           <w:p>
             <w:pPr>
-              <w:pStyle w:val="TableText"/>
+              <w:pStyle w:val="27"/>
               <w:widowControl w:val="0"/>
               <w:rPr>
                 <w:rFonts w:hint="eastAsia"/>
@@ -1087,7 +1256,7 @@
           </w:tcPr>
           <w:p>
             <w:pPr>
-              <w:pStyle w:val="TableText"/>
+              <w:pStyle w:val="27"/>
               <w:widowControl w:val="0"/>
               <w:rPr>
                 <w:rFonts w:hint="eastAsia"/>
@@ -1101,7 +1270,7 @@
           </w:tcPr>
           <w:p>
             <w:pPr>
-              <w:pStyle w:val="TableText"/>
+              <w:pStyle w:val="27"/>
               <w:widowControl w:val="0"/>
               <w:rPr>
                 <w:rFonts w:hint="eastAsia"/>
@@ -1115,7 +1284,7 @@
           </w:tcPr>
           <w:p>
             <w:pPr>
-              <w:pStyle w:val="TableText"/>
+              <w:pStyle w:val="27"/>
               <w:widowControl w:val="0"/>
               <w:rPr>
                 <w:rFonts w:hint="eastAsia"/>
@@ -1129,7 +1298,7 @@
           </w:tcPr>
           <w:p>
             <w:pPr>
-              <w:pStyle w:val="TableText"/>
+              <w:pStyle w:val="27"/>
               <w:widowControl w:val="0"/>
               <w:rPr>
                 <w:rFonts w:hint="eastAsia"/>
@@ -1139,8 +1308,24 @@
         </w:tc>
       </w:tr>
       <w:tr>
+        <w:tblPrEx>
+          <w:tblBorders>
+            <w:top w:val="single" w:color="000000" w:sz="2" w:space="0"/>
+            <w:left w:val="single" w:color="000000" w:sz="2" w:space="0"/>
+            <w:bottom w:val="single" w:color="000000" w:sz="2" w:space="0"/>
+            <w:right w:val="single" w:color="000000" w:sz="2" w:space="0"/>
+            <w:insideH w:val="single" w:color="000000" w:sz="2" w:space="0"/>
+            <w:insideV w:val="single" w:color="000000" w:sz="2" w:space="0"/>
+          </w:tblBorders>
+          <w:tblCellMar>
+            <w:top w:w="0" w:type="dxa"/>
+            <w:left w:w="0" w:type="dxa"/>
+            <w:bottom w:w="0" w:type="dxa"/>
+            <w:right w:w="0" w:type="dxa"/>
+          </w:tblCellMar>
+        </w:tblPrEx>
         <w:trPr>
-          <w:trHeight w:val="561"/>
+          <w:trHeight w:val="561" w:hRule="atLeast"/>
         </w:trPr>
         <w:tc>
           <w:tcPr>
@@ -1148,7 +1333,7 @@
           </w:tcPr>
           <w:p>
             <w:pPr>
-              <w:pStyle w:val="TableText"/>
+              <w:pStyle w:val="27"/>
               <w:widowControl w:val="0"/>
               <w:rPr>
                 <w:rFonts w:hint="eastAsia"/>
@@ -1162,7 +1347,7 @@
           </w:tcPr>
           <w:p>
             <w:pPr>
-              <w:pStyle w:val="TableText"/>
+              <w:pStyle w:val="27"/>
               <w:widowControl w:val="0"/>
               <w:rPr>
                 <w:rFonts w:hint="eastAsia"/>
@@ -1176,7 +1361,7 @@
           </w:tcPr>
           <w:p>
             <w:pPr>
-              <w:pStyle w:val="TableText"/>
+              <w:pStyle w:val="27"/>
               <w:widowControl w:val="0"/>
               <w:rPr>
                 <w:rFonts w:hint="eastAsia"/>
@@ -1190,7 +1375,7 @@
           </w:tcPr>
           <w:p>
             <w:pPr>
-              <w:pStyle w:val="TableText"/>
+              <w:pStyle w:val="27"/>
               <w:widowControl w:val="0"/>
               <w:rPr>
                 <w:rFonts w:hint="eastAsia"/>
@@ -1204,7 +1389,7 @@
           </w:tcPr>
           <w:p>
             <w:pPr>
-              <w:pStyle w:val="TableText"/>
+              <w:pStyle w:val="27"/>
               <w:widowControl w:val="0"/>
               <w:rPr>
                 <w:rFonts w:hint="eastAsia"/>
@@ -1218,7 +1403,7 @@
           </w:tcPr>
           <w:p>
             <w:pPr>
-              <w:pStyle w:val="TableText"/>
+              <w:pStyle w:val="27"/>
               <w:widowControl w:val="0"/>
               <w:rPr>
                 <w:rFonts w:hint="eastAsia"/>
@@ -1239,7 +1424,7 @@
     <w:sdt>
       <w:sdtPr>
         <w:rPr>
-          <w:rFonts w:ascii="宋体" w:eastAsia="宋体" w:hAnsi="宋体"/>
+          <w:rFonts w:ascii="宋体" w:hAnsi="宋体" w:eastAsia="宋体"/>
         </w:rPr>
         <w:id w:val="147468666"/>
         <w:docPartObj>
@@ -1249,7 +1434,7 @@
       </w:sdtPr>
       <w:sdtEndPr>
         <w:rPr>
-          <w:rFonts w:cs="宋体" w:hint="eastAsia"/>
+          <w:rFonts w:hint="eastAsia" w:ascii="宋体" w:hAnsi="宋体" w:eastAsia="宋体" w:cs="宋体"/>
           <w:sz w:val="24"/>
           <w:szCs w:val="24"/>
         </w:rPr>
@@ -1260,14 +1445,14 @@
             <w:widowControl w:val="0"/>
             <w:jc w:val="center"/>
             <w:rPr>
-              <w:rFonts w:ascii="宋体" w:eastAsia="宋体" w:hAnsi="宋体" w:cs="宋体" w:hint="eastAsia"/>
+              <w:rFonts w:hint="eastAsia" w:ascii="宋体" w:hAnsi="宋体" w:eastAsia="宋体" w:cs="宋体"/>
               <w:sz w:val="24"/>
               <w:szCs w:val="24"/>
             </w:rPr>
           </w:pPr>
           <w:r>
             <w:rPr>
-              <w:rFonts w:ascii="宋体" w:eastAsia="宋体" w:hAnsi="宋体" w:cs="宋体" w:hint="eastAsia"/>
+              <w:rFonts w:hint="eastAsia" w:ascii="宋体" w:hAnsi="宋体" w:eastAsia="宋体" w:cs="宋体"/>
               <w:sz w:val="24"/>
               <w:szCs w:val="24"/>
             </w:rPr>
@@ -1276,571 +1461,1037 @@
         </w:p>
         <w:p>
           <w:pPr>
-            <w:pStyle w:val="TOC1"/>
-            <w:widowControl w:val="0"/>
+            <w:pStyle w:val="16"/>
             <w:tabs>
               <w:tab w:val="right" w:leader="dot" w:pos="8306"/>
             </w:tabs>
           </w:pPr>
           <w:r>
             <w:rPr>
-              <w:rFonts w:ascii="宋体" w:eastAsia="宋体" w:hAnsi="宋体" w:cs="宋体" w:hint="eastAsia"/>
+              <w:rFonts w:hint="eastAsia" w:ascii="宋体" w:hAnsi="宋体" w:eastAsia="宋体" w:cs="宋体"/>
               <w:szCs w:val="24"/>
             </w:rPr>
             <w:fldChar w:fldCharType="begin"/>
           </w:r>
           <w:r>
             <w:rPr>
-              <w:rFonts w:ascii="宋体" w:eastAsia="宋体" w:hAnsi="宋体" w:cs="宋体" w:hint="eastAsia"/>
+              <w:rFonts w:hint="eastAsia" w:ascii="宋体" w:hAnsi="宋体" w:eastAsia="宋体" w:cs="宋体"/>
               <w:szCs w:val="24"/>
             </w:rPr>
             <w:instrText xml:space="preserve">TOC \o "1-3" \h \u </w:instrText>
           </w:r>
           <w:r>
             <w:rPr>
-              <w:rFonts w:ascii="宋体" w:eastAsia="宋体" w:hAnsi="宋体" w:cs="宋体" w:hint="eastAsia"/>
+              <w:rFonts w:hint="eastAsia" w:ascii="宋体" w:hAnsi="宋体" w:eastAsia="宋体" w:cs="宋体"/>
               <w:szCs w:val="24"/>
             </w:rPr>
             <w:fldChar w:fldCharType="separate"/>
           </w:r>
-          <w:hyperlink w:anchor="_Toc18978" w:history="1">
-            <w:r>
-              <w:rPr>
-                <w:rFonts w:hint="eastAsia"/>
-                <w:lang w:eastAsia="zh-CN"/>
-              </w:rPr>
-              <w:t>陕西益利德软件科技有限公司</w:t>
-            </w:r>
-            <w:r>
-              <w:tab/>
-            </w:r>
-            <w:r>
-              <w:fldChar w:fldCharType="begin"/>
-            </w:r>
-            <w:r>
-              <w:instrText xml:space="preserve"> PAGEREF _Toc18978 \h </w:instrText>
-            </w:r>
-            <w:r>
-              <w:fldChar w:fldCharType="separate"/>
-            </w:r>
-            <w:r>
-              <w:t>1</w:t>
-            </w:r>
-            <w:r>
-              <w:fldChar w:fldCharType="end"/>
-            </w:r>
-          </w:hyperlink>
+          <w:r>
+            <w:rPr>
+              <w:rFonts w:hint="eastAsia" w:ascii="宋体" w:hAnsi="宋体" w:eastAsia="宋体" w:cs="宋体"/>
+              <w:szCs w:val="24"/>
+            </w:rPr>
+            <w:fldChar w:fldCharType="begin"/>
+          </w:r>
+          <w:r>
+            <w:rPr>
+              <w:rFonts w:hint="eastAsia" w:ascii="宋体" w:hAnsi="宋体" w:eastAsia="宋体" w:cs="宋体"/>
+              <w:szCs w:val="24"/>
+            </w:rPr>
+            <w:instrText xml:space="preserve"> HYPERLINK \l _Toc28659 </w:instrText>
+          </w:r>
+          <w:r>
+            <w:rPr>
+              <w:rFonts w:hint="eastAsia" w:ascii="宋体" w:hAnsi="宋体" w:eastAsia="宋体" w:cs="宋体"/>
+              <w:szCs w:val="24"/>
+            </w:rPr>
+            <w:fldChar w:fldCharType="separate"/>
+          </w:r>
+          <w:r>
+            <w:rPr>
+              <w:lang w:eastAsia="zh-CN"/>
+            </w:rPr>
+            <w:t>陕西益利德软件科技有限公司</w:t>
+          </w:r>
+          <w:r>
+            <w:tab/>
+          </w:r>
+          <w:r>
+            <w:fldChar w:fldCharType="begin"/>
+          </w:r>
+          <w:r>
+            <w:instrText xml:space="preserve"> PAGEREF _Toc28659 \h </w:instrText>
+          </w:r>
+          <w:r>
+            <w:fldChar w:fldCharType="separate"/>
+          </w:r>
+          <w:r>
+            <w:t>1</w:t>
+          </w:r>
+          <w:r>
+            <w:fldChar w:fldCharType="end"/>
+          </w:r>
+          <w:r>
+            <w:rPr>
+              <w:rFonts w:hint="eastAsia" w:ascii="宋体" w:hAnsi="宋体" w:eastAsia="宋体" w:cs="宋体"/>
+              <w:szCs w:val="24"/>
+            </w:rPr>
+            <w:fldChar w:fldCharType="end"/>
+          </w:r>
         </w:p>
         <w:p>
           <w:pPr>
-            <w:pStyle w:val="TOC1"/>
-            <w:widowControl w:val="0"/>
+            <w:pStyle w:val="16"/>
             <w:tabs>
               <w:tab w:val="right" w:leader="dot" w:pos="8306"/>
             </w:tabs>
           </w:pPr>
-          <w:hyperlink w:anchor="_Toc16863" w:history="1">
-            <w:r>
-              <w:rPr>
-                <w:rFonts w:hint="eastAsia"/>
-                <w:lang w:eastAsia="zh-CN"/>
-              </w:rPr>
-              <w:t>2025</w:t>
-            </w:r>
-            <w:r>
-              <w:rPr>
-                <w:rFonts w:hint="eastAsia"/>
-                <w:lang w:eastAsia="zh-CN"/>
-              </w:rPr>
-              <w:t>年运维研发规划</w:t>
-            </w:r>
-            <w:r>
-              <w:tab/>
-            </w:r>
-            <w:r>
-              <w:fldChar w:fldCharType="begin"/>
-            </w:r>
-            <w:r>
-              <w:instrText xml:space="preserve"> PAGEREF _Toc16863 \h </w:instrText>
-            </w:r>
-            <w:r>
-              <w:fldChar w:fldCharType="separate"/>
-            </w:r>
-            <w:r>
-              <w:t>1</w:t>
-            </w:r>
-            <w:r>
-              <w:fldChar w:fldCharType="end"/>
-            </w:r>
-          </w:hyperlink>
+          <w:r>
+            <w:rPr>
+              <w:rFonts w:hint="eastAsia" w:ascii="宋体" w:hAnsi="宋体" w:eastAsia="宋体" w:cs="宋体"/>
+              <w:szCs w:val="24"/>
+            </w:rPr>
+            <w:fldChar w:fldCharType="begin"/>
+          </w:r>
+          <w:r>
+            <w:rPr>
+              <w:rFonts w:hint="eastAsia" w:ascii="宋体" w:hAnsi="宋体" w:eastAsia="宋体" w:cs="宋体"/>
+              <w:szCs w:val="24"/>
+            </w:rPr>
+            <w:instrText xml:space="preserve"> HYPERLINK \l _Toc24390 </w:instrText>
+          </w:r>
+          <w:r>
+            <w:rPr>
+              <w:rFonts w:hint="eastAsia" w:ascii="宋体" w:hAnsi="宋体" w:eastAsia="宋体" w:cs="宋体"/>
+              <w:szCs w:val="24"/>
+            </w:rPr>
+            <w:fldChar w:fldCharType="separate"/>
+          </w:r>
+          <w:r>
+            <w:rPr>
+              <w:rFonts w:hint="eastAsia"/>
+              <w:lang w:eastAsia="zh-CN"/>
+            </w:rPr>
+            <w:t>运维研发规划</w:t>
+          </w:r>
+          <w:r>
+            <w:tab/>
+          </w:r>
+          <w:r>
+            <w:fldChar w:fldCharType="begin"/>
+          </w:r>
+          <w:r>
+            <w:instrText xml:space="preserve"> PAGEREF _Toc24390 \h </w:instrText>
+          </w:r>
+          <w:r>
+            <w:fldChar w:fldCharType="separate"/>
+          </w:r>
+          <w:r>
+            <w:t>1</w:t>
+          </w:r>
+          <w:r>
+            <w:fldChar w:fldCharType="end"/>
+          </w:r>
+          <w:r>
+            <w:rPr>
+              <w:rFonts w:hint="eastAsia" w:ascii="宋体" w:hAnsi="宋体" w:eastAsia="宋体" w:cs="宋体"/>
+              <w:szCs w:val="24"/>
+            </w:rPr>
+            <w:fldChar w:fldCharType="end"/>
+          </w:r>
         </w:p>
         <w:p>
           <w:pPr>
-            <w:pStyle w:val="TOC1"/>
-            <w:widowControl w:val="0"/>
+            <w:pStyle w:val="16"/>
             <w:tabs>
               <w:tab w:val="right" w:leader="dot" w:pos="8306"/>
             </w:tabs>
           </w:pPr>
-          <w:hyperlink w:anchor="_Toc11470" w:history="1">
-            <w:r>
-              <w:t xml:space="preserve">1. </w:t>
-            </w:r>
-            <w:r>
-              <w:t>目的</w:t>
-            </w:r>
-            <w:r>
-              <w:tab/>
-            </w:r>
-            <w:r>
-              <w:fldChar w:fldCharType="begin"/>
-            </w:r>
-            <w:r>
-              <w:instrText xml:space="preserve"> PAGEREF _Toc11470 \h </w:instrText>
-            </w:r>
-            <w:r>
-              <w:fldChar w:fldCharType="separate"/>
-            </w:r>
-            <w:r>
-              <w:t>4</w:t>
-            </w:r>
-            <w:r>
-              <w:fldChar w:fldCharType="end"/>
-            </w:r>
-          </w:hyperlink>
+          <w:r>
+            <w:rPr>
+              <w:rFonts w:hint="eastAsia" w:ascii="宋体" w:hAnsi="宋体" w:eastAsia="宋体" w:cs="宋体"/>
+              <w:szCs w:val="24"/>
+            </w:rPr>
+            <w:fldChar w:fldCharType="begin"/>
+          </w:r>
+          <w:r>
+            <w:rPr>
+              <w:rFonts w:hint="eastAsia" w:ascii="宋体" w:hAnsi="宋体" w:eastAsia="宋体" w:cs="宋体"/>
+              <w:szCs w:val="24"/>
+            </w:rPr>
+            <w:instrText xml:space="preserve"> HYPERLINK \l _Toc8794 </w:instrText>
+          </w:r>
+          <w:r>
+            <w:rPr>
+              <w:rFonts w:hint="eastAsia" w:ascii="宋体" w:hAnsi="宋体" w:eastAsia="宋体" w:cs="宋体"/>
+              <w:szCs w:val="24"/>
+            </w:rPr>
+            <w:fldChar w:fldCharType="separate"/>
+          </w:r>
+          <w:r>
+            <w:rPr>
+              <w:rFonts w:hint="default"/>
+            </w:rPr>
+            <w:t xml:space="preserve">1. </w:t>
+          </w:r>
+          <w:r>
+            <w:t>目的</w:t>
+          </w:r>
+          <w:r>
+            <w:tab/>
+          </w:r>
+          <w:r>
+            <w:fldChar w:fldCharType="begin"/>
+          </w:r>
+          <w:r>
+            <w:instrText xml:space="preserve"> PAGEREF _Toc8794 \h </w:instrText>
+          </w:r>
+          <w:r>
+            <w:fldChar w:fldCharType="separate"/>
+          </w:r>
+          <w:r>
+            <w:t>4</w:t>
+          </w:r>
+          <w:r>
+            <w:fldChar w:fldCharType="end"/>
+          </w:r>
+          <w:r>
+            <w:rPr>
+              <w:rFonts w:hint="eastAsia" w:ascii="宋体" w:hAnsi="宋体" w:eastAsia="宋体" w:cs="宋体"/>
+              <w:szCs w:val="24"/>
+            </w:rPr>
+            <w:fldChar w:fldCharType="end"/>
+          </w:r>
         </w:p>
         <w:p>
           <w:pPr>
-            <w:pStyle w:val="TOC1"/>
-            <w:widowControl w:val="0"/>
+            <w:pStyle w:val="16"/>
             <w:tabs>
               <w:tab w:val="right" w:leader="dot" w:pos="8306"/>
             </w:tabs>
           </w:pPr>
-          <w:hyperlink w:anchor="_Toc20220" w:history="1">
-            <w:r>
-              <w:rPr>
-                <w:lang w:eastAsia="zh-CN"/>
-              </w:rPr>
-              <w:t xml:space="preserve">2. </w:t>
-            </w:r>
-            <w:r>
-              <w:rPr>
-                <w:rFonts w:hint="eastAsia"/>
-                <w:lang w:eastAsia="zh-CN"/>
-              </w:rPr>
-              <w:t>原则</w:t>
-            </w:r>
-            <w:r>
-              <w:tab/>
-            </w:r>
-            <w:r>
-              <w:fldChar w:fldCharType="begin"/>
-            </w:r>
-            <w:r>
-              <w:instrText xml:space="preserve"> PAGEREF _Toc20220 \h </w:instrText>
-            </w:r>
-            <w:r>
-              <w:fldChar w:fldCharType="separate"/>
-            </w:r>
-            <w:r>
-              <w:t>4</w:t>
-            </w:r>
-            <w:r>
-              <w:fldChar w:fldCharType="end"/>
-            </w:r>
-          </w:hyperlink>
+          <w:r>
+            <w:rPr>
+              <w:rFonts w:hint="eastAsia" w:ascii="宋体" w:hAnsi="宋体" w:eastAsia="宋体" w:cs="宋体"/>
+              <w:szCs w:val="24"/>
+            </w:rPr>
+            <w:fldChar w:fldCharType="begin"/>
+          </w:r>
+          <w:r>
+            <w:rPr>
+              <w:rFonts w:hint="eastAsia" w:ascii="宋体" w:hAnsi="宋体" w:eastAsia="宋体" w:cs="宋体"/>
+              <w:szCs w:val="24"/>
+            </w:rPr>
+            <w:instrText xml:space="preserve"> HYPERLINK \l _Toc22051 </w:instrText>
+          </w:r>
+          <w:r>
+            <w:rPr>
+              <w:rFonts w:hint="eastAsia" w:ascii="宋体" w:hAnsi="宋体" w:eastAsia="宋体" w:cs="宋体"/>
+              <w:szCs w:val="24"/>
+            </w:rPr>
+            <w:fldChar w:fldCharType="separate"/>
+          </w:r>
+          <w:r>
+            <w:rPr>
+              <w:rFonts w:hint="default"/>
+              <w:lang w:eastAsia="zh-CN"/>
+            </w:rPr>
+            <w:t xml:space="preserve">2. </w:t>
+          </w:r>
+          <w:r>
+            <w:rPr>
+              <w:rFonts w:hint="eastAsia"/>
+              <w:lang w:eastAsia="zh-CN"/>
+            </w:rPr>
+            <w:t>原则</w:t>
+          </w:r>
+          <w:r>
+            <w:tab/>
+          </w:r>
+          <w:r>
+            <w:fldChar w:fldCharType="begin"/>
+          </w:r>
+          <w:r>
+            <w:instrText xml:space="preserve"> PAGEREF _Toc22051 \h </w:instrText>
+          </w:r>
+          <w:r>
+            <w:fldChar w:fldCharType="separate"/>
+          </w:r>
+          <w:r>
+            <w:t>4</w:t>
+          </w:r>
+          <w:r>
+            <w:fldChar w:fldCharType="end"/>
+          </w:r>
+          <w:r>
+            <w:rPr>
+              <w:rFonts w:hint="eastAsia" w:ascii="宋体" w:hAnsi="宋体" w:eastAsia="宋体" w:cs="宋体"/>
+              <w:szCs w:val="24"/>
+            </w:rPr>
+            <w:fldChar w:fldCharType="end"/>
+          </w:r>
         </w:p>
         <w:p>
           <w:pPr>
-            <w:pStyle w:val="TOC1"/>
-            <w:widowControl w:val="0"/>
+            <w:pStyle w:val="16"/>
             <w:tabs>
               <w:tab w:val="right" w:leader="dot" w:pos="8306"/>
             </w:tabs>
           </w:pPr>
-          <w:hyperlink w:anchor="_Toc29493" w:history="1">
-            <w:r>
-              <w:rPr>
-                <w:lang w:eastAsia="zh-CN"/>
-              </w:rPr>
-              <w:t xml:space="preserve">3. </w:t>
-            </w:r>
-            <w:r>
-              <w:rPr>
-                <w:rFonts w:hint="eastAsia"/>
-                <w:lang w:eastAsia="zh-CN"/>
-              </w:rPr>
-              <w:t>运维工具研发计划</w:t>
-            </w:r>
-            <w:r>
-              <w:tab/>
-            </w:r>
-            <w:r>
-              <w:fldChar w:fldCharType="begin"/>
-            </w:r>
-            <w:r>
-              <w:instrText xml:space="preserve"> PAGEREF _Toc29493 \h </w:instrText>
-            </w:r>
-            <w:r>
-              <w:fldChar w:fldCharType="separate"/>
-            </w:r>
-            <w:r>
-              <w:t>4</w:t>
-            </w:r>
-            <w:r>
-              <w:fldChar w:fldCharType="end"/>
-            </w:r>
-          </w:hyperlink>
+          <w:r>
+            <w:rPr>
+              <w:rFonts w:hint="eastAsia" w:ascii="宋体" w:hAnsi="宋体" w:eastAsia="宋体" w:cs="宋体"/>
+              <w:szCs w:val="24"/>
+            </w:rPr>
+            <w:fldChar w:fldCharType="begin"/>
+          </w:r>
+          <w:r>
+            <w:rPr>
+              <w:rFonts w:hint="eastAsia" w:ascii="宋体" w:hAnsi="宋体" w:eastAsia="宋体" w:cs="宋体"/>
+              <w:szCs w:val="24"/>
+            </w:rPr>
+            <w:instrText xml:space="preserve"> HYPERLINK \l _Toc29480 </w:instrText>
+          </w:r>
+          <w:r>
+            <w:rPr>
+              <w:rFonts w:hint="eastAsia" w:ascii="宋体" w:hAnsi="宋体" w:eastAsia="宋体" w:cs="宋体"/>
+              <w:szCs w:val="24"/>
+            </w:rPr>
+            <w:fldChar w:fldCharType="separate"/>
+          </w:r>
+          <w:r>
+            <w:rPr>
+              <w:rFonts w:hint="default"/>
+              <w:lang w:eastAsia="zh-CN"/>
+            </w:rPr>
+            <w:t xml:space="preserve">3. </w:t>
+          </w:r>
+          <w:r>
+            <w:rPr>
+              <w:rFonts w:hint="eastAsia"/>
+              <w:lang w:eastAsia="zh-CN"/>
+            </w:rPr>
+            <w:t>研发背景</w:t>
+          </w:r>
+          <w:r>
+            <w:tab/>
+          </w:r>
+          <w:r>
+            <w:fldChar w:fldCharType="begin"/>
+          </w:r>
+          <w:r>
+            <w:instrText xml:space="preserve"> PAGEREF _Toc29480 \h </w:instrText>
+          </w:r>
+          <w:r>
+            <w:fldChar w:fldCharType="separate"/>
+          </w:r>
+          <w:r>
+            <w:t>4</w:t>
+          </w:r>
+          <w:r>
+            <w:fldChar w:fldCharType="end"/>
+          </w:r>
+          <w:r>
+            <w:rPr>
+              <w:rFonts w:hint="eastAsia" w:ascii="宋体" w:hAnsi="宋体" w:eastAsia="宋体" w:cs="宋体"/>
+              <w:szCs w:val="24"/>
+            </w:rPr>
+            <w:fldChar w:fldCharType="end"/>
+          </w:r>
         </w:p>
         <w:p>
           <w:pPr>
-            <w:pStyle w:val="TOC2"/>
-            <w:widowControl w:val="0"/>
+            <w:pStyle w:val="16"/>
             <w:tabs>
               <w:tab w:val="right" w:leader="dot" w:pos="8306"/>
             </w:tabs>
           </w:pPr>
-          <w:hyperlink w:anchor="_Toc2861" w:history="1">
-            <w:r>
-              <w:rPr>
-                <w:lang w:eastAsia="zh-CN"/>
-              </w:rPr>
-              <w:t xml:space="preserve">3.1. </w:t>
-            </w:r>
-            <w:r>
-              <w:rPr>
-                <w:rFonts w:hint="eastAsia"/>
-                <w:lang w:eastAsia="zh-CN"/>
-              </w:rPr>
-              <w:t>研发内容</w:t>
-            </w:r>
-            <w:r>
-              <w:tab/>
-            </w:r>
-            <w:r>
-              <w:fldChar w:fldCharType="begin"/>
-            </w:r>
-            <w:r>
-              <w:instrText xml:space="preserve"> PAGEREF _Toc2861 \h </w:instrText>
-            </w:r>
-            <w:r>
-              <w:fldChar w:fldCharType="separate"/>
-            </w:r>
-            <w:r>
-              <w:t>4</w:t>
-            </w:r>
-            <w:r>
-              <w:fldChar w:fldCharType="end"/>
-            </w:r>
-          </w:hyperlink>
+          <w:r>
+            <w:rPr>
+              <w:rFonts w:hint="eastAsia" w:ascii="宋体" w:hAnsi="宋体" w:eastAsia="宋体" w:cs="宋体"/>
+              <w:szCs w:val="24"/>
+            </w:rPr>
+            <w:fldChar w:fldCharType="begin"/>
+          </w:r>
+          <w:r>
+            <w:rPr>
+              <w:rFonts w:hint="eastAsia" w:ascii="宋体" w:hAnsi="宋体" w:eastAsia="宋体" w:cs="宋体"/>
+              <w:szCs w:val="24"/>
+            </w:rPr>
+            <w:instrText xml:space="preserve"> HYPERLINK \l _Toc9385 </w:instrText>
+          </w:r>
+          <w:r>
+            <w:rPr>
+              <w:rFonts w:hint="eastAsia" w:ascii="宋体" w:hAnsi="宋体" w:eastAsia="宋体" w:cs="宋体"/>
+              <w:szCs w:val="24"/>
+            </w:rPr>
+            <w:fldChar w:fldCharType="separate"/>
+          </w:r>
+          <w:r>
+            <w:rPr>
+              <w:rFonts w:hint="default"/>
+              <w:lang w:eastAsia="zh-CN"/>
+            </w:rPr>
+            <w:t xml:space="preserve">4. </w:t>
+          </w:r>
+          <w:r>
+            <w:rPr>
+              <w:rFonts w:hint="eastAsia"/>
+              <w:lang w:eastAsia="zh-CN"/>
+            </w:rPr>
+            <w:t>运维工具研发计划</w:t>
+          </w:r>
+          <w:r>
+            <w:tab/>
+          </w:r>
+          <w:r>
+            <w:fldChar w:fldCharType="begin"/>
+          </w:r>
+          <w:r>
+            <w:instrText xml:space="preserve"> PAGEREF _Toc9385 \h </w:instrText>
+          </w:r>
+          <w:r>
+            <w:fldChar w:fldCharType="separate"/>
+          </w:r>
+          <w:r>
+            <w:t>4</w:t>
+          </w:r>
+          <w:r>
+            <w:fldChar w:fldCharType="end"/>
+          </w:r>
+          <w:r>
+            <w:rPr>
+              <w:rFonts w:hint="eastAsia" w:ascii="宋体" w:hAnsi="宋体" w:eastAsia="宋体" w:cs="宋体"/>
+              <w:szCs w:val="24"/>
+            </w:rPr>
+            <w:fldChar w:fldCharType="end"/>
+          </w:r>
         </w:p>
         <w:p>
           <w:pPr>
-            <w:pStyle w:val="TOC2"/>
-            <w:widowControl w:val="0"/>
+            <w:pStyle w:val="17"/>
             <w:tabs>
               <w:tab w:val="right" w:leader="dot" w:pos="8306"/>
             </w:tabs>
           </w:pPr>
-          <w:hyperlink w:anchor="_Toc1677" w:history="1">
-            <w:r>
-              <w:rPr>
-                <w:lang w:eastAsia="zh-CN"/>
-              </w:rPr>
-              <w:t xml:space="preserve">3.2. </w:t>
-            </w:r>
-            <w:r>
-              <w:rPr>
-                <w:rFonts w:hint="eastAsia"/>
-                <w:lang w:eastAsia="zh-CN"/>
-              </w:rPr>
-              <w:t>研发进度</w:t>
-            </w:r>
-            <w:r>
-              <w:tab/>
-            </w:r>
-            <w:r>
-              <w:fldChar w:fldCharType="begin"/>
-            </w:r>
-            <w:r>
-              <w:instrText xml:space="preserve"> PAGEREF _Toc1677 \h </w:instrText>
-            </w:r>
-            <w:r>
-              <w:fldChar w:fldCharType="separate"/>
-            </w:r>
-            <w:r>
-              <w:t>4</w:t>
-            </w:r>
-            <w:r>
-              <w:fldChar w:fldCharType="end"/>
-            </w:r>
-          </w:hyperlink>
+          <w:r>
+            <w:rPr>
+              <w:rFonts w:hint="eastAsia" w:ascii="宋体" w:hAnsi="宋体" w:eastAsia="宋体" w:cs="宋体"/>
+              <w:szCs w:val="24"/>
+            </w:rPr>
+            <w:fldChar w:fldCharType="begin"/>
+          </w:r>
+          <w:r>
+            <w:rPr>
+              <w:rFonts w:hint="eastAsia" w:ascii="宋体" w:hAnsi="宋体" w:eastAsia="宋体" w:cs="宋体"/>
+              <w:szCs w:val="24"/>
+            </w:rPr>
+            <w:instrText xml:space="preserve"> HYPERLINK \l _Toc8557 </w:instrText>
+          </w:r>
+          <w:r>
+            <w:rPr>
+              <w:rFonts w:hint="eastAsia" w:ascii="宋体" w:hAnsi="宋体" w:eastAsia="宋体" w:cs="宋体"/>
+              <w:szCs w:val="24"/>
+            </w:rPr>
+            <w:fldChar w:fldCharType="separate"/>
+          </w:r>
+          <w:r>
+            <w:rPr>
+              <w:rFonts w:hint="default"/>
+              <w:lang w:eastAsia="zh-CN"/>
+            </w:rPr>
+            <w:t xml:space="preserve">4.1. </w:t>
+          </w:r>
+          <w:r>
+            <w:rPr>
+              <w:rFonts w:hint="eastAsia"/>
+              <w:lang w:eastAsia="zh-CN"/>
+            </w:rPr>
+            <w:t>运维工具使用现状</w:t>
+          </w:r>
+          <w:r>
+            <w:tab/>
+          </w:r>
+          <w:r>
+            <w:fldChar w:fldCharType="begin"/>
+          </w:r>
+          <w:r>
+            <w:instrText xml:space="preserve"> PAGEREF _Toc8557 \h </w:instrText>
+          </w:r>
+          <w:r>
+            <w:fldChar w:fldCharType="separate"/>
+          </w:r>
+          <w:r>
+            <w:t>4</w:t>
+          </w:r>
+          <w:r>
+            <w:fldChar w:fldCharType="end"/>
+          </w:r>
+          <w:r>
+            <w:rPr>
+              <w:rFonts w:hint="eastAsia" w:ascii="宋体" w:hAnsi="宋体" w:eastAsia="宋体" w:cs="宋体"/>
+              <w:szCs w:val="24"/>
+            </w:rPr>
+            <w:fldChar w:fldCharType="end"/>
+          </w:r>
         </w:p>
         <w:p>
           <w:pPr>
-            <w:pStyle w:val="TOC2"/>
-            <w:widowControl w:val="0"/>
+            <w:pStyle w:val="17"/>
             <w:tabs>
               <w:tab w:val="right" w:leader="dot" w:pos="8306"/>
             </w:tabs>
           </w:pPr>
-          <w:hyperlink w:anchor="_Toc5892" w:history="1">
-            <w:r>
-              <w:rPr>
-                <w:lang w:eastAsia="zh-CN"/>
-              </w:rPr>
-              <w:t xml:space="preserve">3.3. </w:t>
-            </w:r>
-            <w:r>
-              <w:rPr>
-                <w:rFonts w:hint="eastAsia"/>
-                <w:lang w:eastAsia="zh-CN"/>
-              </w:rPr>
-              <w:t>研发资源支撑</w:t>
-            </w:r>
-            <w:r>
-              <w:tab/>
-            </w:r>
-            <w:r>
-              <w:fldChar w:fldCharType="begin"/>
-            </w:r>
-            <w:r>
-              <w:instrText xml:space="preserve"> PAGEREF _Toc5892 \h </w:instrText>
-            </w:r>
-            <w:r>
-              <w:fldChar w:fldCharType="separate"/>
-            </w:r>
-            <w:r>
-              <w:t>5</w:t>
-            </w:r>
-            <w:r>
-              <w:fldChar w:fldCharType="end"/>
-            </w:r>
-          </w:hyperlink>
+          <w:r>
+            <w:rPr>
+              <w:rFonts w:hint="eastAsia" w:ascii="宋体" w:hAnsi="宋体" w:eastAsia="宋体" w:cs="宋体"/>
+              <w:szCs w:val="24"/>
+            </w:rPr>
+            <w:fldChar w:fldCharType="begin"/>
+          </w:r>
+          <w:r>
+            <w:rPr>
+              <w:rFonts w:hint="eastAsia" w:ascii="宋体" w:hAnsi="宋体" w:eastAsia="宋体" w:cs="宋体"/>
+              <w:szCs w:val="24"/>
+            </w:rPr>
+            <w:instrText xml:space="preserve"> HYPERLINK \l _Toc13950 </w:instrText>
+          </w:r>
+          <w:r>
+            <w:rPr>
+              <w:rFonts w:hint="eastAsia" w:ascii="宋体" w:hAnsi="宋体" w:eastAsia="宋体" w:cs="宋体"/>
+              <w:szCs w:val="24"/>
+            </w:rPr>
+            <w:fldChar w:fldCharType="separate"/>
+          </w:r>
+          <w:r>
+            <w:rPr>
+              <w:rFonts w:hint="default"/>
+              <w:lang w:eastAsia="zh-CN"/>
+            </w:rPr>
+            <w:t xml:space="preserve">4.2. </w:t>
+          </w:r>
+          <w:r>
+            <w:rPr>
+              <w:rFonts w:hint="eastAsia"/>
+              <w:lang w:eastAsia="zh-CN"/>
+            </w:rPr>
+            <w:t>研发内容</w:t>
+          </w:r>
+          <w:r>
+            <w:tab/>
+          </w:r>
+          <w:r>
+            <w:fldChar w:fldCharType="begin"/>
+          </w:r>
+          <w:r>
+            <w:instrText xml:space="preserve"> PAGEREF _Toc13950 \h </w:instrText>
+          </w:r>
+          <w:r>
+            <w:fldChar w:fldCharType="separate"/>
+          </w:r>
+          <w:r>
+            <w:t>5</w:t>
+          </w:r>
+          <w:r>
+            <w:fldChar w:fldCharType="end"/>
+          </w:r>
+          <w:r>
+            <w:rPr>
+              <w:rFonts w:hint="eastAsia" w:ascii="宋体" w:hAnsi="宋体" w:eastAsia="宋体" w:cs="宋体"/>
+              <w:szCs w:val="24"/>
+            </w:rPr>
+            <w:fldChar w:fldCharType="end"/>
+          </w:r>
         </w:p>
         <w:p>
           <w:pPr>
-            <w:pStyle w:val="TOC3"/>
-            <w:widowControl w:val="0"/>
+            <w:pStyle w:val="17"/>
             <w:tabs>
               <w:tab w:val="right" w:leader="dot" w:pos="8306"/>
             </w:tabs>
           </w:pPr>
-          <w:hyperlink w:anchor="_Toc14474" w:history="1">
-            <w:r>
-              <w:rPr>
-                <w:lang w:eastAsia="zh-CN"/>
-              </w:rPr>
-              <w:t xml:space="preserve">3.3.1. </w:t>
-            </w:r>
-            <w:r>
-              <w:rPr>
-                <w:rFonts w:hint="eastAsia"/>
-                <w:lang w:eastAsia="zh-CN"/>
-              </w:rPr>
-              <w:t>人员支撑</w:t>
-            </w:r>
-            <w:r>
-              <w:tab/>
-            </w:r>
-            <w:r>
-              <w:fldChar w:fldCharType="begin"/>
-            </w:r>
-            <w:r>
-              <w:instrText xml:space="preserve"> PAGEREF _Toc14474 \h </w:instrText>
-            </w:r>
-            <w:r>
-              <w:fldChar w:fldCharType="separate"/>
-            </w:r>
-            <w:r>
-              <w:t>5</w:t>
-            </w:r>
-            <w:r>
-              <w:fldChar w:fldCharType="end"/>
-            </w:r>
-          </w:hyperlink>
+          <w:r>
+            <w:rPr>
+              <w:rFonts w:hint="eastAsia" w:ascii="宋体" w:hAnsi="宋体" w:eastAsia="宋体" w:cs="宋体"/>
+              <w:szCs w:val="24"/>
+            </w:rPr>
+            <w:fldChar w:fldCharType="begin"/>
+          </w:r>
+          <w:r>
+            <w:rPr>
+              <w:rFonts w:hint="eastAsia" w:ascii="宋体" w:hAnsi="宋体" w:eastAsia="宋体" w:cs="宋体"/>
+              <w:szCs w:val="24"/>
+            </w:rPr>
+            <w:instrText xml:space="preserve"> HYPERLINK \l _Toc22432 </w:instrText>
+          </w:r>
+          <w:r>
+            <w:rPr>
+              <w:rFonts w:hint="eastAsia" w:ascii="宋体" w:hAnsi="宋体" w:eastAsia="宋体" w:cs="宋体"/>
+              <w:szCs w:val="24"/>
+            </w:rPr>
+            <w:fldChar w:fldCharType="separate"/>
+          </w:r>
+          <w:r>
+            <w:rPr>
+              <w:rFonts w:hint="default"/>
+              <w:lang w:eastAsia="zh-CN"/>
+            </w:rPr>
+            <w:t xml:space="preserve">4.3. </w:t>
+          </w:r>
+          <w:r>
+            <w:rPr>
+              <w:rFonts w:hint="eastAsia"/>
+              <w:lang w:eastAsia="zh-CN"/>
+            </w:rPr>
+            <w:t>研发进度</w:t>
+          </w:r>
+          <w:r>
+            <w:tab/>
+          </w:r>
+          <w:r>
+            <w:fldChar w:fldCharType="begin"/>
+          </w:r>
+          <w:r>
+            <w:instrText xml:space="preserve"> PAGEREF _Toc22432 \h </w:instrText>
+          </w:r>
+          <w:r>
+            <w:fldChar w:fldCharType="separate"/>
+          </w:r>
+          <w:r>
+            <w:t>5</w:t>
+          </w:r>
+          <w:r>
+            <w:fldChar w:fldCharType="end"/>
+          </w:r>
+          <w:r>
+            <w:rPr>
+              <w:rFonts w:hint="eastAsia" w:ascii="宋体" w:hAnsi="宋体" w:eastAsia="宋体" w:cs="宋体"/>
+              <w:szCs w:val="24"/>
+            </w:rPr>
+            <w:fldChar w:fldCharType="end"/>
+          </w:r>
         </w:p>
         <w:p>
           <w:pPr>
-            <w:pStyle w:val="TOC3"/>
-            <w:widowControl w:val="0"/>
+            <w:pStyle w:val="17"/>
             <w:tabs>
               <w:tab w:val="right" w:leader="dot" w:pos="8306"/>
             </w:tabs>
           </w:pPr>
-          <w:hyperlink w:anchor="_Toc2853" w:history="1">
-            <w:r>
-              <w:rPr>
-                <w:lang w:eastAsia="zh-CN"/>
-              </w:rPr>
-              <w:t xml:space="preserve">3.3.2. </w:t>
-            </w:r>
-            <w:r>
-              <w:rPr>
-                <w:rFonts w:hint="eastAsia"/>
-                <w:lang w:eastAsia="zh-CN"/>
-              </w:rPr>
-              <w:t>硬件支撑</w:t>
-            </w:r>
-            <w:r>
-              <w:tab/>
-            </w:r>
-            <w:r>
-              <w:fldChar w:fldCharType="begin"/>
-            </w:r>
-            <w:r>
-              <w:instrText xml:space="preserve"> PAGEREF _Toc2853 \h </w:instrText>
-            </w:r>
-            <w:r>
-              <w:fldChar w:fldCharType="separate"/>
-            </w:r>
-            <w:r>
-              <w:t>5</w:t>
-            </w:r>
-            <w:r>
-              <w:fldChar w:fldCharType="end"/>
-            </w:r>
-          </w:hyperlink>
+          <w:r>
+            <w:rPr>
+              <w:rFonts w:hint="eastAsia" w:ascii="宋体" w:hAnsi="宋体" w:eastAsia="宋体" w:cs="宋体"/>
+              <w:szCs w:val="24"/>
+            </w:rPr>
+            <w:fldChar w:fldCharType="begin"/>
+          </w:r>
+          <w:r>
+            <w:rPr>
+              <w:rFonts w:hint="eastAsia" w:ascii="宋体" w:hAnsi="宋体" w:eastAsia="宋体" w:cs="宋体"/>
+              <w:szCs w:val="24"/>
+            </w:rPr>
+            <w:instrText xml:space="preserve"> HYPERLINK \l _Toc3047 </w:instrText>
+          </w:r>
+          <w:r>
+            <w:rPr>
+              <w:rFonts w:hint="eastAsia" w:ascii="宋体" w:hAnsi="宋体" w:eastAsia="宋体" w:cs="宋体"/>
+              <w:szCs w:val="24"/>
+            </w:rPr>
+            <w:fldChar w:fldCharType="separate"/>
+          </w:r>
+          <w:r>
+            <w:rPr>
+              <w:rFonts w:hint="default"/>
+              <w:lang w:eastAsia="zh-CN"/>
+            </w:rPr>
+            <w:t xml:space="preserve">4.4. </w:t>
+          </w:r>
+          <w:r>
+            <w:rPr>
+              <w:rFonts w:hint="eastAsia"/>
+              <w:lang w:eastAsia="zh-CN"/>
+            </w:rPr>
+            <w:t>研发资源支撑</w:t>
+          </w:r>
+          <w:r>
+            <w:tab/>
+          </w:r>
+          <w:r>
+            <w:fldChar w:fldCharType="begin"/>
+          </w:r>
+          <w:r>
+            <w:instrText xml:space="preserve"> PAGEREF _Toc3047 \h </w:instrText>
+          </w:r>
+          <w:r>
+            <w:fldChar w:fldCharType="separate"/>
+          </w:r>
+          <w:r>
+            <w:t>5</w:t>
+          </w:r>
+          <w:r>
+            <w:fldChar w:fldCharType="end"/>
+          </w:r>
+          <w:r>
+            <w:rPr>
+              <w:rFonts w:hint="eastAsia" w:ascii="宋体" w:hAnsi="宋体" w:eastAsia="宋体" w:cs="宋体"/>
+              <w:szCs w:val="24"/>
+            </w:rPr>
+            <w:fldChar w:fldCharType="end"/>
+          </w:r>
         </w:p>
         <w:p>
           <w:pPr>
-            <w:pStyle w:val="TOC1"/>
-            <w:widowControl w:val="0"/>
+            <w:pStyle w:val="13"/>
             <w:tabs>
               <w:tab w:val="right" w:leader="dot" w:pos="8306"/>
             </w:tabs>
           </w:pPr>
-          <w:hyperlink w:anchor="_Toc7674" w:history="1">
-            <w:r>
-              <w:rPr>
-                <w:lang w:eastAsia="zh-CN"/>
-              </w:rPr>
-              <w:t xml:space="preserve">4. </w:t>
-            </w:r>
-            <w:r>
-              <w:rPr>
-                <w:rFonts w:hint="eastAsia"/>
-                <w:lang w:eastAsia="zh-CN"/>
-              </w:rPr>
-              <w:t>运维手册研发计划</w:t>
-            </w:r>
-            <w:r>
-              <w:tab/>
-            </w:r>
-            <w:r>
-              <w:fldChar w:fldCharType="begin"/>
-            </w:r>
-            <w:r>
-              <w:instrText xml:space="preserve"> PAGEREF _Toc7674 \h </w:instrText>
-            </w:r>
-            <w:r>
-              <w:fldChar w:fldCharType="separate"/>
-            </w:r>
-            <w:r>
-              <w:t>6</w:t>
-            </w:r>
-            <w:r>
-              <w:fldChar w:fldCharType="end"/>
-            </w:r>
-          </w:hyperlink>
+          <w:r>
+            <w:rPr>
+              <w:rFonts w:hint="eastAsia" w:ascii="宋体" w:hAnsi="宋体" w:eastAsia="宋体" w:cs="宋体"/>
+              <w:szCs w:val="24"/>
+            </w:rPr>
+            <w:fldChar w:fldCharType="begin"/>
+          </w:r>
+          <w:r>
+            <w:rPr>
+              <w:rFonts w:hint="eastAsia" w:ascii="宋体" w:hAnsi="宋体" w:eastAsia="宋体" w:cs="宋体"/>
+              <w:szCs w:val="24"/>
+            </w:rPr>
+            <w:instrText xml:space="preserve"> HYPERLINK \l _Toc15870 </w:instrText>
+          </w:r>
+          <w:r>
+            <w:rPr>
+              <w:rFonts w:hint="eastAsia" w:ascii="宋体" w:hAnsi="宋体" w:eastAsia="宋体" w:cs="宋体"/>
+              <w:szCs w:val="24"/>
+            </w:rPr>
+            <w:fldChar w:fldCharType="separate"/>
+          </w:r>
+          <w:r>
+            <w:rPr>
+              <w:rFonts w:hint="default"/>
+              <w:lang w:eastAsia="zh-CN"/>
+            </w:rPr>
+            <w:t xml:space="preserve">4.4.1. </w:t>
+          </w:r>
+          <w:r>
+            <w:rPr>
+              <w:rFonts w:hint="eastAsia"/>
+              <w:lang w:eastAsia="zh-CN"/>
+            </w:rPr>
+            <w:t>人员支撑</w:t>
+          </w:r>
+          <w:r>
+            <w:tab/>
+          </w:r>
+          <w:r>
+            <w:fldChar w:fldCharType="begin"/>
+          </w:r>
+          <w:r>
+            <w:instrText xml:space="preserve"> PAGEREF _Toc15870 \h </w:instrText>
+          </w:r>
+          <w:r>
+            <w:fldChar w:fldCharType="separate"/>
+          </w:r>
+          <w:r>
+            <w:t>5</w:t>
+          </w:r>
+          <w:r>
+            <w:fldChar w:fldCharType="end"/>
+          </w:r>
+          <w:r>
+            <w:rPr>
+              <w:rFonts w:hint="eastAsia" w:ascii="宋体" w:hAnsi="宋体" w:eastAsia="宋体" w:cs="宋体"/>
+              <w:szCs w:val="24"/>
+            </w:rPr>
+            <w:fldChar w:fldCharType="end"/>
+          </w:r>
         </w:p>
         <w:p>
           <w:pPr>
-            <w:pStyle w:val="TOC1"/>
-            <w:widowControl w:val="0"/>
+            <w:pStyle w:val="13"/>
             <w:tabs>
               <w:tab w:val="right" w:leader="dot" w:pos="8306"/>
             </w:tabs>
           </w:pPr>
-          <w:hyperlink w:anchor="_Toc29949" w:history="1">
-            <w:r>
-              <w:rPr>
-                <w:lang w:eastAsia="zh-CN"/>
-              </w:rPr>
-              <w:t xml:space="preserve">5. </w:t>
-            </w:r>
-            <w:r>
-              <w:rPr>
-                <w:rFonts w:hint="eastAsia"/>
-                <w:lang w:eastAsia="zh-CN"/>
-              </w:rPr>
-              <w:t>研发经费计划</w:t>
-            </w:r>
-            <w:r>
-              <w:tab/>
-            </w:r>
-            <w:r>
-              <w:fldChar w:fldCharType="begin"/>
-            </w:r>
-            <w:r>
-              <w:instrText xml:space="preserve"> PAGEREF _Toc29949 \h </w:instrText>
-            </w:r>
-            <w:r>
-              <w:fldChar w:fldCharType="separate"/>
-            </w:r>
-            <w:r>
-              <w:t>6</w:t>
-            </w:r>
-            <w:r>
-              <w:fldChar w:fldCharType="end"/>
-            </w:r>
-          </w:hyperlink>
+          <w:r>
+            <w:rPr>
+              <w:rFonts w:hint="eastAsia" w:ascii="宋体" w:hAnsi="宋体" w:eastAsia="宋体" w:cs="宋体"/>
+              <w:szCs w:val="24"/>
+            </w:rPr>
+            <w:fldChar w:fldCharType="begin"/>
+          </w:r>
+          <w:r>
+            <w:rPr>
+              <w:rFonts w:hint="eastAsia" w:ascii="宋体" w:hAnsi="宋体" w:eastAsia="宋体" w:cs="宋体"/>
+              <w:szCs w:val="24"/>
+            </w:rPr>
+            <w:instrText xml:space="preserve"> HYPERLINK \l _Toc14635 </w:instrText>
+          </w:r>
+          <w:r>
+            <w:rPr>
+              <w:rFonts w:hint="eastAsia" w:ascii="宋体" w:hAnsi="宋体" w:eastAsia="宋体" w:cs="宋体"/>
+              <w:szCs w:val="24"/>
+            </w:rPr>
+            <w:fldChar w:fldCharType="separate"/>
+          </w:r>
+          <w:r>
+            <w:rPr>
+              <w:rFonts w:hint="default"/>
+              <w:lang w:eastAsia="zh-CN"/>
+            </w:rPr>
+            <w:t xml:space="preserve">4.4.2. </w:t>
+          </w:r>
+          <w:r>
+            <w:rPr>
+              <w:rFonts w:hint="eastAsia"/>
+              <w:lang w:eastAsia="zh-CN"/>
+            </w:rPr>
+            <w:t>硬件支撑</w:t>
+          </w:r>
+          <w:r>
+            <w:tab/>
+          </w:r>
+          <w:r>
+            <w:fldChar w:fldCharType="begin"/>
+          </w:r>
+          <w:r>
+            <w:instrText xml:space="preserve"> PAGEREF _Toc14635 \h </w:instrText>
+          </w:r>
+          <w:r>
+            <w:fldChar w:fldCharType="separate"/>
+          </w:r>
+          <w:r>
+            <w:t>6</w:t>
+          </w:r>
+          <w:r>
+            <w:fldChar w:fldCharType="end"/>
+          </w:r>
+          <w:r>
+            <w:rPr>
+              <w:rFonts w:hint="eastAsia" w:ascii="宋体" w:hAnsi="宋体" w:eastAsia="宋体" w:cs="宋体"/>
+              <w:szCs w:val="24"/>
+            </w:rPr>
+            <w:fldChar w:fldCharType="end"/>
+          </w:r>
         </w:p>
         <w:p>
           <w:pPr>
-            <w:pStyle w:val="TOC1"/>
-            <w:widowControl w:val="0"/>
+            <w:pStyle w:val="16"/>
             <w:tabs>
               <w:tab w:val="right" w:leader="dot" w:pos="8306"/>
             </w:tabs>
           </w:pPr>
-          <w:hyperlink w:anchor="_Toc29475" w:history="1">
-            <w:r>
-              <w:rPr>
-                <w:lang w:eastAsia="zh-CN"/>
-              </w:rPr>
-              <w:t xml:space="preserve">6. </w:t>
-            </w:r>
-            <w:r>
-              <w:rPr>
-                <w:rFonts w:hint="eastAsia"/>
-                <w:lang w:eastAsia="zh-CN"/>
-              </w:rPr>
-              <w:t>新技术展望</w:t>
-            </w:r>
-            <w:r>
-              <w:tab/>
-            </w:r>
-            <w:r>
-              <w:fldChar w:fldCharType="begin"/>
-            </w:r>
-            <w:r>
-              <w:instrText xml:space="preserve"> PAGEREF _Toc29475 \h </w:instrText>
-            </w:r>
-            <w:r>
-              <w:fldChar w:fldCharType="separate"/>
-            </w:r>
-            <w:r>
-              <w:t>6</w:t>
-            </w:r>
-            <w:r>
-              <w:fldChar w:fldCharType="end"/>
-            </w:r>
-          </w:hyperlink>
+          <w:r>
+            <w:rPr>
+              <w:rFonts w:hint="eastAsia" w:ascii="宋体" w:hAnsi="宋体" w:eastAsia="宋体" w:cs="宋体"/>
+              <w:szCs w:val="24"/>
+            </w:rPr>
+            <w:fldChar w:fldCharType="begin"/>
+          </w:r>
+          <w:r>
+            <w:rPr>
+              <w:rFonts w:hint="eastAsia" w:ascii="宋体" w:hAnsi="宋体" w:eastAsia="宋体" w:cs="宋体"/>
+              <w:szCs w:val="24"/>
+            </w:rPr>
+            <w:instrText xml:space="preserve"> HYPERLINK \l _Toc22715 </w:instrText>
+          </w:r>
+          <w:r>
+            <w:rPr>
+              <w:rFonts w:hint="eastAsia" w:ascii="宋体" w:hAnsi="宋体" w:eastAsia="宋体" w:cs="宋体"/>
+              <w:szCs w:val="24"/>
+            </w:rPr>
+            <w:fldChar w:fldCharType="separate"/>
+          </w:r>
+          <w:r>
+            <w:rPr>
+              <w:rFonts w:hint="default"/>
+              <w:lang w:eastAsia="zh-CN"/>
+            </w:rPr>
+            <w:t xml:space="preserve">5. </w:t>
+          </w:r>
+          <w:r>
+            <w:rPr>
+              <w:rFonts w:hint="eastAsia"/>
+              <w:lang w:eastAsia="zh-CN"/>
+            </w:rPr>
+            <w:t>运维手册研发计划</w:t>
+          </w:r>
+          <w:r>
+            <w:tab/>
+          </w:r>
+          <w:r>
+            <w:fldChar w:fldCharType="begin"/>
+          </w:r>
+          <w:r>
+            <w:instrText xml:space="preserve"> PAGEREF _Toc22715 \h </w:instrText>
+          </w:r>
+          <w:r>
+            <w:fldChar w:fldCharType="separate"/>
+          </w:r>
+          <w:r>
+            <w:t>6</w:t>
+          </w:r>
+          <w:r>
+            <w:fldChar w:fldCharType="end"/>
+          </w:r>
+          <w:r>
+            <w:rPr>
+              <w:rFonts w:hint="eastAsia" w:ascii="宋体" w:hAnsi="宋体" w:eastAsia="宋体" w:cs="宋体"/>
+              <w:szCs w:val="24"/>
+            </w:rPr>
+            <w:fldChar w:fldCharType="end"/>
+          </w:r>
+        </w:p>
+        <w:p>
+          <w:pPr>
+            <w:pStyle w:val="16"/>
+            <w:tabs>
+              <w:tab w:val="right" w:leader="dot" w:pos="8306"/>
+            </w:tabs>
+          </w:pPr>
+          <w:r>
+            <w:rPr>
+              <w:rFonts w:hint="eastAsia" w:ascii="宋体" w:hAnsi="宋体" w:eastAsia="宋体" w:cs="宋体"/>
+              <w:szCs w:val="24"/>
+            </w:rPr>
+            <w:fldChar w:fldCharType="begin"/>
+          </w:r>
+          <w:r>
+            <w:rPr>
+              <w:rFonts w:hint="eastAsia" w:ascii="宋体" w:hAnsi="宋体" w:eastAsia="宋体" w:cs="宋体"/>
+              <w:szCs w:val="24"/>
+            </w:rPr>
+            <w:instrText xml:space="preserve"> HYPERLINK \l _Toc13937 </w:instrText>
+          </w:r>
+          <w:r>
+            <w:rPr>
+              <w:rFonts w:hint="eastAsia" w:ascii="宋体" w:hAnsi="宋体" w:eastAsia="宋体" w:cs="宋体"/>
+              <w:szCs w:val="24"/>
+            </w:rPr>
+            <w:fldChar w:fldCharType="separate"/>
+          </w:r>
+          <w:r>
+            <w:rPr>
+              <w:rFonts w:hint="default"/>
+              <w:lang w:eastAsia="zh-CN"/>
+            </w:rPr>
+            <w:t xml:space="preserve">6. </w:t>
+          </w:r>
+          <w:r>
+            <w:rPr>
+              <w:rFonts w:hint="eastAsia"/>
+              <w:lang w:eastAsia="zh-CN"/>
+            </w:rPr>
+            <w:t>研发经费计划</w:t>
+          </w:r>
+          <w:r>
+            <w:tab/>
+          </w:r>
+          <w:r>
+            <w:fldChar w:fldCharType="begin"/>
+          </w:r>
+          <w:r>
+            <w:instrText xml:space="preserve"> PAGEREF _Toc13937 \h </w:instrText>
+          </w:r>
+          <w:r>
+            <w:fldChar w:fldCharType="separate"/>
+          </w:r>
+          <w:r>
+            <w:t>6</w:t>
+          </w:r>
+          <w:r>
+            <w:fldChar w:fldCharType="end"/>
+          </w:r>
+          <w:r>
+            <w:rPr>
+              <w:rFonts w:hint="eastAsia" w:ascii="宋体" w:hAnsi="宋体" w:eastAsia="宋体" w:cs="宋体"/>
+              <w:szCs w:val="24"/>
+            </w:rPr>
+            <w:fldChar w:fldCharType="end"/>
+          </w:r>
+        </w:p>
+        <w:p>
+          <w:pPr>
+            <w:pStyle w:val="16"/>
+            <w:tabs>
+              <w:tab w:val="right" w:leader="dot" w:pos="8306"/>
+            </w:tabs>
+          </w:pPr>
+          <w:r>
+            <w:rPr>
+              <w:rFonts w:hint="eastAsia" w:ascii="宋体" w:hAnsi="宋体" w:eastAsia="宋体" w:cs="宋体"/>
+              <w:szCs w:val="24"/>
+            </w:rPr>
+            <w:fldChar w:fldCharType="begin"/>
+          </w:r>
+          <w:r>
+            <w:rPr>
+              <w:rFonts w:hint="eastAsia" w:ascii="宋体" w:hAnsi="宋体" w:eastAsia="宋体" w:cs="宋体"/>
+              <w:szCs w:val="24"/>
+            </w:rPr>
+            <w:instrText xml:space="preserve"> HYPERLINK \l _Toc22794 </w:instrText>
+          </w:r>
+          <w:r>
+            <w:rPr>
+              <w:rFonts w:hint="eastAsia" w:ascii="宋体" w:hAnsi="宋体" w:eastAsia="宋体" w:cs="宋体"/>
+              <w:szCs w:val="24"/>
+            </w:rPr>
+            <w:fldChar w:fldCharType="separate"/>
+          </w:r>
+          <w:r>
+            <w:rPr>
+              <w:rFonts w:hint="default"/>
+              <w:lang w:eastAsia="zh-CN"/>
+            </w:rPr>
+            <w:t xml:space="preserve">7. </w:t>
+          </w:r>
+          <w:r>
+            <w:rPr>
+              <w:rFonts w:hint="eastAsia"/>
+              <w:lang w:eastAsia="zh-CN"/>
+            </w:rPr>
+            <w:t>新技术展望</w:t>
+          </w:r>
+          <w:r>
+            <w:tab/>
+          </w:r>
+          <w:r>
+            <w:fldChar w:fldCharType="begin"/>
+          </w:r>
+          <w:r>
+            <w:instrText xml:space="preserve"> PAGEREF _Toc22794 \h </w:instrText>
+          </w:r>
+          <w:r>
+            <w:fldChar w:fldCharType="separate"/>
+          </w:r>
+          <w:r>
+            <w:t>7</w:t>
+          </w:r>
+          <w:r>
+            <w:fldChar w:fldCharType="end"/>
+          </w:r>
+          <w:r>
+            <w:rPr>
+              <w:rFonts w:hint="eastAsia" w:ascii="宋体" w:hAnsi="宋体" w:eastAsia="宋体" w:cs="宋体"/>
+              <w:szCs w:val="24"/>
+            </w:rPr>
+            <w:fldChar w:fldCharType="end"/>
+          </w:r>
         </w:p>
         <w:p>
           <w:pPr>
             <w:widowControl w:val="0"/>
             <w:rPr>
-              <w:rFonts w:ascii="宋体" w:eastAsia="宋体" w:hAnsi="宋体" w:cs="宋体" w:hint="eastAsia"/>
+              <w:rFonts w:hint="eastAsia" w:ascii="宋体" w:hAnsi="宋体" w:eastAsia="宋体" w:cs="宋体"/>
               <w:sz w:val="24"/>
               <w:szCs w:val="24"/>
             </w:rPr>
           </w:pPr>
           <w:r>
             <w:rPr>
-              <w:rFonts w:ascii="宋体" w:eastAsia="宋体" w:hAnsi="宋体" w:cs="宋体" w:hint="eastAsia"/>
+              <w:rFonts w:hint="eastAsia" w:ascii="宋体" w:hAnsi="宋体" w:eastAsia="宋体" w:cs="宋体"/>
               <w:szCs w:val="24"/>
             </w:rPr>
             <w:fldChar w:fldCharType="end"/>
@@ -1858,21 +2509,20 @@
     </w:p>
     <w:p>
       <w:pPr>
-        <w:pStyle w:val="10"/>
+        <w:pStyle w:val="28"/>
         <w:keepNext w:val="0"/>
         <w:keepLines w:val="0"/>
         <w:widowControl w:val="0"/>
       </w:pPr>
-      <w:bookmarkStart w:id="2" w:name="_Toc11470"/>
-      <w:r>
-        <w:lastRenderedPageBreak/>
+      <w:bookmarkStart w:id="2" w:name="_Toc8794"/>
+      <w:r>
         <w:t>目的</w:t>
       </w:r>
       <w:bookmarkEnd w:id="2"/>
     </w:p>
     <w:p>
       <w:pPr>
-        <w:pStyle w:val="ad"/>
+        <w:pStyle w:val="29"/>
         <w:widowControl w:val="0"/>
         <w:ind w:firstLine="480"/>
       </w:pPr>
@@ -1894,7 +2544,7 @@
     </w:p>
     <w:p>
       <w:pPr>
-        <w:pStyle w:val="10"/>
+        <w:pStyle w:val="28"/>
         <w:keepNext w:val="0"/>
         <w:keepLines w:val="0"/>
         <w:widowControl w:val="0"/>
@@ -1902,7 +2552,7 @@
           <w:lang w:eastAsia="zh-CN"/>
         </w:rPr>
       </w:pPr>
-      <w:bookmarkStart w:id="3" w:name="_Toc20220"/>
+      <w:bookmarkStart w:id="3" w:name="_Toc22051"/>
       <w:r>
         <w:rPr>
           <w:rFonts w:hint="eastAsia"/>
@@ -1914,7 +2564,7 @@
     </w:p>
     <w:p>
       <w:pPr>
-        <w:pStyle w:val="ad"/>
+        <w:pStyle w:val="29"/>
         <w:widowControl w:val="0"/>
         <w:ind w:firstLine="480"/>
       </w:pPr>
@@ -1924,7 +2574,7 @@
     </w:p>
     <w:p>
       <w:pPr>
-        <w:pStyle w:val="10"/>
+        <w:pStyle w:val="28"/>
         <w:keepNext w:val="0"/>
         <w:keepLines w:val="0"/>
         <w:widowControl w:val="0"/>
@@ -1932,67 +2582,49 @@
           <w:lang w:eastAsia="zh-CN"/>
         </w:rPr>
       </w:pPr>
-      <w:bookmarkStart w:id="4" w:name="_Toc29493"/>
+      <w:bookmarkStart w:id="4" w:name="_Toc29480"/>
       <w:r>
         <w:rPr>
           <w:rFonts w:hint="eastAsia"/>
           <w:lang w:eastAsia="zh-CN"/>
         </w:rPr>
         <w:t>研发背景</w:t>
-      </w:r>
-    </w:p>
-    <w:p>
-      <w:pPr>
-        <w:pStyle w:val="ad"/>
-        <w:widowControl w:val="0"/>
-        <w:ind w:firstLine="480"/>
-      </w:pPr>
-      <w:r>
-        <w:rPr>
-          <w:rFonts w:hint="eastAsia"/>
-        </w:rPr>
-        <w:t>随着公司战略调整，运维服务将成为今后公司的重点发展业务，为了能够在今后的运维服务过程中，更好的为用户提供服务，达到客户从故障被动受理到主动预防的目的，公司大力投入技术研发，现可提供多种软件工具支持运维服务。随着运维项目的范围扩大，运维服务内容的深入，组建一支可快速响应、具备一定系统研发能力的服务团队是公司适应当前市场形势的迫切需要。</w:t>
-      </w:r>
-    </w:p>
-    <w:p>
-      <w:pPr>
-        <w:pStyle w:val="ad"/>
-        <w:widowControl w:val="0"/>
-        <w:ind w:firstLine="480"/>
-        <w:rPr>
-          <w:rFonts w:ascii="宋体" w:hAnsi="宋体" w:cs="宋体" w:hint="eastAsia"/>
-          <w:szCs w:val="20"/>
-        </w:rPr>
-      </w:pPr>
-      <w:r>
-        <w:rPr>
-          <w:rFonts w:hint="eastAsia"/>
-        </w:rPr>
-        <w:t>运维技术是运维服务提供商“硬实力”的体现，按需定制的专有服务工具能够明显提高服务效果、保障服务质量。由于行业的特殊情况，以及公司实施的项目较多，使用通用的商业或开源工具较难解决实际问题，近几年各种工具和技术手段的研发投入，在运维服务的能力提高方面得到了公司各个层面的验证，为公司运维服务工作的顺利开展提供了强有力的技术支撑。</w:t>
-      </w:r>
-    </w:p>
-    <w:p>
-      <w:pPr>
-        <w:pStyle w:val="10"/>
-        <w:keepNext w:val="0"/>
-        <w:keepLines w:val="0"/>
-        <w:widowControl w:val="0"/>
-        <w:rPr>
-          <w:lang w:eastAsia="zh-CN"/>
-        </w:rPr>
-      </w:pPr>
-      <w:r>
-        <w:rPr>
-          <w:rFonts w:hint="eastAsia"/>
-          <w:lang w:eastAsia="zh-CN"/>
-        </w:rPr>
-        <w:t>运维工具研发计划</w:t>
       </w:r>
       <w:bookmarkEnd w:id="4"/>
     </w:p>
     <w:p>
       <w:pPr>
-        <w:pStyle w:val="20"/>
+        <w:pStyle w:val="29"/>
+        <w:widowControl w:val="0"/>
+        <w:ind w:firstLine="480"/>
+      </w:pPr>
+      <w:r>
+        <w:rPr>
+          <w:rFonts w:hint="eastAsia"/>
+        </w:rPr>
+        <w:t>随着公司战略调整，运维服务将成为今后公司的重点发展业务，为了能够在今后的运维服务过程中，更好的为用户提供服务，达到客户从故障被动受理到主动预防的目的，公司大力投入技术研发，现可提供多种软件工具支持运维服务。随着运维项目的范围扩大，运维服务内容的深入，组建一支可快速响应、具备一定系统研发能力的服务团队是公司适应当前市场形势的迫切需要。</w:t>
+      </w:r>
+    </w:p>
+    <w:p>
+      <w:pPr>
+        <w:pStyle w:val="29"/>
+        <w:widowControl w:val="0"/>
+        <w:ind w:firstLine="480"/>
+        <w:rPr>
+          <w:rFonts w:hint="eastAsia" w:ascii="宋体" w:hAnsi="宋体" w:cs="宋体"/>
+          <w:szCs w:val="20"/>
+        </w:rPr>
+      </w:pPr>
+      <w:r>
+        <w:rPr>
+          <w:rFonts w:hint="eastAsia"/>
+        </w:rPr>
+        <w:t>运维技术是运维服务提供商“硬实力”的体现，按需定制的专有服务工具能够明显提高服务效果、保障服务质量。由于行业的特殊情况，以及公司实施的项目较多，使用通用的商业或开源工具较难解决实际问题，近几年各种工具和技术手段的研发投入，在运维服务的能力提高方面得到了公司各个层面的验证，为公司运维服务工作的顺利开展提供了强有力的技术支撑。</w:t>
+      </w:r>
+    </w:p>
+    <w:p>
+      <w:pPr>
+        <w:pStyle w:val="28"/>
         <w:keepNext w:val="0"/>
         <w:keepLines w:val="0"/>
         <w:widowControl w:val="0"/>
@@ -2000,201 +2632,19 @@
           <w:lang w:eastAsia="zh-CN"/>
         </w:rPr>
       </w:pPr>
+      <w:bookmarkStart w:id="5" w:name="_Toc9385"/>
       <w:r>
         <w:rPr>
           <w:rFonts w:hint="eastAsia"/>
           <w:lang w:eastAsia="zh-CN"/>
         </w:rPr>
-        <w:t>运维工具使用现状</w:t>
-      </w:r>
-    </w:p>
-    <w:p>
-      <w:pPr>
-        <w:pStyle w:val="ad"/>
-        <w:widowControl w:val="0"/>
-        <w:ind w:firstLine="480"/>
-      </w:pPr>
-      <w:r>
-        <w:rPr>
-          <w:rFonts w:hint="eastAsia"/>
-        </w:rPr>
-        <w:t>Prometheus</w:t>
-      </w:r>
-      <w:r>
-        <w:rPr>
-          <w:rFonts w:hint="eastAsia"/>
-        </w:rPr>
-        <w:t>是一套开源的系统监控报警框架。具有强大的多维度数据模型和灵活的查询语句（</w:t>
-      </w:r>
-      <w:r>
-        <w:rPr>
-          <w:rFonts w:hint="eastAsia"/>
-        </w:rPr>
-        <w:t>PromQL</w:t>
-      </w:r>
-      <w:r>
-        <w:rPr>
-          <w:rFonts w:hint="eastAsia"/>
-        </w:rPr>
-        <w:t>）。</w:t>
-      </w:r>
-      <w:r>
-        <w:rPr>
-          <w:rFonts w:hint="eastAsia"/>
-        </w:rPr>
-        <w:t xml:space="preserve">Grafana </w:t>
-      </w:r>
-      <w:r>
-        <w:rPr>
-          <w:rFonts w:hint="eastAsia"/>
-        </w:rPr>
-        <w:t>是一个跨平台的开源的度量分析和可视化工具，能够经过将采集的数据查询而后可视化的展现。因为是开源自定义软件，目前已完成了监控界面设计，并投入使用，主要用于监控：服务器、主机、</w:t>
-      </w:r>
-      <w:r>
-        <w:rPr>
-          <w:rFonts w:hint="eastAsia"/>
-        </w:rPr>
-        <w:t>CPU</w:t>
-      </w:r>
-      <w:r>
-        <w:rPr>
-          <w:rFonts w:hint="eastAsia"/>
-        </w:rPr>
-        <w:t>、</w:t>
-      </w:r>
-      <w:r>
-        <w:rPr>
-          <w:rFonts w:hint="eastAsia"/>
-        </w:rPr>
-        <w:t>Elasticsearch</w:t>
-      </w:r>
-      <w:r>
-        <w:rPr>
-          <w:rFonts w:hint="eastAsia"/>
-        </w:rPr>
-        <w:t>、</w:t>
-      </w:r>
-      <w:r>
-        <w:rPr>
-          <w:rFonts w:hint="eastAsia"/>
-        </w:rPr>
-        <w:t>MYSQL</w:t>
-      </w:r>
-      <w:r>
-        <w:rPr>
-          <w:rFonts w:hint="eastAsia"/>
-        </w:rPr>
-        <w:t>、网卡网络等等。</w:t>
-      </w:r>
-    </w:p>
-    <w:p>
-      <w:pPr>
-        <w:pStyle w:val="ad"/>
-        <w:widowControl w:val="0"/>
-        <w:ind w:firstLine="480"/>
-      </w:pPr>
-      <w:r>
-        <w:rPr>
-          <w:rFonts w:hint="eastAsia"/>
-        </w:rPr>
-        <w:t>随着客户对监控数值种类要求不断扩大，我公司为客户安装新的监控终端、升级网络传输设备、增加存储容量、购买软件许可，这些措施尽可能的满足</w:t>
-      </w:r>
-      <w:r>
-        <w:rPr>
-          <w:rFonts w:hint="eastAsia"/>
-        </w:rPr>
-        <w:lastRenderedPageBreak/>
-        <w:t>了客户的需求，但也存在以下问题：</w:t>
-      </w:r>
-    </w:p>
-    <w:p>
-      <w:pPr>
-        <w:pStyle w:val="ad"/>
-        <w:widowControl w:val="0"/>
-        <w:ind w:firstLine="480"/>
-        <w:rPr>
-          <w:rFonts w:ascii="宋体" w:hAnsi="宋体" w:cs="宋体" w:hint="eastAsia"/>
-          <w:szCs w:val="24"/>
-        </w:rPr>
-      </w:pPr>
-      <w:r>
-        <w:rPr>
-          <w:rFonts w:hint="eastAsia"/>
-        </w:rPr>
-        <w:t>目前对运维项目的监控模式是</w:t>
-      </w:r>
-      <w:r>
-        <w:rPr>
-          <w:rFonts w:hint="eastAsia"/>
-        </w:rPr>
-        <w:t>Pc</w:t>
-      </w:r>
-      <w:r>
-        <w:rPr>
-          <w:rFonts w:hint="eastAsia"/>
-        </w:rPr>
-        <w:t>机在线查看模式，对于一线运维人员来说操作十分不便，而且局限性大。</w:t>
-      </w:r>
-    </w:p>
-    <w:p>
-      <w:pPr>
-        <w:pStyle w:val="20"/>
-        <w:keepNext w:val="0"/>
-        <w:keepLines w:val="0"/>
-        <w:widowControl w:val="0"/>
-        <w:rPr>
-          <w:lang w:eastAsia="zh-CN"/>
-        </w:rPr>
-      </w:pPr>
-      <w:bookmarkStart w:id="5" w:name="_Toc2861"/>
-      <w:r>
-        <w:rPr>
-          <w:rFonts w:hint="eastAsia"/>
-          <w:lang w:eastAsia="zh-CN"/>
-        </w:rPr>
-        <w:t>研发内容</w:t>
+        <w:t>运维工具研发计划</w:t>
       </w:r>
       <w:bookmarkEnd w:id="5"/>
     </w:p>
     <w:p>
       <w:pPr>
-        <w:pStyle w:val="ad"/>
-        <w:ind w:firstLine="480"/>
-      </w:pPr>
-      <w:r>
-        <w:rPr>
-          <w:rFonts w:hint="eastAsia"/>
-        </w:rPr>
-        <w:t>针对运维项目监控模式是</w:t>
-      </w:r>
-      <w:r>
-        <w:rPr>
-          <w:rFonts w:hint="eastAsia"/>
-        </w:rPr>
-        <w:t>PC</w:t>
-      </w:r>
-      <w:r>
-        <w:rPr>
-          <w:rFonts w:hint="eastAsia"/>
-        </w:rPr>
-        <w:t>机在线查看模式，对于一线运维人员操作不方便，局限性大的痛点，对</w:t>
-      </w:r>
-      <w:r>
-        <w:rPr>
-          <w:rFonts w:hint="eastAsia"/>
-        </w:rPr>
-        <w:t xml:space="preserve">Prometheus+Grafana </w:t>
-      </w:r>
-      <w:r>
-        <w:rPr>
-          <w:rFonts w:hint="eastAsia"/>
-        </w:rPr>
-        <w:t>监控系统进行功能扩展增加邮件告警、企业微信告警和手机告警</w:t>
-      </w:r>
-    </w:p>
-    <w:p>
-      <w:pPr>
-        <w:pStyle w:val="20"/>
+        <w:pStyle w:val="30"/>
         <w:keepNext w:val="0"/>
         <w:keepLines w:val="0"/>
         <w:widowControl w:val="0"/>
@@ -2202,19 +2652,19 @@
           <w:lang w:eastAsia="zh-CN"/>
         </w:rPr>
       </w:pPr>
-      <w:bookmarkStart w:id="6" w:name="_Toc1677"/>
+      <w:bookmarkStart w:id="6" w:name="_Toc8557"/>
       <w:r>
         <w:rPr>
           <w:rFonts w:hint="eastAsia"/>
           <w:lang w:eastAsia="zh-CN"/>
         </w:rPr>
-        <w:t>研发进度</w:t>
+        <w:t>运维工具使用现状</w:t>
       </w:r>
       <w:bookmarkEnd w:id="6"/>
     </w:p>
     <w:p>
       <w:pPr>
-        <w:pStyle w:val="ad"/>
+        <w:pStyle w:val="29"/>
         <w:widowControl w:val="0"/>
         <w:ind w:firstLine="480"/>
       </w:pPr>
@@ -2222,19 +2672,102 @@
         <w:rPr>
           <w:rFonts w:hint="eastAsia"/>
         </w:rPr>
-        <w:t>总体研发进度如表</w:t>
-      </w:r>
+        <w:t>Prometheus是一套开源的系统监控报警框架。具有强大的多维度数据模型和灵活的查询语句（PromQL）。Grafana 是一个跨平台的开源的度量分析和可视化工具，能够经过将采集的数据查询而后可视化的展现。因为是开源自定义软件，目前已完成了监控界面设计，并投入使用，主要用于监控：服务器、主机、CPU、Elasticsearch、MYSQL、网卡网络等等。</w:t>
+      </w:r>
+    </w:p>
+    <w:p>
+      <w:pPr>
+        <w:pStyle w:val="29"/>
+        <w:widowControl w:val="0"/>
+        <w:ind w:firstLine="480"/>
+      </w:pPr>
       <w:r>
         <w:rPr>
           <w:rFonts w:hint="eastAsia"/>
         </w:rPr>
-        <w:t>4-1</w:t>
-      </w:r>
+        <w:t>随着客户对监控数值种类要求不断扩大，我公司为客户安装新的监控终端、升级网络传输设备、增加存储容量、购买软件许可，这些措施尽可能的满足了客户的需求，但也存在以下问题：</w:t>
+      </w:r>
+    </w:p>
+    <w:p>
+      <w:pPr>
+        <w:pStyle w:val="29"/>
+        <w:widowControl w:val="0"/>
+        <w:ind w:firstLine="480"/>
+        <w:rPr>
+          <w:rFonts w:hint="eastAsia" w:ascii="宋体" w:hAnsi="宋体" w:cs="宋体"/>
+          <w:szCs w:val="24"/>
+        </w:rPr>
+      </w:pPr>
       <w:r>
         <w:rPr>
           <w:rFonts w:hint="eastAsia"/>
         </w:rPr>
-        <w:t>所示。</w:t>
+        <w:t>目前对运维项目的监控模式是Pc机在线查看模式，对于一线运维人员来说操作十分不便，而且局限性大。</w:t>
+      </w:r>
+    </w:p>
+    <w:p>
+      <w:pPr>
+        <w:pStyle w:val="30"/>
+        <w:keepNext w:val="0"/>
+        <w:keepLines w:val="0"/>
+        <w:widowControl w:val="0"/>
+        <w:rPr>
+          <w:lang w:eastAsia="zh-CN"/>
+        </w:rPr>
+      </w:pPr>
+      <w:bookmarkStart w:id="7" w:name="_Toc13950"/>
+      <w:r>
+        <w:rPr>
+          <w:rFonts w:hint="eastAsia"/>
+          <w:lang w:eastAsia="zh-CN"/>
+        </w:rPr>
+        <w:t>研发内容</w:t>
+      </w:r>
+      <w:bookmarkEnd w:id="7"/>
+    </w:p>
+    <w:p>
+      <w:pPr>
+        <w:pStyle w:val="29"/>
+        <w:ind w:firstLine="480"/>
+      </w:pPr>
+      <w:r>
+        <w:rPr>
+          <w:rFonts w:hint="eastAsia"/>
+        </w:rPr>
+        <w:t>针对运维项目监控模式是PC机在线查看模式，对于一线运维人员操作不方便，局限性大的痛点，对Prometheus+Grafana 监控系统进行功能扩展增加邮件告警、企业微信告警和手机告警</w:t>
+      </w:r>
+    </w:p>
+    <w:p>
+      <w:pPr>
+        <w:pStyle w:val="30"/>
+        <w:keepNext w:val="0"/>
+        <w:keepLines w:val="0"/>
+        <w:widowControl w:val="0"/>
+        <w:rPr>
+          <w:lang w:eastAsia="zh-CN"/>
+        </w:rPr>
+      </w:pPr>
+      <w:bookmarkStart w:id="8" w:name="_Toc22432"/>
+      <w:r>
+        <w:rPr>
+          <w:rFonts w:hint="eastAsia"/>
+          <w:lang w:eastAsia="zh-CN"/>
+        </w:rPr>
+        <w:t>研发进度</w:t>
+      </w:r>
+      <w:bookmarkEnd w:id="8"/>
+    </w:p>
+    <w:p>
+      <w:pPr>
+        <w:pStyle w:val="29"/>
+        <w:widowControl w:val="0"/>
+        <w:ind w:firstLine="480"/>
+      </w:pPr>
+      <w:r>
+        <w:rPr>
+          <w:rFonts w:hint="eastAsia"/>
+        </w:rPr>
+        <w:t>总体研发进度如表4-1所示。</w:t>
       </w:r>
     </w:p>
     <w:p>
@@ -2249,133 +2782,91 @@
       </w:pPr>
       <w:r>
         <w:rPr>
-          <w:rFonts w:eastAsia="宋体" w:hint="eastAsia"/>
+          <w:rFonts w:hint="eastAsia" w:eastAsia="宋体"/>
           <w:lang w:eastAsia="zh-CN"/>
         </w:rPr>
         <w:t>表</w:t>
       </w:r>
       <w:r>
         <w:rPr>
-          <w:rFonts w:eastAsia="宋体" w:hint="eastAsia"/>
+          <w:rFonts w:hint="eastAsia" w:eastAsia="宋体"/>
           <w:lang w:eastAsia="zh-CN"/>
         </w:rPr>
         <w:fldChar w:fldCharType="begin"/>
       </w:r>
       <w:r>
         <w:rPr>
-          <w:rFonts w:eastAsia="宋体" w:hint="eastAsia"/>
-          <w:lang w:eastAsia="zh-CN"/>
-        </w:rPr>
-        <w:instrText xml:space="preserve"> STYLEREF "</w:instrText>
-      </w:r>
-      <w:r>
-        <w:rPr>
-          <w:rFonts w:eastAsia="宋体" w:hint="eastAsia"/>
-          <w:lang w:eastAsia="zh-CN"/>
-        </w:rPr>
-        <w:instrText>柴</w:instrText>
-      </w:r>
-      <w:r>
-        <w:rPr>
-          <w:rFonts w:eastAsia="宋体" w:hint="eastAsia"/>
-          <w:lang w:eastAsia="zh-CN"/>
-        </w:rPr>
-        <w:instrText>_</w:instrText>
-      </w:r>
-      <w:r>
-        <w:rPr>
-          <w:rFonts w:eastAsia="宋体" w:hint="eastAsia"/>
-          <w:lang w:eastAsia="zh-CN"/>
-        </w:rPr>
-        <w:instrText>标题</w:instrText>
-      </w:r>
-      <w:r>
-        <w:rPr>
-          <w:rFonts w:eastAsia="宋体" w:hint="eastAsia"/>
-          <w:lang w:eastAsia="zh-CN"/>
-        </w:rPr>
-        <w:instrText xml:space="preserve">1" \n \* Charformat </w:instrText>
-      </w:r>
-      <w:r>
-        <w:rPr>
-          <w:rFonts w:eastAsia="宋体" w:hint="eastAsia"/>
+          <w:rFonts w:hint="eastAsia" w:eastAsia="宋体"/>
+          <w:lang w:eastAsia="zh-CN"/>
+        </w:rPr>
+        <w:instrText xml:space="preserve"> STYLEREF "柴_标题1" \n \* Charformat </w:instrText>
+      </w:r>
+      <w:r>
+        <w:rPr>
+          <w:rFonts w:hint="eastAsia" w:eastAsia="宋体"/>
           <w:lang w:eastAsia="zh-CN"/>
         </w:rPr>
         <w:fldChar w:fldCharType="separate"/>
       </w:r>
       <w:r>
         <w:rPr>
-          <w:rFonts w:eastAsia="宋体" w:hint="eastAsia"/>
+          <w:rFonts w:hint="eastAsia" w:eastAsia="宋体"/>
           <w:lang w:eastAsia="zh-CN"/>
         </w:rPr>
         <w:t>4</w:t>
       </w:r>
       <w:r>
         <w:rPr>
-          <w:rFonts w:eastAsia="宋体" w:hint="eastAsia"/>
+          <w:rFonts w:hint="eastAsia" w:eastAsia="宋体"/>
           <w:lang w:eastAsia="zh-CN"/>
         </w:rPr>
         <w:fldChar w:fldCharType="end"/>
       </w:r>
       <w:r>
         <w:rPr>
-          <w:rFonts w:eastAsia="宋体" w:hint="eastAsia"/>
+          <w:rFonts w:hint="eastAsia" w:eastAsia="宋体"/>
           <w:lang w:eastAsia="zh-CN"/>
         </w:rPr>
         <w:t xml:space="preserve">- </w:t>
       </w:r>
       <w:r>
         <w:rPr>
-          <w:rFonts w:eastAsia="宋体" w:hint="eastAsia"/>
+          <w:rFonts w:hint="eastAsia" w:eastAsia="宋体"/>
           <w:lang w:eastAsia="zh-CN"/>
         </w:rPr>
         <w:fldChar w:fldCharType="begin"/>
       </w:r>
       <w:r>
         <w:rPr>
-          <w:rFonts w:eastAsia="宋体" w:hint="eastAsia"/>
-          <w:lang w:eastAsia="zh-CN"/>
-        </w:rPr>
-        <w:instrText xml:space="preserve"> SEQ </w:instrText>
-      </w:r>
-      <w:r>
-        <w:rPr>
-          <w:rFonts w:eastAsia="宋体" w:hint="eastAsia"/>
-          <w:lang w:eastAsia="zh-CN"/>
-        </w:rPr>
-        <w:instrText>表</w:instrText>
-      </w:r>
-      <w:r>
-        <w:rPr>
-          <w:rFonts w:eastAsia="宋体" w:hint="eastAsia"/>
-          <w:lang w:eastAsia="zh-CN"/>
-        </w:rPr>
-        <w:instrText xml:space="preserve"> \* ARABIC  \s 1 </w:instrText>
-      </w:r>
-      <w:r>
-        <w:rPr>
-          <w:rFonts w:eastAsia="宋体" w:hint="eastAsia"/>
+          <w:rFonts w:hint="eastAsia" w:eastAsia="宋体"/>
+          <w:lang w:eastAsia="zh-CN"/>
+        </w:rPr>
+        <w:instrText xml:space="preserve"> SEQ 表 \* ARABIC  \s 1 </w:instrText>
+      </w:r>
+      <w:r>
+        <w:rPr>
+          <w:rFonts w:hint="eastAsia" w:eastAsia="宋体"/>
           <w:lang w:eastAsia="zh-CN"/>
         </w:rPr>
         <w:fldChar w:fldCharType="separate"/>
       </w:r>
       <w:r>
         <w:rPr>
-          <w:rFonts w:eastAsia="宋体" w:hint="eastAsia"/>
+          <w:rFonts w:hint="eastAsia" w:eastAsia="宋体"/>
           <w:lang w:eastAsia="zh-CN"/>
         </w:rPr>
         <w:t>1</w:t>
       </w:r>
       <w:r>
         <w:rPr>
-          <w:rFonts w:eastAsia="宋体" w:hint="eastAsia"/>
+          <w:rFonts w:hint="eastAsia" w:eastAsia="宋体"/>
           <w:lang w:eastAsia="zh-CN"/>
         </w:rPr>
         <w:fldChar w:fldCharType="end"/>
       </w:r>
       <w:r>
         <w:rPr>
-          <w:rFonts w:eastAsia="宋体" w:hint="eastAsia"/>
+          <w:rFonts w:hint="eastAsia" w:eastAsia="宋体"/>
           <w:lang w:eastAsia="zh-CN"/>
         </w:rPr>
         <w:t xml:space="preserve"> </w:t>
@@ -2389,7 +2880,7 @@
       </w:r>
       <w:r>
         <w:rPr>
-          <w:rFonts w:eastAsia="宋体" w:hint="eastAsia"/>
+          <w:rFonts w:hint="eastAsia" w:eastAsia="宋体"/>
           <w:lang w:eastAsia="zh-CN"/>
         </w:rPr>
         <w:t>进度</w:t>
@@ -2397,10 +2888,24 @@
     </w:p>
     <w:tbl>
       <w:tblPr>
-        <w:tblStyle w:val="a9"/>
+        <w:tblStyle w:val="21"/>
         <w:tblW w:w="0" w:type="auto"/>
+        <w:tblInd w:w="0" w:type="dxa"/>
+        <w:tblBorders>
+          <w:top w:val="single" w:color="auto" w:sz="4" w:space="0"/>
+          <w:left w:val="single" w:color="auto" w:sz="4" w:space="0"/>
+          <w:bottom w:val="single" w:color="auto" w:sz="4" w:space="0"/>
+          <w:right w:val="single" w:color="auto" w:sz="4" w:space="0"/>
+          <w:insideH w:val="single" w:color="auto" w:sz="4" w:space="0"/>
+          <w:insideV w:val="single" w:color="auto" w:sz="4" w:space="0"/>
+        </w:tblBorders>
         <w:tblLayout w:type="fixed"/>
-        <w:tblLook w:val="04A0" w:firstRow="1" w:lastRow="0" w:firstColumn="1" w:lastColumn="0" w:noHBand="0" w:noVBand="1"/>
+        <w:tblCellMar>
+          <w:top w:w="0" w:type="dxa"/>
+          <w:left w:w="108" w:type="dxa"/>
+          <w:bottom w:w="0" w:type="dxa"/>
+          <w:right w:w="108" w:type="dxa"/>
+        </w:tblCellMar>
       </w:tblPr>
       <w:tblGrid>
         <w:gridCol w:w="754"/>
@@ -2409,14 +2914,31 @@
         <w:gridCol w:w="1694"/>
       </w:tblGrid>
       <w:tr>
+        <w:tblPrEx>
+          <w:tblBorders>
+            <w:top w:val="single" w:color="auto" w:sz="4" w:space="0"/>
+            <w:left w:val="single" w:color="auto" w:sz="4" w:space="0"/>
+            <w:bottom w:val="single" w:color="auto" w:sz="4" w:space="0"/>
+            <w:right w:val="single" w:color="auto" w:sz="4" w:space="0"/>
+            <w:insideH w:val="single" w:color="auto" w:sz="4" w:space="0"/>
+            <w:insideV w:val="single" w:color="auto" w:sz="4" w:space="0"/>
+          </w:tblBorders>
+          <w:tblCellMar>
+            <w:top w:w="0" w:type="dxa"/>
+            <w:left w:w="108" w:type="dxa"/>
+            <w:bottom w:w="0" w:type="dxa"/>
+            <w:right w:w="108" w:type="dxa"/>
+          </w:tblCellMar>
+        </w:tblPrEx>
         <w:tc>
           <w:tcPr>
             <w:tcW w:w="754" w:type="dxa"/>
           </w:tcPr>
           <w:p>
             <w:pPr>
-              <w:pStyle w:val="ad"/>
-              <w:ind w:firstLineChars="0" w:firstLine="0"/>
+              <w:pStyle w:val="29"/>
+              <w:widowControl w:val="0"/>
+              <w:ind w:firstLine="0" w:firstLineChars="0"/>
               <w:jc w:val="center"/>
             </w:pPr>
             <w:r>
@@ -2433,7 +2955,8 @@
           </w:tcPr>
           <w:p>
             <w:pPr>
-              <w:pStyle w:val="ad"/>
+              <w:pStyle w:val="29"/>
+              <w:widowControl w:val="0"/>
               <w:ind w:firstLine="480"/>
               <w:jc w:val="center"/>
             </w:pPr>
@@ -2451,7 +2974,8 @@
           </w:tcPr>
           <w:p>
             <w:pPr>
-              <w:pStyle w:val="ad"/>
+              <w:pStyle w:val="29"/>
+              <w:widowControl w:val="0"/>
               <w:ind w:firstLine="480"/>
               <w:jc w:val="center"/>
             </w:pPr>
@@ -2469,6 +2993,7 @@
           </w:tcPr>
           <w:p>
             <w:pPr>
+              <w:widowControl w:val="0"/>
               <w:jc w:val="center"/>
               <w:rPr>
                 <w:lang w:eastAsia="zh-CN"/>
@@ -2485,18 +3010,36 @@
         </w:tc>
       </w:tr>
       <w:tr>
+        <w:tblPrEx>
+          <w:tblBorders>
+            <w:top w:val="single" w:color="auto" w:sz="4" w:space="0"/>
+            <w:left w:val="single" w:color="auto" w:sz="4" w:space="0"/>
+            <w:bottom w:val="single" w:color="auto" w:sz="4" w:space="0"/>
+            <w:right w:val="single" w:color="auto" w:sz="4" w:space="0"/>
+            <w:insideH w:val="single" w:color="auto" w:sz="4" w:space="0"/>
+            <w:insideV w:val="single" w:color="auto" w:sz="4" w:space="0"/>
+          </w:tblBorders>
+          <w:tblCellMar>
+            <w:top w:w="0" w:type="dxa"/>
+            <w:left w:w="108" w:type="dxa"/>
+            <w:bottom w:w="0" w:type="dxa"/>
+            <w:right w:w="108" w:type="dxa"/>
+          </w:tblCellMar>
+        </w:tblPrEx>
         <w:tc>
           <w:tcPr>
             <w:tcW w:w="754" w:type="dxa"/>
           </w:tcPr>
           <w:p>
             <w:pPr>
-              <w:pStyle w:val="ad"/>
+              <w:pStyle w:val="29"/>
+              <w:widowControl w:val="0"/>
               <w:numPr>
                 <w:ilvl w:val="0"/>
                 <w:numId w:val="2"/>
               </w:numPr>
               <w:ind w:firstLineChars="0"/>
+              <w:jc w:val="both"/>
             </w:pPr>
           </w:p>
         </w:tc>
@@ -2506,6 +3049,8 @@
           </w:tcPr>
           <w:p>
             <w:pPr>
+              <w:widowControl w:val="0"/>
+              <w:jc w:val="both"/>
               <w:rPr>
                 <w:lang w:eastAsia="zh-CN"/>
               </w:rPr>
@@ -2525,10 +3070,12 @@
           </w:tcPr>
           <w:p>
             <w:pPr>
+              <w:widowControl w:val="0"/>
               <w:numPr>
                 <w:ilvl w:val="0"/>
                 <w:numId w:val="3"/>
               </w:numPr>
+              <w:jc w:val="both"/>
               <w:rPr>
                 <w:lang w:eastAsia="zh-CN"/>
               </w:rPr>
@@ -2542,10 +3089,12 @@
           </w:p>
           <w:p>
             <w:pPr>
+              <w:widowControl w:val="0"/>
               <w:numPr>
                 <w:ilvl w:val="0"/>
                 <w:numId w:val="3"/>
               </w:numPr>
+              <w:jc w:val="both"/>
               <w:rPr>
                 <w:lang w:eastAsia="zh-CN"/>
               </w:rPr>
@@ -2561,6 +3110,8 @@
           </w:tcPr>
           <w:p>
             <w:pPr>
+              <w:widowControl w:val="0"/>
+              <w:jc w:val="both"/>
               <w:rPr>
                 <w:lang w:eastAsia="zh-CN"/>
               </w:rPr>
@@ -2574,7 +3125,7 @@
             </w:r>
             <w:r>
               <w:rPr>
-                <w:rFonts w:eastAsiaTheme="minorEastAsia" w:hint="eastAsia"/>
+                <w:rFonts w:hint="eastAsia" w:eastAsiaTheme="minorEastAsia"/>
                 <w:lang w:eastAsia="zh-CN"/>
               </w:rPr>
               <w:t>7</w:t>
@@ -2590,18 +3141,36 @@
         </w:tc>
       </w:tr>
       <w:tr>
+        <w:tblPrEx>
+          <w:tblBorders>
+            <w:top w:val="single" w:color="auto" w:sz="4" w:space="0"/>
+            <w:left w:val="single" w:color="auto" w:sz="4" w:space="0"/>
+            <w:bottom w:val="single" w:color="auto" w:sz="4" w:space="0"/>
+            <w:right w:val="single" w:color="auto" w:sz="4" w:space="0"/>
+            <w:insideH w:val="single" w:color="auto" w:sz="4" w:space="0"/>
+            <w:insideV w:val="single" w:color="auto" w:sz="4" w:space="0"/>
+          </w:tblBorders>
+          <w:tblCellMar>
+            <w:top w:w="0" w:type="dxa"/>
+            <w:left w:w="108" w:type="dxa"/>
+            <w:bottom w:w="0" w:type="dxa"/>
+            <w:right w:w="108" w:type="dxa"/>
+          </w:tblCellMar>
+        </w:tblPrEx>
         <w:tc>
           <w:tcPr>
             <w:tcW w:w="754" w:type="dxa"/>
           </w:tcPr>
           <w:p>
             <w:pPr>
-              <w:pStyle w:val="ad"/>
+              <w:pStyle w:val="29"/>
+              <w:widowControl w:val="0"/>
               <w:numPr>
                 <w:ilvl w:val="0"/>
                 <w:numId w:val="2"/>
               </w:numPr>
               <w:ind w:firstLineChars="0"/>
+              <w:jc w:val="both"/>
             </w:pPr>
           </w:p>
         </w:tc>
@@ -2611,6 +3180,8 @@
           </w:tcPr>
           <w:p>
             <w:pPr>
+              <w:widowControl w:val="0"/>
+              <w:jc w:val="both"/>
               <w:rPr>
                 <w:lang w:eastAsia="zh-CN"/>
               </w:rPr>
@@ -2630,10 +3201,12 @@
           </w:tcPr>
           <w:p>
             <w:pPr>
+              <w:widowControl w:val="0"/>
               <w:numPr>
                 <w:ilvl w:val="0"/>
                 <w:numId w:val="4"/>
               </w:numPr>
+              <w:jc w:val="both"/>
               <w:rPr>
                 <w:lang w:eastAsia="zh-CN"/>
               </w:rPr>
@@ -2652,6 +3225,8 @@
           </w:tcPr>
           <w:p>
             <w:pPr>
+              <w:widowControl w:val="0"/>
+              <w:jc w:val="both"/>
               <w:rPr>
                 <w:lang w:eastAsia="zh-CN"/>
               </w:rPr>
@@ -2665,7 +3240,7 @@
             </w:r>
             <w:r>
               <w:rPr>
-                <w:rFonts w:eastAsiaTheme="minorEastAsia" w:hint="eastAsia"/>
+                <w:rFonts w:hint="eastAsia" w:eastAsiaTheme="minorEastAsia"/>
                 <w:lang w:eastAsia="zh-CN"/>
               </w:rPr>
               <w:t>7</w:t>
@@ -2681,18 +3256,36 @@
         </w:tc>
       </w:tr>
       <w:tr>
+        <w:tblPrEx>
+          <w:tblBorders>
+            <w:top w:val="single" w:color="auto" w:sz="4" w:space="0"/>
+            <w:left w:val="single" w:color="auto" w:sz="4" w:space="0"/>
+            <w:bottom w:val="single" w:color="auto" w:sz="4" w:space="0"/>
+            <w:right w:val="single" w:color="auto" w:sz="4" w:space="0"/>
+            <w:insideH w:val="single" w:color="auto" w:sz="4" w:space="0"/>
+            <w:insideV w:val="single" w:color="auto" w:sz="4" w:space="0"/>
+          </w:tblBorders>
+          <w:tblCellMar>
+            <w:top w:w="0" w:type="dxa"/>
+            <w:left w:w="108" w:type="dxa"/>
+            <w:bottom w:w="0" w:type="dxa"/>
+            <w:right w:w="108" w:type="dxa"/>
+          </w:tblCellMar>
+        </w:tblPrEx>
         <w:tc>
           <w:tcPr>
             <w:tcW w:w="754" w:type="dxa"/>
           </w:tcPr>
           <w:p>
             <w:pPr>
-              <w:pStyle w:val="ad"/>
+              <w:pStyle w:val="29"/>
+              <w:widowControl w:val="0"/>
               <w:numPr>
                 <w:ilvl w:val="0"/>
                 <w:numId w:val="2"/>
               </w:numPr>
               <w:ind w:firstLineChars="0"/>
+              <w:jc w:val="both"/>
             </w:pPr>
           </w:p>
         </w:tc>
@@ -2702,6 +3295,8 @@
           </w:tcPr>
           <w:p>
             <w:pPr>
+              <w:widowControl w:val="0"/>
+              <w:jc w:val="both"/>
               <w:rPr>
                 <w:lang w:eastAsia="zh-CN"/>
               </w:rPr>
@@ -2721,10 +3316,12 @@
           </w:tcPr>
           <w:p>
             <w:pPr>
+              <w:widowControl w:val="0"/>
               <w:numPr>
                 <w:ilvl w:val="0"/>
                 <w:numId w:val="5"/>
               </w:numPr>
+              <w:jc w:val="both"/>
             </w:pPr>
             <w:r>
               <w:t>组建小组；</w:t>
@@ -2732,10 +3329,12 @@
           </w:p>
           <w:p>
             <w:pPr>
+              <w:widowControl w:val="0"/>
               <w:numPr>
                 <w:ilvl w:val="0"/>
                 <w:numId w:val="5"/>
               </w:numPr>
+              <w:jc w:val="both"/>
               <w:rPr>
                 <w:lang w:eastAsia="zh-CN"/>
               </w:rPr>
@@ -2749,10 +3348,12 @@
           </w:p>
           <w:p>
             <w:pPr>
+              <w:widowControl w:val="0"/>
               <w:numPr>
                 <w:ilvl w:val="0"/>
                 <w:numId w:val="5"/>
               </w:numPr>
+              <w:jc w:val="both"/>
               <w:rPr>
                 <w:lang w:eastAsia="zh-CN"/>
               </w:rPr>
@@ -2771,6 +3372,8 @@
           </w:tcPr>
           <w:p>
             <w:pPr>
+              <w:widowControl w:val="0"/>
+              <w:jc w:val="both"/>
               <w:rPr>
                 <w:lang w:eastAsia="zh-CN"/>
               </w:rPr>
@@ -2784,7 +3387,7 @@
             </w:r>
             <w:r>
               <w:rPr>
-                <w:rFonts w:eastAsiaTheme="minorEastAsia" w:hint="eastAsia"/>
+                <w:rFonts w:hint="eastAsia" w:eastAsiaTheme="minorEastAsia"/>
                 <w:lang w:eastAsia="zh-CN"/>
               </w:rPr>
               <w:t>8</w:t>
@@ -2800,18 +3403,36 @@
         </w:tc>
       </w:tr>
       <w:tr>
+        <w:tblPrEx>
+          <w:tblBorders>
+            <w:top w:val="single" w:color="auto" w:sz="4" w:space="0"/>
+            <w:left w:val="single" w:color="auto" w:sz="4" w:space="0"/>
+            <w:bottom w:val="single" w:color="auto" w:sz="4" w:space="0"/>
+            <w:right w:val="single" w:color="auto" w:sz="4" w:space="0"/>
+            <w:insideH w:val="single" w:color="auto" w:sz="4" w:space="0"/>
+            <w:insideV w:val="single" w:color="auto" w:sz="4" w:space="0"/>
+          </w:tblBorders>
+          <w:tblCellMar>
+            <w:top w:w="0" w:type="dxa"/>
+            <w:left w:w="108" w:type="dxa"/>
+            <w:bottom w:w="0" w:type="dxa"/>
+            <w:right w:w="108" w:type="dxa"/>
+          </w:tblCellMar>
+        </w:tblPrEx>
         <w:tc>
           <w:tcPr>
             <w:tcW w:w="754" w:type="dxa"/>
           </w:tcPr>
           <w:p>
             <w:pPr>
-              <w:pStyle w:val="ad"/>
+              <w:pStyle w:val="29"/>
+              <w:widowControl w:val="0"/>
               <w:numPr>
                 <w:ilvl w:val="0"/>
                 <w:numId w:val="2"/>
               </w:numPr>
               <w:ind w:firstLineChars="0"/>
+              <w:jc w:val="both"/>
             </w:pPr>
           </w:p>
         </w:tc>
@@ -2822,6 +3443,8 @@
           </w:tcPr>
           <w:p>
             <w:pPr>
+              <w:widowControl w:val="0"/>
+              <w:jc w:val="both"/>
               <w:rPr>
                 <w:lang w:eastAsia="zh-CN"/>
               </w:rPr>
@@ -2841,10 +3464,12 @@
           </w:tcPr>
           <w:p>
             <w:pPr>
+              <w:widowControl w:val="0"/>
               <w:numPr>
                 <w:ilvl w:val="0"/>
                 <w:numId w:val="6"/>
               </w:numPr>
+              <w:jc w:val="both"/>
               <w:rPr>
                 <w:lang w:eastAsia="zh-CN"/>
               </w:rPr>
@@ -2864,6 +3489,8 @@
           </w:tcPr>
           <w:p>
             <w:pPr>
+              <w:widowControl w:val="0"/>
+              <w:jc w:val="both"/>
               <w:rPr>
                 <w:lang w:eastAsia="zh-CN"/>
               </w:rPr>
@@ -2877,7 +3504,7 @@
             </w:r>
             <w:r>
               <w:rPr>
-                <w:rFonts w:eastAsiaTheme="minorEastAsia" w:hint="eastAsia"/>
+                <w:rFonts w:hint="eastAsia" w:eastAsiaTheme="minorEastAsia"/>
                 <w:lang w:eastAsia="zh-CN"/>
               </w:rPr>
               <w:t>9</w:t>
@@ -2893,30 +3520,50 @@
         </w:tc>
       </w:tr>
       <w:tr>
+        <w:tblPrEx>
+          <w:tblBorders>
+            <w:top w:val="single" w:color="auto" w:sz="4" w:space="0"/>
+            <w:left w:val="single" w:color="auto" w:sz="4" w:space="0"/>
+            <w:bottom w:val="single" w:color="auto" w:sz="4" w:space="0"/>
+            <w:right w:val="single" w:color="auto" w:sz="4" w:space="0"/>
+            <w:insideH w:val="single" w:color="auto" w:sz="4" w:space="0"/>
+            <w:insideV w:val="single" w:color="auto" w:sz="4" w:space="0"/>
+          </w:tblBorders>
+          <w:tblCellMar>
+            <w:top w:w="0" w:type="dxa"/>
+            <w:left w:w="108" w:type="dxa"/>
+            <w:bottom w:w="0" w:type="dxa"/>
+            <w:right w:w="108" w:type="dxa"/>
+          </w:tblCellMar>
+        </w:tblPrEx>
         <w:tc>
           <w:tcPr>
             <w:tcW w:w="754" w:type="dxa"/>
           </w:tcPr>
           <w:p>
             <w:pPr>
-              <w:pStyle w:val="ad"/>
+              <w:pStyle w:val="29"/>
+              <w:widowControl w:val="0"/>
               <w:numPr>
                 <w:ilvl w:val="0"/>
                 <w:numId w:val="2"/>
               </w:numPr>
               <w:ind w:firstLineChars="0"/>
+              <w:jc w:val="both"/>
             </w:pPr>
           </w:p>
         </w:tc>
         <w:tc>
           <w:tcPr>
             <w:tcW w:w="2325" w:type="dxa"/>
-            <w:vMerge/>
-          </w:tcPr>
-          <w:p>
-            <w:pPr>
-              <w:pStyle w:val="ad"/>
-              <w:ind w:firstLineChars="0" w:firstLine="0"/>
+            <w:vMerge w:val="continue"/>
+          </w:tcPr>
+          <w:p>
+            <w:pPr>
+              <w:pStyle w:val="29"/>
+              <w:widowControl w:val="0"/>
+              <w:ind w:firstLine="0" w:firstLineChars="0"/>
+              <w:jc w:val="both"/>
             </w:pPr>
           </w:p>
         </w:tc>
@@ -2926,10 +3573,12 @@
           </w:tcPr>
           <w:p>
             <w:pPr>
+              <w:widowControl w:val="0"/>
               <w:numPr>
                 <w:ilvl w:val="0"/>
                 <w:numId w:val="6"/>
               </w:numPr>
+              <w:jc w:val="both"/>
               <w:rPr>
                 <w:lang w:eastAsia="zh-CN"/>
               </w:rPr>
@@ -2949,6 +3598,8 @@
           </w:tcPr>
           <w:p>
             <w:pPr>
+              <w:widowControl w:val="0"/>
+              <w:jc w:val="both"/>
               <w:rPr>
                 <w:lang w:eastAsia="zh-CN"/>
               </w:rPr>
@@ -2962,7 +3613,7 @@
             </w:r>
             <w:r>
               <w:rPr>
-                <w:rFonts w:eastAsiaTheme="minorEastAsia" w:hint="eastAsia"/>
+                <w:rFonts w:hint="eastAsia" w:eastAsiaTheme="minorEastAsia"/>
                 <w:lang w:eastAsia="zh-CN"/>
               </w:rPr>
               <w:t>10</w:t>
@@ -2978,30 +3629,50 @@
         </w:tc>
       </w:tr>
       <w:tr>
+        <w:tblPrEx>
+          <w:tblBorders>
+            <w:top w:val="single" w:color="auto" w:sz="4" w:space="0"/>
+            <w:left w:val="single" w:color="auto" w:sz="4" w:space="0"/>
+            <w:bottom w:val="single" w:color="auto" w:sz="4" w:space="0"/>
+            <w:right w:val="single" w:color="auto" w:sz="4" w:space="0"/>
+            <w:insideH w:val="single" w:color="auto" w:sz="4" w:space="0"/>
+            <w:insideV w:val="single" w:color="auto" w:sz="4" w:space="0"/>
+          </w:tblBorders>
+          <w:tblCellMar>
+            <w:top w:w="0" w:type="dxa"/>
+            <w:left w:w="108" w:type="dxa"/>
+            <w:bottom w:w="0" w:type="dxa"/>
+            <w:right w:w="108" w:type="dxa"/>
+          </w:tblCellMar>
+        </w:tblPrEx>
         <w:tc>
           <w:tcPr>
             <w:tcW w:w="754" w:type="dxa"/>
           </w:tcPr>
           <w:p>
             <w:pPr>
-              <w:pStyle w:val="ad"/>
+              <w:pStyle w:val="29"/>
+              <w:widowControl w:val="0"/>
               <w:numPr>
                 <w:ilvl w:val="0"/>
                 <w:numId w:val="2"/>
               </w:numPr>
               <w:ind w:firstLineChars="0"/>
+              <w:jc w:val="both"/>
             </w:pPr>
           </w:p>
         </w:tc>
         <w:tc>
           <w:tcPr>
             <w:tcW w:w="2325" w:type="dxa"/>
-            <w:vMerge/>
-          </w:tcPr>
-          <w:p>
-            <w:pPr>
-              <w:pStyle w:val="ad"/>
-              <w:ind w:firstLineChars="0" w:firstLine="0"/>
+            <w:vMerge w:val="continue"/>
+          </w:tcPr>
+          <w:p>
+            <w:pPr>
+              <w:pStyle w:val="29"/>
+              <w:widowControl w:val="0"/>
+              <w:ind w:firstLine="0" w:firstLineChars="0"/>
+              <w:jc w:val="both"/>
             </w:pPr>
           </w:p>
         </w:tc>
@@ -3011,10 +3682,12 @@
           </w:tcPr>
           <w:p>
             <w:pPr>
+              <w:widowControl w:val="0"/>
               <w:numPr>
                 <w:ilvl w:val="0"/>
                 <w:numId w:val="6"/>
               </w:numPr>
+              <w:jc w:val="both"/>
               <w:rPr>
                 <w:lang w:eastAsia="zh-CN"/>
               </w:rPr>
@@ -3034,6 +3707,8 @@
           </w:tcPr>
           <w:p>
             <w:pPr>
+              <w:widowControl w:val="0"/>
+              <w:jc w:val="both"/>
               <w:rPr>
                 <w:lang w:eastAsia="zh-CN"/>
               </w:rPr>
@@ -3047,10 +3722,10 @@
             </w:r>
             <w:r>
               <w:rPr>
-                <w:rFonts w:eastAsiaTheme="minorEastAsia" w:hint="eastAsia"/>
-                <w:lang w:eastAsia="zh-CN"/>
-              </w:rPr>
-              <w:t>11</w:t>
+                <w:rFonts w:hint="eastAsia" w:eastAsiaTheme="minorEastAsia"/>
+                <w:lang w:val="en-US" w:eastAsia="zh-CN"/>
+              </w:rPr>
+              <w:t>10</w:t>
             </w:r>
             <w:r>
               <w:rPr>
@@ -3063,30 +3738,50 @@
         </w:tc>
       </w:tr>
       <w:tr>
+        <w:tblPrEx>
+          <w:tblBorders>
+            <w:top w:val="single" w:color="auto" w:sz="4" w:space="0"/>
+            <w:left w:val="single" w:color="auto" w:sz="4" w:space="0"/>
+            <w:bottom w:val="single" w:color="auto" w:sz="4" w:space="0"/>
+            <w:right w:val="single" w:color="auto" w:sz="4" w:space="0"/>
+            <w:insideH w:val="single" w:color="auto" w:sz="4" w:space="0"/>
+            <w:insideV w:val="single" w:color="auto" w:sz="4" w:space="0"/>
+          </w:tblBorders>
+          <w:tblCellMar>
+            <w:top w:w="0" w:type="dxa"/>
+            <w:left w:w="108" w:type="dxa"/>
+            <w:bottom w:w="0" w:type="dxa"/>
+            <w:right w:w="108" w:type="dxa"/>
+          </w:tblCellMar>
+        </w:tblPrEx>
         <w:tc>
           <w:tcPr>
             <w:tcW w:w="754" w:type="dxa"/>
           </w:tcPr>
           <w:p>
             <w:pPr>
-              <w:pStyle w:val="ad"/>
+              <w:pStyle w:val="29"/>
+              <w:widowControl w:val="0"/>
               <w:numPr>
                 <w:ilvl w:val="0"/>
                 <w:numId w:val="2"/>
               </w:numPr>
               <w:ind w:firstLineChars="0"/>
+              <w:jc w:val="both"/>
             </w:pPr>
           </w:p>
         </w:tc>
         <w:tc>
           <w:tcPr>
             <w:tcW w:w="2325" w:type="dxa"/>
-            <w:vMerge/>
-          </w:tcPr>
-          <w:p>
-            <w:pPr>
-              <w:pStyle w:val="ad"/>
-              <w:ind w:firstLineChars="0" w:firstLine="0"/>
+            <w:vMerge w:val="continue"/>
+          </w:tcPr>
+          <w:p>
+            <w:pPr>
+              <w:pStyle w:val="29"/>
+              <w:widowControl w:val="0"/>
+              <w:ind w:firstLine="0" w:firstLineChars="0"/>
+              <w:jc w:val="both"/>
             </w:pPr>
           </w:p>
         </w:tc>
@@ -3096,10 +3791,12 @@
           </w:tcPr>
           <w:p>
             <w:pPr>
+              <w:widowControl w:val="0"/>
               <w:numPr>
                 <w:ilvl w:val="0"/>
                 <w:numId w:val="6"/>
               </w:numPr>
+              <w:jc w:val="both"/>
               <w:rPr>
                 <w:lang w:eastAsia="zh-CN"/>
               </w:rPr>
@@ -3119,6 +3816,8 @@
           </w:tcPr>
           <w:p>
             <w:pPr>
+              <w:widowControl w:val="0"/>
+              <w:jc w:val="both"/>
               <w:rPr>
                 <w:lang w:eastAsia="zh-CN"/>
               </w:rPr>
@@ -3132,10 +3831,10 @@
             </w:r>
             <w:r>
               <w:rPr>
-                <w:rFonts w:eastAsiaTheme="minorEastAsia" w:hint="eastAsia"/>
-                <w:lang w:eastAsia="zh-CN"/>
-              </w:rPr>
-              <w:t>12</w:t>
+                <w:rFonts w:hint="eastAsia" w:eastAsiaTheme="minorEastAsia"/>
+                <w:lang w:val="en-US" w:eastAsia="zh-CN"/>
+              </w:rPr>
+              <w:t>11</w:t>
             </w:r>
             <w:r>
               <w:rPr>
@@ -3148,30 +3847,50 @@
         </w:tc>
       </w:tr>
       <w:tr>
+        <w:tblPrEx>
+          <w:tblBorders>
+            <w:top w:val="single" w:color="auto" w:sz="4" w:space="0"/>
+            <w:left w:val="single" w:color="auto" w:sz="4" w:space="0"/>
+            <w:bottom w:val="single" w:color="auto" w:sz="4" w:space="0"/>
+            <w:right w:val="single" w:color="auto" w:sz="4" w:space="0"/>
+            <w:insideH w:val="single" w:color="auto" w:sz="4" w:space="0"/>
+            <w:insideV w:val="single" w:color="auto" w:sz="4" w:space="0"/>
+          </w:tblBorders>
+          <w:tblCellMar>
+            <w:top w:w="0" w:type="dxa"/>
+            <w:left w:w="108" w:type="dxa"/>
+            <w:bottom w:w="0" w:type="dxa"/>
+            <w:right w:w="108" w:type="dxa"/>
+          </w:tblCellMar>
+        </w:tblPrEx>
         <w:tc>
           <w:tcPr>
             <w:tcW w:w="754" w:type="dxa"/>
           </w:tcPr>
           <w:p>
             <w:pPr>
-              <w:pStyle w:val="ad"/>
+              <w:pStyle w:val="29"/>
+              <w:widowControl w:val="0"/>
               <w:numPr>
                 <w:ilvl w:val="0"/>
                 <w:numId w:val="2"/>
               </w:numPr>
               <w:ind w:firstLineChars="0"/>
+              <w:jc w:val="both"/>
             </w:pPr>
           </w:p>
         </w:tc>
         <w:tc>
           <w:tcPr>
             <w:tcW w:w="2325" w:type="dxa"/>
-            <w:vMerge/>
-          </w:tcPr>
-          <w:p>
-            <w:pPr>
-              <w:pStyle w:val="ad"/>
-              <w:ind w:firstLineChars="0" w:firstLine="0"/>
+            <w:vMerge w:val="continue"/>
+          </w:tcPr>
+          <w:p>
+            <w:pPr>
+              <w:pStyle w:val="29"/>
+              <w:widowControl w:val="0"/>
+              <w:ind w:firstLine="0" w:firstLineChars="0"/>
+              <w:jc w:val="both"/>
             </w:pPr>
           </w:p>
         </w:tc>
@@ -3181,10 +3900,12 @@
           </w:tcPr>
           <w:p>
             <w:pPr>
+              <w:widowControl w:val="0"/>
               <w:numPr>
                 <w:ilvl w:val="0"/>
                 <w:numId w:val="6"/>
               </w:numPr>
+              <w:jc w:val="both"/>
               <w:rPr>
                 <w:lang w:eastAsia="zh-CN"/>
               </w:rPr>
@@ -3204,6 +3925,8 @@
           </w:tcPr>
           <w:p>
             <w:pPr>
+              <w:widowControl w:val="0"/>
+              <w:jc w:val="both"/>
               <w:rPr>
                 <w:lang w:eastAsia="zh-CN"/>
               </w:rPr>
@@ -3217,10 +3940,10 @@
             </w:r>
             <w:r>
               <w:rPr>
-                <w:rFonts w:eastAsiaTheme="minorEastAsia" w:hint="eastAsia"/>
-                <w:lang w:eastAsia="zh-CN"/>
-              </w:rPr>
-              <w:t>6</w:t>
+                <w:rFonts w:hint="eastAsia"/>
+                <w:lang w:val="en-US" w:eastAsia="zh-CN"/>
+              </w:rPr>
+              <w:t>5</w:t>
             </w:r>
             <w:r>
               <w:rPr>
@@ -3231,8 +3954,15 @@
             </w:r>
             <w:r>
               <w:rPr>
-                <w:rFonts w:eastAsiaTheme="minorEastAsia" w:hint="eastAsia"/>
-                <w:lang w:eastAsia="zh-CN"/>
+                <w:rFonts w:hint="eastAsia" w:eastAsiaTheme="minorEastAsia"/>
+                <w:lang w:eastAsia="zh-CN"/>
+              </w:rPr>
+              <w:t>1</w:t>
+            </w:r>
+            <w:r>
+              <w:rPr>
+                <w:rFonts w:hint="eastAsia" w:eastAsiaTheme="minorEastAsia"/>
+                <w:lang w:val="en-US" w:eastAsia="zh-CN"/>
               </w:rPr>
               <w:t>1</w:t>
             </w:r>
@@ -3247,8 +3977,24 @@
         </w:tc>
       </w:tr>
       <w:tr>
+        <w:tblPrEx>
+          <w:tblBorders>
+            <w:top w:val="single" w:color="auto" w:sz="4" w:space="0"/>
+            <w:left w:val="single" w:color="auto" w:sz="4" w:space="0"/>
+            <w:bottom w:val="single" w:color="auto" w:sz="4" w:space="0"/>
+            <w:right w:val="single" w:color="auto" w:sz="4" w:space="0"/>
+            <w:insideH w:val="single" w:color="auto" w:sz="4" w:space="0"/>
+            <w:insideV w:val="single" w:color="auto" w:sz="4" w:space="0"/>
+          </w:tblBorders>
+          <w:tblCellMar>
+            <w:top w:w="0" w:type="dxa"/>
+            <w:left w:w="108" w:type="dxa"/>
+            <w:bottom w:w="0" w:type="dxa"/>
+            <w:right w:w="108" w:type="dxa"/>
+          </w:tblCellMar>
+        </w:tblPrEx>
         <w:trPr>
-          <w:trHeight w:val="339"/>
+          <w:trHeight w:val="339" w:hRule="atLeast"/>
         </w:trPr>
         <w:tc>
           <w:tcPr>
@@ -3256,12 +4002,14 @@
           </w:tcPr>
           <w:p>
             <w:pPr>
-              <w:pStyle w:val="ad"/>
+              <w:pStyle w:val="29"/>
+              <w:widowControl w:val="0"/>
               <w:numPr>
                 <w:ilvl w:val="0"/>
                 <w:numId w:val="2"/>
               </w:numPr>
               <w:ind w:firstLineChars="0"/>
+              <w:jc w:val="both"/>
             </w:pPr>
           </w:p>
         </w:tc>
@@ -3271,6 +4019,8 @@
           </w:tcPr>
           <w:p>
             <w:pPr>
+              <w:widowControl w:val="0"/>
+              <w:jc w:val="both"/>
               <w:rPr>
                 <w:sz w:val="24"/>
                 <w:szCs w:val="24"/>
@@ -3292,10 +4042,12 @@
           </w:tcPr>
           <w:p>
             <w:pPr>
+              <w:widowControl w:val="0"/>
               <w:numPr>
                 <w:ilvl w:val="0"/>
                 <w:numId w:val="7"/>
               </w:numPr>
+              <w:jc w:val="both"/>
               <w:rPr>
                 <w:lang w:eastAsia="zh-CN"/>
               </w:rPr>
@@ -3315,6 +4067,8 @@
           </w:tcPr>
           <w:p>
             <w:pPr>
+              <w:widowControl w:val="0"/>
+              <w:jc w:val="both"/>
               <w:rPr>
                 <w:sz w:val="24"/>
                 <w:szCs w:val="24"/>
@@ -3331,27 +4085,34 @@
             <w:r>
               <w:rPr>
                 <w:rFonts w:hint="eastAsia"/>
-                <w:lang w:eastAsia="zh-CN"/>
-              </w:rPr>
-              <w:t>6</w:t>
-            </w:r>
-            <w:r>
-              <w:rPr>
-                <w:rFonts w:ascii="宋体" w:eastAsia="宋体" w:hAnsi="宋体" w:cs="宋体" w:hint="eastAsia"/>
+                <w:lang w:val="en-US" w:eastAsia="zh-CN"/>
+              </w:rPr>
+              <w:t>5</w:t>
+            </w:r>
+            <w:r>
+              <w:rPr>
+                <w:rFonts w:hint="eastAsia" w:ascii="宋体" w:hAnsi="宋体" w:eastAsia="宋体" w:cs="宋体"/>
                 <w:lang w:eastAsia="zh-CN"/>
               </w:rPr>
               <w:t>年</w:t>
             </w:r>
             <w:r>
               <w:rPr>
-                <w:rFonts w:hint="eastAsia"/>
-                <w:lang w:eastAsia="zh-CN"/>
+                <w:rFonts w:hint="eastAsia" w:eastAsiaTheme="minorEastAsia"/>
+                <w:lang w:eastAsia="zh-CN"/>
+              </w:rPr>
+              <w:t>1</w:t>
+            </w:r>
+            <w:r>
+              <w:rPr>
+                <w:rFonts w:hint="eastAsia" w:eastAsiaTheme="minorEastAsia"/>
+                <w:lang w:val="en-US" w:eastAsia="zh-CN"/>
               </w:rPr>
               <w:t>2</w:t>
             </w:r>
             <w:r>
               <w:rPr>
-                <w:rFonts w:ascii="宋体" w:eastAsia="宋体" w:hAnsi="宋体" w:cs="宋体" w:hint="eastAsia"/>
+                <w:rFonts w:hint="eastAsia" w:ascii="宋体" w:hAnsi="宋体" w:eastAsia="宋体" w:cs="宋体"/>
                 <w:lang w:eastAsia="zh-CN"/>
               </w:rPr>
               <w:t>月</w:t>
@@ -3360,8 +4121,24 @@
         </w:tc>
       </w:tr>
       <w:tr>
+        <w:tblPrEx>
+          <w:tblBorders>
+            <w:top w:val="single" w:color="auto" w:sz="4" w:space="0"/>
+            <w:left w:val="single" w:color="auto" w:sz="4" w:space="0"/>
+            <w:bottom w:val="single" w:color="auto" w:sz="4" w:space="0"/>
+            <w:right w:val="single" w:color="auto" w:sz="4" w:space="0"/>
+            <w:insideH w:val="single" w:color="auto" w:sz="4" w:space="0"/>
+            <w:insideV w:val="single" w:color="auto" w:sz="4" w:space="0"/>
+          </w:tblBorders>
+          <w:tblCellMar>
+            <w:top w:w="0" w:type="dxa"/>
+            <w:left w:w="108" w:type="dxa"/>
+            <w:bottom w:w="0" w:type="dxa"/>
+            <w:right w:w="108" w:type="dxa"/>
+          </w:tblCellMar>
+        </w:tblPrEx>
         <w:trPr>
-          <w:trHeight w:val="275"/>
+          <w:trHeight w:val="275" w:hRule="atLeast"/>
         </w:trPr>
         <w:tc>
           <w:tcPr>
@@ -3369,12 +4146,14 @@
           </w:tcPr>
           <w:p>
             <w:pPr>
-              <w:pStyle w:val="ad"/>
+              <w:pStyle w:val="29"/>
+              <w:widowControl w:val="0"/>
               <w:numPr>
                 <w:ilvl w:val="0"/>
                 <w:numId w:val="2"/>
               </w:numPr>
               <w:ind w:firstLineChars="0"/>
+              <w:jc w:val="both"/>
             </w:pPr>
           </w:p>
         </w:tc>
@@ -3384,6 +4163,8 @@
           </w:tcPr>
           <w:p>
             <w:pPr>
+              <w:widowControl w:val="0"/>
+              <w:jc w:val="both"/>
               <w:rPr>
                 <w:sz w:val="24"/>
                 <w:szCs w:val="24"/>
@@ -3405,10 +4186,12 @@
           </w:tcPr>
           <w:p>
             <w:pPr>
+              <w:widowControl w:val="0"/>
               <w:numPr>
                 <w:ilvl w:val="0"/>
                 <w:numId w:val="8"/>
               </w:numPr>
+              <w:jc w:val="both"/>
               <w:rPr>
                 <w:lang w:eastAsia="zh-CN"/>
               </w:rPr>
@@ -3428,6 +4211,8 @@
           </w:tcPr>
           <w:p>
             <w:pPr>
+              <w:widowControl w:val="0"/>
+              <w:jc w:val="both"/>
               <w:rPr>
                 <w:sz w:val="24"/>
                 <w:szCs w:val="24"/>
@@ -3439,32 +4224,25 @@
                 <w:rFonts w:hint="eastAsia"/>
                 <w:lang w:eastAsia="zh-CN"/>
               </w:rPr>
-              <w:t>202</w:t>
-            </w:r>
-            <w:r>
-              <w:rPr>
-                <w:rFonts w:hint="eastAsia"/>
-                <w:lang w:eastAsia="zh-CN"/>
-              </w:rPr>
-              <w:t>6</w:t>
-            </w:r>
-            <w:r>
-              <w:rPr>
-                <w:rFonts w:ascii="宋体" w:eastAsia="宋体" w:hAnsi="宋体" w:cs="宋体" w:hint="eastAsia"/>
+              <w:t>2026</w:t>
+            </w:r>
+            <w:r>
+              <w:rPr>
+                <w:rFonts w:hint="eastAsia" w:ascii="宋体" w:hAnsi="宋体" w:eastAsia="宋体" w:cs="宋体"/>
                 <w:lang w:eastAsia="zh-CN"/>
               </w:rPr>
               <w:t>年</w:t>
             </w:r>
             <w:r>
               <w:rPr>
-                <w:rFonts w:hint="eastAsia"/>
-                <w:lang w:eastAsia="zh-CN"/>
-              </w:rPr>
-              <w:t>3</w:t>
-            </w:r>
-            <w:r>
-              <w:rPr>
-                <w:rFonts w:ascii="宋体" w:eastAsia="宋体" w:hAnsi="宋体" w:cs="宋体" w:hint="eastAsia"/>
+                <w:rFonts w:hint="eastAsia" w:ascii="宋体" w:hAnsi="宋体" w:eastAsia="宋体" w:cs="宋体"/>
+                <w:lang w:val="en-US" w:eastAsia="zh-CN"/>
+              </w:rPr>
+              <w:t>1</w:t>
+            </w:r>
+            <w:r>
+              <w:rPr>
+                <w:rFonts w:hint="eastAsia" w:ascii="宋体" w:hAnsi="宋体" w:eastAsia="宋体" w:cs="宋体"/>
                 <w:lang w:eastAsia="zh-CN"/>
               </w:rPr>
               <w:t>月</w:t>
@@ -3473,18 +4251,36 @@
         </w:tc>
       </w:tr>
       <w:tr>
+        <w:tblPrEx>
+          <w:tblBorders>
+            <w:top w:val="single" w:color="auto" w:sz="4" w:space="0"/>
+            <w:left w:val="single" w:color="auto" w:sz="4" w:space="0"/>
+            <w:bottom w:val="single" w:color="auto" w:sz="4" w:space="0"/>
+            <w:right w:val="single" w:color="auto" w:sz="4" w:space="0"/>
+            <w:insideH w:val="single" w:color="auto" w:sz="4" w:space="0"/>
+            <w:insideV w:val="single" w:color="auto" w:sz="4" w:space="0"/>
+          </w:tblBorders>
+          <w:tblCellMar>
+            <w:top w:w="0" w:type="dxa"/>
+            <w:left w:w="108" w:type="dxa"/>
+            <w:bottom w:w="0" w:type="dxa"/>
+            <w:right w:w="108" w:type="dxa"/>
+          </w:tblCellMar>
+        </w:tblPrEx>
         <w:tc>
           <w:tcPr>
             <w:tcW w:w="754" w:type="dxa"/>
           </w:tcPr>
           <w:p>
             <w:pPr>
-              <w:pStyle w:val="ad"/>
+              <w:pStyle w:val="29"/>
+              <w:widowControl w:val="0"/>
               <w:numPr>
                 <w:ilvl w:val="0"/>
                 <w:numId w:val="2"/>
               </w:numPr>
               <w:ind w:firstLineChars="0"/>
+              <w:jc w:val="both"/>
               <w:rPr>
                 <w:szCs w:val="24"/>
               </w:rPr>
@@ -3497,6 +4293,8 @@
           </w:tcPr>
           <w:p>
             <w:pPr>
+              <w:widowControl w:val="0"/>
+              <w:jc w:val="both"/>
               <w:rPr>
                 <w:sz w:val="24"/>
                 <w:szCs w:val="24"/>
@@ -3518,10 +4316,12 @@
           </w:tcPr>
           <w:p>
             <w:pPr>
+              <w:widowControl w:val="0"/>
               <w:numPr>
                 <w:ilvl w:val="0"/>
                 <w:numId w:val="9"/>
               </w:numPr>
+              <w:jc w:val="both"/>
               <w:rPr>
                 <w:lang w:eastAsia="zh-CN"/>
               </w:rPr>
@@ -3541,6 +4341,8 @@
           </w:tcPr>
           <w:p>
             <w:pPr>
+              <w:widowControl w:val="0"/>
+              <w:jc w:val="both"/>
               <w:rPr>
                 <w:sz w:val="24"/>
                 <w:szCs w:val="24"/>
@@ -3549,35 +4351,21 @@
             </w:pPr>
             <w:r>
               <w:rPr>
-                <w:rFonts w:hint="eastAsia"/>
-                <w:lang w:eastAsia="zh-CN"/>
-              </w:rPr>
-              <w:t>202</w:t>
-            </w:r>
-            <w:r>
-              <w:rPr>
-                <w:rFonts w:hint="eastAsia"/>
-                <w:lang w:eastAsia="zh-CN"/>
-              </w:rPr>
-              <w:t>6</w:t>
-            </w:r>
-            <w:r>
-              <w:rPr>
-                <w:rFonts w:ascii="宋体" w:eastAsia="宋体" w:hAnsi="宋体" w:cs="宋体" w:hint="eastAsia"/>
-                <w:lang w:eastAsia="zh-CN"/>
-              </w:rPr>
-              <w:t>年</w:t>
-            </w:r>
-            <w:r>
-              <w:rPr>
-                <w:rFonts w:hint="eastAsia"/>
-                <w:lang w:eastAsia="zh-CN"/>
-              </w:rPr>
-              <w:t>4</w:t>
-            </w:r>
-            <w:r>
-              <w:rPr>
-                <w:rFonts w:ascii="宋体" w:eastAsia="宋体" w:hAnsi="宋体" w:cs="宋体" w:hint="eastAsia"/>
+                <w:rFonts w:hint="eastAsia" w:ascii="Arial" w:hAnsi="Arial" w:eastAsia="Arial" w:cs="Arial"/>
+                <w:lang w:eastAsia="zh-CN"/>
+              </w:rPr>
+              <w:t>2026年</w:t>
+            </w:r>
+            <w:r>
+              <w:rPr>
+                <w:rFonts w:hint="eastAsia" w:ascii="Arial" w:hAnsi="Arial" w:eastAsia="Arial" w:cs="Arial"/>
+                <w:lang w:val="en-US" w:eastAsia="zh-CN"/>
+              </w:rPr>
+              <w:t>2</w:t>
+            </w:r>
+            <w:r>
+              <w:rPr>
+                <w:rFonts w:hint="eastAsia" w:ascii="Arial" w:hAnsi="Arial" w:eastAsia="Arial" w:cs="Arial"/>
                 <w:lang w:eastAsia="zh-CN"/>
               </w:rPr>
               <w:t>月</w:t>
@@ -3586,56 +4374,55 @@
         </w:tc>
       </w:tr>
     </w:tbl>
-    <w:p>
-      <w:pPr>
-        <w:pStyle w:val="20"/>
-        <w:keepNext w:val="0"/>
-        <w:keepLines w:val="0"/>
-        <w:widowControl w:val="0"/>
-        <w:rPr>
-          <w:lang w:eastAsia="zh-CN"/>
-        </w:rPr>
-      </w:pPr>
-      <w:bookmarkStart w:id="7" w:name="_Toc5892"/>
-      <w:r>
-        <w:rPr>
-          <w:rFonts w:hint="eastAsia"/>
-          <w:lang w:eastAsia="zh-CN"/>
-        </w:rPr>
-        <w:t>研发资源支撑</w:t>
-      </w:r>
-      <w:bookmarkEnd w:id="7"/>
-    </w:p>
     <w:p>
       <w:pPr>
         <w:pStyle w:val="30"/>
         <w:keepNext w:val="0"/>
         <w:keepLines w:val="0"/>
         <w:widowControl w:val="0"/>
-        <w:ind w:firstLine="474"/>
+        <w:rPr>
+          <w:lang w:eastAsia="zh-CN"/>
+        </w:rPr>
+      </w:pPr>
+      <w:bookmarkStart w:id="9" w:name="_Toc3047"/>
+      <w:r>
         <w:rPr>
           <w:rFonts w:hint="eastAsia"/>
           <w:lang w:eastAsia="zh-CN"/>
         </w:rPr>
-      </w:pPr>
-      <w:bookmarkStart w:id="8" w:name="_Toc14474"/>
-      <w:r>
-        <w:rPr>
-          <w:rFonts w:hint="eastAsia"/>
-          <w:lang w:eastAsia="zh-CN"/>
-        </w:rPr>
-        <w:t>人员支撑</w:t>
-      </w:r>
-      <w:bookmarkEnd w:id="8"/>
+        <w:t>研发资源支撑</w:t>
+      </w:r>
+      <w:bookmarkEnd w:id="9"/>
     </w:p>
     <w:p>
       <w:pPr>
-        <w:pStyle w:val="ad"/>
+        <w:pStyle w:val="31"/>
+        <w:keepNext w:val="0"/>
+        <w:keepLines w:val="0"/>
+        <w:widowControl w:val="0"/>
+        <w:ind w:firstLine="474"/>
+        <w:rPr>
+          <w:rFonts w:hint="eastAsia"/>
+          <w:lang w:eastAsia="zh-CN"/>
+        </w:rPr>
+      </w:pPr>
+      <w:bookmarkStart w:id="10" w:name="_Toc15870"/>
+      <w:r>
+        <w:rPr>
+          <w:rFonts w:hint="eastAsia"/>
+          <w:lang w:eastAsia="zh-CN"/>
+        </w:rPr>
+        <w:t>人员支撑</w:t>
+      </w:r>
+      <w:bookmarkEnd w:id="10"/>
+    </w:p>
+    <w:p>
+      <w:pPr>
+        <w:pStyle w:val="29"/>
         <w:widowControl w:val="0"/>
         <w:ind w:firstLine="480"/>
       </w:pPr>
       <w:r>
-        <w:lastRenderedPageBreak/>
         <w:t>研发小组由公司</w:t>
       </w:r>
       <w:r>
@@ -3651,19 +4438,7 @@
         <w:rPr>
           <w:rFonts w:hint="eastAsia"/>
         </w:rPr>
-        <w:t>表</w:t>
-      </w:r>
-      <w:r>
-        <w:rPr>
-          <w:rFonts w:hint="eastAsia"/>
-        </w:rPr>
-        <w:t>4-2</w:t>
-      </w:r>
-      <w:r>
-        <w:rPr>
-          <w:rFonts w:hint="eastAsia"/>
-        </w:rPr>
-        <w:t>所示。</w:t>
+        <w:t>表4-2所示。</w:t>
       </w:r>
     </w:p>
     <w:p>
@@ -3678,133 +4453,91 @@
       </w:pPr>
       <w:r>
         <w:rPr>
-          <w:rFonts w:eastAsia="宋体" w:hint="eastAsia"/>
+          <w:rFonts w:hint="eastAsia" w:eastAsia="宋体"/>
           <w:lang w:eastAsia="zh-CN"/>
         </w:rPr>
         <w:t>表</w:t>
       </w:r>
       <w:r>
         <w:rPr>
-          <w:rFonts w:eastAsia="宋体" w:hint="eastAsia"/>
+          <w:rFonts w:hint="eastAsia" w:eastAsia="宋体"/>
           <w:lang w:eastAsia="zh-CN"/>
         </w:rPr>
         <w:fldChar w:fldCharType="begin"/>
       </w:r>
       <w:r>
         <w:rPr>
-          <w:rFonts w:eastAsia="宋体" w:hint="eastAsia"/>
-          <w:lang w:eastAsia="zh-CN"/>
-        </w:rPr>
-        <w:instrText xml:space="preserve"> STYLEREF "</w:instrText>
-      </w:r>
-      <w:r>
-        <w:rPr>
-          <w:rFonts w:eastAsia="宋体" w:hint="eastAsia"/>
-          <w:lang w:eastAsia="zh-CN"/>
-        </w:rPr>
-        <w:instrText>柴</w:instrText>
-      </w:r>
-      <w:r>
-        <w:rPr>
-          <w:rFonts w:eastAsia="宋体" w:hint="eastAsia"/>
-          <w:lang w:eastAsia="zh-CN"/>
-        </w:rPr>
-        <w:instrText>_</w:instrText>
-      </w:r>
-      <w:r>
-        <w:rPr>
-          <w:rFonts w:eastAsia="宋体" w:hint="eastAsia"/>
-          <w:lang w:eastAsia="zh-CN"/>
-        </w:rPr>
-        <w:instrText>标题</w:instrText>
-      </w:r>
-      <w:r>
-        <w:rPr>
-          <w:rFonts w:eastAsia="宋体" w:hint="eastAsia"/>
-          <w:lang w:eastAsia="zh-CN"/>
-        </w:rPr>
-        <w:instrText xml:space="preserve">1" \n \* Charformat </w:instrText>
-      </w:r>
-      <w:r>
-        <w:rPr>
-          <w:rFonts w:eastAsia="宋体" w:hint="eastAsia"/>
+          <w:rFonts w:hint="eastAsia" w:eastAsia="宋体"/>
+          <w:lang w:eastAsia="zh-CN"/>
+        </w:rPr>
+        <w:instrText xml:space="preserve"> STYLEREF "柴_标题1" \n \* Charformat </w:instrText>
+      </w:r>
+      <w:r>
+        <w:rPr>
+          <w:rFonts w:hint="eastAsia" w:eastAsia="宋体"/>
           <w:lang w:eastAsia="zh-CN"/>
         </w:rPr>
         <w:fldChar w:fldCharType="separate"/>
       </w:r>
       <w:r>
         <w:rPr>
-          <w:rFonts w:eastAsia="宋体" w:hint="eastAsia"/>
+          <w:rFonts w:hint="eastAsia" w:eastAsia="宋体"/>
           <w:lang w:eastAsia="zh-CN"/>
         </w:rPr>
         <w:t>4</w:t>
       </w:r>
       <w:r>
         <w:rPr>
-          <w:rFonts w:eastAsia="宋体" w:hint="eastAsia"/>
+          <w:rFonts w:hint="eastAsia" w:eastAsia="宋体"/>
           <w:lang w:eastAsia="zh-CN"/>
         </w:rPr>
         <w:fldChar w:fldCharType="end"/>
       </w:r>
       <w:r>
         <w:rPr>
-          <w:rFonts w:eastAsia="宋体" w:hint="eastAsia"/>
+          <w:rFonts w:hint="eastAsia" w:eastAsia="宋体"/>
           <w:lang w:eastAsia="zh-CN"/>
         </w:rPr>
         <w:t xml:space="preserve">- </w:t>
       </w:r>
       <w:r>
         <w:rPr>
-          <w:rFonts w:eastAsia="宋体" w:hint="eastAsia"/>
+          <w:rFonts w:hint="eastAsia" w:eastAsia="宋体"/>
           <w:lang w:eastAsia="zh-CN"/>
         </w:rPr>
         <w:fldChar w:fldCharType="begin"/>
       </w:r>
       <w:r>
         <w:rPr>
-          <w:rFonts w:eastAsia="宋体" w:hint="eastAsia"/>
-          <w:lang w:eastAsia="zh-CN"/>
-        </w:rPr>
-        <w:instrText xml:space="preserve"> SEQ </w:instrText>
-      </w:r>
-      <w:r>
-        <w:rPr>
-          <w:rFonts w:eastAsia="宋体" w:hint="eastAsia"/>
-          <w:lang w:eastAsia="zh-CN"/>
-        </w:rPr>
-        <w:instrText>表</w:instrText>
-      </w:r>
-      <w:r>
-        <w:rPr>
-          <w:rFonts w:eastAsia="宋体" w:hint="eastAsia"/>
-          <w:lang w:eastAsia="zh-CN"/>
-        </w:rPr>
-        <w:instrText xml:space="preserve"> \* ARABIC  \s 1 </w:instrText>
-      </w:r>
-      <w:r>
-        <w:rPr>
-          <w:rFonts w:eastAsia="宋体" w:hint="eastAsia"/>
+          <w:rFonts w:hint="eastAsia" w:eastAsia="宋体"/>
+          <w:lang w:eastAsia="zh-CN"/>
+        </w:rPr>
+        <w:instrText xml:space="preserve"> SEQ 表 \* ARABIC  \s 1 </w:instrText>
+      </w:r>
+      <w:r>
+        <w:rPr>
+          <w:rFonts w:hint="eastAsia" w:eastAsia="宋体"/>
           <w:lang w:eastAsia="zh-CN"/>
         </w:rPr>
         <w:fldChar w:fldCharType="separate"/>
       </w:r>
       <w:r>
         <w:rPr>
-          <w:rFonts w:eastAsia="宋体" w:hint="eastAsia"/>
+          <w:rFonts w:hint="eastAsia" w:eastAsia="宋体"/>
           <w:lang w:eastAsia="zh-CN"/>
         </w:rPr>
         <w:t>2</w:t>
       </w:r>
       <w:r>
         <w:rPr>
-          <w:rFonts w:eastAsia="宋体" w:hint="eastAsia"/>
+          <w:rFonts w:hint="eastAsia" w:eastAsia="宋体"/>
           <w:lang w:eastAsia="zh-CN"/>
         </w:rPr>
         <w:fldChar w:fldCharType="end"/>
       </w:r>
       <w:r>
         <w:rPr>
-          <w:rFonts w:eastAsia="宋体" w:hint="eastAsia"/>
+          <w:rFonts w:hint="eastAsia" w:eastAsia="宋体"/>
           <w:lang w:eastAsia="zh-CN"/>
         </w:rPr>
         <w:t xml:space="preserve"> </w:t>
@@ -3818,7 +4551,7 @@
       </w:r>
       <w:r>
         <w:rPr>
-          <w:rFonts w:eastAsia="宋体" w:hint="eastAsia"/>
+          <w:rFonts w:hint="eastAsia" w:eastAsia="宋体"/>
           <w:lang w:eastAsia="zh-CN"/>
         </w:rPr>
         <w:t>人员支持</w:t>
@@ -3826,19 +4559,24 @@
     </w:p>
     <w:tbl>
       <w:tblPr>
-        <w:tblStyle w:val="TableNormal0"/>
+        <w:tblStyle w:val="26"/>
         <w:tblW w:w="8504" w:type="dxa"/>
         <w:tblInd w:w="278" w:type="dxa"/>
         <w:tblBorders>
-          <w:top w:val="single" w:sz="4" w:space="0" w:color="000000"/>
-          <w:left w:val="single" w:sz="4" w:space="0" w:color="000000"/>
-          <w:bottom w:val="single" w:sz="4" w:space="0" w:color="000000"/>
-          <w:right w:val="single" w:sz="4" w:space="0" w:color="000000"/>
-          <w:insideH w:val="single" w:sz="4" w:space="0" w:color="000000"/>
-          <w:insideV w:val="single" w:sz="4" w:space="0" w:color="000000"/>
+          <w:top w:val="single" w:color="000000" w:sz="4" w:space="0"/>
+          <w:left w:val="single" w:color="000000" w:sz="4" w:space="0"/>
+          <w:bottom w:val="single" w:color="000000" w:sz="4" w:space="0"/>
+          <w:right w:val="single" w:color="000000" w:sz="4" w:space="0"/>
+          <w:insideH w:val="single" w:color="000000" w:sz="4" w:space="0"/>
+          <w:insideV w:val="single" w:color="000000" w:sz="4" w:space="0"/>
         </w:tblBorders>
         <w:tblLayout w:type="fixed"/>
-        <w:tblLook w:val="04A0" w:firstRow="1" w:lastRow="0" w:firstColumn="1" w:lastColumn="0" w:noHBand="0" w:noVBand="1"/>
+        <w:tblCellMar>
+          <w:top w:w="0" w:type="dxa"/>
+          <w:left w:w="0" w:type="dxa"/>
+          <w:bottom w:w="0" w:type="dxa"/>
+          <w:right w:w="0" w:type="dxa"/>
+        </w:tblCellMar>
       </w:tblPr>
       <w:tblGrid>
         <w:gridCol w:w="713"/>
@@ -3847,8 +4585,24 @@
         <w:gridCol w:w="1940"/>
       </w:tblGrid>
       <w:tr>
+        <w:tblPrEx>
+          <w:tblBorders>
+            <w:top w:val="single" w:color="000000" w:sz="4" w:space="0"/>
+            <w:left w:val="single" w:color="000000" w:sz="4" w:space="0"/>
+            <w:bottom w:val="single" w:color="000000" w:sz="4" w:space="0"/>
+            <w:right w:val="single" w:color="000000" w:sz="4" w:space="0"/>
+            <w:insideH w:val="single" w:color="000000" w:sz="4" w:space="0"/>
+            <w:insideV w:val="single" w:color="000000" w:sz="4" w:space="0"/>
+          </w:tblBorders>
+          <w:tblCellMar>
+            <w:top w:w="0" w:type="dxa"/>
+            <w:left w:w="0" w:type="dxa"/>
+            <w:bottom w:w="0" w:type="dxa"/>
+            <w:right w:w="0" w:type="dxa"/>
+          </w:tblCellMar>
+        </w:tblPrEx>
         <w:trPr>
-          <w:trHeight w:val="377"/>
+          <w:trHeight w:val="377" w:hRule="atLeast"/>
         </w:trPr>
         <w:tc>
           <w:tcPr>
@@ -3856,7 +4610,7 @@
           </w:tcPr>
           <w:p>
             <w:pPr>
-              <w:pStyle w:val="TableText"/>
+              <w:pStyle w:val="27"/>
               <w:widowControl w:val="0"/>
               <w:spacing w:before="116" w:line="193" w:lineRule="auto"/>
               <w:ind w:left="113"/>
@@ -3886,7 +4640,7 @@
           </w:tcPr>
           <w:p>
             <w:pPr>
-              <w:pStyle w:val="TableText"/>
+              <w:pStyle w:val="27"/>
               <w:widowControl w:val="0"/>
               <w:spacing w:before="116" w:line="193" w:lineRule="auto"/>
               <w:ind w:left="113"/>
@@ -3910,7 +4664,7 @@
           </w:tcPr>
           <w:p>
             <w:pPr>
-              <w:pStyle w:val="TableText"/>
+              <w:pStyle w:val="27"/>
               <w:widowControl w:val="0"/>
               <w:spacing w:before="116" w:line="193" w:lineRule="auto"/>
               <w:ind w:left="110"/>
@@ -3934,7 +4688,7 @@
           </w:tcPr>
           <w:p>
             <w:pPr>
-              <w:pStyle w:val="TableText"/>
+              <w:pStyle w:val="27"/>
               <w:widowControl w:val="0"/>
               <w:spacing w:before="116" w:line="193" w:lineRule="auto"/>
               <w:ind w:left="117"/>
@@ -3954,8 +4708,24 @@
         </w:tc>
       </w:tr>
       <w:tr>
+        <w:tblPrEx>
+          <w:tblBorders>
+            <w:top w:val="single" w:color="000000" w:sz="4" w:space="0"/>
+            <w:left w:val="single" w:color="000000" w:sz="4" w:space="0"/>
+            <w:bottom w:val="single" w:color="000000" w:sz="4" w:space="0"/>
+            <w:right w:val="single" w:color="000000" w:sz="4" w:space="0"/>
+            <w:insideH w:val="single" w:color="000000" w:sz="4" w:space="0"/>
+            <w:insideV w:val="single" w:color="000000" w:sz="4" w:space="0"/>
+          </w:tblBorders>
+          <w:tblCellMar>
+            <w:top w:w="0" w:type="dxa"/>
+            <w:left w:w="0" w:type="dxa"/>
+            <w:bottom w:w="0" w:type="dxa"/>
+            <w:right w:w="0" w:type="dxa"/>
+          </w:tblCellMar>
+        </w:tblPrEx>
         <w:trPr>
-          <w:trHeight w:val="611"/>
+          <w:trHeight w:val="611" w:hRule="atLeast"/>
         </w:trPr>
         <w:tc>
           <w:tcPr>
@@ -3963,7 +4733,7 @@
           </w:tcPr>
           <w:p>
             <w:pPr>
-              <w:pStyle w:val="TableText"/>
+              <w:pStyle w:val="27"/>
               <w:widowControl w:val="0"/>
               <w:numPr>
                 <w:ilvl w:val="0"/>
@@ -3986,7 +4756,7 @@
           </w:tcPr>
           <w:p>
             <w:pPr>
-              <w:pStyle w:val="TableText"/>
+              <w:pStyle w:val="27"/>
               <w:widowControl w:val="0"/>
               <w:spacing w:before="78" w:line="220" w:lineRule="auto"/>
               <w:ind w:left="125"/>
@@ -4017,7 +4787,7 @@
           </w:tcPr>
           <w:p>
             <w:pPr>
-              <w:pStyle w:val="TableText"/>
+              <w:pStyle w:val="27"/>
               <w:widowControl w:val="0"/>
               <w:spacing w:before="78" w:line="220" w:lineRule="auto"/>
               <w:ind w:left="125"/>
@@ -4043,7 +4813,7 @@
           </w:tcPr>
           <w:p>
             <w:pPr>
-              <w:pStyle w:val="TableText"/>
+              <w:pStyle w:val="27"/>
               <w:widowControl w:val="0"/>
               <w:spacing w:before="78" w:line="220" w:lineRule="auto"/>
               <w:ind w:left="125"/>
@@ -4062,8 +4832,24 @@
         </w:tc>
       </w:tr>
       <w:tr>
+        <w:tblPrEx>
+          <w:tblBorders>
+            <w:top w:val="single" w:color="000000" w:sz="4" w:space="0"/>
+            <w:left w:val="single" w:color="000000" w:sz="4" w:space="0"/>
+            <w:bottom w:val="single" w:color="000000" w:sz="4" w:space="0"/>
+            <w:right w:val="single" w:color="000000" w:sz="4" w:space="0"/>
+            <w:insideH w:val="single" w:color="000000" w:sz="4" w:space="0"/>
+            <w:insideV w:val="single" w:color="000000" w:sz="4" w:space="0"/>
+          </w:tblBorders>
+          <w:tblCellMar>
+            <w:top w:w="0" w:type="dxa"/>
+            <w:left w:w="0" w:type="dxa"/>
+            <w:bottom w:w="0" w:type="dxa"/>
+            <w:right w:w="0" w:type="dxa"/>
+          </w:tblCellMar>
+        </w:tblPrEx>
         <w:trPr>
-          <w:trHeight w:val="901"/>
+          <w:trHeight w:val="901" w:hRule="atLeast"/>
         </w:trPr>
         <w:tc>
           <w:tcPr>
@@ -4071,7 +4857,7 @@
           </w:tcPr>
           <w:p>
             <w:pPr>
-              <w:pStyle w:val="TableText"/>
+              <w:pStyle w:val="27"/>
               <w:widowControl w:val="0"/>
               <w:numPr>
                 <w:ilvl w:val="0"/>
@@ -4094,7 +4880,7 @@
           </w:tcPr>
           <w:p>
             <w:pPr>
-              <w:pStyle w:val="TableText"/>
+              <w:pStyle w:val="27"/>
               <w:widowControl w:val="0"/>
               <w:spacing w:before="78" w:line="220" w:lineRule="auto"/>
               <w:ind w:left="125"/>
@@ -4125,7 +4911,7 @@
           </w:tcPr>
           <w:p>
             <w:pPr>
-              <w:pStyle w:val="TableText"/>
+              <w:pStyle w:val="27"/>
               <w:widowControl w:val="0"/>
               <w:spacing w:before="78" w:line="220" w:lineRule="auto"/>
               <w:ind w:left="125"/>
@@ -4150,7 +4936,7 @@
           </w:tcPr>
           <w:p>
             <w:pPr>
-              <w:pStyle w:val="TableText"/>
+              <w:pStyle w:val="27"/>
               <w:widowControl w:val="0"/>
               <w:spacing w:before="78" w:line="220" w:lineRule="auto"/>
               <w:ind w:left="125"/>
@@ -4169,8 +4955,24 @@
         </w:tc>
       </w:tr>
       <w:tr>
+        <w:tblPrEx>
+          <w:tblBorders>
+            <w:top w:val="single" w:color="000000" w:sz="4" w:space="0"/>
+            <w:left w:val="single" w:color="000000" w:sz="4" w:space="0"/>
+            <w:bottom w:val="single" w:color="000000" w:sz="4" w:space="0"/>
+            <w:right w:val="single" w:color="000000" w:sz="4" w:space="0"/>
+            <w:insideH w:val="single" w:color="000000" w:sz="4" w:space="0"/>
+            <w:insideV w:val="single" w:color="000000" w:sz="4" w:space="0"/>
+          </w:tblBorders>
+          <w:tblCellMar>
+            <w:top w:w="0" w:type="dxa"/>
+            <w:left w:w="0" w:type="dxa"/>
+            <w:bottom w:w="0" w:type="dxa"/>
+            <w:right w:w="0" w:type="dxa"/>
+          </w:tblCellMar>
+        </w:tblPrEx>
         <w:trPr>
-          <w:trHeight w:val="580"/>
+          <w:trHeight w:val="580" w:hRule="atLeast"/>
         </w:trPr>
         <w:tc>
           <w:tcPr>
@@ -4178,7 +4980,7 @@
           </w:tcPr>
           <w:p>
             <w:pPr>
-              <w:pStyle w:val="TableText"/>
+              <w:pStyle w:val="27"/>
               <w:widowControl w:val="0"/>
               <w:numPr>
                 <w:ilvl w:val="0"/>
@@ -4201,7 +5003,7 @@
           </w:tcPr>
           <w:p>
             <w:pPr>
-              <w:pStyle w:val="TableText"/>
+              <w:pStyle w:val="27"/>
               <w:widowControl w:val="0"/>
               <w:spacing w:before="78" w:line="220" w:lineRule="auto"/>
               <w:ind w:left="125"/>
@@ -4224,7 +5026,7 @@
           </w:tcPr>
           <w:p>
             <w:pPr>
-              <w:pStyle w:val="TableText"/>
+              <w:pStyle w:val="27"/>
               <w:widowControl w:val="0"/>
               <w:spacing w:before="78" w:line="220" w:lineRule="auto"/>
               <w:ind w:left="125"/>
@@ -4249,7 +5051,7 @@
           </w:tcPr>
           <w:p>
             <w:pPr>
-              <w:pStyle w:val="TableText"/>
+              <w:pStyle w:val="27"/>
               <w:widowControl w:val="0"/>
               <w:spacing w:before="78" w:line="220" w:lineRule="auto"/>
               <w:ind w:left="125"/>
@@ -4268,8 +5070,24 @@
         </w:tc>
       </w:tr>
       <w:tr>
+        <w:tblPrEx>
+          <w:tblBorders>
+            <w:top w:val="single" w:color="000000" w:sz="4" w:space="0"/>
+            <w:left w:val="single" w:color="000000" w:sz="4" w:space="0"/>
+            <w:bottom w:val="single" w:color="000000" w:sz="4" w:space="0"/>
+            <w:right w:val="single" w:color="000000" w:sz="4" w:space="0"/>
+            <w:insideH w:val="single" w:color="000000" w:sz="4" w:space="0"/>
+            <w:insideV w:val="single" w:color="000000" w:sz="4" w:space="0"/>
+          </w:tblBorders>
+          <w:tblCellMar>
+            <w:top w:w="0" w:type="dxa"/>
+            <w:left w:w="0" w:type="dxa"/>
+            <w:bottom w:w="0" w:type="dxa"/>
+            <w:right w:w="0" w:type="dxa"/>
+          </w:tblCellMar>
+        </w:tblPrEx>
         <w:trPr>
-          <w:trHeight w:val="457"/>
+          <w:trHeight w:val="457" w:hRule="atLeast"/>
         </w:trPr>
         <w:tc>
           <w:tcPr>
@@ -4277,7 +5095,7 @@
           </w:tcPr>
           <w:p>
             <w:pPr>
-              <w:pStyle w:val="TableText"/>
+              <w:pStyle w:val="27"/>
               <w:widowControl w:val="0"/>
               <w:numPr>
                 <w:ilvl w:val="0"/>
@@ -4300,7 +5118,7 @@
           </w:tcPr>
           <w:p>
             <w:pPr>
-              <w:pStyle w:val="TableText"/>
+              <w:pStyle w:val="27"/>
               <w:widowControl w:val="0"/>
               <w:spacing w:before="118" w:line="220" w:lineRule="auto"/>
               <w:ind w:left="115"/>
@@ -4331,7 +5149,7 @@
           </w:tcPr>
           <w:p>
             <w:pPr>
-              <w:pStyle w:val="TableText"/>
+              <w:pStyle w:val="27"/>
               <w:widowControl w:val="0"/>
               <w:spacing w:before="118" w:line="218" w:lineRule="auto"/>
               <w:jc w:val="both"/>
@@ -4355,7 +5173,7 @@
           </w:tcPr>
           <w:p>
             <w:pPr>
-              <w:pStyle w:val="TableText"/>
+              <w:pStyle w:val="27"/>
               <w:widowControl w:val="0"/>
               <w:spacing w:before="119" w:line="222" w:lineRule="auto"/>
               <w:ind w:left="132"/>
@@ -4373,8 +5191,24 @@
         </w:tc>
       </w:tr>
       <w:tr>
+        <w:tblPrEx>
+          <w:tblBorders>
+            <w:top w:val="single" w:color="000000" w:sz="4" w:space="0"/>
+            <w:left w:val="single" w:color="000000" w:sz="4" w:space="0"/>
+            <w:bottom w:val="single" w:color="000000" w:sz="4" w:space="0"/>
+            <w:right w:val="single" w:color="000000" w:sz="4" w:space="0"/>
+            <w:insideH w:val="single" w:color="000000" w:sz="4" w:space="0"/>
+            <w:insideV w:val="single" w:color="000000" w:sz="4" w:space="0"/>
+          </w:tblBorders>
+          <w:tblCellMar>
+            <w:top w:w="0" w:type="dxa"/>
+            <w:left w:w="0" w:type="dxa"/>
+            <w:bottom w:w="0" w:type="dxa"/>
+            <w:right w:w="0" w:type="dxa"/>
+          </w:tblCellMar>
+        </w:tblPrEx>
         <w:trPr>
-          <w:trHeight w:val="699"/>
+          <w:trHeight w:val="699" w:hRule="atLeast"/>
         </w:trPr>
         <w:tc>
           <w:tcPr>
@@ -4382,7 +5216,7 @@
           </w:tcPr>
           <w:p>
             <w:pPr>
-              <w:pStyle w:val="TableText"/>
+              <w:pStyle w:val="27"/>
               <w:widowControl w:val="0"/>
               <w:numPr>
                 <w:ilvl w:val="0"/>
@@ -4405,7 +5239,7 @@
           </w:tcPr>
           <w:p>
             <w:pPr>
-              <w:pStyle w:val="TableText"/>
+              <w:pStyle w:val="27"/>
               <w:widowControl w:val="0"/>
               <w:spacing w:before="232" w:line="220" w:lineRule="auto"/>
               <w:ind w:left="114"/>
@@ -4437,7 +5271,7 @@
           </w:tcPr>
           <w:p>
             <w:pPr>
-              <w:pStyle w:val="TableText"/>
+              <w:pStyle w:val="27"/>
               <w:widowControl w:val="0"/>
               <w:spacing w:before="120" w:line="222" w:lineRule="auto"/>
               <w:ind w:left="120"/>
@@ -4457,7 +5291,7 @@
     </w:tbl>
     <w:p>
       <w:pPr>
-        <w:pStyle w:val="30"/>
+        <w:pStyle w:val="31"/>
         <w:keepNext w:val="0"/>
         <w:keepLines w:val="0"/>
         <w:widowControl w:val="0"/>
@@ -4467,7 +5301,7 @@
           <w:lang w:eastAsia="zh-CN"/>
         </w:rPr>
       </w:pPr>
-      <w:bookmarkStart w:id="9" w:name="_Toc2853"/>
+      <w:bookmarkStart w:id="11" w:name="_Toc14635"/>
       <w:r>
         <w:rPr>
           <w:rFonts w:hint="eastAsia"/>
@@ -4475,11 +5309,11 @@
         </w:rPr>
         <w:t>硬件支撑</w:t>
       </w:r>
-      <w:bookmarkEnd w:id="9"/>
+      <w:bookmarkEnd w:id="11"/>
     </w:p>
     <w:p>
       <w:pPr>
-        <w:pStyle w:val="ad"/>
+        <w:pStyle w:val="29"/>
         <w:widowControl w:val="0"/>
         <w:ind w:firstLine="480"/>
       </w:pPr>
@@ -4487,31 +5321,7 @@
         <w:rPr>
           <w:rFonts w:hint="eastAsia"/>
         </w:rPr>
-        <w:t>禅道项目管理系统升级需要一定的硬件支持，目前计划用一台数据库服务器、一台应用服务器、</w:t>
-      </w:r>
-      <w:r>
-        <w:rPr>
-          <w:rFonts w:hint="eastAsia"/>
-        </w:rPr>
-        <w:t>3</w:t>
-      </w:r>
-      <w:r>
-        <w:rPr>
-          <w:rFonts w:hint="eastAsia"/>
-        </w:rPr>
-        <w:t>台开发用计算机，如表</w:t>
-      </w:r>
-      <w:r>
-        <w:rPr>
-          <w:rFonts w:hint="eastAsia"/>
-        </w:rPr>
-        <w:t>4-3</w:t>
-      </w:r>
-      <w:r>
-        <w:rPr>
-          <w:rFonts w:hint="eastAsia"/>
-        </w:rPr>
-        <w:t>所示</w:t>
+        <w:t>禅道项目管理系统升级需要一定的硬件支持，目前计划用一台数据库服务器、一台应用服务器、3台开发用计算机，如表4-3所示</w:t>
       </w:r>
     </w:p>
     <w:p>
@@ -4533,133 +5343,91 @@
       </w:pPr>
       <w:r>
         <w:rPr>
-          <w:rFonts w:eastAsia="宋体" w:hint="eastAsia"/>
+          <w:rFonts w:hint="eastAsia" w:eastAsia="宋体"/>
           <w:lang w:eastAsia="zh-CN"/>
         </w:rPr>
         <w:t>表</w:t>
       </w:r>
       <w:r>
         <w:rPr>
-          <w:rFonts w:eastAsia="宋体" w:hint="eastAsia"/>
+          <w:rFonts w:hint="eastAsia" w:eastAsia="宋体"/>
           <w:lang w:eastAsia="zh-CN"/>
         </w:rPr>
         <w:fldChar w:fldCharType="begin"/>
       </w:r>
       <w:r>
         <w:rPr>
-          <w:rFonts w:eastAsia="宋体" w:hint="eastAsia"/>
-          <w:lang w:eastAsia="zh-CN"/>
-        </w:rPr>
-        <w:instrText xml:space="preserve"> STYLEREF "</w:instrText>
-      </w:r>
-      <w:r>
-        <w:rPr>
-          <w:rFonts w:eastAsia="宋体" w:hint="eastAsia"/>
-          <w:lang w:eastAsia="zh-CN"/>
-        </w:rPr>
-        <w:instrText>柴</w:instrText>
-      </w:r>
-      <w:r>
-        <w:rPr>
-          <w:rFonts w:eastAsia="宋体" w:hint="eastAsia"/>
-          <w:lang w:eastAsia="zh-CN"/>
-        </w:rPr>
-        <w:instrText>_</w:instrText>
-      </w:r>
-      <w:r>
-        <w:rPr>
-          <w:rFonts w:eastAsia="宋体" w:hint="eastAsia"/>
-          <w:lang w:eastAsia="zh-CN"/>
-        </w:rPr>
-        <w:instrText>标题</w:instrText>
-      </w:r>
-      <w:r>
-        <w:rPr>
-          <w:rFonts w:eastAsia="宋体" w:hint="eastAsia"/>
-          <w:lang w:eastAsia="zh-CN"/>
-        </w:rPr>
-        <w:instrText xml:space="preserve">1" \n \* Charformat </w:instrText>
-      </w:r>
-      <w:r>
-        <w:rPr>
-          <w:rFonts w:eastAsia="宋体" w:hint="eastAsia"/>
+          <w:rFonts w:hint="eastAsia" w:eastAsia="宋体"/>
+          <w:lang w:eastAsia="zh-CN"/>
+        </w:rPr>
+        <w:instrText xml:space="preserve"> STYLEREF "柴_标题1" \n \* Charformat </w:instrText>
+      </w:r>
+      <w:r>
+        <w:rPr>
+          <w:rFonts w:hint="eastAsia" w:eastAsia="宋体"/>
           <w:lang w:eastAsia="zh-CN"/>
         </w:rPr>
         <w:fldChar w:fldCharType="separate"/>
       </w:r>
       <w:r>
         <w:rPr>
-          <w:rFonts w:eastAsia="宋体" w:hint="eastAsia"/>
+          <w:rFonts w:hint="eastAsia" w:eastAsia="宋体"/>
           <w:lang w:eastAsia="zh-CN"/>
         </w:rPr>
         <w:t>4</w:t>
       </w:r>
       <w:r>
         <w:rPr>
-          <w:rFonts w:eastAsia="宋体" w:hint="eastAsia"/>
+          <w:rFonts w:hint="eastAsia" w:eastAsia="宋体"/>
           <w:lang w:eastAsia="zh-CN"/>
         </w:rPr>
         <w:fldChar w:fldCharType="end"/>
       </w:r>
       <w:r>
         <w:rPr>
-          <w:rFonts w:eastAsia="宋体" w:hint="eastAsia"/>
+          <w:rFonts w:hint="eastAsia" w:eastAsia="宋体"/>
           <w:lang w:eastAsia="zh-CN"/>
         </w:rPr>
         <w:t xml:space="preserve">- </w:t>
       </w:r>
       <w:r>
         <w:rPr>
-          <w:rFonts w:eastAsia="宋体" w:hint="eastAsia"/>
+          <w:rFonts w:hint="eastAsia" w:eastAsia="宋体"/>
           <w:lang w:eastAsia="zh-CN"/>
         </w:rPr>
         <w:fldChar w:fldCharType="begin"/>
       </w:r>
       <w:r>
         <w:rPr>
-          <w:rFonts w:eastAsia="宋体" w:hint="eastAsia"/>
-          <w:lang w:eastAsia="zh-CN"/>
-        </w:rPr>
-        <w:instrText xml:space="preserve"> SEQ </w:instrText>
-      </w:r>
-      <w:r>
-        <w:rPr>
-          <w:rFonts w:eastAsia="宋体" w:hint="eastAsia"/>
-          <w:lang w:eastAsia="zh-CN"/>
-        </w:rPr>
-        <w:instrText>表</w:instrText>
-      </w:r>
-      <w:r>
-        <w:rPr>
-          <w:rFonts w:eastAsia="宋体" w:hint="eastAsia"/>
-          <w:lang w:eastAsia="zh-CN"/>
-        </w:rPr>
-        <w:instrText xml:space="preserve"> \* ARABIC  \s 1 </w:instrText>
-      </w:r>
-      <w:r>
-        <w:rPr>
-          <w:rFonts w:eastAsia="宋体" w:hint="eastAsia"/>
+          <w:rFonts w:hint="eastAsia" w:eastAsia="宋体"/>
+          <w:lang w:eastAsia="zh-CN"/>
+        </w:rPr>
+        <w:instrText xml:space="preserve"> SEQ 表 \* ARABIC  \s 1 </w:instrText>
+      </w:r>
+      <w:r>
+        <w:rPr>
+          <w:rFonts w:hint="eastAsia" w:eastAsia="宋体"/>
           <w:lang w:eastAsia="zh-CN"/>
         </w:rPr>
         <w:fldChar w:fldCharType="separate"/>
       </w:r>
       <w:r>
         <w:rPr>
-          <w:rFonts w:eastAsia="宋体" w:hint="eastAsia"/>
+          <w:rFonts w:hint="eastAsia" w:eastAsia="宋体"/>
           <w:lang w:eastAsia="zh-CN"/>
         </w:rPr>
         <w:t>3</w:t>
       </w:r>
       <w:r>
         <w:rPr>
-          <w:rFonts w:eastAsia="宋体" w:hint="eastAsia"/>
+          <w:rFonts w:hint="eastAsia" w:eastAsia="宋体"/>
           <w:lang w:eastAsia="zh-CN"/>
         </w:rPr>
         <w:fldChar w:fldCharType="end"/>
       </w:r>
       <w:r>
         <w:rPr>
-          <w:rFonts w:eastAsia="宋体" w:hint="eastAsia"/>
+          <w:rFonts w:hint="eastAsia" w:eastAsia="宋体"/>
           <w:lang w:eastAsia="zh-CN"/>
         </w:rPr>
         <w:t xml:space="preserve"> </w:t>
@@ -4673,7 +5441,7 @@
       </w:r>
       <w:r>
         <w:rPr>
-          <w:rFonts w:eastAsia="宋体" w:hint="eastAsia"/>
+          <w:rFonts w:hint="eastAsia" w:eastAsia="宋体"/>
           <w:lang w:eastAsia="zh-CN"/>
         </w:rPr>
         <w:t>升级硬件支持</w:t>
@@ -4681,19 +5449,24 @@
     </w:p>
     <w:tbl>
       <w:tblPr>
-        <w:tblStyle w:val="TableNormal0"/>
+        <w:tblStyle w:val="26"/>
         <w:tblW w:w="8505" w:type="dxa"/>
         <w:tblInd w:w="7" w:type="dxa"/>
         <w:tblBorders>
-          <w:top w:val="single" w:sz="2" w:space="0" w:color="000000"/>
-          <w:left w:val="single" w:sz="2" w:space="0" w:color="000000"/>
-          <w:bottom w:val="single" w:sz="2" w:space="0" w:color="000000"/>
-          <w:right w:val="single" w:sz="2" w:space="0" w:color="000000"/>
-          <w:insideH w:val="single" w:sz="2" w:space="0" w:color="000000"/>
-          <w:insideV w:val="single" w:sz="2" w:space="0" w:color="000000"/>
+          <w:top w:val="single" w:color="000000" w:sz="2" w:space="0"/>
+          <w:left w:val="single" w:color="000000" w:sz="2" w:space="0"/>
+          <w:bottom w:val="single" w:color="000000" w:sz="2" w:space="0"/>
+          <w:right w:val="single" w:color="000000" w:sz="2" w:space="0"/>
+          <w:insideH w:val="single" w:color="000000" w:sz="2" w:space="0"/>
+          <w:insideV w:val="single" w:color="000000" w:sz="2" w:space="0"/>
         </w:tblBorders>
         <w:tblLayout w:type="fixed"/>
-        <w:tblLook w:val="04A0" w:firstRow="1" w:lastRow="0" w:firstColumn="1" w:lastColumn="0" w:noHBand="0" w:noVBand="1"/>
+        <w:tblCellMar>
+          <w:top w:w="0" w:type="dxa"/>
+          <w:left w:w="0" w:type="dxa"/>
+          <w:bottom w:w="0" w:type="dxa"/>
+          <w:right w:w="0" w:type="dxa"/>
+        </w:tblCellMar>
       </w:tblPr>
       <w:tblGrid>
         <w:gridCol w:w="815"/>
@@ -4704,8 +5477,24 @@
         <w:gridCol w:w="1370"/>
       </w:tblGrid>
       <w:tr>
+        <w:tblPrEx>
+          <w:tblBorders>
+            <w:top w:val="single" w:color="000000" w:sz="2" w:space="0"/>
+            <w:left w:val="single" w:color="000000" w:sz="2" w:space="0"/>
+            <w:bottom w:val="single" w:color="000000" w:sz="2" w:space="0"/>
+            <w:right w:val="single" w:color="000000" w:sz="2" w:space="0"/>
+            <w:insideH w:val="single" w:color="000000" w:sz="2" w:space="0"/>
+            <w:insideV w:val="single" w:color="000000" w:sz="2" w:space="0"/>
+          </w:tblBorders>
+          <w:tblCellMar>
+            <w:top w:w="0" w:type="dxa"/>
+            <w:left w:w="0" w:type="dxa"/>
+            <w:bottom w:w="0" w:type="dxa"/>
+            <w:right w:w="0" w:type="dxa"/>
+          </w:tblCellMar>
+        </w:tblPrEx>
         <w:trPr>
-          <w:trHeight w:val="409"/>
+          <w:trHeight w:val="409" w:hRule="atLeast"/>
         </w:trPr>
         <w:tc>
           <w:tcPr>
@@ -4717,15 +5506,15 @@
               <w:spacing w:before="90" w:line="222" w:lineRule="auto"/>
               <w:ind w:left="192"/>
               <w:rPr>
-                <w:rFonts w:ascii="宋体" w:eastAsia="宋体" w:hAnsi="宋体" w:cs="宋体" w:hint="eastAsia"/>
-                <w:sz w:val="22"/>
-                <w:szCs w:val="22"/>
-                <w:lang w:eastAsia="zh-CN"/>
-              </w:rPr>
-            </w:pPr>
-            <w:r>
-              <w:rPr>
-                <w:rFonts w:ascii="宋体" w:eastAsia="宋体" w:hAnsi="宋体" w:cs="宋体" w:hint="eastAsia"/>
+                <w:rFonts w:hint="eastAsia" w:ascii="宋体" w:hAnsi="宋体" w:eastAsia="宋体" w:cs="宋体"/>
+                <w:sz w:val="22"/>
+                <w:szCs w:val="22"/>
+                <w:lang w:eastAsia="zh-CN"/>
+              </w:rPr>
+            </w:pPr>
+            <w:r>
+              <w:rPr>
+                <w:rFonts w:hint="eastAsia" w:ascii="宋体" w:hAnsi="宋体" w:eastAsia="宋体" w:cs="宋体"/>
                 <w:sz w:val="22"/>
                 <w:szCs w:val="22"/>
                 <w:lang w:eastAsia="zh-CN"/>
@@ -4744,14 +5533,14 @@
               <w:spacing w:before="90" w:line="222" w:lineRule="auto"/>
               <w:ind w:left="552"/>
               <w:rPr>
-                <w:rFonts w:ascii="宋体" w:eastAsia="宋体" w:hAnsi="宋体" w:cs="宋体" w:hint="eastAsia"/>
-                <w:sz w:val="22"/>
-                <w:szCs w:val="22"/>
-              </w:rPr>
-            </w:pPr>
-            <w:r>
-              <w:rPr>
-                <w:rFonts w:ascii="宋体" w:eastAsia="宋体" w:hAnsi="宋体" w:cs="宋体"/>
+                <w:rFonts w:hint="eastAsia" w:ascii="宋体" w:hAnsi="宋体" w:eastAsia="宋体" w:cs="宋体"/>
+                <w:sz w:val="22"/>
+                <w:szCs w:val="22"/>
+              </w:rPr>
+            </w:pPr>
+            <w:r>
+              <w:rPr>
+                <w:rFonts w:ascii="宋体" w:hAnsi="宋体" w:eastAsia="宋体" w:cs="宋体"/>
                 <w:spacing w:val="-3"/>
                 <w:sz w:val="22"/>
                 <w:szCs w:val="22"/>
@@ -4770,14 +5559,14 @@
               <w:spacing w:before="90" w:line="220" w:lineRule="auto"/>
               <w:ind w:left="251"/>
               <w:rPr>
-                <w:rFonts w:ascii="宋体" w:eastAsia="宋体" w:hAnsi="宋体" w:cs="宋体" w:hint="eastAsia"/>
-                <w:sz w:val="22"/>
-                <w:szCs w:val="22"/>
-              </w:rPr>
-            </w:pPr>
-            <w:r>
-              <w:rPr>
-                <w:rFonts w:ascii="宋体" w:eastAsia="宋体" w:hAnsi="宋体" w:cs="宋体"/>
+                <w:rFonts w:hint="eastAsia" w:ascii="宋体" w:hAnsi="宋体" w:eastAsia="宋体" w:cs="宋体"/>
+                <w:sz w:val="22"/>
+                <w:szCs w:val="22"/>
+              </w:rPr>
+            </w:pPr>
+            <w:r>
+              <w:rPr>
+                <w:rFonts w:ascii="宋体" w:hAnsi="宋体" w:eastAsia="宋体" w:cs="宋体"/>
                 <w:spacing w:val="-3"/>
                 <w:sz w:val="22"/>
                 <w:szCs w:val="22"/>
@@ -4796,14 +5585,14 @@
               <w:spacing w:before="90" w:line="220" w:lineRule="auto"/>
               <w:ind w:left="190"/>
               <w:rPr>
-                <w:rFonts w:ascii="宋体" w:eastAsia="宋体" w:hAnsi="宋体" w:cs="宋体" w:hint="eastAsia"/>
-                <w:sz w:val="22"/>
-                <w:szCs w:val="22"/>
-              </w:rPr>
-            </w:pPr>
-            <w:r>
-              <w:rPr>
-                <w:rFonts w:ascii="宋体" w:eastAsia="宋体" w:hAnsi="宋体" w:cs="宋体"/>
+                <w:rFonts w:hint="eastAsia" w:ascii="宋体" w:hAnsi="宋体" w:eastAsia="宋体" w:cs="宋体"/>
+                <w:sz w:val="22"/>
+                <w:szCs w:val="22"/>
+              </w:rPr>
+            </w:pPr>
+            <w:r>
+              <w:rPr>
+                <w:rFonts w:ascii="宋体" w:hAnsi="宋体" w:eastAsia="宋体" w:cs="宋体"/>
                 <w:spacing w:val="-5"/>
                 <w:sz w:val="22"/>
                 <w:szCs w:val="22"/>
@@ -4822,14 +5611,14 @@
               <w:spacing w:before="91" w:line="219" w:lineRule="auto"/>
               <w:ind w:left="654"/>
               <w:rPr>
-                <w:rFonts w:ascii="宋体" w:eastAsia="宋体" w:hAnsi="宋体" w:cs="宋体" w:hint="eastAsia"/>
-                <w:sz w:val="22"/>
-                <w:szCs w:val="22"/>
-              </w:rPr>
-            </w:pPr>
-            <w:r>
-              <w:rPr>
-                <w:rFonts w:ascii="宋体" w:eastAsia="宋体" w:hAnsi="宋体" w:cs="宋体"/>
+                <w:rFonts w:hint="eastAsia" w:ascii="宋体" w:hAnsi="宋体" w:eastAsia="宋体" w:cs="宋体"/>
+                <w:sz w:val="22"/>
+                <w:szCs w:val="22"/>
+              </w:rPr>
+            </w:pPr>
+            <w:r>
+              <w:rPr>
+                <w:rFonts w:ascii="宋体" w:hAnsi="宋体" w:eastAsia="宋体" w:cs="宋体"/>
                 <w:spacing w:val="-2"/>
                 <w:sz w:val="22"/>
                 <w:szCs w:val="22"/>
@@ -4848,14 +5637,14 @@
               <w:spacing w:before="90" w:line="222" w:lineRule="auto"/>
               <w:ind w:left="472"/>
               <w:rPr>
-                <w:rFonts w:ascii="宋体" w:eastAsia="宋体" w:hAnsi="宋体" w:cs="宋体" w:hint="eastAsia"/>
-                <w:sz w:val="22"/>
-                <w:szCs w:val="22"/>
-              </w:rPr>
-            </w:pPr>
-            <w:r>
-              <w:rPr>
-                <w:rFonts w:ascii="宋体" w:eastAsia="宋体" w:hAnsi="宋体" w:cs="宋体"/>
+                <w:rFonts w:hint="eastAsia" w:ascii="宋体" w:hAnsi="宋体" w:eastAsia="宋体" w:cs="宋体"/>
+                <w:sz w:val="22"/>
+                <w:szCs w:val="22"/>
+              </w:rPr>
+            </w:pPr>
+            <w:r>
+              <w:rPr>
+                <w:rFonts w:ascii="宋体" w:hAnsi="宋体" w:eastAsia="宋体" w:cs="宋体"/>
                 <w:spacing w:val="-5"/>
                 <w:sz w:val="22"/>
                 <w:szCs w:val="22"/>
@@ -4866,8 +5655,24 @@
         </w:tc>
       </w:tr>
       <w:tr>
+        <w:tblPrEx>
+          <w:tblBorders>
+            <w:top w:val="single" w:color="000000" w:sz="2" w:space="0"/>
+            <w:left w:val="single" w:color="000000" w:sz="2" w:space="0"/>
+            <w:bottom w:val="single" w:color="000000" w:sz="2" w:space="0"/>
+            <w:right w:val="single" w:color="000000" w:sz="2" w:space="0"/>
+            <w:insideH w:val="single" w:color="000000" w:sz="2" w:space="0"/>
+            <w:insideV w:val="single" w:color="000000" w:sz="2" w:space="0"/>
+          </w:tblBorders>
+          <w:tblCellMar>
+            <w:top w:w="0" w:type="dxa"/>
+            <w:left w:w="0" w:type="dxa"/>
+            <w:bottom w:w="0" w:type="dxa"/>
+            <w:right w:w="0" w:type="dxa"/>
+          </w:tblCellMar>
+        </w:tblPrEx>
         <w:trPr>
-          <w:trHeight w:val="404"/>
+          <w:trHeight w:val="404" w:hRule="atLeast"/>
         </w:trPr>
         <w:tc>
           <w:tcPr>
@@ -4879,14 +5684,14 @@
               <w:spacing w:before="89" w:line="242" w:lineRule="auto"/>
               <w:ind w:left="372"/>
               <w:rPr>
-                <w:rFonts w:ascii="宋体" w:eastAsia="宋体" w:hAnsi="宋体" w:cs="宋体" w:hint="eastAsia"/>
-                <w:sz w:val="22"/>
-                <w:szCs w:val="22"/>
-              </w:rPr>
-            </w:pPr>
-            <w:r>
-              <w:rPr>
-                <w:rFonts w:ascii="宋体" w:eastAsia="宋体" w:hAnsi="宋体" w:cs="宋体"/>
+                <w:rFonts w:hint="eastAsia" w:ascii="宋体" w:hAnsi="宋体" w:eastAsia="宋体" w:cs="宋体"/>
+                <w:sz w:val="22"/>
+                <w:szCs w:val="22"/>
+              </w:rPr>
+            </w:pPr>
+            <w:r>
+              <w:rPr>
+                <w:rFonts w:ascii="宋体" w:hAnsi="宋体" w:eastAsia="宋体" w:cs="宋体"/>
                 <w:sz w:val="22"/>
                 <w:szCs w:val="22"/>
               </w:rPr>
@@ -4904,14 +5709,14 @@
               <w:spacing w:before="89" w:line="220" w:lineRule="auto"/>
               <w:ind w:left="111"/>
               <w:rPr>
-                <w:rFonts w:ascii="宋体" w:eastAsia="宋体" w:hAnsi="宋体" w:cs="宋体" w:hint="eastAsia"/>
-                <w:sz w:val="22"/>
-                <w:szCs w:val="22"/>
-              </w:rPr>
-            </w:pPr>
-            <w:r>
-              <w:rPr>
-                <w:rFonts w:ascii="宋体" w:eastAsia="宋体" w:hAnsi="宋体" w:cs="宋体"/>
+                <w:rFonts w:hint="eastAsia" w:ascii="宋体" w:hAnsi="宋体" w:eastAsia="宋体" w:cs="宋体"/>
+                <w:sz w:val="22"/>
+                <w:szCs w:val="22"/>
+              </w:rPr>
+            </w:pPr>
+            <w:r>
+              <w:rPr>
+                <w:rFonts w:ascii="宋体" w:hAnsi="宋体" w:eastAsia="宋体" w:cs="宋体"/>
                 <w:spacing w:val="-2"/>
                 <w:sz w:val="22"/>
                 <w:szCs w:val="22"/>
@@ -4930,14 +5735,14 @@
               <w:spacing w:before="90" w:line="219" w:lineRule="auto"/>
               <w:ind w:left="113"/>
               <w:rPr>
-                <w:rFonts w:ascii="宋体" w:eastAsia="宋体" w:hAnsi="宋体" w:cs="宋体" w:hint="eastAsia"/>
-                <w:sz w:val="22"/>
-                <w:szCs w:val="22"/>
-              </w:rPr>
-            </w:pPr>
-            <w:r>
-              <w:rPr>
-                <w:rFonts w:ascii="宋体" w:eastAsia="宋体" w:hAnsi="宋体" w:cs="宋体"/>
+                <w:rFonts w:hint="eastAsia" w:ascii="宋体" w:hAnsi="宋体" w:eastAsia="宋体" w:cs="宋体"/>
+                <w:sz w:val="22"/>
+                <w:szCs w:val="22"/>
+              </w:rPr>
+            </w:pPr>
+            <w:r>
+              <w:rPr>
+                <w:rFonts w:ascii="宋体" w:hAnsi="宋体" w:eastAsia="宋体" w:cs="宋体"/>
                 <w:spacing w:val="-2"/>
                 <w:sz w:val="22"/>
                 <w:szCs w:val="22"/>
@@ -4956,14 +5761,14 @@
               <w:spacing w:before="89" w:line="242" w:lineRule="auto"/>
               <w:ind w:left="370"/>
               <w:rPr>
-                <w:rFonts w:ascii="宋体" w:eastAsia="宋体" w:hAnsi="宋体" w:cs="宋体" w:hint="eastAsia"/>
-                <w:sz w:val="22"/>
-                <w:szCs w:val="22"/>
-              </w:rPr>
-            </w:pPr>
-            <w:r>
-              <w:rPr>
-                <w:rFonts w:ascii="宋体" w:eastAsia="宋体" w:hAnsi="宋体" w:cs="宋体"/>
+                <w:rFonts w:hint="eastAsia" w:ascii="宋体" w:hAnsi="宋体" w:eastAsia="宋体" w:cs="宋体"/>
+                <w:sz w:val="22"/>
+                <w:szCs w:val="22"/>
+              </w:rPr>
+            </w:pPr>
+            <w:r>
+              <w:rPr>
+                <w:rFonts w:ascii="宋体" w:hAnsi="宋体" w:eastAsia="宋体" w:cs="宋体"/>
                 <w:sz w:val="22"/>
                 <w:szCs w:val="22"/>
               </w:rPr>
@@ -4981,14 +5786,14 @@
               <w:spacing w:before="89"/>
               <w:ind w:left="126"/>
               <w:rPr>
-                <w:rFonts w:ascii="宋体" w:eastAsia="宋体" w:hAnsi="宋体" w:cs="宋体" w:hint="eastAsia"/>
-                <w:sz w:val="22"/>
-                <w:szCs w:val="22"/>
-              </w:rPr>
-            </w:pPr>
-            <w:r>
-              <w:rPr>
-                <w:rFonts w:ascii="宋体" w:eastAsia="宋体" w:hAnsi="宋体" w:cs="宋体"/>
+                <w:rFonts w:hint="eastAsia" w:ascii="宋体" w:hAnsi="宋体" w:eastAsia="宋体" w:cs="宋体"/>
+                <w:sz w:val="22"/>
+                <w:szCs w:val="22"/>
+              </w:rPr>
+            </w:pPr>
+            <w:r>
+              <w:rPr>
+                <w:rFonts w:ascii="宋体" w:hAnsi="宋体" w:eastAsia="宋体" w:cs="宋体"/>
                 <w:spacing w:val="-3"/>
                 <w:sz w:val="22"/>
                 <w:szCs w:val="22"/>
@@ -5007,14 +5812,14 @@
               <w:spacing w:before="89" w:line="221" w:lineRule="auto"/>
               <w:ind w:left="470"/>
               <w:rPr>
-                <w:rFonts w:ascii="宋体" w:eastAsia="宋体" w:hAnsi="宋体" w:cs="宋体" w:hint="eastAsia"/>
-                <w:sz w:val="22"/>
-                <w:szCs w:val="22"/>
-              </w:rPr>
-            </w:pPr>
-            <w:r>
-              <w:rPr>
-                <w:rFonts w:ascii="宋体" w:eastAsia="宋体" w:hAnsi="宋体" w:cs="宋体"/>
+                <w:rFonts w:hint="eastAsia" w:ascii="宋体" w:hAnsi="宋体" w:eastAsia="宋体" w:cs="宋体"/>
+                <w:sz w:val="22"/>
+                <w:szCs w:val="22"/>
+              </w:rPr>
+            </w:pPr>
+            <w:r>
+              <w:rPr>
+                <w:rFonts w:ascii="宋体" w:hAnsi="宋体" w:eastAsia="宋体" w:cs="宋体"/>
                 <w:spacing w:val="-4"/>
                 <w:sz w:val="22"/>
                 <w:szCs w:val="22"/>
@@ -5025,8 +5830,24 @@
         </w:tc>
       </w:tr>
       <w:tr>
+        <w:tblPrEx>
+          <w:tblBorders>
+            <w:top w:val="single" w:color="000000" w:sz="2" w:space="0"/>
+            <w:left w:val="single" w:color="000000" w:sz="2" w:space="0"/>
+            <w:bottom w:val="single" w:color="000000" w:sz="2" w:space="0"/>
+            <w:right w:val="single" w:color="000000" w:sz="2" w:space="0"/>
+            <w:insideH w:val="single" w:color="000000" w:sz="2" w:space="0"/>
+            <w:insideV w:val="single" w:color="000000" w:sz="2" w:space="0"/>
+          </w:tblBorders>
+          <w:tblCellMar>
+            <w:top w:w="0" w:type="dxa"/>
+            <w:left w:w="0" w:type="dxa"/>
+            <w:bottom w:w="0" w:type="dxa"/>
+            <w:right w:w="0" w:type="dxa"/>
+          </w:tblCellMar>
+        </w:tblPrEx>
         <w:trPr>
-          <w:trHeight w:val="404"/>
+          <w:trHeight w:val="404" w:hRule="atLeast"/>
         </w:trPr>
         <w:tc>
           <w:tcPr>
@@ -5038,14 +5859,14 @@
               <w:spacing w:before="90" w:line="242" w:lineRule="auto"/>
               <w:ind w:left="359"/>
               <w:rPr>
-                <w:rFonts w:ascii="宋体" w:eastAsia="宋体" w:hAnsi="宋体" w:cs="宋体" w:hint="eastAsia"/>
-                <w:sz w:val="22"/>
-                <w:szCs w:val="22"/>
-              </w:rPr>
-            </w:pPr>
-            <w:r>
-              <w:rPr>
-                <w:rFonts w:ascii="宋体" w:eastAsia="宋体" w:hAnsi="宋体" w:cs="宋体"/>
+                <w:rFonts w:hint="eastAsia" w:ascii="宋体" w:hAnsi="宋体" w:eastAsia="宋体" w:cs="宋体"/>
+                <w:sz w:val="22"/>
+                <w:szCs w:val="22"/>
+              </w:rPr>
+            </w:pPr>
+            <w:r>
+              <w:rPr>
+                <w:rFonts w:ascii="宋体" w:hAnsi="宋体" w:eastAsia="宋体" w:cs="宋体"/>
                 <w:sz w:val="22"/>
                 <w:szCs w:val="22"/>
               </w:rPr>
@@ -5063,14 +5884,14 @@
               <w:spacing w:before="91" w:line="220" w:lineRule="auto"/>
               <w:ind w:left="110"/>
               <w:rPr>
-                <w:rFonts w:ascii="宋体" w:eastAsia="宋体" w:hAnsi="宋体" w:cs="宋体" w:hint="eastAsia"/>
-                <w:sz w:val="22"/>
-                <w:szCs w:val="22"/>
-              </w:rPr>
-            </w:pPr>
-            <w:r>
-              <w:rPr>
-                <w:rFonts w:ascii="宋体" w:eastAsia="宋体" w:hAnsi="宋体" w:cs="宋体"/>
+                <w:rFonts w:hint="eastAsia" w:ascii="宋体" w:hAnsi="宋体" w:eastAsia="宋体" w:cs="宋体"/>
+                <w:sz w:val="22"/>
+                <w:szCs w:val="22"/>
+              </w:rPr>
+            </w:pPr>
+            <w:r>
+              <w:rPr>
+                <w:rFonts w:ascii="宋体" w:hAnsi="宋体" w:eastAsia="宋体" w:cs="宋体"/>
                 <w:spacing w:val="-2"/>
                 <w:sz w:val="22"/>
                 <w:szCs w:val="22"/>
@@ -5089,14 +5910,14 @@
               <w:spacing w:before="91" w:line="219" w:lineRule="auto"/>
               <w:ind w:left="113"/>
               <w:rPr>
-                <w:rFonts w:ascii="宋体" w:eastAsia="宋体" w:hAnsi="宋体" w:cs="宋体" w:hint="eastAsia"/>
-                <w:sz w:val="22"/>
-                <w:szCs w:val="22"/>
-              </w:rPr>
-            </w:pPr>
-            <w:r>
-              <w:rPr>
-                <w:rFonts w:ascii="宋体" w:eastAsia="宋体" w:hAnsi="宋体" w:cs="宋体"/>
+                <w:rFonts w:hint="eastAsia" w:ascii="宋体" w:hAnsi="宋体" w:eastAsia="宋体" w:cs="宋体"/>
+                <w:sz w:val="22"/>
+                <w:szCs w:val="22"/>
+              </w:rPr>
+            </w:pPr>
+            <w:r>
+              <w:rPr>
+                <w:rFonts w:ascii="宋体" w:hAnsi="宋体" w:eastAsia="宋体" w:cs="宋体"/>
                 <w:spacing w:val="-2"/>
                 <w:sz w:val="22"/>
                 <w:szCs w:val="22"/>
@@ -5115,14 +5936,14 @@
               <w:spacing w:before="90" w:line="242" w:lineRule="auto"/>
               <w:ind w:left="370"/>
               <w:rPr>
-                <w:rFonts w:ascii="宋体" w:eastAsia="宋体" w:hAnsi="宋体" w:cs="宋体" w:hint="eastAsia"/>
-                <w:sz w:val="22"/>
-                <w:szCs w:val="22"/>
-              </w:rPr>
-            </w:pPr>
-            <w:r>
-              <w:rPr>
-                <w:rFonts w:ascii="宋体" w:eastAsia="宋体" w:hAnsi="宋体" w:cs="宋体"/>
+                <w:rFonts w:hint="eastAsia" w:ascii="宋体" w:hAnsi="宋体" w:eastAsia="宋体" w:cs="宋体"/>
+                <w:sz w:val="22"/>
+                <w:szCs w:val="22"/>
+              </w:rPr>
+            </w:pPr>
+            <w:r>
+              <w:rPr>
+                <w:rFonts w:ascii="宋体" w:hAnsi="宋体" w:eastAsia="宋体" w:cs="宋体"/>
                 <w:sz w:val="22"/>
                 <w:szCs w:val="22"/>
               </w:rPr>
@@ -5140,14 +5961,14 @@
               <w:spacing w:before="90" w:line="221" w:lineRule="auto"/>
               <w:ind w:left="115"/>
               <w:rPr>
-                <w:rFonts w:ascii="宋体" w:eastAsia="宋体" w:hAnsi="宋体" w:cs="宋体" w:hint="eastAsia"/>
-                <w:sz w:val="22"/>
-                <w:szCs w:val="22"/>
-              </w:rPr>
-            </w:pPr>
-            <w:r>
-              <w:rPr>
-                <w:rFonts w:ascii="宋体" w:eastAsia="宋体" w:hAnsi="宋体" w:cs="宋体"/>
+                <w:rFonts w:hint="eastAsia" w:ascii="宋体" w:hAnsi="宋体" w:eastAsia="宋体" w:cs="宋体"/>
+                <w:sz w:val="22"/>
+                <w:szCs w:val="22"/>
+              </w:rPr>
+            </w:pPr>
+            <w:r>
+              <w:rPr>
+                <w:rFonts w:ascii="宋体" w:hAnsi="宋体" w:eastAsia="宋体" w:cs="宋体"/>
                 <w:spacing w:val="5"/>
                 <w:sz w:val="22"/>
                 <w:szCs w:val="22"/>
@@ -5166,14 +5987,14 @@
               <w:spacing w:before="90" w:line="221" w:lineRule="auto"/>
               <w:ind w:left="470"/>
               <w:rPr>
-                <w:rFonts w:ascii="宋体" w:eastAsia="宋体" w:hAnsi="宋体" w:cs="宋体" w:hint="eastAsia"/>
-                <w:sz w:val="22"/>
-                <w:szCs w:val="22"/>
-              </w:rPr>
-            </w:pPr>
-            <w:r>
-              <w:rPr>
-                <w:rFonts w:ascii="宋体" w:eastAsia="宋体" w:hAnsi="宋体" w:cs="宋体"/>
+                <w:rFonts w:hint="eastAsia" w:ascii="宋体" w:hAnsi="宋体" w:eastAsia="宋体" w:cs="宋体"/>
+                <w:sz w:val="22"/>
+                <w:szCs w:val="22"/>
+              </w:rPr>
+            </w:pPr>
+            <w:r>
+              <w:rPr>
+                <w:rFonts w:ascii="宋体" w:hAnsi="宋体" w:eastAsia="宋体" w:cs="宋体"/>
                 <w:spacing w:val="-4"/>
                 <w:sz w:val="22"/>
                 <w:szCs w:val="22"/>
@@ -5184,8 +6005,24 @@
         </w:tc>
       </w:tr>
       <w:tr>
+        <w:tblPrEx>
+          <w:tblBorders>
+            <w:top w:val="single" w:color="000000" w:sz="2" w:space="0"/>
+            <w:left w:val="single" w:color="000000" w:sz="2" w:space="0"/>
+            <w:bottom w:val="single" w:color="000000" w:sz="2" w:space="0"/>
+            <w:right w:val="single" w:color="000000" w:sz="2" w:space="0"/>
+            <w:insideH w:val="single" w:color="000000" w:sz="2" w:space="0"/>
+            <w:insideV w:val="single" w:color="000000" w:sz="2" w:space="0"/>
+          </w:tblBorders>
+          <w:tblCellMar>
+            <w:top w:w="0" w:type="dxa"/>
+            <w:left w:w="0" w:type="dxa"/>
+            <w:bottom w:w="0" w:type="dxa"/>
+            <w:right w:w="0" w:type="dxa"/>
+          </w:tblCellMar>
+        </w:tblPrEx>
         <w:trPr>
-          <w:trHeight w:val="423"/>
+          <w:trHeight w:val="423" w:hRule="atLeast"/>
         </w:trPr>
         <w:tc>
           <w:tcPr>
@@ -5197,14 +6034,14 @@
               <w:spacing w:before="99"/>
               <w:ind w:left="360"/>
               <w:rPr>
-                <w:rFonts w:ascii="宋体" w:eastAsia="宋体" w:hAnsi="宋体" w:cs="宋体" w:hint="eastAsia"/>
-                <w:sz w:val="22"/>
-                <w:szCs w:val="22"/>
-              </w:rPr>
-            </w:pPr>
-            <w:r>
-              <w:rPr>
-                <w:rFonts w:ascii="宋体" w:eastAsia="宋体" w:hAnsi="宋体" w:cs="宋体"/>
+                <w:rFonts w:hint="eastAsia" w:ascii="宋体" w:hAnsi="宋体" w:eastAsia="宋体" w:cs="宋体"/>
+                <w:sz w:val="22"/>
+                <w:szCs w:val="22"/>
+              </w:rPr>
+            </w:pPr>
+            <w:r>
+              <w:rPr>
+                <w:rFonts w:ascii="宋体" w:hAnsi="宋体" w:eastAsia="宋体" w:cs="宋体"/>
                 <w:sz w:val="22"/>
                 <w:szCs w:val="22"/>
               </w:rPr>
@@ -5222,14 +6059,14 @@
               <w:spacing w:before="100" w:line="219" w:lineRule="auto"/>
               <w:ind w:left="111"/>
               <w:rPr>
-                <w:rFonts w:ascii="宋体" w:eastAsia="宋体" w:hAnsi="宋体" w:cs="宋体" w:hint="eastAsia"/>
-                <w:sz w:val="22"/>
-                <w:szCs w:val="22"/>
-              </w:rPr>
-            </w:pPr>
-            <w:r>
-              <w:rPr>
-                <w:rFonts w:ascii="宋体" w:eastAsia="宋体" w:hAnsi="宋体" w:cs="宋体"/>
+                <w:rFonts w:hint="eastAsia" w:ascii="宋体" w:hAnsi="宋体" w:eastAsia="宋体" w:cs="宋体"/>
+                <w:sz w:val="22"/>
+                <w:szCs w:val="22"/>
+              </w:rPr>
+            </w:pPr>
+            <w:r>
+              <w:rPr>
+                <w:rFonts w:ascii="宋体" w:hAnsi="宋体" w:eastAsia="宋体" w:cs="宋体"/>
                 <w:spacing w:val="-2"/>
                 <w:sz w:val="22"/>
                 <w:szCs w:val="22"/>
@@ -5248,14 +6085,14 @@
               <w:spacing w:before="100" w:line="219" w:lineRule="auto"/>
               <w:ind w:left="113"/>
               <w:rPr>
-                <w:rFonts w:ascii="宋体" w:eastAsia="宋体" w:hAnsi="宋体" w:cs="宋体" w:hint="eastAsia"/>
-                <w:sz w:val="22"/>
-                <w:szCs w:val="22"/>
-              </w:rPr>
-            </w:pPr>
-            <w:r>
-              <w:rPr>
-                <w:rFonts w:ascii="宋体" w:eastAsia="宋体" w:hAnsi="宋体" w:cs="宋体"/>
+                <w:rFonts w:hint="eastAsia" w:ascii="宋体" w:hAnsi="宋体" w:eastAsia="宋体" w:cs="宋体"/>
+                <w:sz w:val="22"/>
+                <w:szCs w:val="22"/>
+              </w:rPr>
+            </w:pPr>
+            <w:r>
+              <w:rPr>
+                <w:rFonts w:ascii="宋体" w:hAnsi="宋体" w:eastAsia="宋体" w:cs="宋体"/>
                 <w:spacing w:val="-2"/>
                 <w:sz w:val="22"/>
                 <w:szCs w:val="22"/>
@@ -5274,14 +6111,14 @@
               <w:spacing w:before="99"/>
               <w:ind w:left="358"/>
               <w:rPr>
-                <w:rFonts w:ascii="宋体" w:eastAsia="宋体" w:hAnsi="宋体" w:cs="宋体" w:hint="eastAsia"/>
-                <w:sz w:val="22"/>
-                <w:szCs w:val="22"/>
-              </w:rPr>
-            </w:pPr>
-            <w:r>
-              <w:rPr>
-                <w:rFonts w:ascii="宋体" w:eastAsia="宋体" w:hAnsi="宋体" w:cs="宋体"/>
+                <w:rFonts w:hint="eastAsia" w:ascii="宋体" w:hAnsi="宋体" w:eastAsia="宋体" w:cs="宋体"/>
+                <w:sz w:val="22"/>
+                <w:szCs w:val="22"/>
+              </w:rPr>
+            </w:pPr>
+            <w:r>
+              <w:rPr>
+                <w:rFonts w:ascii="宋体" w:hAnsi="宋体" w:eastAsia="宋体" w:cs="宋体"/>
                 <w:sz w:val="22"/>
                 <w:szCs w:val="22"/>
               </w:rPr>
@@ -5299,14 +6136,14 @@
               <w:spacing w:before="99"/>
               <w:ind w:left="112"/>
               <w:rPr>
-                <w:rFonts w:ascii="宋体" w:eastAsia="宋体" w:hAnsi="宋体" w:cs="宋体" w:hint="eastAsia"/>
-                <w:sz w:val="22"/>
-                <w:szCs w:val="22"/>
-              </w:rPr>
-            </w:pPr>
-            <w:r>
-              <w:rPr>
-                <w:rFonts w:ascii="宋体" w:eastAsia="宋体" w:hAnsi="宋体" w:cs="宋体"/>
+                <w:rFonts w:hint="eastAsia" w:ascii="宋体" w:hAnsi="宋体" w:eastAsia="宋体" w:cs="宋体"/>
+                <w:sz w:val="22"/>
+                <w:szCs w:val="22"/>
+              </w:rPr>
+            </w:pPr>
+            <w:r>
+              <w:rPr>
+                <w:rFonts w:ascii="宋体" w:hAnsi="宋体" w:eastAsia="宋体" w:cs="宋体"/>
                 <w:spacing w:val="-1"/>
                 <w:sz w:val="22"/>
                 <w:szCs w:val="22"/>
@@ -5325,14 +6162,14 @@
               <w:spacing w:before="99" w:line="221" w:lineRule="auto"/>
               <w:ind w:left="493"/>
               <w:rPr>
-                <w:rFonts w:ascii="宋体" w:eastAsia="宋体" w:hAnsi="宋体" w:cs="宋体" w:hint="eastAsia"/>
-                <w:sz w:val="22"/>
-                <w:szCs w:val="22"/>
-              </w:rPr>
-            </w:pPr>
-            <w:r>
-              <w:rPr>
-                <w:rFonts w:ascii="宋体" w:eastAsia="宋体" w:hAnsi="宋体" w:cs="宋体"/>
+                <w:rFonts w:hint="eastAsia" w:ascii="宋体" w:hAnsi="宋体" w:eastAsia="宋体" w:cs="宋体"/>
+                <w:sz w:val="22"/>
+                <w:szCs w:val="22"/>
+              </w:rPr>
+            </w:pPr>
+            <w:r>
+              <w:rPr>
+                <w:rFonts w:ascii="宋体" w:hAnsi="宋体" w:eastAsia="宋体" w:cs="宋体"/>
                 <w:spacing w:val="-16"/>
                 <w:sz w:val="22"/>
                 <w:szCs w:val="22"/>
@@ -5345,7 +6182,7 @@
     </w:tbl>
     <w:p>
       <w:pPr>
-        <w:pStyle w:val="10"/>
+        <w:pStyle w:val="28"/>
         <w:keepNext w:val="0"/>
         <w:keepLines w:val="0"/>
         <w:widowControl w:val="0"/>
@@ -5353,11 +6190,11 @@
           <w:lang w:eastAsia="zh-CN"/>
         </w:rPr>
       </w:pPr>
-      <w:bookmarkStart w:id="10" w:name="bookmark14"/>
-      <w:bookmarkStart w:id="11" w:name="bookmark3"/>
-      <w:bookmarkStart w:id="12" w:name="_Toc7674"/>
-      <w:bookmarkEnd w:id="10"/>
-      <w:bookmarkEnd w:id="11"/>
+      <w:bookmarkStart w:id="12" w:name="bookmark14"/>
+      <w:bookmarkEnd w:id="12"/>
+      <w:bookmarkStart w:id="13" w:name="bookmark3"/>
+      <w:bookmarkEnd w:id="13"/>
+      <w:bookmarkStart w:id="14" w:name="_Toc22715"/>
       <w:r>
         <w:rPr>
           <w:rFonts w:hint="eastAsia"/>
@@ -5365,11 +6202,11 @@
         </w:rPr>
         <w:t>运维手册研发计划</w:t>
       </w:r>
-      <w:bookmarkEnd w:id="12"/>
+      <w:bookmarkEnd w:id="14"/>
     </w:p>
     <w:p>
       <w:pPr>
-        <w:pStyle w:val="ad"/>
+        <w:pStyle w:val="29"/>
         <w:widowControl w:val="0"/>
         <w:ind w:firstLine="480"/>
       </w:pPr>
@@ -5377,19 +6214,7 @@
         <w:rPr>
           <w:rFonts w:hint="eastAsia"/>
         </w:rPr>
-        <w:t>基于运维现状，经与交付部沟通，需要研发手册计划，如表</w:t>
-      </w:r>
-      <w:r>
-        <w:rPr>
-          <w:rFonts w:hint="eastAsia"/>
-        </w:rPr>
-        <w:t>5-1</w:t>
-      </w:r>
-      <w:r>
-        <w:rPr>
-          <w:rFonts w:hint="eastAsia"/>
-        </w:rPr>
-        <w:t>所示。</w:t>
+        <w:t>基于运维现状，经与交付部沟通，需要研发手册计划，如表5-1所示。</w:t>
       </w:r>
     </w:p>
     <w:p>
@@ -5403,161 +6228,116 @@
       </w:pPr>
       <w:r>
         <w:rPr>
-          <w:rFonts w:eastAsia="宋体" w:hint="eastAsia"/>
+          <w:rFonts w:hint="eastAsia" w:eastAsia="宋体"/>
           <w:lang w:eastAsia="zh-CN"/>
         </w:rPr>
         <w:t>表</w:t>
       </w:r>
       <w:r>
         <w:rPr>
-          <w:rFonts w:eastAsia="宋体" w:hint="eastAsia"/>
+          <w:rFonts w:hint="eastAsia" w:eastAsia="宋体"/>
           <w:lang w:eastAsia="zh-CN"/>
         </w:rPr>
         <w:fldChar w:fldCharType="begin"/>
       </w:r>
       <w:r>
         <w:rPr>
-          <w:rFonts w:eastAsia="宋体" w:hint="eastAsia"/>
-          <w:lang w:eastAsia="zh-CN"/>
-        </w:rPr>
-        <w:instrText xml:space="preserve"> STYLEREF "</w:instrText>
-      </w:r>
-      <w:r>
-        <w:rPr>
-          <w:rFonts w:eastAsia="宋体" w:hint="eastAsia"/>
-          <w:lang w:eastAsia="zh-CN"/>
-        </w:rPr>
-        <w:instrText>柴</w:instrText>
-      </w:r>
-      <w:r>
-        <w:rPr>
-          <w:rFonts w:eastAsia="宋体" w:hint="eastAsia"/>
-          <w:lang w:eastAsia="zh-CN"/>
-        </w:rPr>
-        <w:instrText>_</w:instrText>
-      </w:r>
-      <w:r>
-        <w:rPr>
-          <w:rFonts w:eastAsia="宋体" w:hint="eastAsia"/>
-          <w:lang w:eastAsia="zh-CN"/>
-        </w:rPr>
-        <w:instrText>标题</w:instrText>
-      </w:r>
-      <w:r>
-        <w:rPr>
-          <w:rFonts w:eastAsia="宋体" w:hint="eastAsia"/>
-          <w:lang w:eastAsia="zh-CN"/>
-        </w:rPr>
-        <w:instrText xml:space="preserve">1" \n \* Charformat </w:instrText>
-      </w:r>
-      <w:r>
-        <w:rPr>
-          <w:rFonts w:eastAsia="宋体" w:hint="eastAsia"/>
+          <w:rFonts w:hint="eastAsia" w:eastAsia="宋体"/>
+          <w:lang w:eastAsia="zh-CN"/>
+        </w:rPr>
+        <w:instrText xml:space="preserve"> STYLEREF "柴_标题1" \n \* Charformat </w:instrText>
+      </w:r>
+      <w:r>
+        <w:rPr>
+          <w:rFonts w:hint="eastAsia" w:eastAsia="宋体"/>
           <w:lang w:eastAsia="zh-CN"/>
         </w:rPr>
         <w:fldChar w:fldCharType="separate"/>
       </w:r>
       <w:r>
         <w:rPr>
-          <w:rFonts w:eastAsia="宋体" w:hint="eastAsia"/>
+          <w:rFonts w:hint="eastAsia" w:eastAsia="宋体"/>
           <w:lang w:eastAsia="zh-CN"/>
         </w:rPr>
         <w:t>5</w:t>
       </w:r>
       <w:r>
         <w:rPr>
-          <w:rFonts w:eastAsia="宋体" w:hint="eastAsia"/>
+          <w:rFonts w:hint="eastAsia" w:eastAsia="宋体"/>
           <w:lang w:eastAsia="zh-CN"/>
         </w:rPr>
         <w:fldChar w:fldCharType="end"/>
       </w:r>
       <w:r>
         <w:rPr>
-          <w:rFonts w:eastAsia="宋体" w:hint="eastAsia"/>
+          <w:rFonts w:hint="eastAsia" w:eastAsia="宋体"/>
           <w:lang w:eastAsia="zh-CN"/>
         </w:rPr>
         <w:t xml:space="preserve">- </w:t>
       </w:r>
       <w:r>
         <w:rPr>
-          <w:rFonts w:eastAsia="宋体" w:hint="eastAsia"/>
+          <w:rFonts w:hint="eastAsia" w:eastAsia="宋体"/>
           <w:lang w:eastAsia="zh-CN"/>
         </w:rPr>
         <w:fldChar w:fldCharType="begin"/>
       </w:r>
       <w:r>
         <w:rPr>
-          <w:rFonts w:eastAsia="宋体" w:hint="eastAsia"/>
-          <w:lang w:eastAsia="zh-CN"/>
-        </w:rPr>
-        <w:instrText xml:space="preserve"> SEQ </w:instrText>
-      </w:r>
-      <w:r>
-        <w:rPr>
-          <w:rFonts w:eastAsia="宋体" w:hint="eastAsia"/>
-          <w:lang w:eastAsia="zh-CN"/>
-        </w:rPr>
-        <w:instrText>表</w:instrText>
-      </w:r>
-      <w:r>
-        <w:rPr>
-          <w:rFonts w:eastAsia="宋体" w:hint="eastAsia"/>
-          <w:lang w:eastAsia="zh-CN"/>
-        </w:rPr>
-        <w:instrText xml:space="preserve"> \* ARABIC  \s 1 </w:instrText>
-      </w:r>
-      <w:r>
-        <w:rPr>
-          <w:rFonts w:eastAsia="宋体" w:hint="eastAsia"/>
+          <w:rFonts w:hint="eastAsia" w:eastAsia="宋体"/>
+          <w:lang w:eastAsia="zh-CN"/>
+        </w:rPr>
+        <w:instrText xml:space="preserve"> SEQ 表 \* ARABIC  \s 1 </w:instrText>
+      </w:r>
+      <w:r>
+        <w:rPr>
+          <w:rFonts w:hint="eastAsia" w:eastAsia="宋体"/>
           <w:lang w:eastAsia="zh-CN"/>
         </w:rPr>
         <w:fldChar w:fldCharType="separate"/>
       </w:r>
       <w:r>
         <w:rPr>
-          <w:rFonts w:eastAsia="宋体" w:hint="eastAsia"/>
+          <w:rFonts w:hint="eastAsia" w:eastAsia="宋体"/>
           <w:lang w:eastAsia="zh-CN"/>
         </w:rPr>
         <w:t>1</w:t>
       </w:r>
       <w:r>
         <w:rPr>
-          <w:rFonts w:eastAsia="宋体" w:hint="eastAsia"/>
+          <w:rFonts w:hint="eastAsia" w:eastAsia="宋体"/>
           <w:lang w:eastAsia="zh-CN"/>
         </w:rPr>
         <w:fldChar w:fldCharType="end"/>
       </w:r>
       <w:r>
         <w:rPr>
-          <w:rFonts w:eastAsia="宋体" w:hint="eastAsia"/>
-          <w:lang w:eastAsia="zh-CN"/>
-        </w:rPr>
-        <w:t xml:space="preserve"> </w:t>
-      </w:r>
-      <w:r>
-        <w:rPr>
-          <w:rFonts w:eastAsia="宋体" w:hint="eastAsia"/>
-          <w:lang w:eastAsia="zh-CN"/>
-        </w:rPr>
-        <w:t>研发手册计划表</w:t>
+          <w:rFonts w:hint="eastAsia" w:eastAsia="宋体"/>
+          <w:lang w:eastAsia="zh-CN"/>
+        </w:rPr>
+        <w:t xml:space="preserve"> 研发手册计划表</w:t>
       </w:r>
     </w:p>
     <w:tbl>
       <w:tblPr>
-        <w:tblStyle w:val="TableNormal0"/>
+        <w:tblStyle w:val="26"/>
         <w:tblW w:w="4828" w:type="dxa"/>
         <w:jc w:val="center"/>
-        <w:tblInd w:w="0" w:type="dxa"/>
         <w:tblBorders>
-          <w:top w:val="single" w:sz="2" w:space="0" w:color="000000"/>
-          <w:left w:val="single" w:sz="2" w:space="0" w:color="000000"/>
-          <w:bottom w:val="single" w:sz="2" w:space="0" w:color="000000"/>
-          <w:right w:val="single" w:sz="2" w:space="0" w:color="000000"/>
-          <w:insideH w:val="single" w:sz="2" w:space="0" w:color="000000"/>
-          <w:insideV w:val="single" w:sz="2" w:space="0" w:color="000000"/>
+          <w:top w:val="single" w:color="000000" w:sz="2" w:space="0"/>
+          <w:left w:val="single" w:color="000000" w:sz="2" w:space="0"/>
+          <w:bottom w:val="single" w:color="000000" w:sz="2" w:space="0"/>
+          <w:right w:val="single" w:color="000000" w:sz="2" w:space="0"/>
+          <w:insideH w:val="single" w:color="000000" w:sz="2" w:space="0"/>
+          <w:insideV w:val="single" w:color="000000" w:sz="2" w:space="0"/>
         </w:tblBorders>
         <w:tblLayout w:type="fixed"/>
-        <w:tblLook w:val="04A0" w:firstRow="1" w:lastRow="0" w:firstColumn="1" w:lastColumn="0" w:noHBand="0" w:noVBand="1"/>
+        <w:tblCellMar>
+          <w:top w:w="0" w:type="dxa"/>
+          <w:left w:w="0" w:type="dxa"/>
+          <w:bottom w:w="0" w:type="dxa"/>
+          <w:right w:w="0" w:type="dxa"/>
+        </w:tblCellMar>
       </w:tblPr>
       <w:tblGrid>
         <w:gridCol w:w="815"/>
@@ -5565,8 +6345,24 @@
         <w:gridCol w:w="1614"/>
       </w:tblGrid>
       <w:tr>
+        <w:tblPrEx>
+          <w:tblBorders>
+            <w:top w:val="single" w:color="000000" w:sz="2" w:space="0"/>
+            <w:left w:val="single" w:color="000000" w:sz="2" w:space="0"/>
+            <w:bottom w:val="single" w:color="000000" w:sz="2" w:space="0"/>
+            <w:right w:val="single" w:color="000000" w:sz="2" w:space="0"/>
+            <w:insideH w:val="single" w:color="000000" w:sz="2" w:space="0"/>
+            <w:insideV w:val="single" w:color="000000" w:sz="2" w:space="0"/>
+          </w:tblBorders>
+          <w:tblCellMar>
+            <w:top w:w="0" w:type="dxa"/>
+            <w:left w:w="0" w:type="dxa"/>
+            <w:bottom w:w="0" w:type="dxa"/>
+            <w:right w:w="0" w:type="dxa"/>
+          </w:tblCellMar>
+        </w:tblPrEx>
         <w:trPr>
-          <w:trHeight w:val="409"/>
+          <w:trHeight w:val="409" w:hRule="atLeast"/>
           <w:jc w:val="center"/>
         </w:trPr>
         <w:tc>
@@ -5579,15 +6375,15 @@
               <w:spacing w:before="90" w:line="222" w:lineRule="auto"/>
               <w:ind w:left="192"/>
               <w:rPr>
-                <w:rFonts w:ascii="宋体" w:eastAsia="宋体" w:hAnsi="宋体" w:cs="宋体" w:hint="eastAsia"/>
-                <w:sz w:val="22"/>
-                <w:szCs w:val="22"/>
-                <w:lang w:eastAsia="zh-CN"/>
-              </w:rPr>
-            </w:pPr>
-            <w:r>
-              <w:rPr>
-                <w:rFonts w:ascii="宋体" w:eastAsia="宋体" w:hAnsi="宋体" w:cs="宋体" w:hint="eastAsia"/>
+                <w:rFonts w:hint="eastAsia" w:ascii="宋体" w:hAnsi="宋体" w:eastAsia="宋体" w:cs="宋体"/>
+                <w:sz w:val="22"/>
+                <w:szCs w:val="22"/>
+                <w:lang w:eastAsia="zh-CN"/>
+              </w:rPr>
+            </w:pPr>
+            <w:r>
+              <w:rPr>
+                <w:rFonts w:hint="eastAsia" w:ascii="宋体" w:hAnsi="宋体" w:eastAsia="宋体" w:cs="宋体"/>
                 <w:sz w:val="22"/>
                 <w:szCs w:val="22"/>
                 <w:lang w:eastAsia="zh-CN"/>
@@ -5606,15 +6402,15 @@
               <w:spacing w:before="90" w:line="222" w:lineRule="auto"/>
               <w:ind w:left="552"/>
               <w:rPr>
-                <w:rFonts w:ascii="宋体" w:eastAsia="宋体" w:hAnsi="宋体" w:cs="宋体" w:hint="eastAsia"/>
-                <w:sz w:val="22"/>
-                <w:szCs w:val="22"/>
-                <w:lang w:eastAsia="zh-CN"/>
-              </w:rPr>
-            </w:pPr>
-            <w:r>
-              <w:rPr>
-                <w:rFonts w:ascii="宋体" w:eastAsia="宋体" w:hAnsi="宋体" w:cs="宋体" w:hint="eastAsia"/>
+                <w:rFonts w:hint="eastAsia" w:ascii="宋体" w:hAnsi="宋体" w:eastAsia="宋体" w:cs="宋体"/>
+                <w:sz w:val="22"/>
+                <w:szCs w:val="22"/>
+                <w:lang w:eastAsia="zh-CN"/>
+              </w:rPr>
+            </w:pPr>
+            <w:r>
+              <w:rPr>
+                <w:rFonts w:hint="eastAsia" w:ascii="宋体" w:hAnsi="宋体" w:eastAsia="宋体" w:cs="宋体"/>
                 <w:spacing w:val="-3"/>
                 <w:sz w:val="22"/>
                 <w:szCs w:val="22"/>
@@ -5634,15 +6430,15 @@
               <w:spacing w:before="90" w:line="220" w:lineRule="auto"/>
               <w:ind w:left="251"/>
               <w:rPr>
-                <w:rFonts w:ascii="宋体" w:eastAsia="宋体" w:hAnsi="宋体" w:cs="宋体" w:hint="eastAsia"/>
-                <w:sz w:val="22"/>
-                <w:szCs w:val="22"/>
-                <w:lang w:eastAsia="zh-CN"/>
-              </w:rPr>
-            </w:pPr>
-            <w:r>
-              <w:rPr>
-                <w:rFonts w:ascii="宋体" w:eastAsia="宋体" w:hAnsi="宋体" w:cs="宋体" w:hint="eastAsia"/>
+                <w:rFonts w:hint="eastAsia" w:ascii="宋体" w:hAnsi="宋体" w:eastAsia="宋体" w:cs="宋体"/>
+                <w:sz w:val="22"/>
+                <w:szCs w:val="22"/>
+                <w:lang w:eastAsia="zh-CN"/>
+              </w:rPr>
+            </w:pPr>
+            <w:r>
+              <w:rPr>
+                <w:rFonts w:hint="eastAsia" w:ascii="宋体" w:hAnsi="宋体" w:eastAsia="宋体" w:cs="宋体"/>
                 <w:spacing w:val="-3"/>
                 <w:sz w:val="22"/>
                 <w:szCs w:val="22"/>
@@ -5654,8 +6450,24 @@
         </w:tc>
       </w:tr>
       <w:tr>
+        <w:tblPrEx>
+          <w:tblBorders>
+            <w:top w:val="single" w:color="000000" w:sz="2" w:space="0"/>
+            <w:left w:val="single" w:color="000000" w:sz="2" w:space="0"/>
+            <w:bottom w:val="single" w:color="000000" w:sz="2" w:space="0"/>
+            <w:right w:val="single" w:color="000000" w:sz="2" w:space="0"/>
+            <w:insideH w:val="single" w:color="000000" w:sz="2" w:space="0"/>
+            <w:insideV w:val="single" w:color="000000" w:sz="2" w:space="0"/>
+          </w:tblBorders>
+          <w:tblCellMar>
+            <w:top w:w="0" w:type="dxa"/>
+            <w:left w:w="0" w:type="dxa"/>
+            <w:bottom w:w="0" w:type="dxa"/>
+            <w:right w:w="0" w:type="dxa"/>
+          </w:tblCellMar>
+        </w:tblPrEx>
         <w:trPr>
-          <w:trHeight w:val="404"/>
+          <w:trHeight w:val="404" w:hRule="atLeast"/>
           <w:jc w:val="center"/>
         </w:trPr>
         <w:tc>
@@ -5672,7 +6484,7 @@
               <w:spacing w:before="89" w:line="242" w:lineRule="auto"/>
               <w:jc w:val="center"/>
               <w:rPr>
-                <w:rFonts w:ascii="宋体" w:eastAsia="宋体" w:hAnsi="宋体" w:cs="宋体" w:hint="eastAsia"/>
+                <w:rFonts w:hint="eastAsia" w:ascii="宋体" w:hAnsi="宋体" w:eastAsia="宋体" w:cs="宋体"/>
                 <w:sz w:val="22"/>
                 <w:szCs w:val="22"/>
               </w:rPr>
@@ -5689,15 +6501,15 @@
               <w:spacing w:before="89" w:line="220" w:lineRule="auto"/>
               <w:ind w:left="111"/>
               <w:rPr>
-                <w:rFonts w:ascii="宋体" w:eastAsia="宋体" w:hAnsi="宋体" w:cs="宋体" w:hint="eastAsia"/>
-                <w:sz w:val="22"/>
-                <w:szCs w:val="22"/>
-                <w:lang w:eastAsia="zh-CN"/>
-              </w:rPr>
-            </w:pPr>
-            <w:r>
-              <w:rPr>
-                <w:rFonts w:ascii="宋体" w:eastAsia="宋体" w:hAnsi="宋体" w:cs="宋体" w:hint="eastAsia"/>
+                <w:rFonts w:hint="eastAsia" w:ascii="宋体" w:hAnsi="宋体" w:eastAsia="宋体" w:cs="宋体"/>
+                <w:sz w:val="22"/>
+                <w:szCs w:val="22"/>
+                <w:lang w:eastAsia="zh-CN"/>
+              </w:rPr>
+            </w:pPr>
+            <w:r>
+              <w:rPr>
+                <w:rFonts w:hint="eastAsia" w:ascii="宋体" w:hAnsi="宋体" w:eastAsia="宋体" w:cs="宋体"/>
                 <w:spacing w:val="-2"/>
                 <w:sz w:val="22"/>
                 <w:szCs w:val="22"/>
@@ -5717,33 +6529,33 @@
               <w:spacing w:before="90" w:line="219" w:lineRule="auto"/>
               <w:ind w:left="113"/>
               <w:rPr>
-                <w:rFonts w:ascii="宋体" w:eastAsia="宋体" w:hAnsi="宋体" w:cs="宋体" w:hint="eastAsia"/>
-                <w:sz w:val="22"/>
-                <w:szCs w:val="22"/>
-                <w:lang w:eastAsia="zh-CN"/>
-              </w:rPr>
-            </w:pPr>
-            <w:r>
-              <w:rPr>
-                <w:rFonts w:ascii="宋体" w:eastAsia="宋体" w:hAnsi="宋体" w:cs="宋体" w:hint="eastAsia"/>
-                <w:sz w:val="22"/>
-                <w:szCs w:val="22"/>
-                <w:lang w:eastAsia="zh-CN"/>
-              </w:rPr>
-              <w:t>2025年</w:t>
-            </w:r>
-            <w:r>
-              <w:rPr>
-                <w:rFonts w:ascii="宋体" w:eastAsia="宋体" w:hAnsi="宋体" w:cs="宋体" w:hint="eastAsia"/>
-                <w:sz w:val="22"/>
-                <w:szCs w:val="22"/>
-                <w:lang w:eastAsia="zh-CN"/>
-              </w:rPr>
-              <w:t>11</w:t>
-            </w:r>
-            <w:r>
-              <w:rPr>
-                <w:rFonts w:ascii="宋体" w:eastAsia="宋体" w:hAnsi="宋体" w:cs="宋体" w:hint="eastAsia"/>
+                <w:rFonts w:hint="eastAsia" w:ascii="宋体" w:hAnsi="宋体" w:eastAsia="宋体" w:cs="宋体"/>
+                <w:sz w:val="22"/>
+                <w:szCs w:val="22"/>
+                <w:lang w:eastAsia="zh-CN"/>
+              </w:rPr>
+            </w:pPr>
+            <w:r>
+              <w:rPr>
+                <w:rFonts w:hint="eastAsia" w:ascii="宋体" w:hAnsi="宋体" w:eastAsia="宋体" w:cs="宋体"/>
+                <w:sz w:val="22"/>
+                <w:szCs w:val="22"/>
+                <w:lang w:eastAsia="zh-CN"/>
+              </w:rPr>
+              <w:t>2025年1</w:t>
+            </w:r>
+            <w:r>
+              <w:rPr>
+                <w:rFonts w:hint="eastAsia" w:ascii="宋体" w:hAnsi="宋体" w:eastAsia="宋体" w:cs="宋体"/>
+                <w:sz w:val="22"/>
+                <w:szCs w:val="22"/>
+                <w:lang w:val="en-US" w:eastAsia="zh-CN"/>
+              </w:rPr>
+              <w:t>0</w:t>
+            </w:r>
+            <w:r>
+              <w:rPr>
+                <w:rFonts w:hint="eastAsia" w:ascii="宋体" w:hAnsi="宋体" w:eastAsia="宋体" w:cs="宋体"/>
                 <w:sz w:val="22"/>
                 <w:szCs w:val="22"/>
                 <w:lang w:eastAsia="zh-CN"/>
@@ -5754,8 +6566,24 @@
         </w:tc>
       </w:tr>
       <w:tr>
+        <w:tblPrEx>
+          <w:tblBorders>
+            <w:top w:val="single" w:color="000000" w:sz="2" w:space="0"/>
+            <w:left w:val="single" w:color="000000" w:sz="2" w:space="0"/>
+            <w:bottom w:val="single" w:color="000000" w:sz="2" w:space="0"/>
+            <w:right w:val="single" w:color="000000" w:sz="2" w:space="0"/>
+            <w:insideH w:val="single" w:color="000000" w:sz="2" w:space="0"/>
+            <w:insideV w:val="single" w:color="000000" w:sz="2" w:space="0"/>
+          </w:tblBorders>
+          <w:tblCellMar>
+            <w:top w:w="0" w:type="dxa"/>
+            <w:left w:w="0" w:type="dxa"/>
+            <w:bottom w:w="0" w:type="dxa"/>
+            <w:right w:w="0" w:type="dxa"/>
+          </w:tblCellMar>
+        </w:tblPrEx>
         <w:trPr>
-          <w:trHeight w:val="404"/>
+          <w:trHeight w:val="404" w:hRule="atLeast"/>
           <w:jc w:val="center"/>
         </w:trPr>
         <w:tc>
@@ -5772,7 +6600,7 @@
               <w:spacing w:before="90" w:line="242" w:lineRule="auto"/>
               <w:jc w:val="center"/>
               <w:rPr>
-                <w:rFonts w:ascii="宋体" w:eastAsia="宋体" w:hAnsi="宋体" w:cs="宋体" w:hint="eastAsia"/>
+                <w:rFonts w:hint="eastAsia" w:ascii="宋体" w:hAnsi="宋体" w:eastAsia="宋体" w:cs="宋体"/>
                 <w:sz w:val="22"/>
                 <w:szCs w:val="22"/>
               </w:rPr>
@@ -5789,15 +6617,15 @@
               <w:spacing w:before="91" w:line="220" w:lineRule="auto"/>
               <w:ind w:left="110"/>
               <w:rPr>
-                <w:rFonts w:ascii="宋体" w:eastAsia="宋体" w:hAnsi="宋体" w:cs="宋体" w:hint="eastAsia"/>
-                <w:sz w:val="22"/>
-                <w:szCs w:val="22"/>
-                <w:lang w:eastAsia="zh-CN"/>
-              </w:rPr>
-            </w:pPr>
-            <w:r>
-              <w:rPr>
-                <w:rFonts w:ascii="宋体" w:eastAsia="宋体" w:hAnsi="宋体" w:cs="宋体" w:hint="eastAsia"/>
+                <w:rFonts w:hint="eastAsia" w:ascii="宋体" w:hAnsi="宋体" w:eastAsia="宋体" w:cs="宋体"/>
+                <w:sz w:val="22"/>
+                <w:szCs w:val="22"/>
+                <w:lang w:eastAsia="zh-CN"/>
+              </w:rPr>
+            </w:pPr>
+            <w:r>
+              <w:rPr>
+                <w:rFonts w:hint="eastAsia" w:ascii="宋体" w:hAnsi="宋体" w:eastAsia="宋体" w:cs="宋体"/>
                 <w:sz w:val="22"/>
                 <w:szCs w:val="22"/>
                 <w:lang w:eastAsia="zh-CN"/>
@@ -5816,32 +6644,32 @@
               <w:spacing w:before="91" w:line="219" w:lineRule="auto"/>
               <w:ind w:left="113"/>
               <w:rPr>
-                <w:rFonts w:ascii="宋体" w:eastAsia="宋体" w:hAnsi="宋体" w:cs="宋体" w:hint="eastAsia"/>
-                <w:sz w:val="22"/>
-                <w:szCs w:val="22"/>
-              </w:rPr>
-            </w:pPr>
-            <w:r>
-              <w:rPr>
-                <w:rFonts w:ascii="宋体" w:eastAsia="宋体" w:hAnsi="宋体" w:cs="宋体" w:hint="eastAsia"/>
-                <w:sz w:val="22"/>
-                <w:szCs w:val="22"/>
-                <w:lang w:eastAsia="zh-CN"/>
-              </w:rPr>
-              <w:t>2025年</w:t>
-            </w:r>
-            <w:r>
-              <w:rPr>
-                <w:rFonts w:ascii="宋体" w:eastAsia="宋体" w:hAnsi="宋体" w:cs="宋体" w:hint="eastAsia"/>
-                <w:sz w:val="22"/>
-                <w:szCs w:val="22"/>
-                <w:lang w:eastAsia="zh-CN"/>
-              </w:rPr>
-              <w:t>12</w:t>
-            </w:r>
-            <w:r>
-              <w:rPr>
-                <w:rFonts w:ascii="宋体" w:eastAsia="宋体" w:hAnsi="宋体" w:cs="宋体" w:hint="eastAsia"/>
+                <w:rFonts w:hint="eastAsia" w:ascii="宋体" w:hAnsi="宋体" w:eastAsia="宋体" w:cs="宋体"/>
+                <w:sz w:val="22"/>
+                <w:szCs w:val="22"/>
+              </w:rPr>
+            </w:pPr>
+            <w:r>
+              <w:rPr>
+                <w:rFonts w:hint="eastAsia" w:ascii="宋体" w:hAnsi="宋体" w:eastAsia="宋体" w:cs="宋体"/>
+                <w:sz w:val="22"/>
+                <w:szCs w:val="22"/>
+                <w:lang w:eastAsia="zh-CN"/>
+              </w:rPr>
+              <w:t>2025年1</w:t>
+            </w:r>
+            <w:r>
+              <w:rPr>
+                <w:rFonts w:hint="eastAsia" w:ascii="宋体" w:hAnsi="宋体" w:eastAsia="宋体" w:cs="宋体"/>
+                <w:sz w:val="22"/>
+                <w:szCs w:val="22"/>
+                <w:lang w:val="en-US" w:eastAsia="zh-CN"/>
+              </w:rPr>
+              <w:t>1</w:t>
+            </w:r>
+            <w:r>
+              <w:rPr>
+                <w:rFonts w:hint="eastAsia" w:ascii="宋体" w:hAnsi="宋体" w:eastAsia="宋体" w:cs="宋体"/>
                 <w:sz w:val="22"/>
                 <w:szCs w:val="22"/>
                 <w:lang w:eastAsia="zh-CN"/>
@@ -5852,8 +6680,24 @@
         </w:tc>
       </w:tr>
       <w:tr>
+        <w:tblPrEx>
+          <w:tblBorders>
+            <w:top w:val="single" w:color="000000" w:sz="2" w:space="0"/>
+            <w:left w:val="single" w:color="000000" w:sz="2" w:space="0"/>
+            <w:bottom w:val="single" w:color="000000" w:sz="2" w:space="0"/>
+            <w:right w:val="single" w:color="000000" w:sz="2" w:space="0"/>
+            <w:insideH w:val="single" w:color="000000" w:sz="2" w:space="0"/>
+            <w:insideV w:val="single" w:color="000000" w:sz="2" w:space="0"/>
+          </w:tblBorders>
+          <w:tblCellMar>
+            <w:top w:w="0" w:type="dxa"/>
+            <w:left w:w="0" w:type="dxa"/>
+            <w:bottom w:w="0" w:type="dxa"/>
+            <w:right w:w="0" w:type="dxa"/>
+          </w:tblCellMar>
+        </w:tblPrEx>
         <w:trPr>
-          <w:trHeight w:val="423"/>
+          <w:trHeight w:val="423" w:hRule="atLeast"/>
           <w:jc w:val="center"/>
         </w:trPr>
         <w:tc>
@@ -5870,7 +6714,7 @@
               <w:spacing w:before="99"/>
               <w:jc w:val="center"/>
               <w:rPr>
-                <w:rFonts w:ascii="宋体" w:eastAsia="宋体" w:hAnsi="宋体" w:cs="宋体" w:hint="eastAsia"/>
+                <w:rFonts w:hint="eastAsia" w:ascii="宋体" w:hAnsi="宋体" w:eastAsia="宋体" w:cs="宋体"/>
                 <w:sz w:val="22"/>
                 <w:szCs w:val="22"/>
               </w:rPr>
@@ -5887,15 +6731,15 @@
               <w:spacing w:before="100" w:line="219" w:lineRule="auto"/>
               <w:ind w:left="111"/>
               <w:rPr>
-                <w:rFonts w:ascii="宋体" w:eastAsia="宋体" w:hAnsi="宋体" w:cs="宋体" w:hint="eastAsia"/>
-                <w:sz w:val="22"/>
-                <w:szCs w:val="22"/>
-                <w:lang w:eastAsia="zh-CN"/>
-              </w:rPr>
-            </w:pPr>
-            <w:r>
-              <w:rPr>
-                <w:rFonts w:ascii="宋体" w:eastAsia="宋体" w:hAnsi="宋体" w:cs="宋体" w:hint="eastAsia"/>
+                <w:rFonts w:hint="eastAsia" w:ascii="宋体" w:hAnsi="宋体" w:eastAsia="宋体" w:cs="宋体"/>
+                <w:sz w:val="22"/>
+                <w:szCs w:val="22"/>
+                <w:lang w:eastAsia="zh-CN"/>
+              </w:rPr>
+            </w:pPr>
+            <w:r>
+              <w:rPr>
+                <w:rFonts w:hint="eastAsia" w:ascii="宋体" w:hAnsi="宋体" w:eastAsia="宋体" w:cs="宋体"/>
                 <w:sz w:val="22"/>
                 <w:szCs w:val="22"/>
                 <w:lang w:eastAsia="zh-CN"/>
@@ -5914,14 +6758,14 @@
               <w:spacing w:before="100" w:line="219" w:lineRule="auto"/>
               <w:ind w:left="113"/>
               <w:rPr>
-                <w:rFonts w:ascii="宋体" w:eastAsia="宋体" w:hAnsi="宋体" w:cs="宋体" w:hint="eastAsia"/>
-                <w:sz w:val="22"/>
-                <w:szCs w:val="22"/>
-              </w:rPr>
-            </w:pPr>
-            <w:r>
-              <w:rPr>
-                <w:rFonts w:ascii="宋体" w:eastAsia="宋体" w:hAnsi="宋体" w:cs="宋体" w:hint="eastAsia"/>
+                <w:rFonts w:hint="eastAsia" w:ascii="宋体" w:hAnsi="宋体" w:eastAsia="宋体" w:cs="宋体"/>
+                <w:sz w:val="22"/>
+                <w:szCs w:val="22"/>
+              </w:rPr>
+            </w:pPr>
+            <w:r>
+              <w:rPr>
+                <w:rFonts w:hint="eastAsia" w:ascii="宋体" w:hAnsi="宋体" w:eastAsia="宋体" w:cs="宋体"/>
                 <w:sz w:val="22"/>
                 <w:szCs w:val="22"/>
                 <w:lang w:eastAsia="zh-CN"/>
@@ -5930,16 +6774,16 @@
             </w:r>
             <w:r>
               <w:rPr>
-                <w:rFonts w:ascii="宋体" w:eastAsia="宋体" w:hAnsi="宋体" w:cs="宋体" w:hint="eastAsia"/>
-                <w:sz w:val="22"/>
-                <w:szCs w:val="22"/>
-                <w:lang w:eastAsia="zh-CN"/>
-              </w:rPr>
-              <w:t>6</w:t>
-            </w:r>
-            <w:r>
-              <w:rPr>
-                <w:rFonts w:ascii="宋体" w:eastAsia="宋体" w:hAnsi="宋体" w:cs="宋体" w:hint="eastAsia"/>
+                <w:rFonts w:hint="eastAsia" w:ascii="宋体" w:hAnsi="宋体" w:eastAsia="宋体" w:cs="宋体"/>
+                <w:sz w:val="22"/>
+                <w:szCs w:val="22"/>
+                <w:lang w:val="en-US" w:eastAsia="zh-CN"/>
+              </w:rPr>
+              <w:t>5</w:t>
+            </w:r>
+            <w:r>
+              <w:rPr>
+                <w:rFonts w:hint="eastAsia" w:ascii="宋体" w:hAnsi="宋体" w:eastAsia="宋体" w:cs="宋体"/>
                 <w:sz w:val="22"/>
                 <w:szCs w:val="22"/>
                 <w:lang w:eastAsia="zh-CN"/>
@@ -5948,16 +6792,16 @@
             </w:r>
             <w:r>
               <w:rPr>
-                <w:rFonts w:ascii="宋体" w:eastAsia="宋体" w:hAnsi="宋体" w:cs="宋体" w:hint="eastAsia"/>
-                <w:sz w:val="22"/>
-                <w:szCs w:val="22"/>
-                <w:lang w:eastAsia="zh-CN"/>
-              </w:rPr>
-              <w:t>3</w:t>
-            </w:r>
-            <w:r>
-              <w:rPr>
-                <w:rFonts w:ascii="宋体" w:eastAsia="宋体" w:hAnsi="宋体" w:cs="宋体" w:hint="eastAsia"/>
+                <w:rFonts w:hint="eastAsia" w:ascii="宋体" w:hAnsi="宋体" w:eastAsia="宋体" w:cs="宋体"/>
+                <w:sz w:val="22"/>
+                <w:szCs w:val="22"/>
+                <w:lang w:val="en-US" w:eastAsia="zh-CN"/>
+              </w:rPr>
+              <w:t>12</w:t>
+            </w:r>
+            <w:r>
+              <w:rPr>
+                <w:rFonts w:hint="eastAsia" w:ascii="宋体" w:hAnsi="宋体" w:eastAsia="宋体" w:cs="宋体"/>
                 <w:sz w:val="22"/>
                 <w:szCs w:val="22"/>
                 <w:lang w:eastAsia="zh-CN"/>
@@ -5970,7 +6814,7 @@
     </w:tbl>
     <w:p>
       <w:pPr>
-        <w:pStyle w:val="10"/>
+        <w:pStyle w:val="28"/>
         <w:keepNext w:val="0"/>
         <w:keepLines w:val="0"/>
         <w:widowControl w:val="0"/>
@@ -5978,7 +6822,7 @@
           <w:lang w:eastAsia="zh-CN"/>
         </w:rPr>
       </w:pPr>
-      <w:bookmarkStart w:id="13" w:name="_Toc29949"/>
+      <w:bookmarkStart w:id="15" w:name="_Toc13937"/>
       <w:r>
         <w:rPr>
           <w:rFonts w:hint="eastAsia"/>
@@ -5986,11 +6830,11 @@
         </w:rPr>
         <w:t>研发经费计划</w:t>
       </w:r>
-      <w:bookmarkEnd w:id="13"/>
+      <w:bookmarkEnd w:id="15"/>
     </w:p>
     <w:p>
       <w:pPr>
-        <w:pStyle w:val="ad"/>
+        <w:pStyle w:val="29"/>
         <w:widowControl w:val="0"/>
         <w:ind w:firstLine="480"/>
       </w:pPr>
@@ -5998,38 +6842,22 @@
         <w:rPr>
           <w:rFonts w:hint="eastAsia"/>
         </w:rPr>
-        <w:t>本年度预计投入到禅道项目管理系统升级项目中经费为</w:t>
+        <w:t>本年度预计投入到</w:t>
       </w:r>
       <w:r>
         <w:rPr>
           <w:rFonts w:hint="eastAsia"/>
-        </w:rPr>
-        <w:t>27</w:t>
-      </w:r>
+          <w:lang w:val="en-US" w:eastAsia="zh-CN"/>
+        </w:rPr>
+        <w:t>监控工具</w:t>
+      </w:r>
+      <w:bookmarkStart w:id="17" w:name="_GoBack"/>
+      <w:bookmarkEnd w:id="17"/>
       <w:r>
         <w:rPr>
           <w:rFonts w:hint="eastAsia"/>
         </w:rPr>
-        <w:t>万元，具体分布</w:t>
-      </w:r>
-      <w:r>
-        <w:rPr>
-          <w:rFonts w:hint="eastAsia"/>
-        </w:rPr>
-        <w:lastRenderedPageBreak/>
-        <w:t>如表</w:t>
-      </w:r>
-      <w:r>
-        <w:rPr>
-          <w:rFonts w:hint="eastAsia"/>
-        </w:rPr>
-        <w:t>5-1</w:t>
-      </w:r>
-      <w:r>
-        <w:rPr>
-          <w:rFonts w:hint="eastAsia"/>
-        </w:rPr>
-        <w:t>所示</w:t>
+        <w:t>系统升级项目中经费为27万元，具体分布如表5-1所示</w:t>
       </w:r>
     </w:p>
     <w:p>
@@ -6043,161 +6871,116 @@
       </w:pPr>
       <w:r>
         <w:rPr>
-          <w:rFonts w:eastAsia="宋体" w:hint="eastAsia"/>
+          <w:rFonts w:hint="eastAsia" w:eastAsia="宋体"/>
           <w:lang w:eastAsia="zh-CN"/>
         </w:rPr>
         <w:t>表</w:t>
       </w:r>
       <w:r>
         <w:rPr>
-          <w:rFonts w:eastAsia="宋体" w:hint="eastAsia"/>
+          <w:rFonts w:hint="eastAsia" w:eastAsia="宋体"/>
           <w:lang w:eastAsia="zh-CN"/>
         </w:rPr>
         <w:fldChar w:fldCharType="begin"/>
       </w:r>
       <w:r>
         <w:rPr>
-          <w:rFonts w:eastAsia="宋体" w:hint="eastAsia"/>
-          <w:lang w:eastAsia="zh-CN"/>
-        </w:rPr>
-        <w:instrText xml:space="preserve"> STYLEREF "</w:instrText>
-      </w:r>
-      <w:r>
-        <w:rPr>
-          <w:rFonts w:eastAsia="宋体" w:hint="eastAsia"/>
-          <w:lang w:eastAsia="zh-CN"/>
-        </w:rPr>
-        <w:instrText>柴</w:instrText>
-      </w:r>
-      <w:r>
-        <w:rPr>
-          <w:rFonts w:eastAsia="宋体" w:hint="eastAsia"/>
-          <w:lang w:eastAsia="zh-CN"/>
-        </w:rPr>
-        <w:instrText>_</w:instrText>
-      </w:r>
-      <w:r>
-        <w:rPr>
-          <w:rFonts w:eastAsia="宋体" w:hint="eastAsia"/>
-          <w:lang w:eastAsia="zh-CN"/>
-        </w:rPr>
-        <w:instrText>标题</w:instrText>
-      </w:r>
-      <w:r>
-        <w:rPr>
-          <w:rFonts w:eastAsia="宋体" w:hint="eastAsia"/>
-          <w:lang w:eastAsia="zh-CN"/>
-        </w:rPr>
-        <w:instrText xml:space="preserve">1" \n \* Charformat </w:instrText>
-      </w:r>
-      <w:r>
-        <w:rPr>
-          <w:rFonts w:eastAsia="宋体" w:hint="eastAsia"/>
+          <w:rFonts w:hint="eastAsia" w:eastAsia="宋体"/>
+          <w:lang w:eastAsia="zh-CN"/>
+        </w:rPr>
+        <w:instrText xml:space="preserve"> STYLEREF "柴_标题1" \n \* Charformat </w:instrText>
+      </w:r>
+      <w:r>
+        <w:rPr>
+          <w:rFonts w:hint="eastAsia" w:eastAsia="宋体"/>
           <w:lang w:eastAsia="zh-CN"/>
         </w:rPr>
         <w:fldChar w:fldCharType="separate"/>
       </w:r>
       <w:r>
         <w:rPr>
-          <w:rFonts w:eastAsia="宋体" w:hint="eastAsia"/>
+          <w:rFonts w:hint="eastAsia" w:eastAsia="宋体"/>
           <w:lang w:eastAsia="zh-CN"/>
         </w:rPr>
         <w:t>5</w:t>
       </w:r>
       <w:r>
         <w:rPr>
-          <w:rFonts w:eastAsia="宋体" w:hint="eastAsia"/>
+          <w:rFonts w:hint="eastAsia" w:eastAsia="宋体"/>
           <w:lang w:eastAsia="zh-CN"/>
         </w:rPr>
         <w:fldChar w:fldCharType="end"/>
       </w:r>
       <w:r>
         <w:rPr>
-          <w:rFonts w:eastAsia="宋体" w:hint="eastAsia"/>
+          <w:rFonts w:hint="eastAsia" w:eastAsia="宋体"/>
           <w:lang w:eastAsia="zh-CN"/>
         </w:rPr>
         <w:t xml:space="preserve">- </w:t>
       </w:r>
       <w:r>
         <w:rPr>
-          <w:rFonts w:eastAsia="宋体" w:hint="eastAsia"/>
+          <w:rFonts w:hint="eastAsia" w:eastAsia="宋体"/>
           <w:lang w:eastAsia="zh-CN"/>
         </w:rPr>
         <w:fldChar w:fldCharType="begin"/>
       </w:r>
       <w:r>
         <w:rPr>
-          <w:rFonts w:eastAsia="宋体" w:hint="eastAsia"/>
-          <w:lang w:eastAsia="zh-CN"/>
-        </w:rPr>
-        <w:instrText xml:space="preserve"> SEQ </w:instrText>
-      </w:r>
-      <w:r>
-        <w:rPr>
-          <w:rFonts w:eastAsia="宋体" w:hint="eastAsia"/>
-          <w:lang w:eastAsia="zh-CN"/>
-        </w:rPr>
-        <w:instrText>表</w:instrText>
-      </w:r>
-      <w:r>
-        <w:rPr>
-          <w:rFonts w:eastAsia="宋体" w:hint="eastAsia"/>
-          <w:lang w:eastAsia="zh-CN"/>
-        </w:rPr>
-        <w:instrText xml:space="preserve"> \* ARABIC  \s 1 </w:instrText>
-      </w:r>
-      <w:r>
-        <w:rPr>
-          <w:rFonts w:eastAsia="宋体" w:hint="eastAsia"/>
+          <w:rFonts w:hint="eastAsia" w:eastAsia="宋体"/>
+          <w:lang w:eastAsia="zh-CN"/>
+        </w:rPr>
+        <w:instrText xml:space="preserve"> SEQ 表 \* ARABIC  \s 1 </w:instrText>
+      </w:r>
+      <w:r>
+        <w:rPr>
+          <w:rFonts w:hint="eastAsia" w:eastAsia="宋体"/>
           <w:lang w:eastAsia="zh-CN"/>
         </w:rPr>
         <w:fldChar w:fldCharType="separate"/>
       </w:r>
       <w:r>
         <w:rPr>
-          <w:rFonts w:eastAsia="宋体" w:hint="eastAsia"/>
+          <w:rFonts w:hint="eastAsia" w:eastAsia="宋体"/>
           <w:lang w:eastAsia="zh-CN"/>
         </w:rPr>
         <w:t>1</w:t>
       </w:r>
       <w:r>
         <w:rPr>
-          <w:rFonts w:eastAsia="宋体" w:hint="eastAsia"/>
+          <w:rFonts w:hint="eastAsia" w:eastAsia="宋体"/>
           <w:lang w:eastAsia="zh-CN"/>
         </w:rPr>
         <w:fldChar w:fldCharType="end"/>
       </w:r>
       <w:r>
         <w:rPr>
-          <w:rFonts w:eastAsia="宋体" w:hint="eastAsia"/>
-          <w:lang w:eastAsia="zh-CN"/>
-        </w:rPr>
-        <w:t xml:space="preserve"> </w:t>
-      </w:r>
-      <w:r>
-        <w:rPr>
-          <w:rFonts w:eastAsia="宋体" w:hint="eastAsia"/>
-          <w:lang w:eastAsia="zh-CN"/>
-        </w:rPr>
-        <w:t>研发手册计划表</w:t>
+          <w:rFonts w:hint="eastAsia" w:eastAsia="宋体"/>
+          <w:lang w:eastAsia="zh-CN"/>
+        </w:rPr>
+        <w:t xml:space="preserve"> 研发手册计划表</w:t>
       </w:r>
     </w:p>
     <w:tbl>
       <w:tblPr>
-        <w:tblStyle w:val="TableNormal0"/>
+        <w:tblStyle w:val="26"/>
         <w:tblW w:w="4828" w:type="dxa"/>
         <w:jc w:val="center"/>
-        <w:tblInd w:w="0" w:type="dxa"/>
         <w:tblBorders>
-          <w:top w:val="single" w:sz="2" w:space="0" w:color="000000"/>
-          <w:left w:val="single" w:sz="2" w:space="0" w:color="000000"/>
-          <w:bottom w:val="single" w:sz="2" w:space="0" w:color="000000"/>
-          <w:right w:val="single" w:sz="2" w:space="0" w:color="000000"/>
-          <w:insideH w:val="single" w:sz="2" w:space="0" w:color="000000"/>
-          <w:insideV w:val="single" w:sz="2" w:space="0" w:color="000000"/>
+          <w:top w:val="single" w:color="000000" w:sz="2" w:space="0"/>
+          <w:left w:val="single" w:color="000000" w:sz="2" w:space="0"/>
+          <w:bottom w:val="single" w:color="000000" w:sz="2" w:space="0"/>
+          <w:right w:val="single" w:color="000000" w:sz="2" w:space="0"/>
+          <w:insideH w:val="single" w:color="000000" w:sz="2" w:space="0"/>
+          <w:insideV w:val="single" w:color="000000" w:sz="2" w:space="0"/>
         </w:tblBorders>
         <w:tblLayout w:type="fixed"/>
-        <w:tblLook w:val="04A0" w:firstRow="1" w:lastRow="0" w:firstColumn="1" w:lastColumn="0" w:noHBand="0" w:noVBand="1"/>
+        <w:tblCellMar>
+          <w:top w:w="0" w:type="dxa"/>
+          <w:left w:w="0" w:type="dxa"/>
+          <w:bottom w:w="0" w:type="dxa"/>
+          <w:right w:w="0" w:type="dxa"/>
+        </w:tblCellMar>
       </w:tblPr>
       <w:tblGrid>
         <w:gridCol w:w="815"/>
@@ -6205,8 +6988,24 @@
         <w:gridCol w:w="1614"/>
       </w:tblGrid>
       <w:tr>
+        <w:tblPrEx>
+          <w:tblBorders>
+            <w:top w:val="single" w:color="000000" w:sz="2" w:space="0"/>
+            <w:left w:val="single" w:color="000000" w:sz="2" w:space="0"/>
+            <w:bottom w:val="single" w:color="000000" w:sz="2" w:space="0"/>
+            <w:right w:val="single" w:color="000000" w:sz="2" w:space="0"/>
+            <w:insideH w:val="single" w:color="000000" w:sz="2" w:space="0"/>
+            <w:insideV w:val="single" w:color="000000" w:sz="2" w:space="0"/>
+          </w:tblBorders>
+          <w:tblCellMar>
+            <w:top w:w="0" w:type="dxa"/>
+            <w:left w:w="0" w:type="dxa"/>
+            <w:bottom w:w="0" w:type="dxa"/>
+            <w:right w:w="0" w:type="dxa"/>
+          </w:tblCellMar>
+        </w:tblPrEx>
         <w:trPr>
-          <w:trHeight w:val="409"/>
+          <w:trHeight w:val="409" w:hRule="atLeast"/>
           <w:jc w:val="center"/>
         </w:trPr>
         <w:tc>
@@ -6219,15 +7018,15 @@
               <w:spacing w:before="90" w:line="222" w:lineRule="auto"/>
               <w:ind w:left="192"/>
               <w:rPr>
-                <w:rFonts w:ascii="宋体" w:eastAsia="宋体" w:hAnsi="宋体" w:cs="宋体" w:hint="eastAsia"/>
-                <w:sz w:val="22"/>
-                <w:szCs w:val="22"/>
-                <w:lang w:eastAsia="zh-CN"/>
-              </w:rPr>
-            </w:pPr>
-            <w:r>
-              <w:rPr>
-                <w:rFonts w:ascii="宋体" w:eastAsia="宋体" w:hAnsi="宋体" w:cs="宋体" w:hint="eastAsia"/>
+                <w:rFonts w:hint="eastAsia" w:ascii="宋体" w:hAnsi="宋体" w:eastAsia="宋体" w:cs="宋体"/>
+                <w:sz w:val="22"/>
+                <w:szCs w:val="22"/>
+                <w:lang w:eastAsia="zh-CN"/>
+              </w:rPr>
+            </w:pPr>
+            <w:r>
+              <w:rPr>
+                <w:rFonts w:hint="eastAsia" w:ascii="宋体" w:hAnsi="宋体" w:eastAsia="宋体" w:cs="宋体"/>
                 <w:sz w:val="22"/>
                 <w:szCs w:val="22"/>
                 <w:lang w:eastAsia="zh-CN"/>
@@ -6246,15 +7045,15 @@
               <w:spacing w:before="90" w:line="222" w:lineRule="auto"/>
               <w:ind w:left="552"/>
               <w:rPr>
-                <w:rFonts w:ascii="宋体" w:eastAsia="宋体" w:hAnsi="宋体" w:cs="宋体" w:hint="eastAsia"/>
-                <w:sz w:val="22"/>
-                <w:szCs w:val="22"/>
-                <w:lang w:eastAsia="zh-CN"/>
-              </w:rPr>
-            </w:pPr>
-            <w:r>
-              <w:rPr>
-                <w:rFonts w:ascii="宋体" w:eastAsia="宋体" w:hAnsi="宋体" w:cs="宋体" w:hint="eastAsia"/>
+                <w:rFonts w:hint="eastAsia" w:ascii="宋体" w:hAnsi="宋体" w:eastAsia="宋体" w:cs="宋体"/>
+                <w:sz w:val="22"/>
+                <w:szCs w:val="22"/>
+                <w:lang w:eastAsia="zh-CN"/>
+              </w:rPr>
+            </w:pPr>
+            <w:r>
+              <w:rPr>
+                <w:rFonts w:hint="eastAsia" w:ascii="宋体" w:hAnsi="宋体" w:eastAsia="宋体" w:cs="宋体"/>
                 <w:spacing w:val="-3"/>
                 <w:sz w:val="22"/>
                 <w:szCs w:val="22"/>
@@ -6274,15 +7073,15 @@
               <w:spacing w:before="90" w:line="220" w:lineRule="auto"/>
               <w:ind w:left="251"/>
               <w:rPr>
-                <w:rFonts w:ascii="宋体" w:eastAsia="宋体" w:hAnsi="宋体" w:cs="宋体" w:hint="eastAsia"/>
-                <w:sz w:val="22"/>
-                <w:szCs w:val="22"/>
-                <w:lang w:eastAsia="zh-CN"/>
-              </w:rPr>
-            </w:pPr>
-            <w:r>
-              <w:rPr>
-                <w:rFonts w:ascii="宋体" w:eastAsia="宋体" w:hAnsi="宋体" w:cs="宋体" w:hint="eastAsia"/>
+                <w:rFonts w:hint="eastAsia" w:ascii="宋体" w:hAnsi="宋体" w:eastAsia="宋体" w:cs="宋体"/>
+                <w:sz w:val="22"/>
+                <w:szCs w:val="22"/>
+                <w:lang w:eastAsia="zh-CN"/>
+              </w:rPr>
+            </w:pPr>
+            <w:r>
+              <w:rPr>
+                <w:rFonts w:hint="eastAsia" w:ascii="宋体" w:hAnsi="宋体" w:eastAsia="宋体" w:cs="宋体"/>
                 <w:sz w:val="22"/>
                 <w:szCs w:val="22"/>
                 <w:lang w:eastAsia="zh-CN"/>
@@ -6293,8 +7092,24 @@
         </w:tc>
       </w:tr>
       <w:tr>
+        <w:tblPrEx>
+          <w:tblBorders>
+            <w:top w:val="single" w:color="000000" w:sz="2" w:space="0"/>
+            <w:left w:val="single" w:color="000000" w:sz="2" w:space="0"/>
+            <w:bottom w:val="single" w:color="000000" w:sz="2" w:space="0"/>
+            <w:right w:val="single" w:color="000000" w:sz="2" w:space="0"/>
+            <w:insideH w:val="single" w:color="000000" w:sz="2" w:space="0"/>
+            <w:insideV w:val="single" w:color="000000" w:sz="2" w:space="0"/>
+          </w:tblBorders>
+          <w:tblCellMar>
+            <w:top w:w="0" w:type="dxa"/>
+            <w:left w:w="0" w:type="dxa"/>
+            <w:bottom w:w="0" w:type="dxa"/>
+            <w:right w:w="0" w:type="dxa"/>
+          </w:tblCellMar>
+        </w:tblPrEx>
         <w:trPr>
-          <w:trHeight w:val="404"/>
+          <w:trHeight w:val="404" w:hRule="atLeast"/>
           <w:jc w:val="center"/>
         </w:trPr>
         <w:tc>
@@ -6311,7 +7126,7 @@
               <w:spacing w:before="89" w:line="242" w:lineRule="auto"/>
               <w:jc w:val="center"/>
               <w:rPr>
-                <w:rFonts w:ascii="宋体" w:eastAsia="宋体" w:hAnsi="宋体" w:cs="宋体" w:hint="eastAsia"/>
+                <w:rFonts w:hint="eastAsia" w:ascii="宋体" w:hAnsi="宋体" w:eastAsia="宋体" w:cs="宋体"/>
                 <w:sz w:val="22"/>
                 <w:szCs w:val="22"/>
               </w:rPr>
@@ -6328,15 +7143,15 @@
               <w:spacing w:before="89" w:line="220" w:lineRule="auto"/>
               <w:ind w:left="111"/>
               <w:rPr>
-                <w:rFonts w:ascii="宋体" w:eastAsia="宋体" w:hAnsi="宋体" w:cs="宋体" w:hint="eastAsia"/>
-                <w:sz w:val="22"/>
-                <w:szCs w:val="22"/>
-                <w:lang w:eastAsia="zh-CN"/>
-              </w:rPr>
-            </w:pPr>
-            <w:r>
-              <w:rPr>
-                <w:rFonts w:ascii="宋体" w:eastAsia="宋体" w:hAnsi="宋体" w:cs="宋体" w:hint="eastAsia"/>
+                <w:rFonts w:hint="eastAsia" w:ascii="宋体" w:hAnsi="宋体" w:eastAsia="宋体" w:cs="宋体"/>
+                <w:sz w:val="22"/>
+                <w:szCs w:val="22"/>
+                <w:lang w:eastAsia="zh-CN"/>
+              </w:rPr>
+            </w:pPr>
+            <w:r>
+              <w:rPr>
+                <w:rFonts w:hint="eastAsia" w:ascii="宋体" w:hAnsi="宋体" w:eastAsia="宋体" w:cs="宋体"/>
                 <w:spacing w:val="-2"/>
                 <w:sz w:val="22"/>
                 <w:szCs w:val="22"/>
@@ -6356,15 +7171,15 @@
               <w:spacing w:before="90" w:line="219" w:lineRule="auto"/>
               <w:ind w:left="113"/>
               <w:rPr>
-                <w:rFonts w:ascii="宋体" w:eastAsia="宋体" w:hAnsi="宋体" w:cs="宋体" w:hint="eastAsia"/>
-                <w:sz w:val="22"/>
-                <w:szCs w:val="22"/>
-                <w:lang w:eastAsia="zh-CN"/>
-              </w:rPr>
-            </w:pPr>
-            <w:r>
-              <w:rPr>
-                <w:rFonts w:ascii="宋体" w:eastAsia="宋体" w:hAnsi="宋体" w:cs="宋体" w:hint="eastAsia"/>
+                <w:rFonts w:hint="eastAsia" w:ascii="宋体" w:hAnsi="宋体" w:eastAsia="宋体" w:cs="宋体"/>
+                <w:sz w:val="22"/>
+                <w:szCs w:val="22"/>
+                <w:lang w:eastAsia="zh-CN"/>
+              </w:rPr>
+            </w:pPr>
+            <w:r>
+              <w:rPr>
+                <w:rFonts w:hint="eastAsia" w:ascii="宋体" w:hAnsi="宋体" w:eastAsia="宋体" w:cs="宋体"/>
                 <w:sz w:val="22"/>
                 <w:szCs w:val="22"/>
                 <w:lang w:eastAsia="zh-CN"/>
@@ -6375,8 +7190,24 @@
         </w:tc>
       </w:tr>
       <w:tr>
+        <w:tblPrEx>
+          <w:tblBorders>
+            <w:top w:val="single" w:color="000000" w:sz="2" w:space="0"/>
+            <w:left w:val="single" w:color="000000" w:sz="2" w:space="0"/>
+            <w:bottom w:val="single" w:color="000000" w:sz="2" w:space="0"/>
+            <w:right w:val="single" w:color="000000" w:sz="2" w:space="0"/>
+            <w:insideH w:val="single" w:color="000000" w:sz="2" w:space="0"/>
+            <w:insideV w:val="single" w:color="000000" w:sz="2" w:space="0"/>
+          </w:tblBorders>
+          <w:tblCellMar>
+            <w:top w:w="0" w:type="dxa"/>
+            <w:left w:w="0" w:type="dxa"/>
+            <w:bottom w:w="0" w:type="dxa"/>
+            <w:right w:w="0" w:type="dxa"/>
+          </w:tblCellMar>
+        </w:tblPrEx>
         <w:trPr>
-          <w:trHeight w:val="404"/>
+          <w:trHeight w:val="404" w:hRule="atLeast"/>
           <w:jc w:val="center"/>
         </w:trPr>
         <w:tc>
@@ -6393,7 +7224,7 @@
               <w:spacing w:before="90" w:line="242" w:lineRule="auto"/>
               <w:jc w:val="center"/>
               <w:rPr>
-                <w:rFonts w:ascii="宋体" w:eastAsia="宋体" w:hAnsi="宋体" w:cs="宋体" w:hint="eastAsia"/>
+                <w:rFonts w:hint="eastAsia" w:ascii="宋体" w:hAnsi="宋体" w:eastAsia="宋体" w:cs="宋体"/>
                 <w:sz w:val="22"/>
                 <w:szCs w:val="22"/>
               </w:rPr>
@@ -6410,15 +7241,15 @@
               <w:spacing w:before="91" w:line="220" w:lineRule="auto"/>
               <w:ind w:left="110"/>
               <w:rPr>
-                <w:rFonts w:ascii="宋体" w:eastAsia="宋体" w:hAnsi="宋体" w:cs="宋体" w:hint="eastAsia"/>
-                <w:sz w:val="22"/>
-                <w:szCs w:val="22"/>
-                <w:lang w:eastAsia="zh-CN"/>
-              </w:rPr>
-            </w:pPr>
-            <w:r>
-              <w:rPr>
-                <w:rFonts w:ascii="宋体" w:eastAsia="宋体" w:hAnsi="宋体" w:cs="宋体" w:hint="eastAsia"/>
+                <w:rFonts w:hint="eastAsia" w:ascii="宋体" w:hAnsi="宋体" w:eastAsia="宋体" w:cs="宋体"/>
+                <w:sz w:val="22"/>
+                <w:szCs w:val="22"/>
+                <w:lang w:eastAsia="zh-CN"/>
+              </w:rPr>
+            </w:pPr>
+            <w:r>
+              <w:rPr>
+                <w:rFonts w:hint="eastAsia" w:ascii="宋体" w:hAnsi="宋体" w:eastAsia="宋体" w:cs="宋体"/>
                 <w:sz w:val="22"/>
                 <w:szCs w:val="22"/>
                 <w:lang w:eastAsia="zh-CN"/>
@@ -6437,14 +7268,14 @@
               <w:spacing w:before="91" w:line="219" w:lineRule="auto"/>
               <w:ind w:left="113"/>
               <w:rPr>
-                <w:rFonts w:ascii="宋体" w:eastAsia="宋体" w:hAnsi="宋体" w:cs="宋体" w:hint="eastAsia"/>
-                <w:sz w:val="22"/>
-                <w:szCs w:val="22"/>
-              </w:rPr>
-            </w:pPr>
-            <w:r>
-              <w:rPr>
-                <w:rFonts w:ascii="宋体" w:eastAsia="宋体" w:hAnsi="宋体" w:cs="宋体" w:hint="eastAsia"/>
+                <w:rFonts w:hint="eastAsia" w:ascii="宋体" w:hAnsi="宋体" w:eastAsia="宋体" w:cs="宋体"/>
+                <w:sz w:val="22"/>
+                <w:szCs w:val="22"/>
+              </w:rPr>
+            </w:pPr>
+            <w:r>
+              <w:rPr>
+                <w:rFonts w:hint="eastAsia" w:ascii="宋体" w:hAnsi="宋体" w:eastAsia="宋体" w:cs="宋体"/>
                 <w:sz w:val="22"/>
                 <w:szCs w:val="22"/>
                 <w:lang w:eastAsia="zh-CN"/>
@@ -6455,8 +7286,24 @@
         </w:tc>
       </w:tr>
       <w:tr>
+        <w:tblPrEx>
+          <w:tblBorders>
+            <w:top w:val="single" w:color="000000" w:sz="2" w:space="0"/>
+            <w:left w:val="single" w:color="000000" w:sz="2" w:space="0"/>
+            <w:bottom w:val="single" w:color="000000" w:sz="2" w:space="0"/>
+            <w:right w:val="single" w:color="000000" w:sz="2" w:space="0"/>
+            <w:insideH w:val="single" w:color="000000" w:sz="2" w:space="0"/>
+            <w:insideV w:val="single" w:color="000000" w:sz="2" w:space="0"/>
+          </w:tblBorders>
+          <w:tblCellMar>
+            <w:top w:w="0" w:type="dxa"/>
+            <w:left w:w="0" w:type="dxa"/>
+            <w:bottom w:w="0" w:type="dxa"/>
+            <w:right w:w="0" w:type="dxa"/>
+          </w:tblCellMar>
+        </w:tblPrEx>
         <w:trPr>
-          <w:trHeight w:val="423"/>
+          <w:trHeight w:val="423" w:hRule="atLeast"/>
           <w:jc w:val="center"/>
         </w:trPr>
         <w:tc>
@@ -6473,7 +7320,7 @@
               <w:spacing w:before="99"/>
               <w:jc w:val="center"/>
               <w:rPr>
-                <w:rFonts w:ascii="宋体" w:eastAsia="宋体" w:hAnsi="宋体" w:cs="宋体" w:hint="eastAsia"/>
+                <w:rFonts w:hint="eastAsia" w:ascii="宋体" w:hAnsi="宋体" w:eastAsia="宋体" w:cs="宋体"/>
                 <w:sz w:val="22"/>
                 <w:szCs w:val="22"/>
               </w:rPr>
@@ -6490,15 +7337,15 @@
               <w:spacing w:before="100" w:line="219" w:lineRule="auto"/>
               <w:ind w:left="111"/>
               <w:rPr>
-                <w:rFonts w:ascii="宋体" w:eastAsia="宋体" w:hAnsi="宋体" w:cs="宋体" w:hint="eastAsia"/>
-                <w:sz w:val="22"/>
-                <w:szCs w:val="22"/>
-                <w:lang w:eastAsia="zh-CN"/>
-              </w:rPr>
-            </w:pPr>
-            <w:r>
-              <w:rPr>
-                <w:rFonts w:ascii="宋体" w:eastAsia="宋体" w:hAnsi="宋体" w:cs="宋体" w:hint="eastAsia"/>
+                <w:rFonts w:hint="eastAsia" w:ascii="宋体" w:hAnsi="宋体" w:eastAsia="宋体" w:cs="宋体"/>
+                <w:sz w:val="22"/>
+                <w:szCs w:val="22"/>
+                <w:lang w:eastAsia="zh-CN"/>
+              </w:rPr>
+            </w:pPr>
+            <w:r>
+              <w:rPr>
+                <w:rFonts w:hint="eastAsia" w:ascii="宋体" w:hAnsi="宋体" w:eastAsia="宋体" w:cs="宋体"/>
                 <w:sz w:val="22"/>
                 <w:szCs w:val="22"/>
                 <w:lang w:eastAsia="zh-CN"/>
@@ -6517,14 +7364,14 @@
               <w:spacing w:before="100" w:line="219" w:lineRule="auto"/>
               <w:ind w:left="113"/>
               <w:rPr>
-                <w:rFonts w:ascii="宋体" w:eastAsia="宋体" w:hAnsi="宋体" w:cs="宋体" w:hint="eastAsia"/>
-                <w:sz w:val="22"/>
-                <w:szCs w:val="22"/>
-              </w:rPr>
-            </w:pPr>
-            <w:r>
-              <w:rPr>
-                <w:rFonts w:ascii="宋体" w:eastAsia="宋体" w:hAnsi="宋体" w:cs="宋体" w:hint="eastAsia"/>
+                <w:rFonts w:hint="eastAsia" w:ascii="宋体" w:hAnsi="宋体" w:eastAsia="宋体" w:cs="宋体"/>
+                <w:sz w:val="22"/>
+                <w:szCs w:val="22"/>
+              </w:rPr>
+            </w:pPr>
+            <w:r>
+              <w:rPr>
+                <w:rFonts w:hint="eastAsia" w:ascii="宋体" w:hAnsi="宋体" w:eastAsia="宋体" w:cs="宋体"/>
                 <w:sz w:val="22"/>
                 <w:szCs w:val="22"/>
                 <w:lang w:eastAsia="zh-CN"/>
@@ -6537,7 +7384,7 @@
     </w:tbl>
     <w:p>
       <w:pPr>
-        <w:pStyle w:val="10"/>
+        <w:pStyle w:val="28"/>
         <w:keepNext w:val="0"/>
         <w:keepLines w:val="0"/>
         <w:widowControl w:val="0"/>
@@ -6545,7 +7392,7 @@
           <w:lang w:eastAsia="zh-CN"/>
         </w:rPr>
       </w:pPr>
-      <w:bookmarkStart w:id="14" w:name="_Toc29475"/>
+      <w:bookmarkStart w:id="16" w:name="_Toc22794"/>
       <w:r>
         <w:rPr>
           <w:rFonts w:hint="eastAsia"/>
@@ -6553,222 +7400,46 @@
         </w:rPr>
         <w:t>新技术展望</w:t>
       </w:r>
-      <w:bookmarkEnd w:id="14"/>
+      <w:bookmarkEnd w:id="16"/>
     </w:p>
     <w:p>
       <w:pPr>
-        <w:pStyle w:val="ad"/>
+        <w:pStyle w:val="29"/>
         <w:widowControl w:val="0"/>
         <w:ind w:firstLine="480"/>
       </w:pPr>
       <w:r>
-        <w:t>在人工智能原生应用浪潮席卷全球的当下，</w:t>
-      </w:r>
-      <w:r>
-        <w:t>Python</w:t>
-      </w:r>
-      <w:r>
-        <w:t>凭借其无与伦比的生态优势与演进活力，正从</w:t>
-      </w:r>
-      <w:r>
-        <w:t>“AI</w:t>
-      </w:r>
-      <w:r>
-        <w:t>实验的首选语言</w:t>
-      </w:r>
-      <w:r>
-        <w:t>”</w:t>
-      </w:r>
-      <w:r>
-        <w:t>迈向</w:t>
-      </w:r>
-      <w:r>
-        <w:t>“</w:t>
-      </w:r>
-      <w:r>
-        <w:t>构建生产级智能系统的核心平台</w:t>
-      </w:r>
-      <w:r>
-        <w:t>”</w:t>
-      </w:r>
-      <w:r>
-        <w:t>。以</w:t>
-      </w:r>
-      <w:r>
-        <w:t>DeepSeek</w:t>
-      </w:r>
-      <w:r>
-        <w:t>、</w:t>
-      </w:r>
-      <w:r>
-        <w:t>Llama</w:t>
-      </w:r>
-      <w:r>
-        <w:t>等开源模型为代表的大模型生态，与</w:t>
-      </w:r>
-      <w:r>
-        <w:t>PyTorch</w:t>
-      </w:r>
-      <w:r>
-        <w:t>、</w:t>
-      </w:r>
-      <w:r>
-        <w:t>TensorFlow</w:t>
-      </w:r>
-      <w:r>
-        <w:t>、</w:t>
-      </w:r>
-      <w:r>
-        <w:t>LangChain</w:t>
-      </w:r>
-      <w:r>
-        <w:t>等成熟框架深度融合，使得从创意原型到稳健服务的路径被空前缩短。</w:t>
-      </w:r>
-      <w:r>
-        <w:t>Python 3.13</w:t>
-      </w:r>
-      <w:r>
-        <w:t>及后续版本在性能（如</w:t>
-      </w:r>
-      <w:r>
-        <w:t>JIT</w:t>
-      </w:r>
-      <w:r>
-        <w:t>编译器探索）、并发（</w:t>
-      </w:r>
-      <w:r>
-        <w:t>asyncio</w:t>
-      </w:r>
-      <w:r>
-        <w:t>持续增强）及开发者体验上的持续投入，正系统性地解决其在超大规模部署与高吞吐推理场景中的传统挑战。</w:t>
+        <w:t>在人工智能原生应用浪潮席卷全球的当下，Python凭借其无与伦比的生态优势与演进活力，正从“AI实验的首选语言”迈向“构建生产级智能系统的核心平台”。以DeepSeek、Llama等开源模型为代表的大模型生态，与PyTorch、TensorFlow、LangChain等成熟框架深度融合，使得从创意原型到稳健服务的路径被空前缩短。Python 3.13及后续版本在性能（如JIT编译器探索）、并发（asyncio持续增强）及开发者体验上的持续投入，正系统性地解决其在超大规模部署与高吞吐推理场景中的传统挑战。</w:t>
       </w:r>
     </w:p>
     <w:p>
       <w:pPr>
-        <w:pStyle w:val="ad"/>
+        <w:pStyle w:val="29"/>
         <w:widowControl w:val="0"/>
         <w:ind w:firstLine="480"/>
       </w:pPr>
       <w:r>
-        <w:t>与此同时，以</w:t>
-      </w:r>
-      <w:r>
-        <w:t>FastAPI</w:t>
-      </w:r>
-      <w:r>
-        <w:t>、</w:t>
-      </w:r>
-      <w:r>
-        <w:t>Django</w:t>
-      </w:r>
-      <w:r>
-        <w:t>为核心的现代</w:t>
-      </w:r>
-      <w:r>
-        <w:t>Web</w:t>
-      </w:r>
-      <w:r>
-        <w:t>框架，通过无缝集成异步处理、自动</w:t>
-      </w:r>
-      <w:r>
-        <w:t>API</w:t>
-      </w:r>
-      <w:r>
-        <w:t>文档与依赖注入，为</w:t>
-      </w:r>
-      <w:r>
-        <w:t>AI</w:t>
-      </w:r>
-      <w:r>
-        <w:t>能力提供了高效、可观测的服务化出口。</w:t>
-      </w:r>
-      <w:r>
-        <w:t>PyO3</w:t>
-      </w:r>
-      <w:r>
-        <w:t>、</w:t>
-      </w:r>
-      <w:r>
-        <w:t>Cython</w:t>
-      </w:r>
-      <w:r>
-        <w:t>等技术则稳固地桥接着</w:t>
-      </w:r>
-      <w:r>
-        <w:t>Python</w:t>
-      </w:r>
-      <w:r>
-        <w:t>的敏捷性与底层计算性能。这一整套从数据处理、模型训练、服务部署到系统观测的</w:t>
-      </w:r>
-      <w:r>
-        <w:t>“</w:t>
-      </w:r>
-      <w:r>
-        <w:t>全栈</w:t>
-      </w:r>
-      <w:r>
-        <w:t>Python”</w:t>
-      </w:r>
-      <w:r>
-        <w:t>工具链，正在催生一个更加自治、高效且易于维护的智能系统开发范式。</w:t>
+        <w:t>与此同时，以FastAPI、Django为核心的现代Web框架，通过无缝集成异步处理、自动API文档与依赖注入，为AI能力提供了高效、可观测的服务化出口。PyO3、Cython等技术则稳固地桥接着Python的敏捷性与底层计算性能。这一整套从数据处理、模型训练、服务部署到系统观测的“全栈Python”工具链，正在催生一个更加自治、高效且易于维护的智能系统开发范式。</w:t>
       </w:r>
     </w:p>
     <w:sectPr>
-      <w:headerReference w:type="default" r:id="rId7"/>
+      <w:headerReference r:id="rId3" w:type="default"/>
       <w:pgSz w:w="11906" w:h="16838"/>
       <w:pgMar w:top="1417" w:right="1800" w:bottom="1440" w:left="1800" w:header="1140" w:footer="992" w:gutter="0"/>
-      <w:cols w:space="425"/>
-      <w:docGrid w:type="lines" w:linePitch="312"/>
+      <w:cols w:space="425" w:num="1"/>
+      <w:docGrid w:type="lines" w:linePitch="312" w:charSpace="0"/>
     </w:sectPr>
   </w:body>
 </w:document>
 </file>
 
-<file path=word/endnotes.xml><?xml version="1.0" encoding="utf-8"?>
-<w:endnotes xmlns:wpc="http://schemas.microsoft.com/office/word/2010/wordprocessingCanvas" xmlns:cx="http://schemas.microsoft.com/office/drawing/2014/chartex" xmlns:cx1="http://schemas.microsoft.com/office/drawing/2015/9/8/chartex" xmlns:cx2="http://schemas.microsoft.com/office/drawing/2015/10/21/chartex" xmlns:cx3="http://schemas.microsoft.com/office/drawing/2016/5/9/chartex" xmlns:cx4="http://schemas.microsoft.com/office/drawing/2016/5/10/chartex" xmlns:cx5="http://schemas.microsoft.com/office/drawing/2016/5/11/chartex" xmlns:cx6="http://schemas.microsoft.com/office/drawing/2016/5/12/chartex" xmlns:cx7="http://schemas.microsoft.com/office/drawing/2016/5/13/chartex" xmlns:cx8="http://schemas.microsoft.com/office/drawing/2016/5/14/chartex" xmlns:mc="http://schemas.openxmlformats.org/markup-compatibility/2006" xmlns:aink="http://schemas.microsoft.com/office/drawing/2016/ink" xmlns:am3d="http://schemas.microsoft.com/office/drawing/2017/model3d" xmlns:o="urn:schemas-microsoft-com:office:office" xmlns:oel="http://schemas.microsoft.com/office/2019/extlst" xmlns:r="http://schemas.openxmlformats.org/officeDocument/2006/relationships" xmlns:m="http://schemas.openxmlformats.org/officeDocument/2006/math" xmlns:v="urn:schemas-microsoft-com:vml" xmlns:wp14="http://schemas.microsoft.com/office/word/2010/wordprocessingDrawing" xmlns:wp="http://schemas.openxmlformats.org/drawingml/2006/wordprocessingDrawing" xmlns:w10="urn:schemas-microsoft-com:office:word" xmlns:w="http://schemas.openxmlformats.org/wordprocessingml/2006/main" xmlns:w14="http://schemas.microsoft.com/office/word/2010/wordml" xmlns:w15="http://schemas.microsoft.com/office/word/2012/wordml" xmlns:w16cex="http://schemas.microsoft.com/office/word/2018/wordml/cex" xmlns:w16cid="http://schemas.microsoft.com/office/word/2016/wordml/cid" xmlns:w16="http://schemas.microsoft.com/office/word/2018/wordml" xmlns:w16du="http://schemas.microsoft.com/office/word/2023/wordml/word16du" xmlns:w16sdtdh="http://schemas.microsoft.com/office/word/2020/wordml/sdtdatahash" xmlns:w16sdtfl="http://schemas.microsoft.com/office/word/2024/wordml/sdtformatlock" xmlns:w16se="http://schemas.microsoft.com/office/word/2015/wordml/symex" xmlns:wpg="http://schemas.microsoft.com/office/word/2010/wordprocessingGroup" xmlns:wpi="http://schemas.microsoft.com/office/word/2010/wordprocessingInk" xmlns:wne="http://schemas.microsoft.com/office/word/2006/wordml" xmlns:wps="http://schemas.microsoft.com/office/word/2010/wordprocessingShape" mc:Ignorable="w14 w15 w16se w16cid w16 w16cex w16sdtdh w16sdtfl w16du wp14">
-  <w:endnote w:type="separator" w:id="-1">
-    <w:p>
-      <w:r>
-        <w:separator/>
-      </w:r>
-    </w:p>
-  </w:endnote>
-  <w:endnote w:type="continuationSeparator" w:id="0">
-    <w:p>
-      <w:r>
-        <w:continuationSeparator/>
-      </w:r>
-    </w:p>
-  </w:endnote>
-</w:endnotes>
-</file>
-
-<file path=word/footnotes.xml><?xml version="1.0" encoding="utf-8"?>
-<w:footnotes xmlns:wpc="http://schemas.microsoft.com/office/word/2010/wordprocessingCanvas" xmlns:cx="http://schemas.microsoft.com/office/drawing/2014/chartex" xmlns:cx1="http://schemas.microsoft.com/office/drawing/2015/9/8/chartex" xmlns:cx2="http://schemas.microsoft.com/office/drawing/2015/10/21/chartex" xmlns:cx3="http://schemas.microsoft.com/office/drawing/2016/5/9/chartex" xmlns:cx4="http://schemas.microsoft.com/office/drawing/2016/5/10/chartex" xmlns:cx5="http://schemas.microsoft.com/office/drawing/2016/5/11/chartex" xmlns:cx6="http://schemas.microsoft.com/office/drawing/2016/5/12/chartex" xmlns:cx7="http://schemas.microsoft.com/office/drawing/2016/5/13/chartex" xmlns:cx8="http://schemas.microsoft.com/office/drawing/2016/5/14/chartex" xmlns:mc="http://schemas.openxmlformats.org/markup-compatibility/2006" xmlns:aink="http://schemas.microsoft.com/office/drawing/2016/ink" xmlns:am3d="http://schemas.microsoft.com/office/drawing/2017/model3d" xmlns:o="urn:schemas-microsoft-com:office:office" xmlns:oel="http://schemas.microsoft.com/office/2019/extlst" xmlns:r="http://schemas.openxmlformats.org/officeDocument/2006/relationships" xmlns:m="http://schemas.openxmlformats.org/officeDocument/2006/math" xmlns:v="urn:schemas-microsoft-com:vml" xmlns:wp14="http://schemas.microsoft.com/office/word/2010/wordprocessingDrawing" xmlns:wp="http://schemas.openxmlformats.org/drawingml/2006/wordprocessingDrawing" xmlns:w10="urn:schemas-microsoft-com:office:word" xmlns:w="http://schemas.openxmlformats.org/wordprocessingml/2006/main" xmlns:w14="http://schemas.microsoft.com/office/word/2010/wordml" xmlns:w15="http://schemas.microsoft.com/office/word/2012/wordml" xmlns:w16cex="http://schemas.microsoft.com/office/word/2018/wordml/cex" xmlns:w16cid="http://schemas.microsoft.com/office/word/2016/wordml/cid" xmlns:w16="http://schemas.microsoft.com/office/word/2018/wordml" xmlns:w16du="http://schemas.microsoft.com/office/word/2023/wordml/word16du" xmlns:w16sdtdh="http://schemas.microsoft.com/office/word/2020/wordml/sdtdatahash" xmlns:w16sdtfl="http://schemas.microsoft.com/office/word/2024/wordml/sdtformatlock" xmlns:w16se="http://schemas.microsoft.com/office/word/2015/wordml/symex" xmlns:wpg="http://schemas.microsoft.com/office/word/2010/wordprocessingGroup" xmlns:wpi="http://schemas.microsoft.com/office/word/2010/wordprocessingInk" xmlns:wne="http://schemas.microsoft.com/office/word/2006/wordml" xmlns:wps="http://schemas.microsoft.com/office/word/2010/wordprocessingShape" mc:Ignorable="w14 w15 w16se w16cid w16 w16cex w16sdtdh w16sdtfl w16du wp14">
-  <w:footnote w:type="separator" w:id="-1">
-    <w:p>
-      <w:r>
-        <w:separator/>
-      </w:r>
-    </w:p>
-  </w:footnote>
-  <w:footnote w:type="continuationSeparator" w:id="0">
-    <w:p>
-      <w:r>
-        <w:continuationSeparator/>
-      </w:r>
-    </w:p>
-  </w:footnote>
-</w:footnotes>
-</file>
-
 <file path=word/header1.xml><?xml version="1.0" encoding="utf-8"?>
-<w:hdr xmlns:wpc="http://schemas.microsoft.com/office/word/2010/wordprocessingCanvas" xmlns:cx="http://schemas.microsoft.com/office/drawing/2014/chartex" xmlns:cx1="http://schemas.microsoft.com/office/drawing/2015/9/8/chartex" xmlns:cx2="http://schemas.microsoft.com/office/drawing/2015/10/21/chartex" xmlns:cx3="http://schemas.microsoft.com/office/drawing/2016/5/9/chartex" xmlns:cx4="http://schemas.microsoft.com/office/drawing/2016/5/10/chartex" xmlns:cx5="http://schemas.microsoft.com/office/drawing/2016/5/11/chartex" xmlns:cx6="http://schemas.microsoft.com/office/drawing/2016/5/12/chartex" xmlns:cx7="http://schemas.microsoft.com/office/drawing/2016/5/13/chartex" xmlns:cx8="http://schemas.microsoft.com/office/drawing/2016/5/14/chartex" xmlns:mc="http://schemas.openxmlformats.org/markup-compatibility/2006" xmlns:aink="http://schemas.microsoft.com/office/drawing/2016/ink" xmlns:am3d="http://schemas.microsoft.com/office/drawing/2017/model3d" xmlns:o="urn:schemas-microsoft-com:office:office" xmlns:oel="http://schemas.microsoft.com/office/2019/extlst" xmlns:r="http://schemas.openxmlformats.org/officeDocument/2006/relationships" xmlns:m="http://schemas.openxmlformats.org/officeDocument/2006/math" xmlns:v="urn:schemas-microsoft-com:vml" xmlns:wp14="http://schemas.microsoft.com/office/word/2010/wordprocessingDrawing" xmlns:wp="http://schemas.openxmlformats.org/drawingml/2006/wordprocessingDrawing" xmlns:w10="urn:schemas-microsoft-com:office:word" xmlns:w="http://schemas.openxmlformats.org/wordprocessingml/2006/main" xmlns:w14="http://schemas.microsoft.com/office/word/2010/wordml" xmlns:w15="http://schemas.microsoft.com/office/word/2012/wordml" xmlns:w16cex="http://schemas.microsoft.com/office/word/2018/wordml/cex" xmlns:w16cid="http://schemas.microsoft.com/office/word/2016/wordml/cid" xmlns:w16="http://schemas.microsoft.com/office/word/2018/wordml" xmlns:w16du="http://schemas.microsoft.com/office/word/2023/wordml/word16du" xmlns:w16sdtdh="http://schemas.microsoft.com/office/word/2020/wordml/sdtdatahash" xmlns:w16sdtfl="http://schemas.microsoft.com/office/word/2024/wordml/sdtformatlock" xmlns:w16se="http://schemas.microsoft.com/office/word/2015/wordml/symex" xmlns:wpg="http://schemas.microsoft.com/office/word/2010/wordprocessingGroup" xmlns:wpi="http://schemas.microsoft.com/office/word/2010/wordprocessingInk" xmlns:wne="http://schemas.microsoft.com/office/word/2006/wordml" xmlns:wps="http://schemas.microsoft.com/office/word/2010/wordprocessingShape" mc:Ignorable="w14 w15 w16se w16cid w16 w16cex w16sdtdh w16sdtfl w16du wp14">
+<w:hdr xmlns:wpc="http://schemas.microsoft.com/office/word/2010/wordprocessingCanvas" xmlns:mc="http://schemas.openxmlformats.org/markup-compatibility/2006" xmlns:o="urn:schemas-microsoft-com:office:office" xmlns:r="http://schemas.openxmlformats.org/officeDocument/2006/relationships" xmlns:m="http://schemas.openxmlformats.org/officeDocument/2006/math" xmlns:v="urn:schemas-microsoft-com:vml" xmlns:wp14="http://schemas.microsoft.com/office/word/2010/wordprocessingDrawing" xmlns:wp="http://schemas.openxmlformats.org/drawingml/2006/wordprocessingDrawing" xmlns:w10="urn:schemas-microsoft-com:office:word" xmlns:w="http://schemas.openxmlformats.org/wordprocessingml/2006/main" xmlns:w14="http://schemas.microsoft.com/office/word/2010/wordml" xmlns:w15="http://schemas.microsoft.com/office/word/2012/wordml" xmlns:wpg="http://schemas.microsoft.com/office/word/2010/wordprocessingGroup" xmlns:wpi="http://schemas.microsoft.com/office/word/2010/wordprocessingInk" xmlns:wne="http://schemas.microsoft.com/office/word/2006/wordml" xmlns:wps="http://schemas.microsoft.com/office/word/2010/wordprocessingShape" xmlns:wpsCustomData="http://www.wps.cn/officeDocument/2013/wpsCustomData" mc:Ignorable="w14 w15 wp14">
   <w:p>
     <w:pPr>
-      <w:pStyle w:val="a6"/>
+      <w:pStyle w:val="15"/>
       <w:pBdr>
-        <w:bottom w:val="single" w:sz="4" w:space="1" w:color="auto"/>
+        <w:bottom w:val="single" w:color="auto" w:sz="4" w:space="1"/>
       </w:pBdr>
       <w:jc w:val="right"/>
       <w:rPr>
@@ -6778,7 +7449,7 @@
     </w:pPr>
     <w:r>
       <w:rPr>
-        <w:rFonts w:eastAsiaTheme="minorEastAsia" w:hint="eastAsia"/>
+        <w:rFonts w:hint="eastAsia" w:eastAsiaTheme="minorEastAsia"/>
         <w:lang w:eastAsia="zh-CN"/>
       </w:rPr>
       <w:t>陕西益利德软件科技有限公司</w:t>
@@ -6788,12 +7459,12 @@
 </file>
 
 <file path=word/numbering.xml><?xml version="1.0" encoding="utf-8"?>
-<w:numbering xmlns:wpc="http://schemas.microsoft.com/office/word/2010/wordprocessingCanvas" xmlns:cx="http://schemas.microsoft.com/office/drawing/2014/chartex" xmlns:cx1="http://schemas.microsoft.com/office/drawing/2015/9/8/chartex" xmlns:cx2="http://schemas.microsoft.com/office/drawing/2015/10/21/chartex" xmlns:cx3="http://schemas.microsoft.com/office/drawing/2016/5/9/chartex" xmlns:cx4="http://schemas.microsoft.com/office/drawing/2016/5/10/chartex" xmlns:cx5="http://schemas.microsoft.com/office/drawing/2016/5/11/chartex" xmlns:cx6="http://schemas.microsoft.com/office/drawing/2016/5/12/chartex" xmlns:cx7="http://schemas.microsoft.com/office/drawing/2016/5/13/chartex" xmlns:cx8="http://schemas.microsoft.com/office/drawing/2016/5/14/chartex" xmlns:mc="http://schemas.openxmlformats.org/markup-compatibility/2006" xmlns:aink="http://schemas.microsoft.com/office/drawing/2016/ink" xmlns:am3d="http://schemas.microsoft.com/office/drawing/2017/model3d" xmlns:o="urn:schemas-microsoft-com:office:office" xmlns:oel="http://schemas.microsoft.com/office/2019/extlst" xmlns:r="http://schemas.openxmlformats.org/officeDocument/2006/relationships" xmlns:m="http://schemas.openxmlformats.org/officeDocument/2006/math" xmlns:v="urn:schemas-microsoft-com:vml" xmlns:wp14="http://schemas.microsoft.com/office/word/2010/wordprocessingDrawing" xmlns:wp="http://schemas.openxmlformats.org/drawingml/2006/wordprocessingDrawing" xmlns:w10="urn:schemas-microsoft-com:office:word" xmlns:w="http://schemas.openxmlformats.org/wordprocessingml/2006/main" xmlns:w14="http://schemas.microsoft.com/office/word/2010/wordml" xmlns:w15="http://schemas.microsoft.com/office/word/2012/wordml" xmlns:w16cex="http://schemas.microsoft.com/office/word/2018/wordml/cex" xmlns:w16cid="http://schemas.microsoft.com/office/word/2016/wordml/cid" xmlns:w16="http://schemas.microsoft.com/office/word/2018/wordml" xmlns:w16du="http://schemas.microsoft.com/office/word/2023/wordml/word16du" xmlns:w16sdtdh="http://schemas.microsoft.com/office/word/2020/wordml/sdtdatahash" xmlns:w16sdtfl="http://schemas.microsoft.com/office/word/2024/wordml/sdtformatlock" xmlns:w16se="http://schemas.microsoft.com/office/word/2015/wordml/symex" xmlns:wpg="http://schemas.microsoft.com/office/word/2010/wordprocessingGroup" xmlns:wpi="http://schemas.microsoft.com/office/word/2010/wordprocessingInk" xmlns:wne="http://schemas.microsoft.com/office/word/2006/wordml" xmlns:wps="http://schemas.microsoft.com/office/word/2010/wordprocessingShape" mc:Ignorable="w14 w15 w16se w16cid w16 w16cex w16sdtdh w16sdtfl w16du wp14">
-  <w:abstractNum w:abstractNumId="0" w15:restartNumberingAfterBreak="0">
+<w:numbering xmlns:wpc="http://schemas.microsoft.com/office/word/2010/wordprocessingCanvas" xmlns:mc="http://schemas.openxmlformats.org/markup-compatibility/2006" xmlns:o="urn:schemas-microsoft-com:office:office" xmlns:r="http://schemas.openxmlformats.org/officeDocument/2006/relationships" xmlns:m="http://schemas.openxmlformats.org/officeDocument/2006/math" xmlns:v="urn:schemas-microsoft-com:vml" xmlns:wp14="http://schemas.microsoft.com/office/word/2010/wordprocessingDrawing" xmlns:wp="http://schemas.openxmlformats.org/drawingml/2006/wordprocessingDrawing" xmlns:w10="urn:schemas-microsoft-com:office:word" xmlns:w="http://schemas.openxmlformats.org/wordprocessingml/2006/main" xmlns:w14="http://schemas.microsoft.com/office/word/2010/wordml" xmlns:wpg="http://schemas.microsoft.com/office/word/2010/wordprocessingGroup" xmlns:wpi="http://schemas.microsoft.com/office/word/2010/wordprocessingInk" xmlns:wne="http://schemas.microsoft.com/office/word/2006/wordml" xmlns:wps="http://schemas.microsoft.com/office/word/2010/wordprocessingShape" xmlns:wpsCustomData="http://www.wps.cn/officeDocument/2013/wpsCustomData" mc:Ignorable="w14 wp14">
+  <w:abstractNum w:abstractNumId="0">
     <w:nsid w:val="8BD1F4BC"/>
     <w:multiLevelType w:val="singleLevel"/>
     <w:tmpl w:val="8BD1F4BC"/>
-    <w:lvl w:ilvl="0">
+    <w:lvl w:ilvl="0" w:tentative="0">
       <w:start w:val="1"/>
       <w:numFmt w:val="decimal"/>
       <w:lvlText w:val="%1."/>
@@ -6806,11 +7477,11 @@
       </w:rPr>
     </w:lvl>
   </w:abstractNum>
-  <w:abstractNum w:abstractNumId="1" w15:restartNumberingAfterBreak="0">
+  <w:abstractNum w:abstractNumId="1">
     <w:nsid w:val="8C91E336"/>
     <w:multiLevelType w:val="singleLevel"/>
     <w:tmpl w:val="8C91E336"/>
-    <w:lvl w:ilvl="0">
+    <w:lvl w:ilvl="0" w:tentative="0">
       <w:start w:val="1"/>
       <w:numFmt w:val="decimal"/>
       <w:lvlText w:val="%1."/>
@@ -6823,14 +7494,14 @@
       </w:rPr>
     </w:lvl>
   </w:abstractNum>
-  <w:abstractNum w:abstractNumId="2" w15:restartNumberingAfterBreak="0">
+  <w:abstractNum w:abstractNumId="2">
     <w:nsid w:val="8E964DCE"/>
     <w:multiLevelType w:val="multilevel"/>
     <w:tmpl w:val="8E964DCE"/>
-    <w:lvl w:ilvl="0">
+    <w:lvl w:ilvl="0" w:tentative="0">
       <w:start w:val="1"/>
       <w:numFmt w:val="decimal"/>
-      <w:pStyle w:val="1"/>
+      <w:pStyle w:val="2"/>
       <w:lvlText w:val="%1."/>
       <w:lvlJc w:val="left"/>
       <w:pPr>
@@ -6840,10 +7511,10 @@
         <w:rFonts w:hint="default"/>
       </w:rPr>
     </w:lvl>
-    <w:lvl w:ilvl="1">
+    <w:lvl w:ilvl="1" w:tentative="0">
       <w:start w:val="1"/>
       <w:numFmt w:val="decimal"/>
-      <w:pStyle w:val="2"/>
+      <w:pStyle w:val="3"/>
       <w:lvlText w:val="%1.%2."/>
       <w:lvlJc w:val="left"/>
       <w:pPr>
@@ -6853,10 +7524,10 @@
         <w:rFonts w:hint="default"/>
       </w:rPr>
     </w:lvl>
-    <w:lvl w:ilvl="2">
+    <w:lvl w:ilvl="2" w:tentative="0">
       <w:start w:val="1"/>
       <w:numFmt w:val="decimal"/>
-      <w:pStyle w:val="3"/>
+      <w:pStyle w:val="4"/>
       <w:lvlText w:val="%1.%2.%3."/>
       <w:lvlJc w:val="left"/>
       <w:pPr>
@@ -6866,10 +7537,10 @@
         <w:rFonts w:hint="default"/>
       </w:rPr>
     </w:lvl>
-    <w:lvl w:ilvl="3">
+    <w:lvl w:ilvl="3" w:tentative="0">
       <w:start w:val="1"/>
       <w:numFmt w:val="decimal"/>
-      <w:pStyle w:val="4"/>
+      <w:pStyle w:val="5"/>
       <w:lvlText w:val="%1.%2.%3.%4."/>
       <w:lvlJc w:val="left"/>
       <w:pPr>
@@ -6879,10 +7550,10 @@
         <w:rFonts w:hint="default"/>
       </w:rPr>
     </w:lvl>
-    <w:lvl w:ilvl="4">
+    <w:lvl w:ilvl="4" w:tentative="0">
       <w:start w:val="1"/>
       <w:numFmt w:val="decimal"/>
-      <w:pStyle w:val="5"/>
+      <w:pStyle w:val="6"/>
       <w:lvlText w:val="%1.%2.%3.%4.%5."/>
       <w:lvlJc w:val="left"/>
       <w:pPr>
@@ -6892,10 +7563,10 @@
         <w:rFonts w:hint="default"/>
       </w:rPr>
     </w:lvl>
-    <w:lvl w:ilvl="5">
+    <w:lvl w:ilvl="5" w:tentative="0">
       <w:start w:val="1"/>
       <w:numFmt w:val="decimal"/>
-      <w:pStyle w:val="6"/>
+      <w:pStyle w:val="7"/>
       <w:lvlText w:val="%1.%2.%3.%4.%5.%6."/>
       <w:lvlJc w:val="left"/>
       <w:pPr>
@@ -6905,10 +7576,10 @@
         <w:rFonts w:hint="default"/>
       </w:rPr>
     </w:lvl>
-    <w:lvl w:ilvl="6">
+    <w:lvl w:ilvl="6" w:tentative="0">
       <w:start w:val="1"/>
       <w:numFmt w:val="decimal"/>
-      <w:pStyle w:val="7"/>
+      <w:pStyle w:val="8"/>
       <w:lvlText w:val="%1.%2.%3.%4.%5.%6.%7."/>
       <w:lvlJc w:val="left"/>
       <w:pPr>
@@ -6918,10 +7589,10 @@
         <w:rFonts w:hint="default"/>
       </w:rPr>
     </w:lvl>
-    <w:lvl w:ilvl="7">
+    <w:lvl w:ilvl="7" w:tentative="0">
       <w:start w:val="1"/>
       <w:numFmt w:val="decimal"/>
-      <w:pStyle w:val="8"/>
+      <w:pStyle w:val="9"/>
       <w:lvlText w:val="%1.%2.%3.%4.%5.%6.%7.%8."/>
       <w:lvlJc w:val="left"/>
       <w:pPr>
@@ -6931,10 +7602,10 @@
         <w:rFonts w:hint="default"/>
       </w:rPr>
     </w:lvl>
-    <w:lvl w:ilvl="8">
+    <w:lvl w:ilvl="8" w:tentative="0">
       <w:start w:val="1"/>
       <w:numFmt w:val="decimal"/>
-      <w:pStyle w:val="9"/>
+      <w:pStyle w:val="10"/>
       <w:lvlText w:val="%1.%2.%3.%4.%5.%6.%7.%8.%9."/>
       <w:lvlJc w:val="left"/>
       <w:pPr>
@@ -6945,11 +7616,11 @@
       </w:rPr>
     </w:lvl>
   </w:abstractNum>
-  <w:abstractNum w:abstractNumId="3" w15:restartNumberingAfterBreak="0">
+  <w:abstractNum w:abstractNumId="3">
     <w:nsid w:val="9FCD5EB3"/>
     <w:multiLevelType w:val="singleLevel"/>
     <w:tmpl w:val="9FCD5EB3"/>
-    <w:lvl w:ilvl="0">
+    <w:lvl w:ilvl="0" w:tentative="0">
       <w:start w:val="1"/>
       <w:numFmt w:val="decimal"/>
       <w:lvlText w:val="%1."/>
@@ -6962,11 +7633,11 @@
       </w:rPr>
     </w:lvl>
   </w:abstractNum>
-  <w:abstractNum w:abstractNumId="4" w15:restartNumberingAfterBreak="0">
+  <w:abstractNum w:abstractNumId="4">
     <w:nsid w:val="CBF32B16"/>
     <w:multiLevelType w:val="singleLevel"/>
     <w:tmpl w:val="CBF32B16"/>
-    <w:lvl w:ilvl="0">
+    <w:lvl w:ilvl="0" w:tentative="0">
       <w:start w:val="1"/>
       <w:numFmt w:val="decimal"/>
       <w:lvlText w:val="%1."/>
@@ -6979,11 +7650,11 @@
       </w:rPr>
     </w:lvl>
   </w:abstractNum>
-  <w:abstractNum w:abstractNumId="5" w15:restartNumberingAfterBreak="0">
+  <w:abstractNum w:abstractNumId="5">
     <w:nsid w:val="DBD18425"/>
     <w:multiLevelType w:val="singleLevel"/>
     <w:tmpl w:val="DBD18425"/>
-    <w:lvl w:ilvl="0">
+    <w:lvl w:ilvl="0" w:tentative="0">
       <w:start w:val="1"/>
       <w:numFmt w:val="decimal"/>
       <w:lvlText w:val="%1."/>
@@ -6996,11 +7667,11 @@
       </w:rPr>
     </w:lvl>
   </w:abstractNum>
-  <w:abstractNum w:abstractNumId="6" w15:restartNumberingAfterBreak="0">
+  <w:abstractNum w:abstractNumId="6">
     <w:nsid w:val="E45434A0"/>
     <w:multiLevelType w:val="singleLevel"/>
     <w:tmpl w:val="E45434A0"/>
-    <w:lvl w:ilvl="0">
+    <w:lvl w:ilvl="0" w:tentative="0">
       <w:start w:val="1"/>
       <w:numFmt w:val="decimal"/>
       <w:lvlText w:val="%1."/>
@@ -7013,11 +7684,11 @@
       </w:rPr>
     </w:lvl>
   </w:abstractNum>
-  <w:abstractNum w:abstractNumId="7" w15:restartNumberingAfterBreak="0">
+  <w:abstractNum w:abstractNumId="7">
     <w:nsid w:val="E4C4C4CB"/>
     <w:multiLevelType w:val="singleLevel"/>
     <w:tmpl w:val="E4C4C4CB"/>
-    <w:lvl w:ilvl="0">
+    <w:lvl w:ilvl="0" w:tentative="0">
       <w:start w:val="1"/>
       <w:numFmt w:val="decimal"/>
       <w:lvlText w:val="%1."/>
@@ -7030,11 +7701,11 @@
       </w:rPr>
     </w:lvl>
   </w:abstractNum>
-  <w:abstractNum w:abstractNumId="8" w15:restartNumberingAfterBreak="0">
+  <w:abstractNum w:abstractNumId="8">
     <w:nsid w:val="F3EBFA7E"/>
     <w:multiLevelType w:val="singleLevel"/>
     <w:tmpl w:val="F3EBFA7E"/>
-    <w:lvl w:ilvl="0">
+    <w:lvl w:ilvl="0" w:tentative="0">
       <w:start w:val="1"/>
       <w:numFmt w:val="decimal"/>
       <w:lvlText w:val="%1."/>
@@ -7047,11 +7718,11 @@
       </w:rPr>
     </w:lvl>
   </w:abstractNum>
-  <w:abstractNum w:abstractNumId="9" w15:restartNumberingAfterBreak="0">
+  <w:abstractNum w:abstractNumId="9">
     <w:nsid w:val="309DACC9"/>
     <w:multiLevelType w:val="singleLevel"/>
     <w:tmpl w:val="309DACC9"/>
-    <w:lvl w:ilvl="0">
+    <w:lvl w:ilvl="0" w:tentative="0">
       <w:start w:val="1"/>
       <w:numFmt w:val="decimal"/>
       <w:lvlText w:val="%1."/>
@@ -7064,11 +7735,11 @@
       </w:rPr>
     </w:lvl>
   </w:abstractNum>
-  <w:abstractNum w:abstractNumId="10" w15:restartNumberingAfterBreak="0">
+  <w:abstractNum w:abstractNumId="10">
     <w:nsid w:val="4E7994DE"/>
     <w:multiLevelType w:val="singleLevel"/>
     <w:tmpl w:val="4E7994DE"/>
-    <w:lvl w:ilvl="0">
+    <w:lvl w:ilvl="0" w:tentative="0">
       <w:start w:val="1"/>
       <w:numFmt w:val="decimal"/>
       <w:lvlText w:val="%1."/>
@@ -7081,11 +7752,11 @@
       </w:rPr>
     </w:lvl>
   </w:abstractNum>
-  <w:abstractNum w:abstractNumId="11" w15:restartNumberingAfterBreak="0">
+  <w:abstractNum w:abstractNumId="11">
     <w:nsid w:val="6A28AFB9"/>
     <w:multiLevelType w:val="singleLevel"/>
     <w:tmpl w:val="6A28AFB9"/>
-    <w:lvl w:ilvl="0">
+    <w:lvl w:ilvl="0" w:tentative="0">
       <w:start w:val="1"/>
       <w:numFmt w:val="decimal"/>
       <w:lvlText w:val="%1."/>
@@ -7098,359 +7769,310 @@
       </w:rPr>
     </w:lvl>
   </w:abstractNum>
-  <w:num w:numId="1" w16cid:durableId="1084575219">
+  <w:num w:numId="1">
     <w:abstractNumId w:val="2"/>
   </w:num>
-  <w:num w:numId="2" w16cid:durableId="1271205616">
+  <w:num w:numId="2">
     <w:abstractNumId w:val="1"/>
   </w:num>
-  <w:num w:numId="3" w16cid:durableId="887184002">
+  <w:num w:numId="3">
     <w:abstractNumId w:val="0"/>
   </w:num>
-  <w:num w:numId="4" w16cid:durableId="2113822557">
+  <w:num w:numId="4">
     <w:abstractNumId w:val="8"/>
   </w:num>
-  <w:num w:numId="5" w16cid:durableId="760101937">
+  <w:num w:numId="5">
     <w:abstractNumId w:val="6"/>
   </w:num>
-  <w:num w:numId="6" w16cid:durableId="2056154304">
+  <w:num w:numId="6">
     <w:abstractNumId w:val="7"/>
   </w:num>
-  <w:num w:numId="7" w16cid:durableId="1640450168">
+  <w:num w:numId="7">
     <w:abstractNumId w:val="4"/>
   </w:num>
-  <w:num w:numId="8" w16cid:durableId="2102137657">
+  <w:num w:numId="8">
     <w:abstractNumId w:val="5"/>
   </w:num>
-  <w:num w:numId="9" w16cid:durableId="678191302">
+  <w:num w:numId="9">
     <w:abstractNumId w:val="3"/>
   </w:num>
-  <w:num w:numId="10" w16cid:durableId="337776520">
+  <w:num w:numId="10">
     <w:abstractNumId w:val="9"/>
   </w:num>
-  <w:num w:numId="11" w16cid:durableId="981423089">
+  <w:num w:numId="11">
     <w:abstractNumId w:val="11"/>
   </w:num>
-  <w:num w:numId="12" w16cid:durableId="572739958">
+  <w:num w:numId="12">
     <w:abstractNumId w:val="10"/>
   </w:num>
 </w:numbering>
 </file>
 
 <file path=word/styles.xml><?xml version="1.0" encoding="utf-8"?>
-<w:styles xmlns:mc="http://schemas.openxmlformats.org/markup-compatibility/2006" xmlns:r="http://schemas.openxmlformats.org/officeDocument/2006/relationships" xmlns:w="http://schemas.openxmlformats.org/wordprocessingml/2006/main" xmlns:w14="http://schemas.microsoft.com/office/word/2010/wordml" xmlns:w15="http://schemas.microsoft.com/office/word/2012/wordml" xmlns:w16cex="http://schemas.microsoft.com/office/word/2018/wordml/cex" xmlns:w16cid="http://schemas.microsoft.com/office/word/2016/wordml/cid" xmlns:w16="http://schemas.microsoft.com/office/word/2018/wordml" xmlns:w16du="http://schemas.microsoft.com/office/word/2023/wordml/word16du" xmlns:w16sdtdh="http://schemas.microsoft.com/office/word/2020/wordml/sdtdatahash" xmlns:w16sdtfl="http://schemas.microsoft.com/office/word/2024/wordml/sdtformatlock" xmlns:w16se="http://schemas.microsoft.com/office/word/2015/wordml/symex" mc:Ignorable="w14 w15 w16se w16cid w16 w16cex w16sdtdh w16sdtfl w16du">
+<w:styles xmlns:mc="http://schemas.openxmlformats.org/markup-compatibility/2006" xmlns:o="urn:schemas-microsoft-com:office:office" xmlns:r="http://schemas.openxmlformats.org/officeDocument/2006/relationships" xmlns:m="http://schemas.openxmlformats.org/officeDocument/2006/math" xmlns:v="urn:schemas-microsoft-com:vml" xmlns:w="http://schemas.openxmlformats.org/wordprocessingml/2006/main" xmlns:w14="http://schemas.microsoft.com/office/word/2010/wordml" xmlns:w10="urn:schemas-microsoft-com:office:word" xmlns:sl="http://schemas.openxmlformats.org/schemaLibrary/2006/main" xmlns:wpsCustomData="http://www.wps.cn/officeDocument/2013/wpsCustomData" mc:Ignorable="w14">
   <w:docDefaults>
     <w:rPrDefault>
       <w:rPr>
-        <w:rFonts w:ascii="Times New Roman" w:eastAsia="宋体" w:hAnsi="Times New Roman" w:cs="Times New Roman"/>
-        <w:lang w:val="en-US" w:eastAsia="zh-CN" w:bidi="ar-SA"/>
+        <w:rFonts w:ascii="Times New Roman" w:hAnsi="Times New Roman" w:eastAsia="宋体" w:cs="Times New Roman"/>
       </w:rPr>
     </w:rPrDefault>
     <w:pPrDefault/>
   </w:docDefaults>
-  <w:latentStyles w:defLockedState="0" w:defUIPriority="0" w:defSemiHidden="0" w:defUnhideWhenUsed="0" w:defQFormat="0" w:count="376">
-    <w:lsdException w:name="Normal" w:semiHidden="1" w:qFormat="1"/>
-    <w:lsdException w:name="heading 1" w:qFormat="1"/>
-    <w:lsdException w:name="heading 2" w:unhideWhenUsed="1" w:qFormat="1"/>
-    <w:lsdException w:name="heading 3" w:semiHidden="1" w:unhideWhenUsed="1" w:qFormat="1"/>
-    <w:lsdException w:name="heading 4" w:unhideWhenUsed="1" w:qFormat="1"/>
-    <w:lsdException w:name="heading 5" w:semiHidden="1" w:unhideWhenUsed="1" w:qFormat="1"/>
-    <w:lsdException w:name="heading 6" w:semiHidden="1" w:unhideWhenUsed="1" w:qFormat="1"/>
-    <w:lsdException w:name="heading 7" w:semiHidden="1" w:unhideWhenUsed="1" w:qFormat="1"/>
-    <w:lsdException w:name="heading 8" w:semiHidden="1" w:unhideWhenUsed="1" w:qFormat="1"/>
-    <w:lsdException w:name="heading 9" w:semiHidden="1" w:unhideWhenUsed="1" w:qFormat="1"/>
-    <w:lsdException w:name="toc 1" w:qFormat="1"/>
-    <w:lsdException w:name="toc 2" w:qFormat="1"/>
-    <w:lsdException w:name="toc 3" w:qFormat="1"/>
-    <w:lsdException w:name="annotation text" w:qFormat="1"/>
-    <w:lsdException w:name="header" w:qFormat="1"/>
-    <w:lsdException w:name="footer" w:qFormat="1"/>
-    <w:lsdException w:name="caption" w:semiHidden="1" w:unhideWhenUsed="1" w:qFormat="1"/>
-    <w:lsdException w:name="Title" w:qFormat="1"/>
-    <w:lsdException w:name="Default Paragraph Font" w:semiHidden="1" w:qFormat="1"/>
-    <w:lsdException w:name="Body Text" w:semiHidden="1" w:qFormat="1"/>
-    <w:lsdException w:name="Subtitle" w:qFormat="1"/>
-    <w:lsdException w:name="Note Heading" w:semiHidden="1" w:uiPriority="99" w:unhideWhenUsed="1"/>
-    <w:lsdException w:name="Strong" w:qFormat="1"/>
-    <w:lsdException w:name="Emphasis" w:qFormat="1"/>
-    <w:lsdException w:name="HTML Top of Form" w:semiHidden="1" w:uiPriority="99" w:unhideWhenUsed="1"/>
-    <w:lsdException w:name="HTML Bottom of Form" w:semiHidden="1" w:uiPriority="99" w:unhideWhenUsed="1"/>
-    <w:lsdException w:name="Normal (Web)" w:qFormat="1"/>
-    <w:lsdException w:name="Normal Table" w:semiHidden="1" w:unhideWhenUsed="1" w:qFormat="1"/>
-    <w:lsdException w:name="No List" w:semiHidden="1" w:uiPriority="99" w:unhideWhenUsed="1"/>
-    <w:lsdException w:name="Outline List 1" w:semiHidden="1" w:uiPriority="99" w:unhideWhenUsed="1"/>
-    <w:lsdException w:name="Outline List 2" w:semiHidden="1" w:uiPriority="99" w:unhideWhenUsed="1"/>
-    <w:lsdException w:name="Outline List 3" w:semiHidden="1" w:uiPriority="99" w:unhideWhenUsed="1"/>
-    <w:lsdException w:name="Table Simple 1" w:semiHidden="1" w:unhideWhenUsed="1"/>
-    <w:lsdException w:name="Table Simple 2" w:semiHidden="1" w:unhideWhenUsed="1"/>
-    <w:lsdException w:name="Table Simple 3" w:semiHidden="1" w:unhideWhenUsed="1"/>
-    <w:lsdException w:name="Table Classic 1" w:semiHidden="1" w:unhideWhenUsed="1"/>
-    <w:lsdException w:name="Table Classic 2" w:semiHidden="1" w:unhideWhenUsed="1"/>
-    <w:lsdException w:name="Table Classic 3" w:semiHidden="1" w:unhideWhenUsed="1"/>
-    <w:lsdException w:name="Table Classic 4" w:semiHidden="1" w:unhideWhenUsed="1"/>
-    <w:lsdException w:name="Table Colorful 1" w:semiHidden="1" w:unhideWhenUsed="1"/>
-    <w:lsdException w:name="Table Colorful 2" w:semiHidden="1" w:unhideWhenUsed="1"/>
-    <w:lsdException w:name="Table Colorful 3" w:semiHidden="1" w:unhideWhenUsed="1"/>
-    <w:lsdException w:name="Table Columns 1" w:semiHidden="1" w:unhideWhenUsed="1"/>
-    <w:lsdException w:name="Table Columns 2" w:semiHidden="1" w:unhideWhenUsed="1"/>
-    <w:lsdException w:name="Table Columns 3" w:semiHidden="1" w:unhideWhenUsed="1"/>
-    <w:lsdException w:name="Table Columns 4" w:semiHidden="1" w:unhideWhenUsed="1"/>
-    <w:lsdException w:name="Table Columns 5" w:semiHidden="1" w:unhideWhenUsed="1"/>
-    <w:lsdException w:name="Table Grid 1" w:semiHidden="1" w:unhideWhenUsed="1"/>
-    <w:lsdException w:name="Table Grid 2" w:semiHidden="1" w:unhideWhenUsed="1"/>
-    <w:lsdException w:name="Table Grid 3" w:semiHidden="1" w:unhideWhenUsed="1"/>
-    <w:lsdException w:name="Table Grid 4" w:semiHidden="1" w:unhideWhenUsed="1"/>
-    <w:lsdException w:name="Table Grid 5" w:semiHidden="1" w:unhideWhenUsed="1"/>
-    <w:lsdException w:name="Table Grid 6" w:semiHidden="1" w:unhideWhenUsed="1"/>
-    <w:lsdException w:name="Table Grid 7" w:semiHidden="1" w:unhideWhenUsed="1"/>
-    <w:lsdException w:name="Table Grid 8" w:semiHidden="1" w:unhideWhenUsed="1"/>
-    <w:lsdException w:name="Table List 1" w:semiHidden="1" w:unhideWhenUsed="1"/>
-    <w:lsdException w:name="Table List 2" w:semiHidden="1" w:unhideWhenUsed="1"/>
-    <w:lsdException w:name="Table List 3" w:semiHidden="1" w:unhideWhenUsed="1"/>
-    <w:lsdException w:name="Table List 4" w:semiHidden="1" w:unhideWhenUsed="1"/>
-    <w:lsdException w:name="Table List 5" w:semiHidden="1" w:unhideWhenUsed="1"/>
-    <w:lsdException w:name="Table List 6" w:semiHidden="1" w:unhideWhenUsed="1"/>
-    <w:lsdException w:name="Table List 7" w:semiHidden="1" w:unhideWhenUsed="1"/>
-    <w:lsdException w:name="Table List 8" w:semiHidden="1" w:unhideWhenUsed="1"/>
-    <w:lsdException w:name="Table 3D effects 1" w:semiHidden="1" w:unhideWhenUsed="1"/>
-    <w:lsdException w:name="Table 3D effects 2" w:semiHidden="1" w:unhideWhenUsed="1"/>
-    <w:lsdException w:name="Table 3D effects 3" w:semiHidden="1" w:unhideWhenUsed="1"/>
-    <w:lsdException w:name="Table Contemporary" w:semiHidden="1" w:unhideWhenUsed="1"/>
-    <w:lsdException w:name="Table Elegant" w:semiHidden="1" w:unhideWhenUsed="1"/>
-    <w:lsdException w:name="Table Professional" w:semiHidden="1" w:unhideWhenUsed="1"/>
-    <w:lsdException w:name="Table Subtle 1" w:semiHidden="1" w:unhideWhenUsed="1"/>
-    <w:lsdException w:name="Table Subtle 2" w:semiHidden="1" w:unhideWhenUsed="1"/>
-    <w:lsdException w:name="Table Web 1" w:semiHidden="1" w:unhideWhenUsed="1"/>
-    <w:lsdException w:name="Table Web 2" w:semiHidden="1" w:unhideWhenUsed="1"/>
-    <w:lsdException w:name="Table Web 3" w:semiHidden="1" w:unhideWhenUsed="1"/>
-    <w:lsdException w:name="Table Grid" w:qFormat="1"/>
-    <w:lsdException w:name="Table Theme" w:semiHidden="1" w:unhideWhenUsed="1"/>
-    <w:lsdException w:name="Placeholder Text" w:semiHidden="1" w:uiPriority="99" w:unhideWhenUsed="1"/>
-    <w:lsdException w:name="No Spacing" w:semiHidden="1" w:uiPriority="99" w:unhideWhenUsed="1"/>
-    <w:lsdException w:name="Light Shading" w:uiPriority="60"/>
-    <w:lsdException w:name="Light List" w:uiPriority="61"/>
-    <w:lsdException w:name="Light Grid" w:uiPriority="62"/>
-    <w:lsdException w:name="Medium Shading 1" w:uiPriority="63"/>
-    <w:lsdException w:name="Medium Shading 2" w:uiPriority="64"/>
-    <w:lsdException w:name="Medium List 1" w:uiPriority="65"/>
-    <w:lsdException w:name="Medium List 2" w:uiPriority="66"/>
-    <w:lsdException w:name="Medium Grid 1" w:uiPriority="67"/>
-    <w:lsdException w:name="Medium Grid 2" w:uiPriority="68"/>
-    <w:lsdException w:name="Medium Grid 3" w:uiPriority="69"/>
-    <w:lsdException w:name="Dark List" w:uiPriority="70"/>
-    <w:lsdException w:name="Colorful Shading" w:uiPriority="71"/>
-    <w:lsdException w:name="Colorful List" w:uiPriority="72"/>
-    <w:lsdException w:name="Colorful Grid" w:uiPriority="73"/>
-    <w:lsdException w:name="Light Shading Accent 1" w:uiPriority="60"/>
-    <w:lsdException w:name="Light List Accent 1" w:uiPriority="61"/>
-    <w:lsdException w:name="Light Grid Accent 1" w:uiPriority="62"/>
-    <w:lsdException w:name="Medium Shading 1 Accent 1" w:uiPriority="63"/>
-    <w:lsdException w:name="Medium Shading 2 Accent 1" w:uiPriority="64"/>
-    <w:lsdException w:name="Medium List 1 Accent 1" w:uiPriority="65"/>
-    <w:lsdException w:name="Revision" w:semiHidden="1" w:uiPriority="99" w:unhideWhenUsed="1"/>
-    <w:lsdException w:name="List Paragraph" w:semiHidden="1" w:uiPriority="99" w:unhideWhenUsed="1"/>
-    <w:lsdException w:name="Quote" w:semiHidden="1" w:uiPriority="99" w:unhideWhenUsed="1"/>
-    <w:lsdException w:name="Intense Quote" w:semiHidden="1" w:uiPriority="99" w:unhideWhenUsed="1"/>
-    <w:lsdException w:name="Medium List 2 Accent 1" w:uiPriority="66"/>
-    <w:lsdException w:name="Medium Grid 1 Accent 1" w:uiPriority="67"/>
-    <w:lsdException w:name="Medium Grid 2 Accent 1" w:uiPriority="68"/>
-    <w:lsdException w:name="Medium Grid 3 Accent 1" w:uiPriority="69"/>
-    <w:lsdException w:name="Dark List Accent 1" w:uiPriority="70"/>
-    <w:lsdException w:name="Colorful Shading Accent 1" w:uiPriority="71"/>
-    <w:lsdException w:name="Colorful List Accent 1" w:uiPriority="72"/>
-    <w:lsdException w:name="Colorful Grid Accent 1" w:uiPriority="73"/>
-    <w:lsdException w:name="Light Shading Accent 2" w:uiPriority="60"/>
-    <w:lsdException w:name="Light List Accent 2" w:uiPriority="61"/>
-    <w:lsdException w:name="Light Grid Accent 2" w:uiPriority="62"/>
-    <w:lsdException w:name="Medium Shading 1 Accent 2" w:uiPriority="63"/>
-    <w:lsdException w:name="Medium Shading 2 Accent 2" w:uiPriority="64"/>
-    <w:lsdException w:name="Medium List 1 Accent 2" w:uiPriority="65"/>
-    <w:lsdException w:name="Medium List 2 Accent 2" w:uiPriority="66"/>
-    <w:lsdException w:name="Medium Grid 1 Accent 2" w:uiPriority="67"/>
-    <w:lsdException w:name="Medium Grid 2 Accent 2" w:uiPriority="68"/>
-    <w:lsdException w:name="Medium Grid 3 Accent 2" w:uiPriority="69"/>
-    <w:lsdException w:name="Dark List Accent 2" w:uiPriority="70"/>
-    <w:lsdException w:name="Colorful Shading Accent 2" w:uiPriority="71"/>
-    <w:lsdException w:name="Colorful List Accent 2" w:uiPriority="72"/>
-    <w:lsdException w:name="Colorful Grid Accent 2" w:uiPriority="73"/>
-    <w:lsdException w:name="Light Shading Accent 3" w:uiPriority="60"/>
-    <w:lsdException w:name="Light List Accent 3" w:uiPriority="61"/>
-    <w:lsdException w:name="Light Grid Accent 3" w:uiPriority="62"/>
-    <w:lsdException w:name="Medium Shading 1 Accent 3" w:uiPriority="63"/>
-    <w:lsdException w:name="Medium Shading 2 Accent 3" w:uiPriority="64"/>
-    <w:lsdException w:name="Medium List 1 Accent 3" w:uiPriority="65"/>
-    <w:lsdException w:name="Medium List 2 Accent 3" w:uiPriority="66"/>
-    <w:lsdException w:name="Medium Grid 1 Accent 3" w:uiPriority="67"/>
-    <w:lsdException w:name="Medium Grid 2 Accent 3" w:uiPriority="68"/>
-    <w:lsdException w:name="Medium Grid 3 Accent 3" w:uiPriority="69"/>
-    <w:lsdException w:name="Dark List Accent 3" w:uiPriority="70"/>
-    <w:lsdException w:name="Colorful Shading Accent 3" w:uiPriority="71"/>
-    <w:lsdException w:name="Colorful List Accent 3" w:uiPriority="72"/>
-    <w:lsdException w:name="Colorful Grid Accent 3" w:uiPriority="73"/>
-    <w:lsdException w:name="Light Shading Accent 4" w:uiPriority="60"/>
-    <w:lsdException w:name="Light List Accent 4" w:uiPriority="61"/>
-    <w:lsdException w:name="Light Grid Accent 4" w:uiPriority="62"/>
-    <w:lsdException w:name="Medium Shading 1 Accent 4" w:uiPriority="63"/>
-    <w:lsdException w:name="Medium Shading 2 Accent 4" w:uiPriority="64"/>
-    <w:lsdException w:name="Medium List 1 Accent 4" w:uiPriority="65"/>
-    <w:lsdException w:name="Medium List 2 Accent 4" w:uiPriority="66"/>
-    <w:lsdException w:name="Medium Grid 1 Accent 4" w:uiPriority="67"/>
-    <w:lsdException w:name="Medium Grid 2 Accent 4" w:uiPriority="68"/>
-    <w:lsdException w:name="Medium Grid 3 Accent 4" w:uiPriority="69"/>
-    <w:lsdException w:name="Dark List Accent 4" w:uiPriority="70"/>
-    <w:lsdException w:name="Colorful Shading Accent 4" w:uiPriority="71"/>
-    <w:lsdException w:name="Colorful List Accent 4" w:uiPriority="72"/>
-    <w:lsdException w:name="Colorful Grid Accent 4" w:uiPriority="73"/>
-    <w:lsdException w:name="Light Shading Accent 5" w:uiPriority="60"/>
-    <w:lsdException w:name="Light List Accent 5" w:uiPriority="61"/>
-    <w:lsdException w:name="Light Grid Accent 5" w:uiPriority="62"/>
-    <w:lsdException w:name="Medium Shading 1 Accent 5" w:uiPriority="63"/>
-    <w:lsdException w:name="Medium Shading 2 Accent 5" w:uiPriority="64"/>
-    <w:lsdException w:name="Medium List 1 Accent 5" w:uiPriority="65"/>
-    <w:lsdException w:name="Medium List 2 Accent 5" w:uiPriority="66"/>
-    <w:lsdException w:name="Medium Grid 1 Accent 5" w:uiPriority="67"/>
-    <w:lsdException w:name="Medium Grid 2 Accent 5" w:uiPriority="68"/>
-    <w:lsdException w:name="Medium Grid 3 Accent 5" w:uiPriority="69"/>
-    <w:lsdException w:name="Dark List Accent 5" w:uiPriority="70"/>
-    <w:lsdException w:name="Colorful Shading Accent 5" w:uiPriority="71"/>
-    <w:lsdException w:name="Colorful List Accent 5" w:uiPriority="72"/>
-    <w:lsdException w:name="Colorful Grid Accent 5" w:uiPriority="73"/>
-    <w:lsdException w:name="Light Shading Accent 6" w:uiPriority="60"/>
-    <w:lsdException w:name="Light List Accent 6" w:uiPriority="61"/>
-    <w:lsdException w:name="Light Grid Accent 6" w:uiPriority="62"/>
-    <w:lsdException w:name="Medium Shading 1 Accent 6" w:uiPriority="63"/>
-    <w:lsdException w:name="Medium Shading 2 Accent 6" w:uiPriority="64"/>
-    <w:lsdException w:name="Medium List 1 Accent 6" w:uiPriority="65"/>
-    <w:lsdException w:name="Medium List 2 Accent 6" w:uiPriority="66"/>
-    <w:lsdException w:name="Medium Grid 1 Accent 6" w:uiPriority="67"/>
-    <w:lsdException w:name="Medium Grid 2 Accent 6" w:uiPriority="68"/>
-    <w:lsdException w:name="Medium Grid 3 Accent 6" w:uiPriority="69"/>
-    <w:lsdException w:name="Dark List Accent 6" w:uiPriority="70"/>
-    <w:lsdException w:name="Colorful Shading Accent 6" w:uiPriority="71"/>
-    <w:lsdException w:name="Colorful List Accent 6" w:uiPriority="72"/>
-    <w:lsdException w:name="Colorful Grid Accent 6" w:uiPriority="73"/>
-    <w:lsdException w:name="Subtle Emphasis" w:uiPriority="19" w:qFormat="1"/>
-    <w:lsdException w:name="Intense Emphasis" w:uiPriority="21" w:qFormat="1"/>
-    <w:lsdException w:name="Subtle Reference" w:uiPriority="31" w:qFormat="1"/>
-    <w:lsdException w:name="Intense Reference" w:uiPriority="32" w:qFormat="1"/>
-    <w:lsdException w:name="Book Title" w:uiPriority="33" w:qFormat="1"/>
-    <w:lsdException w:name="Bibliography" w:semiHidden="1" w:uiPriority="37" w:unhideWhenUsed="1"/>
-    <w:lsdException w:name="TOC Heading" w:semiHidden="1" w:uiPriority="39" w:unhideWhenUsed="1" w:qFormat="1"/>
-    <w:lsdException w:name="Plain Table 1" w:uiPriority="41"/>
-    <w:lsdException w:name="Plain Table 2" w:uiPriority="42"/>
-    <w:lsdException w:name="Plain Table 3" w:uiPriority="43"/>
-    <w:lsdException w:name="Plain Table 4" w:uiPriority="44"/>
-    <w:lsdException w:name="Plain Table 5" w:uiPriority="45"/>
-    <w:lsdException w:name="Grid Table Light" w:uiPriority="40"/>
-    <w:lsdException w:name="Grid Table 1 Light" w:uiPriority="46"/>
-    <w:lsdException w:name="Grid Table 2" w:uiPriority="47"/>
-    <w:lsdException w:name="Grid Table 3" w:uiPriority="48"/>
-    <w:lsdException w:name="Grid Table 4" w:uiPriority="49"/>
-    <w:lsdException w:name="Grid Table 5 Dark" w:uiPriority="50"/>
-    <w:lsdException w:name="Grid Table 6 Colorful" w:uiPriority="51"/>
-    <w:lsdException w:name="Grid Table 7 Colorful" w:uiPriority="52"/>
-    <w:lsdException w:name="Grid Table 1 Light Accent 1" w:uiPriority="46"/>
-    <w:lsdException w:name="Grid Table 2 Accent 1" w:uiPriority="47"/>
-    <w:lsdException w:name="Grid Table 3 Accent 1" w:uiPriority="48"/>
-    <w:lsdException w:name="Grid Table 4 Accent 1" w:uiPriority="49"/>
-    <w:lsdException w:name="Grid Table 5 Dark Accent 1" w:uiPriority="50"/>
-    <w:lsdException w:name="Grid Table 6 Colorful Accent 1" w:uiPriority="51"/>
-    <w:lsdException w:name="Grid Table 7 Colorful Accent 1" w:uiPriority="52"/>
-    <w:lsdException w:name="Grid Table 1 Light Accent 2" w:uiPriority="46"/>
-    <w:lsdException w:name="Grid Table 2 Accent 2" w:uiPriority="47"/>
-    <w:lsdException w:name="Grid Table 3 Accent 2" w:uiPriority="48"/>
-    <w:lsdException w:name="Grid Table 4 Accent 2" w:uiPriority="49"/>
-    <w:lsdException w:name="Grid Table 5 Dark Accent 2" w:uiPriority="50"/>
-    <w:lsdException w:name="Grid Table 6 Colorful Accent 2" w:uiPriority="51"/>
-    <w:lsdException w:name="Grid Table 7 Colorful Accent 2" w:uiPriority="52"/>
-    <w:lsdException w:name="Grid Table 1 Light Accent 3" w:uiPriority="46"/>
-    <w:lsdException w:name="Grid Table 2 Accent 3" w:uiPriority="47"/>
-    <w:lsdException w:name="Grid Table 3 Accent 3" w:uiPriority="48"/>
-    <w:lsdException w:name="Grid Table 4 Accent 3" w:uiPriority="49"/>
-    <w:lsdException w:name="Grid Table 5 Dark Accent 3" w:uiPriority="50"/>
-    <w:lsdException w:name="Grid Table 6 Colorful Accent 3" w:uiPriority="51"/>
-    <w:lsdException w:name="Grid Table 7 Colorful Accent 3" w:uiPriority="52"/>
-    <w:lsdException w:name="Grid Table 1 Light Accent 4" w:uiPriority="46"/>
-    <w:lsdException w:name="Grid Table 2 Accent 4" w:uiPriority="47"/>
-    <w:lsdException w:name="Grid Table 3 Accent 4" w:uiPriority="48"/>
-    <w:lsdException w:name="Grid Table 4 Accent 4" w:uiPriority="49"/>
-    <w:lsdException w:name="Grid Table 5 Dark Accent 4" w:uiPriority="50"/>
-    <w:lsdException w:name="Grid Table 6 Colorful Accent 4" w:uiPriority="51"/>
-    <w:lsdException w:name="Grid Table 7 Colorful Accent 4" w:uiPriority="52"/>
-    <w:lsdException w:name="Grid Table 1 Light Accent 5" w:uiPriority="46"/>
-    <w:lsdException w:name="Grid Table 2 Accent 5" w:uiPriority="47"/>
-    <w:lsdException w:name="Grid Table 3 Accent 5" w:uiPriority="48"/>
-    <w:lsdException w:name="Grid Table 4 Accent 5" w:uiPriority="49"/>
-    <w:lsdException w:name="Grid Table 5 Dark Accent 5" w:uiPriority="50"/>
-    <w:lsdException w:name="Grid Table 6 Colorful Accent 5" w:uiPriority="51"/>
-    <w:lsdException w:name="Grid Table 7 Colorful Accent 5" w:uiPriority="52"/>
-    <w:lsdException w:name="Grid Table 1 Light Accent 6" w:uiPriority="46"/>
-    <w:lsdException w:name="Grid Table 2 Accent 6" w:uiPriority="47"/>
-    <w:lsdException w:name="Grid Table 3 Accent 6" w:uiPriority="48"/>
-    <w:lsdException w:name="Grid Table 4 Accent 6" w:uiPriority="49"/>
-    <w:lsdException w:name="Grid Table 5 Dark Accent 6" w:uiPriority="50"/>
-    <w:lsdException w:name="Grid Table 6 Colorful Accent 6" w:uiPriority="51"/>
-    <w:lsdException w:name="Grid Table 7 Colorful Accent 6" w:uiPriority="52"/>
-    <w:lsdException w:name="List Table 1 Light" w:uiPriority="46"/>
-    <w:lsdException w:name="List Table 2" w:uiPriority="47"/>
-    <w:lsdException w:name="List Table 3" w:uiPriority="48"/>
-    <w:lsdException w:name="List Table 4" w:uiPriority="49"/>
-    <w:lsdException w:name="List Table 5 Dark" w:uiPriority="50"/>
-    <w:lsdException w:name="List Table 6 Colorful" w:uiPriority="51"/>
-    <w:lsdException w:name="List Table 7 Colorful" w:uiPriority="52"/>
-    <w:lsdException w:name="List Table 1 Light Accent 1" w:uiPriority="46"/>
-    <w:lsdException w:name="List Table 2 Accent 1" w:uiPriority="47"/>
-    <w:lsdException w:name="List Table 3 Accent 1" w:uiPriority="48"/>
-    <w:lsdException w:name="List Table 4 Accent 1" w:uiPriority="49"/>
-    <w:lsdException w:name="List Table 5 Dark Accent 1" w:uiPriority="50"/>
-    <w:lsdException w:name="List Table 6 Colorful Accent 1" w:uiPriority="51"/>
-    <w:lsdException w:name="List Table 7 Colorful Accent 1" w:uiPriority="52"/>
-    <w:lsdException w:name="List Table 1 Light Accent 2" w:uiPriority="46"/>
-    <w:lsdException w:name="List Table 2 Accent 2" w:uiPriority="47"/>
-    <w:lsdException w:name="List Table 3 Accent 2" w:uiPriority="48"/>
-    <w:lsdException w:name="List Table 4 Accent 2" w:uiPriority="49"/>
-    <w:lsdException w:name="List Table 5 Dark Accent 2" w:uiPriority="50"/>
-    <w:lsdException w:name="List Table 6 Colorful Accent 2" w:uiPriority="51"/>
-    <w:lsdException w:name="List Table 7 Colorful Accent 2" w:uiPriority="52"/>
-    <w:lsdException w:name="List Table 1 Light Accent 3" w:uiPriority="46"/>
-    <w:lsdException w:name="List Table 2 Accent 3" w:uiPriority="47"/>
-    <w:lsdException w:name="List Table 3 Accent 3" w:uiPriority="48"/>
-    <w:lsdException w:name="List Table 4 Accent 3" w:uiPriority="49"/>
-    <w:lsdException w:name="List Table 5 Dark Accent 3" w:uiPriority="50"/>
-    <w:lsdException w:name="List Table 6 Colorful Accent 3" w:uiPriority="51"/>
-    <w:lsdException w:name="List Table 7 Colorful Accent 3" w:uiPriority="52"/>
-    <w:lsdException w:name="List Table 1 Light Accent 4" w:uiPriority="46"/>
-    <w:lsdException w:name="List Table 2 Accent 4" w:uiPriority="47"/>
-    <w:lsdException w:name="List Table 3 Accent 4" w:uiPriority="48"/>
-    <w:lsdException w:name="List Table 4 Accent 4" w:uiPriority="49"/>
-    <w:lsdException w:name="List Table 5 Dark Accent 4" w:uiPriority="50"/>
-    <w:lsdException w:name="List Table 6 Colorful Accent 4" w:uiPriority="51"/>
-    <w:lsdException w:name="List Table 7 Colorful Accent 4" w:uiPriority="52"/>
-    <w:lsdException w:name="List Table 1 Light Accent 5" w:uiPriority="46"/>
-    <w:lsdException w:name="List Table 2 Accent 5" w:uiPriority="47"/>
-    <w:lsdException w:name="List Table 3 Accent 5" w:uiPriority="48"/>
-    <w:lsdException w:name="List Table 4 Accent 5" w:uiPriority="49"/>
-    <w:lsdException w:name="List Table 5 Dark Accent 5" w:uiPriority="50"/>
-    <w:lsdException w:name="List Table 6 Colorful Accent 5" w:uiPriority="51"/>
-    <w:lsdException w:name="List Table 7 Colorful Accent 5" w:uiPriority="52"/>
-    <w:lsdException w:name="List Table 1 Light Accent 6" w:uiPriority="46"/>
-    <w:lsdException w:name="List Table 2 Accent 6" w:uiPriority="47"/>
-    <w:lsdException w:name="List Table 3 Accent 6" w:uiPriority="48"/>
-    <w:lsdException w:name="List Table 4 Accent 6" w:uiPriority="49"/>
-    <w:lsdException w:name="List Table 5 Dark Accent 6" w:uiPriority="50"/>
-    <w:lsdException w:name="List Table 6 Colorful Accent 6" w:uiPriority="51"/>
-    <w:lsdException w:name="List Table 7 Colorful Accent 6" w:uiPriority="52"/>
-    <w:lsdException w:name="Mention" w:semiHidden="1" w:uiPriority="99" w:unhideWhenUsed="1"/>
-    <w:lsdException w:name="Smart Hyperlink" w:semiHidden="1" w:uiPriority="99" w:unhideWhenUsed="1"/>
-    <w:lsdException w:name="Hashtag" w:semiHidden="1" w:uiPriority="99" w:unhideWhenUsed="1"/>
-    <w:lsdException w:name="Unresolved Mention" w:semiHidden="1" w:uiPriority="99" w:unhideWhenUsed="1"/>
-    <w:lsdException w:name="Smart Link" w:semiHidden="1" w:uiPriority="99" w:unhideWhenUsed="1"/>
+  <w:latentStyles w:count="260" w:defQFormat="0" w:defUnhideWhenUsed="1" w:defSemiHidden="1" w:defUIPriority="99" w:defLockedState="0">
+    <w:lsdException w:qFormat="1" w:unhideWhenUsed="0" w:uiPriority="0" w:name="Normal"/>
+    <w:lsdException w:qFormat="1" w:unhideWhenUsed="0" w:uiPriority="0" w:semiHidden="0" w:name="heading 1"/>
+    <w:lsdException w:qFormat="1" w:uiPriority="0" w:semiHidden="0" w:name="heading 2"/>
+    <w:lsdException w:qFormat="1" w:uiPriority="0" w:name="heading 3"/>
+    <w:lsdException w:qFormat="1" w:uiPriority="0" w:semiHidden="0" w:name="heading 4"/>
+    <w:lsdException w:qFormat="1" w:uiPriority="0" w:name="heading 5"/>
+    <w:lsdException w:qFormat="1" w:uiPriority="0" w:name="heading 6"/>
+    <w:lsdException w:qFormat="1" w:uiPriority="0" w:name="heading 7"/>
+    <w:lsdException w:qFormat="1" w:uiPriority="0" w:name="heading 8"/>
+    <w:lsdException w:qFormat="1" w:uiPriority="0" w:name="heading 9"/>
+    <w:lsdException w:unhideWhenUsed="0" w:uiPriority="0" w:semiHidden="0" w:name="index 1"/>
+    <w:lsdException w:unhideWhenUsed="0" w:uiPriority="0" w:semiHidden="0" w:name="index 2"/>
+    <w:lsdException w:unhideWhenUsed="0" w:uiPriority="0" w:semiHidden="0" w:name="index 3"/>
+    <w:lsdException w:unhideWhenUsed="0" w:uiPriority="0" w:semiHidden="0" w:name="index 4"/>
+    <w:lsdException w:unhideWhenUsed="0" w:uiPriority="0" w:semiHidden="0" w:name="index 5"/>
+    <w:lsdException w:unhideWhenUsed="0" w:uiPriority="0" w:semiHidden="0" w:name="index 6"/>
+    <w:lsdException w:unhideWhenUsed="0" w:uiPriority="0" w:semiHidden="0" w:name="index 7"/>
+    <w:lsdException w:unhideWhenUsed="0" w:uiPriority="0" w:semiHidden="0" w:name="index 8"/>
+    <w:lsdException w:unhideWhenUsed="0" w:uiPriority="0" w:semiHidden="0" w:name="index 9"/>
+    <w:lsdException w:qFormat="1" w:unhideWhenUsed="0" w:uiPriority="0" w:semiHidden="0" w:name="toc 1"/>
+    <w:lsdException w:qFormat="1" w:unhideWhenUsed="0" w:uiPriority="0" w:semiHidden="0" w:name="toc 2"/>
+    <w:lsdException w:qFormat="1" w:unhideWhenUsed="0" w:uiPriority="0" w:semiHidden="0" w:name="toc 3"/>
+    <w:lsdException w:unhideWhenUsed="0" w:uiPriority="0" w:semiHidden="0" w:name="toc 4"/>
+    <w:lsdException w:unhideWhenUsed="0" w:uiPriority="0" w:semiHidden="0" w:name="toc 5"/>
+    <w:lsdException w:unhideWhenUsed="0" w:uiPriority="0" w:semiHidden="0" w:name="toc 6"/>
+    <w:lsdException w:unhideWhenUsed="0" w:uiPriority="0" w:semiHidden="0" w:name="toc 7"/>
+    <w:lsdException w:unhideWhenUsed="0" w:uiPriority="0" w:semiHidden="0" w:name="toc 8"/>
+    <w:lsdException w:unhideWhenUsed="0" w:uiPriority="0" w:semiHidden="0" w:name="toc 9"/>
+    <w:lsdException w:unhideWhenUsed="0" w:uiPriority="0" w:semiHidden="0" w:name="Normal Indent"/>
+    <w:lsdException w:unhideWhenUsed="0" w:uiPriority="0" w:semiHidden="0" w:name="footnote text"/>
+    <w:lsdException w:qFormat="1" w:unhideWhenUsed="0" w:uiPriority="0" w:semiHidden="0" w:name="annotation text"/>
+    <w:lsdException w:qFormat="1" w:unhideWhenUsed="0" w:uiPriority="0" w:semiHidden="0" w:name="header"/>
+    <w:lsdException w:qFormat="1" w:unhideWhenUsed="0" w:uiPriority="0" w:semiHidden="0" w:name="footer"/>
+    <w:lsdException w:unhideWhenUsed="0" w:uiPriority="0" w:semiHidden="0" w:name="index heading"/>
+    <w:lsdException w:qFormat="1" w:uiPriority="0" w:name="caption"/>
+    <w:lsdException w:unhideWhenUsed="0" w:uiPriority="0" w:semiHidden="0" w:name="table of figures"/>
+    <w:lsdException w:unhideWhenUsed="0" w:uiPriority="0" w:semiHidden="0" w:name="envelope address"/>
+    <w:lsdException w:unhideWhenUsed="0" w:uiPriority="0" w:semiHidden="0" w:name="envelope return"/>
+    <w:lsdException w:unhideWhenUsed="0" w:uiPriority="0" w:semiHidden="0" w:name="footnote reference"/>
+    <w:lsdException w:unhideWhenUsed="0" w:uiPriority="0" w:semiHidden="0" w:name="annotation reference"/>
+    <w:lsdException w:unhideWhenUsed="0" w:uiPriority="0" w:semiHidden="0" w:name="line number"/>
+    <w:lsdException w:unhideWhenUsed="0" w:uiPriority="0" w:semiHidden="0" w:name="page number"/>
+    <w:lsdException w:unhideWhenUsed="0" w:uiPriority="0" w:semiHidden="0" w:name="endnote reference"/>
+    <w:lsdException w:unhideWhenUsed="0" w:uiPriority="0" w:semiHidden="0" w:name="endnote text"/>
+    <w:lsdException w:unhideWhenUsed="0" w:uiPriority="0" w:semiHidden="0" w:name="table of authorities"/>
+    <w:lsdException w:unhideWhenUsed="0" w:uiPriority="0" w:semiHidden="0" w:name="macro"/>
+    <w:lsdException w:unhideWhenUsed="0" w:uiPriority="0" w:semiHidden="0" w:name="toa heading"/>
+    <w:lsdException w:unhideWhenUsed="0" w:uiPriority="0" w:semiHidden="0" w:name="List"/>
+    <w:lsdException w:unhideWhenUsed="0" w:uiPriority="0" w:semiHidden="0" w:name="List Bullet"/>
+    <w:lsdException w:unhideWhenUsed="0" w:uiPriority="0" w:semiHidden="0" w:name="List Number"/>
+    <w:lsdException w:unhideWhenUsed="0" w:uiPriority="0" w:semiHidden="0" w:name="List 2"/>
+    <w:lsdException w:unhideWhenUsed="0" w:uiPriority="0" w:semiHidden="0" w:name="List 3"/>
+    <w:lsdException w:unhideWhenUsed="0" w:uiPriority="0" w:semiHidden="0" w:name="List 4"/>
+    <w:lsdException w:unhideWhenUsed="0" w:uiPriority="0" w:semiHidden="0" w:name="List 5"/>
+    <w:lsdException w:unhideWhenUsed="0" w:uiPriority="0" w:semiHidden="0" w:name="List Bullet 2"/>
+    <w:lsdException w:unhideWhenUsed="0" w:uiPriority="0" w:semiHidden="0" w:name="List Bullet 3"/>
+    <w:lsdException w:unhideWhenUsed="0" w:uiPriority="0" w:semiHidden="0" w:name="List Bullet 4"/>
+    <w:lsdException w:unhideWhenUsed="0" w:uiPriority="0" w:semiHidden="0" w:name="List Bullet 5"/>
+    <w:lsdException w:unhideWhenUsed="0" w:uiPriority="0" w:semiHidden="0" w:name="List Number 2"/>
+    <w:lsdException w:unhideWhenUsed="0" w:uiPriority="0" w:semiHidden="0" w:name="List Number 3"/>
+    <w:lsdException w:unhideWhenUsed="0" w:uiPriority="0" w:semiHidden="0" w:name="List Number 4"/>
+    <w:lsdException w:unhideWhenUsed="0" w:uiPriority="0" w:semiHidden="0" w:name="List Number 5"/>
+    <w:lsdException w:qFormat="1" w:unhideWhenUsed="0" w:uiPriority="0" w:semiHidden="0" w:name="Title"/>
+    <w:lsdException w:unhideWhenUsed="0" w:uiPriority="0" w:semiHidden="0" w:name="Closing"/>
+    <w:lsdException w:unhideWhenUsed="0" w:uiPriority="0" w:semiHidden="0" w:name="Signature"/>
+    <w:lsdException w:uiPriority="1" w:name="Default Paragraph Font"/>
+    <w:lsdException w:qFormat="1" w:unhideWhenUsed="0" w:uiPriority="0" w:name="Body Text"/>
+    <w:lsdException w:unhideWhenUsed="0" w:uiPriority="0" w:semiHidden="0" w:name="Body Text Indent"/>
+    <w:lsdException w:unhideWhenUsed="0" w:uiPriority="0" w:semiHidden="0" w:name="List Continue"/>
+    <w:lsdException w:unhideWhenUsed="0" w:uiPriority="0" w:semiHidden="0" w:name="List Continue 2"/>
+    <w:lsdException w:unhideWhenUsed="0" w:uiPriority="0" w:semiHidden="0" w:name="List Continue 3"/>
+    <w:lsdException w:unhideWhenUsed="0" w:uiPriority="0" w:semiHidden="0" w:name="List Continue 4"/>
+    <w:lsdException w:unhideWhenUsed="0" w:uiPriority="0" w:semiHidden="0" w:name="List Continue 5"/>
+    <w:lsdException w:unhideWhenUsed="0" w:uiPriority="0" w:semiHidden="0" w:name="Message Header"/>
+    <w:lsdException w:qFormat="1" w:unhideWhenUsed="0" w:uiPriority="0" w:semiHidden="0" w:name="Subtitle"/>
+    <w:lsdException w:unhideWhenUsed="0" w:uiPriority="0" w:semiHidden="0" w:name="Salutation"/>
+    <w:lsdException w:unhideWhenUsed="0" w:uiPriority="0" w:semiHidden="0" w:name="Date"/>
+    <w:lsdException w:unhideWhenUsed="0" w:uiPriority="0" w:semiHidden="0" w:name="Body Text First Indent"/>
+    <w:lsdException w:unhideWhenUsed="0" w:uiPriority="0" w:semiHidden="0" w:name="Body Text First Indent 2"/>
+    <w:lsdException w:uiPriority="99" w:name="Note Heading"/>
+    <w:lsdException w:unhideWhenUsed="0" w:uiPriority="0" w:semiHidden="0" w:name="Body Text 2"/>
+    <w:lsdException w:unhideWhenUsed="0" w:uiPriority="0" w:semiHidden="0" w:name="Body Text 3"/>
+    <w:lsdException w:unhideWhenUsed="0" w:uiPriority="0" w:semiHidden="0" w:name="Body Text Indent 2"/>
+    <w:lsdException w:unhideWhenUsed="0" w:uiPriority="0" w:semiHidden="0" w:name="Body Text Indent 3"/>
+    <w:lsdException w:unhideWhenUsed="0" w:uiPriority="0" w:semiHidden="0" w:name="Block Text"/>
+    <w:lsdException w:unhideWhenUsed="0" w:uiPriority="0" w:semiHidden="0" w:name="Hyperlink"/>
+    <w:lsdException w:unhideWhenUsed="0" w:uiPriority="0" w:semiHidden="0" w:name="FollowedHyperlink"/>
+    <w:lsdException w:qFormat="1" w:unhideWhenUsed="0" w:uiPriority="0" w:semiHidden="0" w:name="Strong"/>
+    <w:lsdException w:qFormat="1" w:unhideWhenUsed="0" w:uiPriority="0" w:semiHidden="0" w:name="Emphasis"/>
+    <w:lsdException w:unhideWhenUsed="0" w:uiPriority="0" w:semiHidden="0" w:name="Document Map"/>
+    <w:lsdException w:unhideWhenUsed="0" w:uiPriority="0" w:semiHidden="0" w:name="Plain Text"/>
+    <w:lsdException w:unhideWhenUsed="0" w:uiPriority="0" w:semiHidden="0" w:name="E-mail Signature"/>
+    <w:lsdException w:qFormat="1" w:unhideWhenUsed="0" w:uiPriority="0" w:semiHidden="0" w:name="Normal (Web)"/>
+    <w:lsdException w:unhideWhenUsed="0" w:uiPriority="0" w:semiHidden="0" w:name="HTML Acronym"/>
+    <w:lsdException w:unhideWhenUsed="0" w:uiPriority="0" w:semiHidden="0" w:name="HTML Address"/>
+    <w:lsdException w:unhideWhenUsed="0" w:uiPriority="0" w:semiHidden="0" w:name="HTML Cite"/>
+    <w:lsdException w:unhideWhenUsed="0" w:uiPriority="0" w:semiHidden="0" w:name="HTML Code"/>
+    <w:lsdException w:unhideWhenUsed="0" w:uiPriority="0" w:semiHidden="0" w:name="HTML Definition"/>
+    <w:lsdException w:unhideWhenUsed="0" w:uiPriority="0" w:semiHidden="0" w:name="HTML Keyboard"/>
+    <w:lsdException w:unhideWhenUsed="0" w:uiPriority="0" w:semiHidden="0" w:name="HTML Preformatted"/>
+    <w:lsdException w:unhideWhenUsed="0" w:uiPriority="0" w:semiHidden="0" w:name="HTML Sample"/>
+    <w:lsdException w:unhideWhenUsed="0" w:uiPriority="0" w:semiHidden="0" w:name="HTML Typewriter"/>
+    <w:lsdException w:unhideWhenUsed="0" w:uiPriority="0" w:semiHidden="0" w:name="HTML Variable"/>
+    <w:lsdException w:uiPriority="99" w:name="Normal Table"/>
+    <w:lsdException w:unhideWhenUsed="0" w:uiPriority="0" w:semiHidden="0" w:name="annotation subject"/>
+    <w:lsdException w:uiPriority="0" w:name="Table Simple 1"/>
+    <w:lsdException w:uiPriority="0" w:name="Table Simple 2"/>
+    <w:lsdException w:uiPriority="0" w:name="Table Simple 3"/>
+    <w:lsdException w:uiPriority="0" w:name="Table Classic 1"/>
+    <w:lsdException w:uiPriority="0" w:name="Table Classic 2"/>
+    <w:lsdException w:uiPriority="0" w:name="Table Classic 3"/>
+    <w:lsdException w:uiPriority="0" w:name="Table Classic 4"/>
+    <w:lsdException w:uiPriority="0" w:name="Table Colorful 1"/>
+    <w:lsdException w:uiPriority="0" w:name="Table Colorful 2"/>
+    <w:lsdException w:uiPriority="0" w:name="Table Colorful 3"/>
+    <w:lsdException w:uiPriority="0" w:name="Table Columns 1"/>
+    <w:lsdException w:uiPriority="0" w:name="Table Columns 2"/>
+    <w:lsdException w:uiPriority="0" w:name="Table Columns 3"/>
+    <w:lsdException w:uiPriority="0" w:name="Table Columns 4"/>
+    <w:lsdException w:uiPriority="0" w:name="Table Columns 5"/>
+    <w:lsdException w:uiPriority="0" w:name="Table Grid 1"/>
+    <w:lsdException w:uiPriority="0" w:name="Table Grid 2"/>
+    <w:lsdException w:uiPriority="0" w:name="Table Grid 3"/>
+    <w:lsdException w:uiPriority="0" w:name="Table Grid 4"/>
+    <w:lsdException w:uiPriority="0" w:name="Table Grid 5"/>
+    <w:lsdException w:uiPriority="0" w:name="Table Grid 6"/>
+    <w:lsdException w:uiPriority="0" w:name="Table Grid 7"/>
+    <w:lsdException w:uiPriority="0" w:name="Table Grid 8"/>
+    <w:lsdException w:uiPriority="0" w:name="Table List 1"/>
+    <w:lsdException w:uiPriority="0" w:name="Table List 2"/>
+    <w:lsdException w:uiPriority="0" w:name="Table List 3"/>
+    <w:lsdException w:uiPriority="0" w:name="Table List 4"/>
+    <w:lsdException w:uiPriority="0" w:name="Table List 5"/>
+    <w:lsdException w:uiPriority="0" w:name="Table List 6"/>
+    <w:lsdException w:uiPriority="0" w:name="Table List 7"/>
+    <w:lsdException w:uiPriority="0" w:name="Table List 8"/>
+    <w:lsdException w:uiPriority="0" w:name="Table 3D effects 1"/>
+    <w:lsdException w:uiPriority="0" w:name="Table 3D effects 2"/>
+    <w:lsdException w:uiPriority="0" w:name="Table 3D effects 3"/>
+    <w:lsdException w:uiPriority="0" w:name="Table Contemporary"/>
+    <w:lsdException w:uiPriority="0" w:name="Table Elegant"/>
+    <w:lsdException w:uiPriority="0" w:name="Table Professional"/>
+    <w:lsdException w:uiPriority="0" w:name="Table Subtle 1"/>
+    <w:lsdException w:uiPriority="0" w:name="Table Subtle 2"/>
+    <w:lsdException w:uiPriority="0" w:name="Table Web 1"/>
+    <w:lsdException w:uiPriority="0" w:name="Table Web 2"/>
+    <w:lsdException w:uiPriority="0" w:name="Table Web 3"/>
+    <w:lsdException w:unhideWhenUsed="0" w:uiPriority="0" w:semiHidden="0" w:name="Balloon Text"/>
+    <w:lsdException w:qFormat="1" w:unhideWhenUsed="0" w:uiPriority="0" w:semiHidden="0" w:name="Table Grid"/>
+    <w:lsdException w:uiPriority="0" w:name="Table Theme"/>
+    <w:lsdException w:unhideWhenUsed="0" w:uiPriority="60" w:semiHidden="0" w:name="Light Shading"/>
+    <w:lsdException w:unhideWhenUsed="0" w:uiPriority="61" w:semiHidden="0" w:name="Light List"/>
+    <w:lsdException w:unhideWhenUsed="0" w:uiPriority="62" w:semiHidden="0" w:name="Light Grid"/>
+    <w:lsdException w:unhideWhenUsed="0" w:uiPriority="63" w:semiHidden="0" w:name="Medium Shading 1"/>
+    <w:lsdException w:unhideWhenUsed="0" w:uiPriority="64" w:semiHidden="0" w:name="Medium Shading 2"/>
+    <w:lsdException w:unhideWhenUsed="0" w:uiPriority="65" w:semiHidden="0" w:name="Medium List 1"/>
+    <w:lsdException w:unhideWhenUsed="0" w:uiPriority="66" w:semiHidden="0" w:name="Medium List 2"/>
+    <w:lsdException w:unhideWhenUsed="0" w:uiPriority="67" w:semiHidden="0" w:name="Medium Grid 1"/>
+    <w:lsdException w:unhideWhenUsed="0" w:uiPriority="68" w:semiHidden="0" w:name="Medium Grid 2"/>
+    <w:lsdException w:unhideWhenUsed="0" w:uiPriority="69" w:semiHidden="0" w:name="Medium Grid 3"/>
+    <w:lsdException w:unhideWhenUsed="0" w:uiPriority="70" w:semiHidden="0" w:name="Dark List"/>
+    <w:lsdException w:unhideWhenUsed="0" w:uiPriority="71" w:semiHidden="0" w:name="Colorful Shading"/>
+    <w:lsdException w:unhideWhenUsed="0" w:uiPriority="72" w:semiHidden="0" w:name="Colorful List"/>
+    <w:lsdException w:unhideWhenUsed="0" w:uiPriority="73" w:semiHidden="0" w:name="Colorful Grid"/>
+    <w:lsdException w:unhideWhenUsed="0" w:uiPriority="60" w:semiHidden="0" w:name="Light Shading Accent 1"/>
+    <w:lsdException w:unhideWhenUsed="0" w:uiPriority="61" w:semiHidden="0" w:name="Light List Accent 1"/>
+    <w:lsdException w:unhideWhenUsed="0" w:uiPriority="62" w:semiHidden="0" w:name="Light Grid Accent 1"/>
+    <w:lsdException w:unhideWhenUsed="0" w:uiPriority="63" w:semiHidden="0" w:name="Medium Shading 1 Accent 1"/>
+    <w:lsdException w:unhideWhenUsed="0" w:uiPriority="64" w:semiHidden="0" w:name="Medium Shading 2 Accent 1"/>
+    <w:lsdException w:unhideWhenUsed="0" w:uiPriority="65" w:semiHidden="0" w:name="Medium List 1 Accent 1"/>
+    <w:lsdException w:unhideWhenUsed="0" w:uiPriority="66" w:semiHidden="0" w:name="Medium List 2 Accent 1"/>
+    <w:lsdException w:unhideWhenUsed="0" w:uiPriority="67" w:semiHidden="0" w:name="Medium Grid 1 Accent 1"/>
+    <w:lsdException w:unhideWhenUsed="0" w:uiPriority="68" w:semiHidden="0" w:name="Medium Grid 2 Accent 1"/>
+    <w:lsdException w:unhideWhenUsed="0" w:uiPriority="69" w:semiHidden="0" w:name="Medium Grid 3 Accent 1"/>
+    <w:lsdException w:unhideWhenUsed="0" w:uiPriority="70" w:semiHidden="0" w:name="Dark List Accent 1"/>
+    <w:lsdException w:unhideWhenUsed="0" w:uiPriority="71" w:semiHidden="0" w:name="Colorful Shading Accent 1"/>
+    <w:lsdException w:unhideWhenUsed="0" w:uiPriority="72" w:semiHidden="0" w:name="Colorful List Accent 1"/>
+    <w:lsdException w:unhideWhenUsed="0" w:uiPriority="73" w:semiHidden="0" w:name="Colorful Grid Accent 1"/>
+    <w:lsdException w:unhideWhenUsed="0" w:uiPriority="60" w:semiHidden="0" w:name="Light Shading Accent 2"/>
+    <w:lsdException w:unhideWhenUsed="0" w:uiPriority="61" w:semiHidden="0" w:name="Light List Accent 2"/>
+    <w:lsdException w:unhideWhenUsed="0" w:uiPriority="62" w:semiHidden="0" w:name="Light Grid Accent 2"/>
+    <w:lsdException w:unhideWhenUsed="0" w:uiPriority="63" w:semiHidden="0" w:name="Medium Shading 1 Accent 2"/>
+    <w:lsdException w:unhideWhenUsed="0" w:uiPriority="64" w:semiHidden="0" w:name="Medium Shading 2 Accent 2"/>
+    <w:lsdException w:unhideWhenUsed="0" w:uiPriority="65" w:semiHidden="0" w:name="Medium List 1 Accent 2"/>
+    <w:lsdException w:unhideWhenUsed="0" w:uiPriority="66" w:semiHidden="0" w:name="Medium List 2 Accent 2"/>
+    <w:lsdException w:unhideWhenUsed="0" w:uiPriority="67" w:semiHidden="0" w:name="Medium Grid 1 Accent 2"/>
+    <w:lsdException w:unhideWhenUsed="0" w:uiPriority="68" w:semiHidden="0" w:name="Medium Grid 2 Accent 2"/>
+    <w:lsdException w:unhideWhenUsed="0" w:uiPriority="69" w:semiHidden="0" w:name="Medium Grid 3 Accent 2"/>
+    <w:lsdException w:unhideWhenUsed="0" w:uiPriority="70" w:semiHidden="0" w:name="Dark List Accent 2"/>
+    <w:lsdException w:unhideWhenUsed="0" w:uiPriority="71" w:semiHidden="0" w:name="Colorful Shading Accent 2"/>
+    <w:lsdException w:unhideWhenUsed="0" w:uiPriority="72" w:semiHidden="0" w:name="Colorful List Accent 2"/>
+    <w:lsdException w:unhideWhenUsed="0" w:uiPriority="73" w:semiHidden="0" w:name="Colorful Grid Accent 2"/>
+    <w:lsdException w:unhideWhenUsed="0" w:uiPriority="60" w:semiHidden="0" w:name="Light Shading Accent 3"/>
+    <w:lsdException w:unhideWhenUsed="0" w:uiPriority="61" w:semiHidden="0" w:name="Light List Accent 3"/>
+    <w:lsdException w:unhideWhenUsed="0" w:uiPriority="62" w:semiHidden="0" w:name="Light Grid Accent 3"/>
+    <w:lsdException w:unhideWhenUsed="0" w:uiPriority="63" w:semiHidden="0" w:name="Medium Shading 1 Accent 3"/>
+    <w:lsdException w:unhideWhenUsed="0" w:uiPriority="64" w:semiHidden="0" w:name="Medium Shading 2 Accent 3"/>
+    <w:lsdException w:unhideWhenUsed="0" w:uiPriority="65" w:semiHidden="0" w:name="Medium List 1 Accent 3"/>
+    <w:lsdException w:unhideWhenUsed="0" w:uiPriority="66" w:semiHidden="0" w:name="Medium List 2 Accent 3"/>
+    <w:lsdException w:unhideWhenUsed="0" w:uiPriority="67" w:semiHidden="0" w:name="Medium Grid 1 Accent 3"/>
+    <w:lsdException w:unhideWhenUsed="0" w:uiPriority="68" w:semiHidden="0" w:name="Medium Grid 2 Accent 3"/>
+    <w:lsdException w:unhideWhenUsed="0" w:uiPriority="69" w:semiHidden="0" w:name="Medium Grid 3 Accent 3"/>
+    <w:lsdException w:unhideWhenUsed="0" w:uiPriority="70" w:semiHidden="0" w:name="Dark List Accent 3"/>
+    <w:lsdException w:unhideWhenUsed="0" w:uiPriority="71" w:semiHidden="0" w:name="Colorful Shading Accent 3"/>
+    <w:lsdException w:unhideWhenUsed="0" w:uiPriority="72" w:semiHidden="0" w:name="Colorful List Accent 3"/>
+    <w:lsdException w:unhideWhenUsed="0" w:uiPriority="73" w:semiHidden="0" w:name="Colorful Grid Accent 3"/>
+    <w:lsdException w:unhideWhenUsed="0" w:uiPriority="60" w:semiHidden="0" w:name="Light Shading Accent 4"/>
+    <w:lsdException w:unhideWhenUsed="0" w:uiPriority="61" w:semiHidden="0" w:name="Light List Accent 4"/>
+    <w:lsdException w:unhideWhenUsed="0" w:uiPriority="62" w:semiHidden="0" w:name="Light Grid Accent 4"/>
+    <w:lsdException w:unhideWhenUsed="0" w:uiPriority="63" w:semiHidden="0" w:name="Medium Shading 1 Accent 4"/>
+    <w:lsdException w:unhideWhenUsed="0" w:uiPriority="64" w:semiHidden="0" w:name="Medium Shading 2 Accent 4"/>
+    <w:lsdException w:unhideWhenUsed="0" w:uiPriority="65" w:semiHidden="0" w:name="Medium List 1 Accent 4"/>
+    <w:lsdException w:unhideWhenUsed="0" w:uiPriority="66" w:semiHidden="0" w:name="Medium List 2 Accent 4"/>
+    <w:lsdException w:unhideWhenUsed="0" w:uiPriority="67" w:semiHidden="0" w:name="Medium Grid 1 Accent 4"/>
+    <w:lsdException w:unhideWhenUsed="0" w:uiPriority="68" w:semiHidden="0" w:name="Medium Grid 2 Accent 4"/>
+    <w:lsdException w:unhideWhenUsed="0" w:uiPriority="69" w:semiHidden="0" w:name="Medium Grid 3 Accent 4"/>
+    <w:lsdException w:unhideWhenUsed="0" w:uiPriority="70" w:semiHidden="0" w:name="Dark List Accent 4"/>
+    <w:lsdException w:unhideWhenUsed="0" w:uiPriority="71" w:semiHidden="0" w:name="Colorful Shading Accent 4"/>
+    <w:lsdException w:unhideWhenUsed="0" w:uiPriority="72" w:semiHidden="0" w:name="Colorful List Accent 4"/>
+    <w:lsdException w:unhideWhenUsed="0" w:uiPriority="73" w:semiHidden="0" w:name="Colorful Grid Accent 4"/>
+    <w:lsdException w:unhideWhenUsed="0" w:uiPriority="60" w:semiHidden="0" w:name="Light Shading Accent 5"/>
+    <w:lsdException w:unhideWhenUsed="0" w:uiPriority="61" w:semiHidden="0" w:name="Light List Accent 5"/>
+    <w:lsdException w:unhideWhenUsed="0" w:uiPriority="62" w:semiHidden="0" w:name="Light Grid Accent 5"/>
+    <w:lsdException w:unhideWhenUsed="0" w:uiPriority="63" w:semiHidden="0" w:name="Medium Shading 1 Accent 5"/>
+    <w:lsdException w:unhideWhenUsed="0" w:uiPriority="64" w:semiHidden="0" w:name="Medium Shading 2 Accent 5"/>
+    <w:lsdException w:unhideWhenUsed="0" w:uiPriority="65" w:semiHidden="0" w:name="Medium List 1 Accent 5"/>
+    <w:lsdException w:unhideWhenUsed="0" w:uiPriority="66" w:semiHidden="0" w:name="Medium List 2 Accent 5"/>
+    <w:lsdException w:unhideWhenUsed="0" w:uiPriority="67" w:semiHidden="0" w:name="Medium Grid 1 Accent 5"/>
+    <w:lsdException w:unhideWhenUsed="0" w:uiPriority="68" w:semiHidden="0" w:name="Medium Grid 2 Accent 5"/>
+    <w:lsdException w:unhideWhenUsed="0" w:uiPriority="69" w:semiHidden="0" w:name="Medium Grid 3 Accent 5"/>
+    <w:lsdException w:unhideWhenUsed="0" w:uiPriority="70" w:semiHidden="0" w:name="Dark List Accent 5"/>
+    <w:lsdException w:unhideWhenUsed="0" w:uiPriority="71" w:semiHidden="0" w:name="Colorful Shading Accent 5"/>
+    <w:lsdException w:unhideWhenUsed="0" w:uiPriority="72" w:semiHidden="0" w:name="Colorful List Accent 5"/>
+    <w:lsdException w:unhideWhenUsed="0" w:uiPriority="73" w:semiHidden="0" w:name="Colorful Grid Accent 5"/>
+    <w:lsdException w:unhideWhenUsed="0" w:uiPriority="60" w:semiHidden="0" w:name="Light Shading Accent 6"/>
+    <w:lsdException w:unhideWhenUsed="0" w:uiPriority="61" w:semiHidden="0" w:name="Light List Accent 6"/>
+    <w:lsdException w:unhideWhenUsed="0" w:uiPriority="62" w:semiHidden="0" w:name="Light Grid Accent 6"/>
+    <w:lsdException w:unhideWhenUsed="0" w:uiPriority="63" w:semiHidden="0" w:name="Medium Shading 1 Accent 6"/>
+    <w:lsdException w:unhideWhenUsed="0" w:uiPriority="64" w:semiHidden="0" w:name="Medium Shading 2 Accent 6"/>
+    <w:lsdException w:unhideWhenUsed="0" w:uiPriority="65" w:semiHidden="0" w:name="Medium List 1 Accent 6"/>
+    <w:lsdException w:unhideWhenUsed="0" w:uiPriority="66" w:semiHidden="0" w:name="Medium List 2 Accent 6"/>
+    <w:lsdException w:unhideWhenUsed="0" w:uiPriority="67" w:semiHidden="0" w:name="Medium Grid 1 Accent 6"/>
+    <w:lsdException w:unhideWhenUsed="0" w:uiPriority="68" w:semiHidden="0" w:name="Medium Grid 2 Accent 6"/>
+    <w:lsdException w:unhideWhenUsed="0" w:uiPriority="69" w:semiHidden="0" w:name="Medium Grid 3 Accent 6"/>
+    <w:lsdException w:unhideWhenUsed="0" w:uiPriority="70" w:semiHidden="0" w:name="Dark List Accent 6"/>
+    <w:lsdException w:unhideWhenUsed="0" w:uiPriority="71" w:semiHidden="0" w:name="Colorful Shading Accent 6"/>
+    <w:lsdException w:unhideWhenUsed="0" w:uiPriority="72" w:semiHidden="0" w:name="Colorful List Accent 6"/>
+    <w:lsdException w:unhideWhenUsed="0" w:uiPriority="73" w:semiHidden="0" w:name="Colorful Grid Accent 6"/>
   </w:latentStyles>
-  <w:style w:type="paragraph" w:default="1" w:styleId="a">
+  <w:style w:type="paragraph" w:default="1" w:styleId="1">
     <w:name w:val="Normal"/>
-    <w:next w:val="2"/>
     <w:semiHidden/>
     <w:qFormat/>
+    <w:uiPriority w:val="0"/>
     <w:pPr>
       <w:kinsoku w:val="0"/>
       <w:autoSpaceDE w:val="0"/>
@@ -7460,23 +8082,25 @@
       <w:textAlignment w:val="baseline"/>
     </w:pPr>
     <w:rPr>
-      <w:rFonts w:ascii="Arial" w:eastAsia="Arial" w:hAnsi="Arial" w:cs="Arial"/>
+      <w:rFonts w:ascii="Arial" w:hAnsi="Arial" w:eastAsia="Arial" w:cs="Arial"/>
       <w:snapToGrid w:val="0"/>
       <w:color w:val="000000"/>
       <w:sz w:val="21"/>
       <w:szCs w:val="21"/>
-      <w:lang w:eastAsia="en-US"/>
+      <w:lang w:val="en-US" w:eastAsia="en-US" w:bidi="ar-SA"/>
     </w:rPr>
   </w:style>
-  <w:style w:type="paragraph" w:styleId="1">
+  <w:style w:type="paragraph" w:styleId="2">
     <w:name w:val="heading 1"/>
-    <w:basedOn w:val="a"/>
-    <w:next w:val="a"/>
+    <w:basedOn w:val="1"/>
+    <w:next w:val="1"/>
     <w:qFormat/>
+    <w:uiPriority w:val="0"/>
     <w:pPr>
       <w:keepNext/>
       <w:keepLines/>
       <w:numPr>
+        <w:ilvl w:val="0"/>
         <w:numId w:val="1"/>
       </w:numPr>
       <w:spacing w:before="340" w:after="330" w:line="576" w:lineRule="auto"/>
@@ -7488,12 +8112,13 @@
       <w:sz w:val="44"/>
     </w:rPr>
   </w:style>
-  <w:style w:type="paragraph" w:styleId="2">
+  <w:style w:type="paragraph" w:styleId="3">
     <w:name w:val="heading 2"/>
-    <w:basedOn w:val="a"/>
-    <w:next w:val="a"/>
+    <w:basedOn w:val="1"/>
+    <w:next w:val="1"/>
     <w:unhideWhenUsed/>
     <w:qFormat/>
+    <w:uiPriority w:val="0"/>
     <w:pPr>
       <w:keepNext/>
       <w:keepLines/>
@@ -7510,13 +8135,14 @@
       <w:sz w:val="32"/>
     </w:rPr>
   </w:style>
-  <w:style w:type="paragraph" w:styleId="3">
+  <w:style w:type="paragraph" w:styleId="4">
     <w:name w:val="heading 3"/>
-    <w:basedOn w:val="a"/>
-    <w:next w:val="a"/>
+    <w:basedOn w:val="1"/>
+    <w:next w:val="1"/>
     <w:semiHidden/>
     <w:unhideWhenUsed/>
     <w:qFormat/>
+    <w:uiPriority w:val="0"/>
     <w:pPr>
       <w:keepNext/>
       <w:keepLines/>
@@ -7532,12 +8158,13 @@
       <w:sz w:val="32"/>
     </w:rPr>
   </w:style>
-  <w:style w:type="paragraph" w:styleId="4">
+  <w:style w:type="paragraph" w:styleId="5">
     <w:name w:val="heading 4"/>
-    <w:basedOn w:val="a"/>
-    <w:next w:val="a"/>
+    <w:basedOn w:val="1"/>
+    <w:next w:val="1"/>
     <w:unhideWhenUsed/>
     <w:qFormat/>
+    <w:uiPriority w:val="0"/>
     <w:pPr>
       <w:keepNext/>
       <w:keepLines/>
@@ -7554,13 +8181,14 @@
       <w:sz w:val="28"/>
     </w:rPr>
   </w:style>
-  <w:style w:type="paragraph" w:styleId="5">
+  <w:style w:type="paragraph" w:styleId="6">
     <w:name w:val="heading 5"/>
-    <w:basedOn w:val="a"/>
-    <w:next w:val="a"/>
+    <w:basedOn w:val="1"/>
+    <w:next w:val="1"/>
     <w:semiHidden/>
     <w:unhideWhenUsed/>
     <w:qFormat/>
+    <w:uiPriority w:val="0"/>
     <w:pPr>
       <w:keepNext/>
       <w:keepLines/>
@@ -7576,13 +8204,14 @@
       <w:sz w:val="28"/>
     </w:rPr>
   </w:style>
-  <w:style w:type="paragraph" w:styleId="6">
+  <w:style w:type="paragraph" w:styleId="7">
     <w:name w:val="heading 6"/>
-    <w:basedOn w:val="a"/>
-    <w:next w:val="a"/>
+    <w:basedOn w:val="1"/>
+    <w:next w:val="1"/>
     <w:semiHidden/>
     <w:unhideWhenUsed/>
     <w:qFormat/>
+    <w:uiPriority w:val="0"/>
     <w:pPr>
       <w:keepNext/>
       <w:keepLines/>
@@ -7599,13 +8228,14 @@
       <w:sz w:val="24"/>
     </w:rPr>
   </w:style>
-  <w:style w:type="paragraph" w:styleId="7">
+  <w:style w:type="paragraph" w:styleId="8">
     <w:name w:val="heading 7"/>
-    <w:basedOn w:val="a"/>
-    <w:next w:val="a"/>
+    <w:basedOn w:val="1"/>
+    <w:next w:val="1"/>
     <w:semiHidden/>
     <w:unhideWhenUsed/>
     <w:qFormat/>
+    <w:uiPriority w:val="0"/>
     <w:pPr>
       <w:keepNext/>
       <w:keepLines/>
@@ -7621,13 +8251,14 @@
       <w:sz w:val="24"/>
     </w:rPr>
   </w:style>
-  <w:style w:type="paragraph" w:styleId="8">
+  <w:style w:type="paragraph" w:styleId="9">
     <w:name w:val="heading 8"/>
-    <w:basedOn w:val="a"/>
-    <w:next w:val="a"/>
+    <w:basedOn w:val="1"/>
+    <w:next w:val="1"/>
     <w:semiHidden/>
     <w:unhideWhenUsed/>
     <w:qFormat/>
+    <w:uiPriority w:val="0"/>
     <w:pPr>
       <w:keepNext/>
       <w:keepLines/>
@@ -7643,13 +8274,14 @@
       <w:sz w:val="24"/>
     </w:rPr>
   </w:style>
-  <w:style w:type="paragraph" w:styleId="9">
+  <w:style w:type="paragraph" w:styleId="10">
     <w:name w:val="heading 9"/>
-    <w:basedOn w:val="a"/>
-    <w:next w:val="a"/>
+    <w:basedOn w:val="1"/>
+    <w:next w:val="1"/>
     <w:semiHidden/>
     <w:unhideWhenUsed/>
     <w:qFormat/>
+    <w:uiPriority w:val="0"/>
     <w:pPr>
       <w:keepNext/>
       <w:keepLines/>
@@ -7664,19 +8296,18 @@
       <w:rFonts w:eastAsia="黑体"/>
     </w:rPr>
   </w:style>
-  <w:style w:type="character" w:default="1" w:styleId="a0">
+  <w:style w:type="character" w:default="1" w:styleId="22">
     <w:name w:val="Default Paragraph Font"/>
-    <w:uiPriority w:val="1"/>
     <w:semiHidden/>
     <w:unhideWhenUsed/>
+    <w:uiPriority w:val="1"/>
   </w:style>
-  <w:style w:type="table" w:default="1" w:styleId="a1">
+  <w:style w:type="table" w:default="1" w:styleId="20">
     <w:name w:val="Normal Table"/>
-    <w:uiPriority w:val="99"/>
     <w:semiHidden/>
     <w:unhideWhenUsed/>
+    <w:uiPriority w:val="99"/>
     <w:tblPr>
-      <w:tblInd w:w="0" w:type="dxa"/>
       <w:tblCellMar>
         <w:top w:w="0" w:type="dxa"/>
         <w:left w:w="108" w:type="dxa"/>
@@ -7685,36 +8316,34 @@
       </w:tblCellMar>
     </w:tblPr>
   </w:style>
-  <w:style w:type="numbering" w:default="1" w:styleId="a2">
-    <w:name w:val="No List"/>
-    <w:uiPriority w:val="99"/>
-    <w:semiHidden/>
-    <w:unhideWhenUsed/>
+  <w:style w:type="paragraph" w:styleId="11">
+    <w:name w:val="annotation text"/>
+    <w:basedOn w:val="1"/>
+    <w:qFormat/>
+    <w:uiPriority w:val="0"/>
   </w:style>
-  <w:style w:type="paragraph" w:styleId="a3">
-    <w:name w:val="annotation text"/>
-    <w:basedOn w:val="a"/>
-    <w:qFormat/>
-  </w:style>
-  <w:style w:type="paragraph" w:styleId="a4">
+  <w:style w:type="paragraph" w:styleId="12">
     <w:name w:val="Body Text"/>
-    <w:basedOn w:val="a"/>
+    <w:basedOn w:val="1"/>
     <w:semiHidden/>
     <w:qFormat/>
+    <w:uiPriority w:val="0"/>
   </w:style>
-  <w:style w:type="paragraph" w:styleId="TOC3">
+  <w:style w:type="paragraph" w:styleId="13">
     <w:name w:val="toc 3"/>
-    <w:basedOn w:val="a"/>
-    <w:next w:val="a"/>
+    <w:basedOn w:val="1"/>
+    <w:next w:val="1"/>
     <w:qFormat/>
+    <w:uiPriority w:val="0"/>
     <w:pPr>
-      <w:ind w:leftChars="400" w:left="840"/>
+      <w:ind w:left="840" w:leftChars="400"/>
     </w:pPr>
   </w:style>
-  <w:style w:type="paragraph" w:styleId="a5">
+  <w:style w:type="paragraph" w:styleId="14">
     <w:name w:val="footer"/>
-    <w:basedOn w:val="a"/>
+    <w:basedOn w:val="1"/>
     <w:qFormat/>
+    <w:uiPriority w:val="0"/>
     <w:pPr>
       <w:tabs>
         <w:tab w:val="center" w:pos="4153"/>
@@ -7725,16 +8354,17 @@
       <w:sz w:val="18"/>
     </w:rPr>
   </w:style>
-  <w:style w:type="paragraph" w:styleId="a6">
+  <w:style w:type="paragraph" w:styleId="15">
     <w:name w:val="header"/>
-    <w:basedOn w:val="a"/>
+    <w:basedOn w:val="1"/>
     <w:qFormat/>
+    <w:uiPriority w:val="0"/>
     <w:pPr>
       <w:pBdr>
-        <w:top w:val="nil"/>
-        <w:left w:val="nil"/>
-        <w:bottom w:val="nil"/>
-        <w:right w:val="nil"/>
+        <w:top w:val="none" w:color="auto" w:sz="0" w:space="0"/>
+        <w:left w:val="none" w:color="auto" w:sz="0" w:space="0"/>
+        <w:bottom w:val="none" w:color="auto" w:sz="0" w:space="0"/>
+        <w:right w:val="none" w:color="auto" w:sz="0" w:space="0"/>
       </w:pBdr>
       <w:tabs>
         <w:tab w:val="center" w:pos="4153"/>
@@ -7746,37 +8376,41 @@
       <w:sz w:val="18"/>
     </w:rPr>
   </w:style>
-  <w:style w:type="paragraph" w:styleId="TOC1">
+  <w:style w:type="paragraph" w:styleId="16">
     <w:name w:val="toc 1"/>
-    <w:basedOn w:val="a"/>
-    <w:next w:val="a"/>
+    <w:basedOn w:val="1"/>
+    <w:next w:val="1"/>
     <w:qFormat/>
+    <w:uiPriority w:val="0"/>
     <w:rPr>
       <w:rFonts w:eastAsia="Microsoft JhengHei"/>
       <w:sz w:val="24"/>
     </w:rPr>
   </w:style>
-  <w:style w:type="paragraph" w:styleId="TOC2">
+  <w:style w:type="paragraph" w:styleId="17">
     <w:name w:val="toc 2"/>
-    <w:basedOn w:val="a"/>
-    <w:next w:val="a"/>
+    <w:basedOn w:val="1"/>
+    <w:next w:val="1"/>
     <w:qFormat/>
+    <w:uiPriority w:val="0"/>
     <w:pPr>
-      <w:ind w:leftChars="200" w:left="420"/>
+      <w:ind w:left="420" w:leftChars="200"/>
     </w:pPr>
   </w:style>
-  <w:style w:type="paragraph" w:styleId="a7">
+  <w:style w:type="paragraph" w:styleId="18">
     <w:name w:val="Normal (Web)"/>
-    <w:basedOn w:val="a"/>
+    <w:basedOn w:val="1"/>
     <w:qFormat/>
+    <w:uiPriority w:val="0"/>
     <w:rPr>
       <w:sz w:val="24"/>
     </w:rPr>
   </w:style>
-  <w:style w:type="paragraph" w:styleId="a8">
+  <w:style w:type="paragraph" w:styleId="19">
     <w:name w:val="Title"/>
-    <w:basedOn w:val="a"/>
+    <w:basedOn w:val="1"/>
     <w:qFormat/>
+    <w:uiPriority w:val="0"/>
     <w:pPr>
       <w:spacing w:before="240" w:after="60"/>
       <w:jc w:val="center"/>
@@ -7787,68 +8421,73 @@
       <w:sz w:val="32"/>
     </w:rPr>
   </w:style>
-  <w:style w:type="table" w:styleId="a9">
+  <w:style w:type="table" w:styleId="21">
     <w:name w:val="Table Grid"/>
-    <w:basedOn w:val="a1"/>
+    <w:basedOn w:val="20"/>
     <w:qFormat/>
+    <w:uiPriority w:val="0"/>
     <w:pPr>
       <w:widowControl w:val="0"/>
       <w:jc w:val="both"/>
     </w:pPr>
     <w:tblPr>
       <w:tblBorders>
-        <w:top w:val="single" w:sz="4" w:space="0" w:color="auto"/>
-        <w:left w:val="single" w:sz="4" w:space="0" w:color="auto"/>
-        <w:bottom w:val="single" w:sz="4" w:space="0" w:color="auto"/>
-        <w:right w:val="single" w:sz="4" w:space="0" w:color="auto"/>
-        <w:insideH w:val="single" w:sz="4" w:space="0" w:color="auto"/>
-        <w:insideV w:val="single" w:sz="4" w:space="0" w:color="auto"/>
+        <w:top w:val="single" w:color="auto" w:sz="4" w:space="0"/>
+        <w:left w:val="single" w:color="auto" w:sz="4" w:space="0"/>
+        <w:bottom w:val="single" w:color="auto" w:sz="4" w:space="0"/>
+        <w:right w:val="single" w:color="auto" w:sz="4" w:space="0"/>
+        <w:insideH w:val="single" w:color="auto" w:sz="4" w:space="0"/>
+        <w:insideV w:val="single" w:color="auto" w:sz="4" w:space="0"/>
       </w:tblBorders>
     </w:tblPr>
   </w:style>
-  <w:style w:type="character" w:styleId="aa">
+  <w:style w:type="character" w:styleId="23">
     <w:name w:val="Strong"/>
-    <w:basedOn w:val="a0"/>
+    <w:basedOn w:val="22"/>
     <w:qFormat/>
+    <w:uiPriority w:val="0"/>
     <w:rPr>
       <w:b/>
     </w:rPr>
   </w:style>
-  <w:style w:type="paragraph" w:customStyle="1" w:styleId="ab">
+  <w:style w:type="paragraph" w:customStyle="1" w:styleId="24">
     <w:name w:val="柴_公司名"/>
-    <w:basedOn w:val="a8"/>
+    <w:basedOn w:val="19"/>
     <w:qFormat/>
+    <w:uiPriority w:val="0"/>
     <w:pPr>
-      <w:spacing w:afterLines="600" w:after="600"/>
+      <w:spacing w:after="600" w:afterLines="600"/>
     </w:pPr>
     <w:rPr>
-      <w:rFonts w:ascii="宋体" w:eastAsia="宋体" w:hAnsi="宋体" w:cs="宋体" w:hint="eastAsia"/>
+      <w:rFonts w:hint="eastAsia" w:ascii="宋体" w:hAnsi="宋体" w:eastAsia="宋体" w:cs="宋体"/>
       <w:bCs/>
       <w:spacing w:val="-6"/>
       <w:sz w:val="52"/>
       <w:szCs w:val="52"/>
     </w:rPr>
   </w:style>
-  <w:style w:type="paragraph" w:customStyle="1" w:styleId="ac">
+  <w:style w:type="paragraph" w:customStyle="1" w:styleId="25">
     <w:name w:val="柴_文档名"/>
-    <w:basedOn w:val="a8"/>
+    <w:basedOn w:val="19"/>
     <w:qFormat/>
+    <w:uiPriority w:val="0"/>
     <w:pPr>
-      <w:spacing w:afterLines="900" w:after="900"/>
+      <w:spacing w:after="900" w:afterLines="900"/>
     </w:pPr>
     <w:rPr>
-      <w:rFonts w:ascii="黑体" w:eastAsia="黑体" w:hAnsi="黑体" w:cs="黑体"/>
+      <w:rFonts w:ascii="黑体" w:hAnsi="黑体" w:eastAsia="黑体" w:cs="黑体"/>
       <w:bCs/>
       <w:spacing w:val="-7"/>
       <w:sz w:val="52"/>
       <w:szCs w:val="52"/>
     </w:rPr>
   </w:style>
-  <w:style w:type="table" w:customStyle="1" w:styleId="TableNormal0">
+  <w:style w:type="table" w:customStyle="1" w:styleId="26">
     <w:name w:val="Table Normal_0"/>
     <w:semiHidden/>
     <w:unhideWhenUsed/>
     <w:qFormat/>
+    <w:uiPriority w:val="0"/>
     <w:tblPr>
       <w:tblCellMar>
         <w:top w:w="0" w:type="dxa"/>
@@ -7858,21 +8497,23 @@
       </w:tblCellMar>
     </w:tblPr>
   </w:style>
-  <w:style w:type="paragraph" w:customStyle="1" w:styleId="TableText">
+  <w:style w:type="paragraph" w:customStyle="1" w:styleId="27">
     <w:name w:val="Table Text"/>
-    <w:basedOn w:val="a"/>
+    <w:basedOn w:val="1"/>
     <w:semiHidden/>
     <w:qFormat/>
+    <w:uiPriority w:val="0"/>
     <w:rPr>
-      <w:rFonts w:ascii="宋体" w:eastAsia="宋体" w:hAnsi="宋体" w:cs="宋体"/>
+      <w:rFonts w:ascii="宋体" w:hAnsi="宋体" w:eastAsia="宋体" w:cs="宋体"/>
     </w:rPr>
   </w:style>
-  <w:style w:type="paragraph" w:customStyle="1" w:styleId="10">
+  <w:style w:type="paragraph" w:customStyle="1" w:styleId="28">
     <w:name w:val="柴_标题1"/>
-    <w:basedOn w:val="1"/>
-    <w:next w:val="ad"/>
-    <w:link w:val="1Char"/>
+    <w:basedOn w:val="2"/>
+    <w:next w:val="29"/>
+    <w:link w:val="38"/>
     <w:qFormat/>
+    <w:uiPriority w:val="0"/>
     <w:pPr>
       <w:spacing w:before="100" w:after="90" w:line="360" w:lineRule="auto"/>
     </w:pPr>
@@ -7881,14 +8522,15 @@
       <w:sz w:val="32"/>
     </w:rPr>
   </w:style>
-  <w:style w:type="paragraph" w:customStyle="1" w:styleId="ad">
+  <w:style w:type="paragraph" w:customStyle="1" w:styleId="29">
     <w:name w:val="柴_正文"/>
-    <w:basedOn w:val="a4"/>
-    <w:link w:val="Char"/>
+    <w:basedOn w:val="12"/>
+    <w:link w:val="39"/>
     <w:qFormat/>
+    <w:uiPriority w:val="0"/>
     <w:pPr>
       <w:spacing w:line="360" w:lineRule="auto"/>
-      <w:ind w:firstLineChars="200" w:firstLine="470"/>
+      <w:ind w:firstLine="470" w:firstLineChars="200"/>
     </w:pPr>
     <w:rPr>
       <w:rFonts w:eastAsia="宋体"/>
@@ -7896,11 +8538,12 @@
       <w:lang w:eastAsia="zh-CN"/>
     </w:rPr>
   </w:style>
-  <w:style w:type="paragraph" w:customStyle="1" w:styleId="20">
+  <w:style w:type="paragraph" w:customStyle="1" w:styleId="30">
     <w:name w:val="柴_标题2"/>
-    <w:basedOn w:val="2"/>
-    <w:next w:val="ad"/>
+    <w:basedOn w:val="3"/>
+    <w:next w:val="29"/>
     <w:qFormat/>
+    <w:uiPriority w:val="0"/>
     <w:pPr>
       <w:spacing w:line="360" w:lineRule="auto"/>
     </w:pPr>
@@ -7909,27 +8552,29 @@
       <w:sz w:val="28"/>
     </w:rPr>
   </w:style>
-  <w:style w:type="paragraph" w:customStyle="1" w:styleId="30">
+  <w:style w:type="paragraph" w:customStyle="1" w:styleId="31">
     <w:name w:val="柴_标题3"/>
-    <w:basedOn w:val="3"/>
-    <w:next w:val="a"/>
+    <w:basedOn w:val="4"/>
+    <w:next w:val="1"/>
     <w:qFormat/>
+    <w:uiPriority w:val="0"/>
     <w:pPr>
       <w:spacing w:line="360" w:lineRule="auto"/>
-      <w:ind w:left="0" w:firstLineChars="200" w:firstLine="472"/>
+      <w:ind w:left="0" w:firstLine="472" w:firstLineChars="200"/>
     </w:pPr>
     <w:rPr>
-      <w:rFonts w:ascii="宋体" w:eastAsia="宋体" w:hAnsi="宋体" w:cs="宋体"/>
+      <w:rFonts w:ascii="宋体" w:hAnsi="宋体" w:eastAsia="宋体" w:cs="宋体"/>
       <w:spacing w:val="-2"/>
       <w:sz w:val="24"/>
       <w:szCs w:val="24"/>
     </w:rPr>
   </w:style>
-  <w:style w:type="paragraph" w:customStyle="1" w:styleId="ae">
+  <w:style w:type="paragraph" w:customStyle="1" w:styleId="32">
     <w:name w:val="柴_目录"/>
-    <w:basedOn w:val="a"/>
-    <w:next w:val="a4"/>
+    <w:basedOn w:val="1"/>
+    <w:next w:val="12"/>
     <w:qFormat/>
+    <w:uiPriority w:val="0"/>
     <w:pPr>
       <w:tabs>
         <w:tab w:val="right" w:leader="dot" w:pos="8442"/>
@@ -7940,37 +8585,54 @@
       <w:sz w:val="24"/>
     </w:rPr>
   </w:style>
-  <w:style w:type="paragraph" w:customStyle="1" w:styleId="WPSOffice1">
+  <w:style w:type="paragraph" w:customStyle="1" w:styleId="33">
     <w:name w:val="WPSOffice手动目录 1"/>
     <w:qFormat/>
+    <w:uiPriority w:val="0"/>
+    <w:rPr>
+      <w:rFonts w:ascii="Times New Roman" w:hAnsi="Times New Roman" w:eastAsia="宋体" w:cs="Times New Roman"/>
+      <w:lang w:val="en-US" w:eastAsia="zh-CN" w:bidi="ar-SA"/>
+    </w:rPr>
   </w:style>
-  <w:style w:type="paragraph" w:customStyle="1" w:styleId="WPSOffice2">
+  <w:style w:type="paragraph" w:customStyle="1" w:styleId="34">
     <w:name w:val="WPSOffice手动目录 2"/>
     <w:qFormat/>
+    <w:uiPriority w:val="0"/>
     <w:pPr>
-      <w:ind w:leftChars="200" w:left="200"/>
+      <w:ind w:left="200" w:leftChars="200"/>
     </w:pPr>
+    <w:rPr>
+      <w:rFonts w:ascii="Times New Roman" w:hAnsi="Times New Roman" w:eastAsia="宋体" w:cs="Times New Roman"/>
+      <w:lang w:val="en-US" w:eastAsia="zh-CN" w:bidi="ar-SA"/>
+    </w:rPr>
   </w:style>
-  <w:style w:type="paragraph" w:customStyle="1" w:styleId="WPSOffice3">
+  <w:style w:type="paragraph" w:customStyle="1" w:styleId="35">
     <w:name w:val="WPSOffice手动目录 3"/>
     <w:qFormat/>
+    <w:uiPriority w:val="0"/>
     <w:pPr>
-      <w:ind w:leftChars="400" w:left="400"/>
+      <w:ind w:left="400" w:leftChars="400"/>
     </w:pPr>
+    <w:rPr>
+      <w:rFonts w:ascii="Times New Roman" w:hAnsi="Times New Roman" w:eastAsia="宋体" w:cs="Times New Roman"/>
+      <w:lang w:val="en-US" w:eastAsia="zh-CN" w:bidi="ar-SA"/>
+    </w:rPr>
   </w:style>
-  <w:style w:type="paragraph" w:customStyle="1" w:styleId="Compact">
+  <w:style w:type="paragraph" w:customStyle="1" w:styleId="36">
     <w:name w:val="Compact"/>
-    <w:basedOn w:val="a4"/>
+    <w:basedOn w:val="12"/>
     <w:qFormat/>
+    <w:uiPriority w:val="0"/>
     <w:pPr>
       <w:spacing w:before="36" w:after="36"/>
     </w:pPr>
   </w:style>
-  <w:style w:type="table" w:customStyle="1" w:styleId="Table">
+  <w:style w:type="table" w:customStyle="1" w:styleId="37">
     <w:name w:val="Table"/>
     <w:semiHidden/>
     <w:unhideWhenUsed/>
     <w:qFormat/>
+    <w:uiPriority w:val="0"/>
     <w:tblPr>
       <w:tblCellMar>
         <w:top w:w="0" w:type="dxa"/>
@@ -7980,30 +8642,31 @@
       </w:tblCellMar>
     </w:tblPr>
     <w:tblStylePr w:type="firstRow">
-      <w:tblPr/>
       <w:tcPr>
         <w:tcBorders>
-          <w:bottom w:val="single" w:sz="0" w:space="0" w:color="auto"/>
+          <w:bottom w:val="single" w:color="auto" w:sz="0" w:space="0"/>
         </w:tcBorders>
         <w:vAlign w:val="bottom"/>
       </w:tcPr>
     </w:tblStylePr>
   </w:style>
-  <w:style w:type="character" w:customStyle="1" w:styleId="1Char">
+  <w:style w:type="character" w:customStyle="1" w:styleId="38">
     <w:name w:val="柴_标题1 Char"/>
-    <w:link w:val="10"/>
+    <w:link w:val="28"/>
     <w:qFormat/>
+    <w:uiPriority w:val="0"/>
     <w:rPr>
-      <w:rFonts w:ascii="Arial" w:eastAsia="宋体" w:hAnsi="Arial"/>
+      <w:rFonts w:ascii="Arial" w:hAnsi="Arial" w:eastAsia="宋体"/>
       <w:sz w:val="32"/>
     </w:rPr>
   </w:style>
-  <w:style w:type="character" w:customStyle="1" w:styleId="Char">
+  <w:style w:type="character" w:customStyle="1" w:styleId="39">
     <w:name w:val="柴_正文 Char"/>
-    <w:link w:val="ad"/>
+    <w:link w:val="29"/>
     <w:qFormat/>
+    <w:uiPriority w:val="0"/>
     <w:rPr>
-      <w:rFonts w:ascii="Arial" w:eastAsia="宋体" w:hAnsi="Arial"/>
+      <w:rFonts w:ascii="Arial" w:hAnsi="Arial" w:eastAsia="宋体"/>
       <w:sz w:val="24"/>
       <w:lang w:eastAsia="zh-CN"/>
     </w:rPr>
@@ -8255,6 +8918,5 @@
     </a:fmtScheme>
   </a:themeElements>
   <a:objectDefaults/>
-  <a:extraClrSchemeLst/>
 </a:theme>
 </file>
--- a/7-技术管理/运行记录类文件/070201-2025年运维研发规划.docx
+++ b/7-技术管理/运行记录类文件/070201-2025年运维研发规划.docx
@@ -207,6 +207,7 @@
           <w:p>
             <w:pPr>
               <w:widowControl w:val="0"/>
+              <w:jc w:val="both"/>
               <w:rPr>
                 <w:lang w:eastAsia="zh-CN"/>
               </w:rPr>
@@ -305,6 +306,7 @@
           <w:p>
             <w:pPr>
               <w:widowControl w:val="0"/>
+              <w:jc w:val="both"/>
               <w:rPr>
                 <w:lang w:eastAsia="zh-CN"/>
               </w:rPr>
@@ -2889,17 +2891,17 @@
     <w:tbl>
       <w:tblPr>
         <w:tblStyle w:val="21"/>
-        <w:tblW w:w="0" w:type="auto"/>
-        <w:tblInd w:w="0" w:type="dxa"/>
+        <w:tblW w:w="8522" w:type="dxa"/>
+        <w:jc w:val="center"/>
         <w:tblBorders>
-          <w:top w:val="single" w:color="auto" w:sz="4" w:space="0"/>
-          <w:left w:val="single" w:color="auto" w:sz="4" w:space="0"/>
-          <w:bottom w:val="single" w:color="auto" w:sz="4" w:space="0"/>
-          <w:right w:val="single" w:color="auto" w:sz="4" w:space="0"/>
-          <w:insideH w:val="single" w:color="auto" w:sz="4" w:space="0"/>
-          <w:insideV w:val="single" w:color="auto" w:sz="4" w:space="0"/>
+          <w:top w:val="none" w:color="auto" w:sz="4" w:space="0"/>
+          <w:left w:val="none" w:color="auto" w:sz="4" w:space="0"/>
+          <w:bottom w:val="none" w:color="auto" w:sz="4" w:space="0"/>
+          <w:right w:val="none" w:color="auto" w:sz="4" w:space="0"/>
+          <w:insideH w:val="none" w:color="auto" w:sz="4" w:space="0"/>
+          <w:insideV w:val="none" w:color="auto" w:sz="4" w:space="0"/>
         </w:tblBorders>
-        <w:tblLayout w:type="fixed"/>
+        <w:tblLayout w:type="autofit"/>
         <w:tblCellMar>
           <w:top w:w="0" w:type="dxa"/>
           <w:left w:w="108" w:type="dxa"/>
@@ -2908,1083 +2910,20 @@
         </w:tblCellMar>
       </w:tblPr>
       <w:tblGrid>
-        <w:gridCol w:w="754"/>
-        <w:gridCol w:w="2325"/>
-        <w:gridCol w:w="3749"/>
-        <w:gridCol w:w="1694"/>
+        <w:gridCol w:w="917"/>
+        <w:gridCol w:w="1771"/>
+        <w:gridCol w:w="4580"/>
+        <w:gridCol w:w="1254"/>
       </w:tblGrid>
       <w:tr>
         <w:tblPrEx>
           <w:tblBorders>
-            <w:top w:val="single" w:color="auto" w:sz="4" w:space="0"/>
-            <w:left w:val="single" w:color="auto" w:sz="4" w:space="0"/>
-            <w:bottom w:val="single" w:color="auto" w:sz="4" w:space="0"/>
-            <w:right w:val="single" w:color="auto" w:sz="4" w:space="0"/>
-            <w:insideH w:val="single" w:color="auto" w:sz="4" w:space="0"/>
-            <w:insideV w:val="single" w:color="auto" w:sz="4" w:space="0"/>
-          </w:tblBorders>
-          <w:tblCellMar>
-            <w:top w:w="0" w:type="dxa"/>
-            <w:left w:w="108" w:type="dxa"/>
-            <w:bottom w:w="0" w:type="dxa"/>
-            <w:right w:w="108" w:type="dxa"/>
-          </w:tblCellMar>
-        </w:tblPrEx>
-        <w:tc>
-          <w:tcPr>
-            <w:tcW w:w="754" w:type="dxa"/>
-          </w:tcPr>
-          <w:p>
-            <w:pPr>
-              <w:pStyle w:val="29"/>
-              <w:widowControl w:val="0"/>
-              <w:ind w:firstLine="0" w:firstLineChars="0"/>
-              <w:jc w:val="center"/>
-            </w:pPr>
-            <w:r>
-              <w:rPr>
-                <w:rFonts w:hint="eastAsia"/>
-              </w:rPr>
-              <w:t>序号</w:t>
-            </w:r>
-          </w:p>
-        </w:tc>
-        <w:tc>
-          <w:tcPr>
-            <w:tcW w:w="2325" w:type="dxa"/>
-          </w:tcPr>
-          <w:p>
-            <w:pPr>
-              <w:pStyle w:val="29"/>
-              <w:widowControl w:val="0"/>
-              <w:ind w:firstLine="480"/>
-              <w:jc w:val="center"/>
-            </w:pPr>
-            <w:r>
-              <w:rPr>
-                <w:rFonts w:hint="eastAsia"/>
-              </w:rPr>
-              <w:t>任务阶段</w:t>
-            </w:r>
-          </w:p>
-        </w:tc>
-        <w:tc>
-          <w:tcPr>
-            <w:tcW w:w="3749" w:type="dxa"/>
-          </w:tcPr>
-          <w:p>
-            <w:pPr>
-              <w:pStyle w:val="29"/>
-              <w:widowControl w:val="0"/>
-              <w:ind w:firstLine="480"/>
-              <w:jc w:val="center"/>
-            </w:pPr>
-            <w:r>
-              <w:rPr>
-                <w:rFonts w:hint="eastAsia"/>
-              </w:rPr>
-              <w:t>任务内容</w:t>
-            </w:r>
-          </w:p>
-        </w:tc>
-        <w:tc>
-          <w:tcPr>
-            <w:tcW w:w="1694" w:type="dxa"/>
-          </w:tcPr>
-          <w:p>
-            <w:pPr>
-              <w:widowControl w:val="0"/>
-              <w:jc w:val="center"/>
-              <w:rPr>
-                <w:lang w:eastAsia="zh-CN"/>
-              </w:rPr>
-            </w:pPr>
-            <w:r>
-              <w:rPr>
-                <w:rFonts w:hint="eastAsia"/>
-                <w:lang w:eastAsia="zh-CN"/>
-              </w:rPr>
-              <w:t>计划时间</w:t>
-            </w:r>
-          </w:p>
-        </w:tc>
-      </w:tr>
-      <w:tr>
-        <w:tblPrEx>
-          <w:tblBorders>
-            <w:top w:val="single" w:color="auto" w:sz="4" w:space="0"/>
-            <w:left w:val="single" w:color="auto" w:sz="4" w:space="0"/>
-            <w:bottom w:val="single" w:color="auto" w:sz="4" w:space="0"/>
-            <w:right w:val="single" w:color="auto" w:sz="4" w:space="0"/>
-            <w:insideH w:val="single" w:color="auto" w:sz="4" w:space="0"/>
-            <w:insideV w:val="single" w:color="auto" w:sz="4" w:space="0"/>
-          </w:tblBorders>
-          <w:tblCellMar>
-            <w:top w:w="0" w:type="dxa"/>
-            <w:left w:w="108" w:type="dxa"/>
-            <w:bottom w:w="0" w:type="dxa"/>
-            <w:right w:w="108" w:type="dxa"/>
-          </w:tblCellMar>
-        </w:tblPrEx>
-        <w:tc>
-          <w:tcPr>
-            <w:tcW w:w="754" w:type="dxa"/>
-          </w:tcPr>
-          <w:p>
-            <w:pPr>
-              <w:pStyle w:val="29"/>
-              <w:widowControl w:val="0"/>
-              <w:numPr>
-                <w:ilvl w:val="0"/>
-                <w:numId w:val="2"/>
-              </w:numPr>
-              <w:ind w:firstLineChars="0"/>
-              <w:jc w:val="both"/>
-            </w:pPr>
-          </w:p>
-        </w:tc>
-        <w:tc>
-          <w:tcPr>
-            <w:tcW w:w="2325" w:type="dxa"/>
-          </w:tcPr>
-          <w:p>
-            <w:pPr>
-              <w:widowControl w:val="0"/>
-              <w:jc w:val="both"/>
-              <w:rPr>
-                <w:lang w:eastAsia="zh-CN"/>
-              </w:rPr>
-            </w:pPr>
-            <w:r>
-              <w:rPr>
-                <w:rFonts w:hint="eastAsia"/>
-                <w:lang w:eastAsia="zh-CN"/>
-              </w:rPr>
-              <w:t>项目规划</w:t>
-            </w:r>
-          </w:p>
-        </w:tc>
-        <w:tc>
-          <w:tcPr>
-            <w:tcW w:w="3749" w:type="dxa"/>
-          </w:tcPr>
-          <w:p>
-            <w:pPr>
-              <w:widowControl w:val="0"/>
-              <w:numPr>
-                <w:ilvl w:val="0"/>
-                <w:numId w:val="3"/>
-              </w:numPr>
-              <w:jc w:val="both"/>
-              <w:rPr>
-                <w:lang w:eastAsia="zh-CN"/>
-              </w:rPr>
-            </w:pPr>
-            <w:r>
-              <w:rPr>
-                <w:lang w:eastAsia="zh-CN"/>
-              </w:rPr>
-              <w:t>项目相关人员沟通，进行相关技术调研及预演；</w:t>
-            </w:r>
-          </w:p>
-          <w:p>
-            <w:pPr>
-              <w:widowControl w:val="0"/>
-              <w:numPr>
-                <w:ilvl w:val="0"/>
-                <w:numId w:val="3"/>
-              </w:numPr>
-              <w:jc w:val="both"/>
-              <w:rPr>
-                <w:lang w:eastAsia="zh-CN"/>
-              </w:rPr>
-            </w:pPr>
-            <w:r>
-              <w:t>编写项目规划</w:t>
-            </w:r>
-          </w:p>
-        </w:tc>
-        <w:tc>
-          <w:tcPr>
-            <w:tcW w:w="1694" w:type="dxa"/>
-          </w:tcPr>
-          <w:p>
-            <w:pPr>
-              <w:widowControl w:val="0"/>
-              <w:jc w:val="both"/>
-              <w:rPr>
-                <w:lang w:eastAsia="zh-CN"/>
-              </w:rPr>
-            </w:pPr>
-            <w:r>
-              <w:rPr>
-                <w:rFonts w:hint="eastAsia"/>
-                <w:lang w:eastAsia="zh-CN"/>
-              </w:rPr>
-              <w:t>2025年</w:t>
-            </w:r>
-            <w:r>
-              <w:rPr>
-                <w:rFonts w:hint="eastAsia" w:eastAsiaTheme="minorEastAsia"/>
-                <w:lang w:eastAsia="zh-CN"/>
-              </w:rPr>
-              <w:t>7</w:t>
-            </w:r>
-            <w:r>
-              <w:rPr>
-                <w:rFonts w:hint="eastAsia"/>
-                <w:lang w:eastAsia="zh-CN"/>
-              </w:rPr>
-              <w:t>月</w:t>
-            </w:r>
-          </w:p>
-        </w:tc>
-      </w:tr>
-      <w:tr>
-        <w:tblPrEx>
-          <w:tblBorders>
-            <w:top w:val="single" w:color="auto" w:sz="4" w:space="0"/>
-            <w:left w:val="single" w:color="auto" w:sz="4" w:space="0"/>
-            <w:bottom w:val="single" w:color="auto" w:sz="4" w:space="0"/>
-            <w:right w:val="single" w:color="auto" w:sz="4" w:space="0"/>
-            <w:insideH w:val="single" w:color="auto" w:sz="4" w:space="0"/>
-            <w:insideV w:val="single" w:color="auto" w:sz="4" w:space="0"/>
-          </w:tblBorders>
-          <w:tblCellMar>
-            <w:top w:w="0" w:type="dxa"/>
-            <w:left w:w="108" w:type="dxa"/>
-            <w:bottom w:w="0" w:type="dxa"/>
-            <w:right w:w="108" w:type="dxa"/>
-          </w:tblCellMar>
-        </w:tblPrEx>
-        <w:tc>
-          <w:tcPr>
-            <w:tcW w:w="754" w:type="dxa"/>
-          </w:tcPr>
-          <w:p>
-            <w:pPr>
-              <w:pStyle w:val="29"/>
-              <w:widowControl w:val="0"/>
-              <w:numPr>
-                <w:ilvl w:val="0"/>
-                <w:numId w:val="2"/>
-              </w:numPr>
-              <w:ind w:firstLineChars="0"/>
-              <w:jc w:val="both"/>
-            </w:pPr>
-          </w:p>
-        </w:tc>
-        <w:tc>
-          <w:tcPr>
-            <w:tcW w:w="2325" w:type="dxa"/>
-          </w:tcPr>
-          <w:p>
-            <w:pPr>
-              <w:widowControl w:val="0"/>
-              <w:jc w:val="both"/>
-              <w:rPr>
-                <w:lang w:eastAsia="zh-CN"/>
-              </w:rPr>
-            </w:pPr>
-            <w:r>
-              <w:rPr>
-                <w:rFonts w:hint="eastAsia"/>
-                <w:lang w:eastAsia="zh-CN"/>
-              </w:rPr>
-              <w:t>需求分析</w:t>
-            </w:r>
-          </w:p>
-        </w:tc>
-        <w:tc>
-          <w:tcPr>
-            <w:tcW w:w="3749" w:type="dxa"/>
-          </w:tcPr>
-          <w:p>
-            <w:pPr>
-              <w:widowControl w:val="0"/>
-              <w:numPr>
-                <w:ilvl w:val="0"/>
-                <w:numId w:val="4"/>
-              </w:numPr>
-              <w:jc w:val="both"/>
-              <w:rPr>
-                <w:lang w:eastAsia="zh-CN"/>
-              </w:rPr>
-            </w:pPr>
-            <w:r>
-              <w:rPr>
-                <w:lang w:eastAsia="zh-CN"/>
-              </w:rPr>
-              <w:t>调研用户需求及相关行业产品，形成优化需求说明</w:t>
-            </w:r>
-          </w:p>
-        </w:tc>
-        <w:tc>
-          <w:tcPr>
-            <w:tcW w:w="1694" w:type="dxa"/>
-          </w:tcPr>
-          <w:p>
-            <w:pPr>
-              <w:widowControl w:val="0"/>
-              <w:jc w:val="both"/>
-              <w:rPr>
-                <w:lang w:eastAsia="zh-CN"/>
-              </w:rPr>
-            </w:pPr>
-            <w:r>
-              <w:rPr>
-                <w:rFonts w:hint="eastAsia"/>
-                <w:lang w:eastAsia="zh-CN"/>
-              </w:rPr>
-              <w:t>2025年</w:t>
-            </w:r>
-            <w:r>
-              <w:rPr>
-                <w:rFonts w:hint="eastAsia" w:eastAsiaTheme="minorEastAsia"/>
-                <w:lang w:eastAsia="zh-CN"/>
-              </w:rPr>
-              <w:t>7</w:t>
-            </w:r>
-            <w:r>
-              <w:rPr>
-                <w:rFonts w:hint="eastAsia"/>
-                <w:lang w:eastAsia="zh-CN"/>
-              </w:rPr>
-              <w:t>月</w:t>
-            </w:r>
-          </w:p>
-        </w:tc>
-      </w:tr>
-      <w:tr>
-        <w:tblPrEx>
-          <w:tblBorders>
-            <w:top w:val="single" w:color="auto" w:sz="4" w:space="0"/>
-            <w:left w:val="single" w:color="auto" w:sz="4" w:space="0"/>
-            <w:bottom w:val="single" w:color="auto" w:sz="4" w:space="0"/>
-            <w:right w:val="single" w:color="auto" w:sz="4" w:space="0"/>
-            <w:insideH w:val="single" w:color="auto" w:sz="4" w:space="0"/>
-            <w:insideV w:val="single" w:color="auto" w:sz="4" w:space="0"/>
-          </w:tblBorders>
-          <w:tblCellMar>
-            <w:top w:w="0" w:type="dxa"/>
-            <w:left w:w="108" w:type="dxa"/>
-            <w:bottom w:w="0" w:type="dxa"/>
-            <w:right w:w="108" w:type="dxa"/>
-          </w:tblCellMar>
-        </w:tblPrEx>
-        <w:tc>
-          <w:tcPr>
-            <w:tcW w:w="754" w:type="dxa"/>
-          </w:tcPr>
-          <w:p>
-            <w:pPr>
-              <w:pStyle w:val="29"/>
-              <w:widowControl w:val="0"/>
-              <w:numPr>
-                <w:ilvl w:val="0"/>
-                <w:numId w:val="2"/>
-              </w:numPr>
-              <w:ind w:firstLineChars="0"/>
-              <w:jc w:val="both"/>
-            </w:pPr>
-          </w:p>
-        </w:tc>
-        <w:tc>
-          <w:tcPr>
-            <w:tcW w:w="2325" w:type="dxa"/>
-          </w:tcPr>
-          <w:p>
-            <w:pPr>
-              <w:widowControl w:val="0"/>
-              <w:jc w:val="both"/>
-              <w:rPr>
-                <w:lang w:eastAsia="zh-CN"/>
-              </w:rPr>
-            </w:pPr>
-            <w:r>
-              <w:rPr>
-                <w:rFonts w:hint="eastAsia"/>
-                <w:lang w:eastAsia="zh-CN"/>
-              </w:rPr>
-              <w:t>项目筹划、设计</w:t>
-            </w:r>
-          </w:p>
-        </w:tc>
-        <w:tc>
-          <w:tcPr>
-            <w:tcW w:w="3749" w:type="dxa"/>
-          </w:tcPr>
-          <w:p>
-            <w:pPr>
-              <w:widowControl w:val="0"/>
-              <w:numPr>
-                <w:ilvl w:val="0"/>
-                <w:numId w:val="5"/>
-              </w:numPr>
-              <w:jc w:val="both"/>
-            </w:pPr>
-            <w:r>
-              <w:t>组建小组；</w:t>
-            </w:r>
-          </w:p>
-          <w:p>
-            <w:pPr>
-              <w:widowControl w:val="0"/>
-              <w:numPr>
-                <w:ilvl w:val="0"/>
-                <w:numId w:val="5"/>
-              </w:numPr>
-              <w:jc w:val="both"/>
-              <w:rPr>
-                <w:lang w:eastAsia="zh-CN"/>
-              </w:rPr>
-            </w:pPr>
-            <w:r>
-              <w:rPr>
-                <w:lang w:eastAsia="zh-CN"/>
-              </w:rPr>
-              <w:t>完成系统设计方案编制；</w:t>
-            </w:r>
-          </w:p>
-          <w:p>
-            <w:pPr>
-              <w:widowControl w:val="0"/>
-              <w:numPr>
-                <w:ilvl w:val="0"/>
-                <w:numId w:val="5"/>
-              </w:numPr>
-              <w:jc w:val="both"/>
-              <w:rPr>
-                <w:lang w:eastAsia="zh-CN"/>
-              </w:rPr>
-            </w:pPr>
-            <w:r>
-              <w:rPr>
-                <w:lang w:eastAsia="zh-CN"/>
-              </w:rPr>
-              <w:t>规划评审，评审通过后进行立项；</w:t>
-            </w:r>
-          </w:p>
-        </w:tc>
-        <w:tc>
-          <w:tcPr>
-            <w:tcW w:w="1694" w:type="dxa"/>
-          </w:tcPr>
-          <w:p>
-            <w:pPr>
-              <w:widowControl w:val="0"/>
-              <w:jc w:val="both"/>
-              <w:rPr>
-                <w:lang w:eastAsia="zh-CN"/>
-              </w:rPr>
-            </w:pPr>
-            <w:r>
-              <w:rPr>
-                <w:rFonts w:hint="eastAsia"/>
-                <w:lang w:eastAsia="zh-CN"/>
-              </w:rPr>
-              <w:t>2025年</w:t>
-            </w:r>
-            <w:r>
-              <w:rPr>
-                <w:rFonts w:hint="eastAsia" w:eastAsiaTheme="minorEastAsia"/>
-                <w:lang w:eastAsia="zh-CN"/>
-              </w:rPr>
-              <w:t>8</w:t>
-            </w:r>
-            <w:r>
-              <w:rPr>
-                <w:rFonts w:hint="eastAsia"/>
-                <w:lang w:eastAsia="zh-CN"/>
-              </w:rPr>
-              <w:t>月</w:t>
-            </w:r>
-          </w:p>
-        </w:tc>
-      </w:tr>
-      <w:tr>
-        <w:tblPrEx>
-          <w:tblBorders>
-            <w:top w:val="single" w:color="auto" w:sz="4" w:space="0"/>
-            <w:left w:val="single" w:color="auto" w:sz="4" w:space="0"/>
-            <w:bottom w:val="single" w:color="auto" w:sz="4" w:space="0"/>
-            <w:right w:val="single" w:color="auto" w:sz="4" w:space="0"/>
-            <w:insideH w:val="single" w:color="auto" w:sz="4" w:space="0"/>
-            <w:insideV w:val="single" w:color="auto" w:sz="4" w:space="0"/>
-          </w:tblBorders>
-          <w:tblCellMar>
-            <w:top w:w="0" w:type="dxa"/>
-            <w:left w:w="108" w:type="dxa"/>
-            <w:bottom w:w="0" w:type="dxa"/>
-            <w:right w:w="108" w:type="dxa"/>
-          </w:tblCellMar>
-        </w:tblPrEx>
-        <w:tc>
-          <w:tcPr>
-            <w:tcW w:w="754" w:type="dxa"/>
-          </w:tcPr>
-          <w:p>
-            <w:pPr>
-              <w:pStyle w:val="29"/>
-              <w:widowControl w:val="0"/>
-              <w:numPr>
-                <w:ilvl w:val="0"/>
-                <w:numId w:val="2"/>
-              </w:numPr>
-              <w:ind w:firstLineChars="0"/>
-              <w:jc w:val="both"/>
-            </w:pPr>
-          </w:p>
-        </w:tc>
-        <w:tc>
-          <w:tcPr>
-            <w:tcW w:w="2325" w:type="dxa"/>
-            <w:vMerge w:val="restart"/>
-          </w:tcPr>
-          <w:p>
-            <w:pPr>
-              <w:widowControl w:val="0"/>
-              <w:jc w:val="both"/>
-              <w:rPr>
-                <w:lang w:eastAsia="zh-CN"/>
-              </w:rPr>
-            </w:pPr>
-            <w:r>
-              <w:rPr>
-                <w:rFonts w:hint="eastAsia"/>
-                <w:lang w:eastAsia="zh-CN"/>
-              </w:rPr>
-              <w:t>开发、测试</w:t>
-            </w:r>
-          </w:p>
-        </w:tc>
-        <w:tc>
-          <w:tcPr>
-            <w:tcW w:w="3749" w:type="dxa"/>
-          </w:tcPr>
-          <w:p>
-            <w:pPr>
-              <w:widowControl w:val="0"/>
-              <w:numPr>
-                <w:ilvl w:val="0"/>
-                <w:numId w:val="6"/>
-              </w:numPr>
-              <w:jc w:val="both"/>
-              <w:rPr>
-                <w:lang w:eastAsia="zh-CN"/>
-              </w:rPr>
-            </w:pPr>
-            <w:r>
-              <w:rPr>
-                <w:rFonts w:hint="eastAsia"/>
-                <w:lang w:eastAsia="zh-CN"/>
-              </w:rPr>
-              <w:t>告警规则配置后台维护</w:t>
-            </w:r>
-          </w:p>
-        </w:tc>
-        <w:tc>
-          <w:tcPr>
-            <w:tcW w:w="1694" w:type="dxa"/>
-          </w:tcPr>
-          <w:p>
-            <w:pPr>
-              <w:widowControl w:val="0"/>
-              <w:jc w:val="both"/>
-              <w:rPr>
-                <w:lang w:eastAsia="zh-CN"/>
-              </w:rPr>
-            </w:pPr>
-            <w:r>
-              <w:rPr>
-                <w:rFonts w:hint="eastAsia"/>
-                <w:lang w:eastAsia="zh-CN"/>
-              </w:rPr>
-              <w:t>2025年</w:t>
-            </w:r>
-            <w:r>
-              <w:rPr>
-                <w:rFonts w:hint="eastAsia" w:eastAsiaTheme="minorEastAsia"/>
-                <w:lang w:eastAsia="zh-CN"/>
-              </w:rPr>
-              <w:t>9</w:t>
-            </w:r>
-            <w:r>
-              <w:rPr>
-                <w:rFonts w:hint="eastAsia"/>
-                <w:lang w:eastAsia="zh-CN"/>
-              </w:rPr>
-              <w:t>月</w:t>
-            </w:r>
-          </w:p>
-        </w:tc>
-      </w:tr>
-      <w:tr>
-        <w:tblPrEx>
-          <w:tblBorders>
-            <w:top w:val="single" w:color="auto" w:sz="4" w:space="0"/>
-            <w:left w:val="single" w:color="auto" w:sz="4" w:space="0"/>
-            <w:bottom w:val="single" w:color="auto" w:sz="4" w:space="0"/>
-            <w:right w:val="single" w:color="auto" w:sz="4" w:space="0"/>
-            <w:insideH w:val="single" w:color="auto" w:sz="4" w:space="0"/>
-            <w:insideV w:val="single" w:color="auto" w:sz="4" w:space="0"/>
-          </w:tblBorders>
-          <w:tblCellMar>
-            <w:top w:w="0" w:type="dxa"/>
-            <w:left w:w="108" w:type="dxa"/>
-            <w:bottom w:w="0" w:type="dxa"/>
-            <w:right w:w="108" w:type="dxa"/>
-          </w:tblCellMar>
-        </w:tblPrEx>
-        <w:tc>
-          <w:tcPr>
-            <w:tcW w:w="754" w:type="dxa"/>
-          </w:tcPr>
-          <w:p>
-            <w:pPr>
-              <w:pStyle w:val="29"/>
-              <w:widowControl w:val="0"/>
-              <w:numPr>
-                <w:ilvl w:val="0"/>
-                <w:numId w:val="2"/>
-              </w:numPr>
-              <w:ind w:firstLineChars="0"/>
-              <w:jc w:val="both"/>
-            </w:pPr>
-          </w:p>
-        </w:tc>
-        <w:tc>
-          <w:tcPr>
-            <w:tcW w:w="2325" w:type="dxa"/>
-            <w:vMerge w:val="continue"/>
-          </w:tcPr>
-          <w:p>
-            <w:pPr>
-              <w:pStyle w:val="29"/>
-              <w:widowControl w:val="0"/>
-              <w:ind w:firstLine="0" w:firstLineChars="0"/>
-              <w:jc w:val="both"/>
-            </w:pPr>
-          </w:p>
-        </w:tc>
-        <w:tc>
-          <w:tcPr>
-            <w:tcW w:w="3749" w:type="dxa"/>
-          </w:tcPr>
-          <w:p>
-            <w:pPr>
-              <w:widowControl w:val="0"/>
-              <w:numPr>
-                <w:ilvl w:val="0"/>
-                <w:numId w:val="6"/>
-              </w:numPr>
-              <w:jc w:val="both"/>
-              <w:rPr>
-                <w:lang w:eastAsia="zh-CN"/>
-              </w:rPr>
-            </w:pPr>
-            <w:r>
-              <w:rPr>
-                <w:rFonts w:hint="eastAsia"/>
-                <w:lang w:eastAsia="zh-CN"/>
-              </w:rPr>
-              <w:t>Alertmanager集成与配置中心模块</w:t>
-            </w:r>
-          </w:p>
-        </w:tc>
-        <w:tc>
-          <w:tcPr>
-            <w:tcW w:w="1694" w:type="dxa"/>
-          </w:tcPr>
-          <w:p>
-            <w:pPr>
-              <w:widowControl w:val="0"/>
-              <w:jc w:val="both"/>
-              <w:rPr>
-                <w:lang w:eastAsia="zh-CN"/>
-              </w:rPr>
-            </w:pPr>
-            <w:r>
-              <w:rPr>
-                <w:rFonts w:hint="eastAsia"/>
-                <w:lang w:eastAsia="zh-CN"/>
-              </w:rPr>
-              <w:t>2025年</w:t>
-            </w:r>
-            <w:r>
-              <w:rPr>
-                <w:rFonts w:hint="eastAsia" w:eastAsiaTheme="minorEastAsia"/>
-                <w:lang w:eastAsia="zh-CN"/>
-              </w:rPr>
-              <w:t>10</w:t>
-            </w:r>
-            <w:r>
-              <w:rPr>
-                <w:rFonts w:hint="eastAsia"/>
-                <w:lang w:eastAsia="zh-CN"/>
-              </w:rPr>
-              <w:t>月</w:t>
-            </w:r>
-          </w:p>
-        </w:tc>
-      </w:tr>
-      <w:tr>
-        <w:tblPrEx>
-          <w:tblBorders>
-            <w:top w:val="single" w:color="auto" w:sz="4" w:space="0"/>
-            <w:left w:val="single" w:color="auto" w:sz="4" w:space="0"/>
-            <w:bottom w:val="single" w:color="auto" w:sz="4" w:space="0"/>
-            <w:right w:val="single" w:color="auto" w:sz="4" w:space="0"/>
-            <w:insideH w:val="single" w:color="auto" w:sz="4" w:space="0"/>
-            <w:insideV w:val="single" w:color="auto" w:sz="4" w:space="0"/>
-          </w:tblBorders>
-          <w:tblCellMar>
-            <w:top w:w="0" w:type="dxa"/>
-            <w:left w:w="108" w:type="dxa"/>
-            <w:bottom w:w="0" w:type="dxa"/>
-            <w:right w:w="108" w:type="dxa"/>
-          </w:tblCellMar>
-        </w:tblPrEx>
-        <w:tc>
-          <w:tcPr>
-            <w:tcW w:w="754" w:type="dxa"/>
-          </w:tcPr>
-          <w:p>
-            <w:pPr>
-              <w:pStyle w:val="29"/>
-              <w:widowControl w:val="0"/>
-              <w:numPr>
-                <w:ilvl w:val="0"/>
-                <w:numId w:val="2"/>
-              </w:numPr>
-              <w:ind w:firstLineChars="0"/>
-              <w:jc w:val="both"/>
-            </w:pPr>
-          </w:p>
-        </w:tc>
-        <w:tc>
-          <w:tcPr>
-            <w:tcW w:w="2325" w:type="dxa"/>
-            <w:vMerge w:val="continue"/>
-          </w:tcPr>
-          <w:p>
-            <w:pPr>
-              <w:pStyle w:val="29"/>
-              <w:widowControl w:val="0"/>
-              <w:ind w:firstLine="0" w:firstLineChars="0"/>
-              <w:jc w:val="both"/>
-            </w:pPr>
-          </w:p>
-        </w:tc>
-        <w:tc>
-          <w:tcPr>
-            <w:tcW w:w="3749" w:type="dxa"/>
-          </w:tcPr>
-          <w:p>
-            <w:pPr>
-              <w:widowControl w:val="0"/>
-              <w:numPr>
-                <w:ilvl w:val="0"/>
-                <w:numId w:val="6"/>
-              </w:numPr>
-              <w:jc w:val="both"/>
-              <w:rPr>
-                <w:lang w:eastAsia="zh-CN"/>
-              </w:rPr>
-            </w:pPr>
-            <w:r>
-              <w:rPr>
-                <w:rFonts w:hint="eastAsia"/>
-                <w:lang w:eastAsia="zh-CN"/>
-              </w:rPr>
-              <w:t>邮件告警通道实现模块</w:t>
-            </w:r>
-          </w:p>
-        </w:tc>
-        <w:tc>
-          <w:tcPr>
-            <w:tcW w:w="1694" w:type="dxa"/>
-          </w:tcPr>
-          <w:p>
-            <w:pPr>
-              <w:widowControl w:val="0"/>
-              <w:jc w:val="both"/>
-              <w:rPr>
-                <w:lang w:eastAsia="zh-CN"/>
-              </w:rPr>
-            </w:pPr>
-            <w:r>
-              <w:rPr>
-                <w:rFonts w:hint="eastAsia"/>
-                <w:lang w:eastAsia="zh-CN"/>
-              </w:rPr>
-              <w:t>2025年</w:t>
-            </w:r>
-            <w:r>
-              <w:rPr>
-                <w:rFonts w:hint="eastAsia" w:eastAsiaTheme="minorEastAsia"/>
-                <w:lang w:val="en-US" w:eastAsia="zh-CN"/>
-              </w:rPr>
-              <w:t>10</w:t>
-            </w:r>
-            <w:r>
-              <w:rPr>
-                <w:rFonts w:hint="eastAsia"/>
-                <w:lang w:eastAsia="zh-CN"/>
-              </w:rPr>
-              <w:t>月</w:t>
-            </w:r>
-          </w:p>
-        </w:tc>
-      </w:tr>
-      <w:tr>
-        <w:tblPrEx>
-          <w:tblBorders>
-            <w:top w:val="single" w:color="auto" w:sz="4" w:space="0"/>
-            <w:left w:val="single" w:color="auto" w:sz="4" w:space="0"/>
-            <w:bottom w:val="single" w:color="auto" w:sz="4" w:space="0"/>
-            <w:right w:val="single" w:color="auto" w:sz="4" w:space="0"/>
-            <w:insideH w:val="single" w:color="auto" w:sz="4" w:space="0"/>
-            <w:insideV w:val="single" w:color="auto" w:sz="4" w:space="0"/>
-          </w:tblBorders>
-          <w:tblCellMar>
-            <w:top w:w="0" w:type="dxa"/>
-            <w:left w:w="108" w:type="dxa"/>
-            <w:bottom w:w="0" w:type="dxa"/>
-            <w:right w:w="108" w:type="dxa"/>
-          </w:tblCellMar>
-        </w:tblPrEx>
-        <w:tc>
-          <w:tcPr>
-            <w:tcW w:w="754" w:type="dxa"/>
-          </w:tcPr>
-          <w:p>
-            <w:pPr>
-              <w:pStyle w:val="29"/>
-              <w:widowControl w:val="0"/>
-              <w:numPr>
-                <w:ilvl w:val="0"/>
-                <w:numId w:val="2"/>
-              </w:numPr>
-              <w:ind w:firstLineChars="0"/>
-              <w:jc w:val="both"/>
-            </w:pPr>
-          </w:p>
-        </w:tc>
-        <w:tc>
-          <w:tcPr>
-            <w:tcW w:w="2325" w:type="dxa"/>
-            <w:vMerge w:val="continue"/>
-          </w:tcPr>
-          <w:p>
-            <w:pPr>
-              <w:pStyle w:val="29"/>
-              <w:widowControl w:val="0"/>
-              <w:ind w:firstLine="0" w:firstLineChars="0"/>
-              <w:jc w:val="both"/>
-            </w:pPr>
-          </w:p>
-        </w:tc>
-        <w:tc>
-          <w:tcPr>
-            <w:tcW w:w="3749" w:type="dxa"/>
-          </w:tcPr>
-          <w:p>
-            <w:pPr>
-              <w:widowControl w:val="0"/>
-              <w:numPr>
-                <w:ilvl w:val="0"/>
-                <w:numId w:val="6"/>
-              </w:numPr>
-              <w:jc w:val="both"/>
-              <w:rPr>
-                <w:lang w:eastAsia="zh-CN"/>
-              </w:rPr>
-            </w:pPr>
-            <w:r>
-              <w:rPr>
-                <w:rFonts w:hint="eastAsia"/>
-                <w:lang w:eastAsia="zh-CN"/>
-              </w:rPr>
-              <w:t>企业微信告警通道实现模块</w:t>
-            </w:r>
-          </w:p>
-        </w:tc>
-        <w:tc>
-          <w:tcPr>
-            <w:tcW w:w="1694" w:type="dxa"/>
-          </w:tcPr>
-          <w:p>
-            <w:pPr>
-              <w:widowControl w:val="0"/>
-              <w:jc w:val="both"/>
-              <w:rPr>
-                <w:lang w:eastAsia="zh-CN"/>
-              </w:rPr>
-            </w:pPr>
-            <w:r>
-              <w:rPr>
-                <w:rFonts w:hint="eastAsia"/>
-                <w:lang w:eastAsia="zh-CN"/>
-              </w:rPr>
-              <w:t>2025年</w:t>
-            </w:r>
-            <w:r>
-              <w:rPr>
-                <w:rFonts w:hint="eastAsia" w:eastAsiaTheme="minorEastAsia"/>
-                <w:lang w:val="en-US" w:eastAsia="zh-CN"/>
-              </w:rPr>
-              <w:t>11</w:t>
-            </w:r>
-            <w:r>
-              <w:rPr>
-                <w:rFonts w:hint="eastAsia"/>
-                <w:lang w:eastAsia="zh-CN"/>
-              </w:rPr>
-              <w:t>月</w:t>
-            </w:r>
-          </w:p>
-        </w:tc>
-      </w:tr>
-      <w:tr>
-        <w:tblPrEx>
-          <w:tblBorders>
-            <w:top w:val="single" w:color="auto" w:sz="4" w:space="0"/>
-            <w:left w:val="single" w:color="auto" w:sz="4" w:space="0"/>
-            <w:bottom w:val="single" w:color="auto" w:sz="4" w:space="0"/>
-            <w:right w:val="single" w:color="auto" w:sz="4" w:space="0"/>
-            <w:insideH w:val="single" w:color="auto" w:sz="4" w:space="0"/>
-            <w:insideV w:val="single" w:color="auto" w:sz="4" w:space="0"/>
-          </w:tblBorders>
-          <w:tblCellMar>
-            <w:top w:w="0" w:type="dxa"/>
-            <w:left w:w="108" w:type="dxa"/>
-            <w:bottom w:w="0" w:type="dxa"/>
-            <w:right w:w="108" w:type="dxa"/>
-          </w:tblCellMar>
-        </w:tblPrEx>
-        <w:tc>
-          <w:tcPr>
-            <w:tcW w:w="754" w:type="dxa"/>
-          </w:tcPr>
-          <w:p>
-            <w:pPr>
-              <w:pStyle w:val="29"/>
-              <w:widowControl w:val="0"/>
-              <w:numPr>
-                <w:ilvl w:val="0"/>
-                <w:numId w:val="2"/>
-              </w:numPr>
-              <w:ind w:firstLineChars="0"/>
-              <w:jc w:val="both"/>
-            </w:pPr>
-          </w:p>
-        </w:tc>
-        <w:tc>
-          <w:tcPr>
-            <w:tcW w:w="2325" w:type="dxa"/>
-            <w:vMerge w:val="continue"/>
-          </w:tcPr>
-          <w:p>
-            <w:pPr>
-              <w:pStyle w:val="29"/>
-              <w:widowControl w:val="0"/>
-              <w:ind w:firstLine="0" w:firstLineChars="0"/>
-              <w:jc w:val="both"/>
-            </w:pPr>
-          </w:p>
-        </w:tc>
-        <w:tc>
-          <w:tcPr>
-            <w:tcW w:w="3749" w:type="dxa"/>
-          </w:tcPr>
-          <w:p>
-            <w:pPr>
-              <w:widowControl w:val="0"/>
-              <w:numPr>
-                <w:ilvl w:val="0"/>
-                <w:numId w:val="6"/>
-              </w:numPr>
-              <w:jc w:val="both"/>
-              <w:rPr>
-                <w:lang w:eastAsia="zh-CN"/>
-              </w:rPr>
-            </w:pPr>
-            <w:r>
-              <w:rPr>
-                <w:rFonts w:hint="eastAsia"/>
-                <w:lang w:eastAsia="zh-CN"/>
-              </w:rPr>
-              <w:t>手机告警通道实现模块</w:t>
-            </w:r>
-          </w:p>
-        </w:tc>
-        <w:tc>
-          <w:tcPr>
-            <w:tcW w:w="1694" w:type="dxa"/>
-          </w:tcPr>
-          <w:p>
-            <w:pPr>
-              <w:widowControl w:val="0"/>
-              <w:jc w:val="both"/>
-              <w:rPr>
-                <w:lang w:eastAsia="zh-CN"/>
-              </w:rPr>
-            </w:pPr>
-            <w:r>
-              <w:rPr>
-                <w:rFonts w:hint="eastAsia"/>
-                <w:lang w:eastAsia="zh-CN"/>
-              </w:rPr>
-              <w:t>202</w:t>
-            </w:r>
-            <w:r>
-              <w:rPr>
-                <w:rFonts w:hint="eastAsia"/>
-                <w:lang w:val="en-US" w:eastAsia="zh-CN"/>
-              </w:rPr>
-              <w:t>5</w:t>
-            </w:r>
-            <w:r>
-              <w:rPr>
-                <w:rFonts w:hint="eastAsia"/>
-                <w:lang w:eastAsia="zh-CN"/>
-              </w:rPr>
-              <w:t>年</w:t>
-            </w:r>
-            <w:r>
-              <w:rPr>
-                <w:rFonts w:hint="eastAsia" w:eastAsiaTheme="minorEastAsia"/>
-                <w:lang w:eastAsia="zh-CN"/>
-              </w:rPr>
-              <w:t>1</w:t>
-            </w:r>
-            <w:r>
-              <w:rPr>
-                <w:rFonts w:hint="eastAsia" w:eastAsiaTheme="minorEastAsia"/>
-                <w:lang w:val="en-US" w:eastAsia="zh-CN"/>
-              </w:rPr>
-              <w:t>1</w:t>
-            </w:r>
-            <w:r>
-              <w:rPr>
-                <w:rFonts w:hint="eastAsia"/>
-                <w:lang w:eastAsia="zh-CN"/>
-              </w:rPr>
-              <w:t>月</w:t>
-            </w:r>
-          </w:p>
-        </w:tc>
-      </w:tr>
-      <w:tr>
-        <w:tblPrEx>
-          <w:tblBorders>
-            <w:top w:val="single" w:color="auto" w:sz="4" w:space="0"/>
-            <w:left w:val="single" w:color="auto" w:sz="4" w:space="0"/>
-            <w:bottom w:val="single" w:color="auto" w:sz="4" w:space="0"/>
-            <w:right w:val="single" w:color="auto" w:sz="4" w:space="0"/>
-            <w:insideH w:val="single" w:color="auto" w:sz="4" w:space="0"/>
-            <w:insideV w:val="single" w:color="auto" w:sz="4" w:space="0"/>
+            <w:top w:val="none" w:color="auto" w:sz="4" w:space="0"/>
+            <w:left w:val="none" w:color="auto" w:sz="4" w:space="0"/>
+            <w:bottom w:val="none" w:color="auto" w:sz="4" w:space="0"/>
+            <w:right w:val="none" w:color="auto" w:sz="4" w:space="0"/>
+            <w:insideH w:val="none" w:color="auto" w:sz="4" w:space="0"/>
+            <w:insideV w:val="none" w:color="auto" w:sz="4" w:space="0"/>
           </w:tblBorders>
           <w:tblCellMar>
             <w:top w:w="0" w:type="dxa"/>
@@ -3994,128 +2933,176 @@
           </w:tblCellMar>
         </w:tblPrEx>
         <w:trPr>
-          <w:trHeight w:val="339" w:hRule="atLeast"/>
+          <w:trHeight w:val="0" w:hRule="atLeast"/>
+          <w:tblHeader/>
+          <w:jc w:val="center"/>
         </w:trPr>
         <w:tc>
           <w:tcPr>
-            <w:tcW w:w="754" w:type="dxa"/>
+            <w:tcW w:w="917" w:type="dxa"/>
+            <w:tcBorders>
+              <w:top w:val="single" w:color="auto" w:sz="12" w:space="0"/>
+              <w:left w:val="single" w:color="auto" w:sz="12" w:space="0"/>
+              <w:bottom w:val="nil"/>
+              <w:right w:val="nil"/>
+            </w:tcBorders>
+            <w:noWrap w:val="0"/>
+            <w:tcMar>
+              <w:top w:w="-1" w:type="dxa"/>
+              <w:left w:w="-1" w:type="dxa"/>
+              <w:bottom w:w="-1" w:type="dxa"/>
+              <w:right w:w="-1" w:type="dxa"/>
+            </w:tcMar>
+            <w:vAlign w:val="center"/>
           </w:tcPr>
           <w:p>
             <w:pPr>
               <w:pStyle w:val="29"/>
               <w:widowControl w:val="0"/>
-              <w:numPr>
-                <w:ilvl w:val="0"/>
-                <w:numId w:val="2"/>
-              </w:numPr>
-              <w:ind w:firstLineChars="0"/>
-              <w:jc w:val="both"/>
-            </w:pPr>
-          </w:p>
-        </w:tc>
-        <w:tc>
-          <w:tcPr>
-            <w:tcW w:w="2325" w:type="dxa"/>
-          </w:tcPr>
-          <w:p>
-            <w:pPr>
-              <w:widowControl w:val="0"/>
-              <w:jc w:val="both"/>
-              <w:rPr>
+              <w:snapToGrid w:val="0"/>
+              <w:spacing w:line="240" w:lineRule="auto"/>
+              <w:ind w:left="0" w:leftChars="0" w:right="0" w:rightChars="0" w:firstLine="0" w:firstLineChars="0"/>
+              <w:jc w:val="center"/>
+              <w:rPr>
+                <w:rFonts w:ascii="Arial" w:eastAsia="宋体"/>
+                <w:b/>
                 <w:sz w:val="24"/>
-                <w:szCs w:val="24"/>
-                <w:lang w:eastAsia="zh-CN"/>
-              </w:rPr>
-            </w:pPr>
-            <w:r>
-              <w:rPr>
-                <w:rFonts w:hint="eastAsia"/>
-                <w:lang w:eastAsia="zh-CN"/>
-              </w:rPr>
-              <w:t>上线试运行</w:t>
-            </w:r>
-          </w:p>
-        </w:tc>
-        <w:tc>
-          <w:tcPr>
-            <w:tcW w:w="3749" w:type="dxa"/>
-          </w:tcPr>
-          <w:p>
-            <w:pPr>
-              <w:widowControl w:val="0"/>
-              <w:numPr>
-                <w:ilvl w:val="0"/>
-                <w:numId w:val="7"/>
-              </w:numPr>
-              <w:jc w:val="both"/>
-              <w:rPr>
-                <w:lang w:eastAsia="zh-CN"/>
-              </w:rPr>
-            </w:pPr>
-            <w:r>
-              <w:rPr>
-                <w:rFonts w:hint="eastAsia"/>
-                <w:lang w:eastAsia="zh-CN"/>
-              </w:rPr>
-              <w:t>测试完成后，首先在交付部试运行</w:t>
-            </w:r>
-          </w:p>
-        </w:tc>
-        <w:tc>
-          <w:tcPr>
-            <w:tcW w:w="1694" w:type="dxa"/>
-          </w:tcPr>
-          <w:p>
-            <w:pPr>
-              <w:widowControl w:val="0"/>
-              <w:jc w:val="both"/>
-              <w:rPr>
+              </w:rPr>
+            </w:pPr>
+            <w:bookmarkStart w:id="17" w:name="_GoBack" w:colFirst="0" w:colLast="3"/>
+            <w:r>
+              <w:rPr>
+                <w:rFonts w:hint="eastAsia" w:ascii="Arial" w:eastAsia="宋体"/>
+                <w:b/>
                 <w:sz w:val="24"/>
-                <w:szCs w:val="24"/>
-                <w:lang w:eastAsia="zh-CN"/>
-              </w:rPr>
-            </w:pPr>
-            <w:r>
-              <w:rPr>
-                <w:rFonts w:hint="eastAsia"/>
-                <w:lang w:eastAsia="zh-CN"/>
-              </w:rPr>
-              <w:t>202</w:t>
-            </w:r>
-            <w:r>
-              <w:rPr>
-                <w:rFonts w:hint="eastAsia"/>
-                <w:lang w:val="en-US" w:eastAsia="zh-CN"/>
-              </w:rPr>
-              <w:t>5</w:t>
-            </w:r>
-            <w:r>
-              <w:rPr>
-                <w:rFonts w:hint="eastAsia" w:ascii="宋体" w:hAnsi="宋体" w:eastAsia="宋体" w:cs="宋体"/>
-                <w:lang w:eastAsia="zh-CN"/>
-              </w:rPr>
-              <w:t>年</w:t>
-            </w:r>
-            <w:r>
-              <w:rPr>
-                <w:rFonts w:hint="eastAsia" w:eastAsiaTheme="minorEastAsia"/>
-                <w:lang w:eastAsia="zh-CN"/>
-              </w:rPr>
-              <w:t>1</w:t>
-            </w:r>
-            <w:r>
-              <w:rPr>
-                <w:rFonts w:hint="eastAsia" w:eastAsiaTheme="minorEastAsia"/>
-                <w:lang w:val="en-US" w:eastAsia="zh-CN"/>
-              </w:rPr>
-              <w:t>2</w:t>
-            </w:r>
-            <w:r>
-              <w:rPr>
-                <w:rFonts w:hint="eastAsia" w:ascii="宋体" w:hAnsi="宋体" w:eastAsia="宋体" w:cs="宋体"/>
-                <w:lang w:eastAsia="zh-CN"/>
-              </w:rPr>
-              <w:t>月</w:t>
+              </w:rPr>
+              <w:t>序号</w:t>
+            </w:r>
+          </w:p>
+        </w:tc>
+        <w:tc>
+          <w:tcPr>
+            <w:tcW w:w="0" w:type="auto"/>
+            <w:tcBorders>
+              <w:top w:val="single" w:color="auto" w:sz="12" w:space="0"/>
+              <w:left w:val="single" w:color="auto" w:sz="4" w:space="0"/>
+              <w:bottom w:val="nil"/>
+              <w:right w:val="nil"/>
+            </w:tcBorders>
+            <w:noWrap w:val="0"/>
+            <w:tcMar>
+              <w:top w:w="-1" w:type="dxa"/>
+              <w:left w:w="-1" w:type="dxa"/>
+              <w:bottom w:w="-1" w:type="dxa"/>
+              <w:right w:w="-1" w:type="dxa"/>
+            </w:tcMar>
+            <w:vAlign w:val="center"/>
+          </w:tcPr>
+          <w:p>
+            <w:pPr>
+              <w:pStyle w:val="29"/>
+              <w:widowControl w:val="0"/>
+              <w:snapToGrid w:val="0"/>
+              <w:spacing w:line="240" w:lineRule="auto"/>
+              <w:ind w:left="0" w:leftChars="0" w:right="0" w:rightChars="0" w:firstLine="0" w:firstLineChars="0"/>
+              <w:jc w:val="center"/>
+              <w:rPr>
+                <w:rFonts w:ascii="Arial" w:eastAsia="宋体"/>
+                <w:b/>
+                <w:sz w:val="24"/>
+              </w:rPr>
+            </w:pPr>
+            <w:r>
+              <w:rPr>
+                <w:rFonts w:hint="eastAsia" w:ascii="Arial" w:eastAsia="宋体"/>
+                <w:b/>
+                <w:sz w:val="24"/>
+              </w:rPr>
+              <w:t>任务阶段</w:t>
+            </w:r>
+          </w:p>
+        </w:tc>
+        <w:tc>
+          <w:tcPr>
+            <w:tcW w:w="4580" w:type="dxa"/>
+            <w:tcBorders>
+              <w:top w:val="single" w:color="auto" w:sz="12" w:space="0"/>
+              <w:left w:val="single" w:color="auto" w:sz="4" w:space="0"/>
+              <w:bottom w:val="nil"/>
+              <w:right w:val="nil"/>
+            </w:tcBorders>
+            <w:noWrap w:val="0"/>
+            <w:tcMar>
+              <w:top w:w="-1" w:type="dxa"/>
+              <w:left w:w="-1" w:type="dxa"/>
+              <w:bottom w:w="-1" w:type="dxa"/>
+              <w:right w:w="-1" w:type="dxa"/>
+            </w:tcMar>
+            <w:vAlign w:val="center"/>
+          </w:tcPr>
+          <w:p>
+            <w:pPr>
+              <w:pStyle w:val="29"/>
+              <w:widowControl w:val="0"/>
+              <w:snapToGrid w:val="0"/>
+              <w:spacing w:line="240" w:lineRule="auto"/>
+              <w:ind w:left="0" w:leftChars="0" w:right="0" w:rightChars="0" w:firstLine="0" w:firstLineChars="0"/>
+              <w:jc w:val="center"/>
+              <w:rPr>
+                <w:rFonts w:ascii="Arial" w:eastAsia="宋体"/>
+                <w:b/>
+                <w:sz w:val="24"/>
+              </w:rPr>
+            </w:pPr>
+            <w:r>
+              <w:rPr>
+                <w:rFonts w:hint="eastAsia" w:ascii="Arial" w:eastAsia="宋体"/>
+                <w:b/>
+                <w:sz w:val="24"/>
+              </w:rPr>
+              <w:t>任务内容</w:t>
+            </w:r>
+          </w:p>
+        </w:tc>
+        <w:tc>
+          <w:tcPr>
+            <w:tcW w:w="1254" w:type="dxa"/>
+            <w:tcBorders>
+              <w:top w:val="single" w:color="auto" w:sz="12" w:space="0"/>
+              <w:left w:val="single" w:color="auto" w:sz="4" w:space="0"/>
+              <w:bottom w:val="nil"/>
+              <w:right w:val="single" w:color="auto" w:sz="12" w:space="0"/>
+            </w:tcBorders>
+            <w:noWrap w:val="0"/>
+            <w:tcMar>
+              <w:top w:w="-1" w:type="dxa"/>
+              <w:left w:w="-1" w:type="dxa"/>
+              <w:bottom w:w="-1" w:type="dxa"/>
+              <w:right w:w="-1" w:type="dxa"/>
+            </w:tcMar>
+            <w:vAlign w:val="center"/>
+          </w:tcPr>
+          <w:p>
+            <w:pPr>
+              <w:widowControl w:val="0"/>
+              <w:snapToGrid w:val="0"/>
+              <w:ind w:left="0" w:leftChars="0" w:right="0" w:rightChars="0" w:firstLine="0" w:firstLineChars="0"/>
+              <w:jc w:val="center"/>
+              <w:rPr>
+                <w:rFonts w:ascii="Arial" w:eastAsia="宋体"/>
+                <w:b/>
+                <w:sz w:val="24"/>
+                <w:lang w:eastAsia="zh-CN"/>
+              </w:rPr>
+            </w:pPr>
+            <w:r>
+              <w:rPr>
+                <w:rFonts w:hint="eastAsia" w:ascii="Arial" w:eastAsia="宋体"/>
+                <w:b/>
+                <w:sz w:val="24"/>
+                <w:lang w:eastAsia="zh-CN"/>
+              </w:rPr>
+              <w:t>计划时间</w:t>
             </w:r>
           </w:p>
         </w:tc>
@@ -4123,12 +3110,12 @@
       <w:tr>
         <w:tblPrEx>
           <w:tblBorders>
-            <w:top w:val="single" w:color="auto" w:sz="4" w:space="0"/>
-            <w:left w:val="single" w:color="auto" w:sz="4" w:space="0"/>
-            <w:bottom w:val="single" w:color="auto" w:sz="4" w:space="0"/>
-            <w:right w:val="single" w:color="auto" w:sz="4" w:space="0"/>
-            <w:insideH w:val="single" w:color="auto" w:sz="4" w:space="0"/>
-            <w:insideV w:val="single" w:color="auto" w:sz="4" w:space="0"/>
+            <w:top w:val="none" w:color="auto" w:sz="4" w:space="0"/>
+            <w:left w:val="none" w:color="auto" w:sz="4" w:space="0"/>
+            <w:bottom w:val="none" w:color="auto" w:sz="4" w:space="0"/>
+            <w:right w:val="none" w:color="auto" w:sz="4" w:space="0"/>
+            <w:insideH w:val="none" w:color="auto" w:sz="4" w:space="0"/>
+            <w:insideV w:val="none" w:color="auto" w:sz="4" w:space="0"/>
           </w:tblBorders>
           <w:tblCellMar>
             <w:top w:w="0" w:type="dxa"/>
@@ -4138,11 +3125,26 @@
           </w:tblCellMar>
         </w:tblPrEx>
         <w:trPr>
-          <w:trHeight w:val="275" w:hRule="atLeast"/>
+          <w:trHeight w:val="0" w:hRule="atLeast"/>
+          <w:jc w:val="center"/>
         </w:trPr>
         <w:tc>
           <w:tcPr>
-            <w:tcW w:w="754" w:type="dxa"/>
+            <w:tcW w:w="917" w:type="dxa"/>
+            <w:tcBorders>
+              <w:top w:val="single" w:color="auto" w:sz="4" w:space="0"/>
+              <w:left w:val="single" w:color="auto" w:sz="12" w:space="0"/>
+              <w:bottom w:val="nil"/>
+              <w:right w:val="nil"/>
+            </w:tcBorders>
+            <w:noWrap w:val="0"/>
+            <w:tcMar>
+              <w:top w:w="-1" w:type="dxa"/>
+              <w:left w:w="-1" w:type="dxa"/>
+              <w:bottom w:w="-1" w:type="dxa"/>
+              <w:right w:w="-1" w:type="dxa"/>
+            </w:tcMar>
+            <w:vAlign w:val="center"/>
           </w:tcPr>
           <w:p>
             <w:pPr>
@@ -4152,100 +3154,162 @@
                 <w:ilvl w:val="0"/>
                 <w:numId w:val="2"/>
               </w:numPr>
-              <w:ind w:firstLineChars="0"/>
-              <w:jc w:val="both"/>
-            </w:pPr>
-          </w:p>
-        </w:tc>
-        <w:tc>
-          <w:tcPr>
-            <w:tcW w:w="2325" w:type="dxa"/>
-          </w:tcPr>
-          <w:p>
-            <w:pPr>
-              <w:widowControl w:val="0"/>
-              <w:jc w:val="both"/>
-              <w:rPr>
-                <w:sz w:val="24"/>
-                <w:szCs w:val="24"/>
-                <w:lang w:eastAsia="zh-CN"/>
-              </w:rPr>
-            </w:pPr>
-            <w:r>
-              <w:rPr>
-                <w:rFonts w:hint="eastAsia"/>
-                <w:lang w:eastAsia="zh-CN"/>
-              </w:rPr>
-              <w:t>BUG修复功能完善</w:t>
-            </w:r>
-          </w:p>
-        </w:tc>
-        <w:tc>
-          <w:tcPr>
-            <w:tcW w:w="3749" w:type="dxa"/>
+              <w:snapToGrid w:val="0"/>
+              <w:spacing w:line="240" w:lineRule="auto"/>
+              <w:ind w:left="0" w:leftChars="0" w:right="0" w:rightChars="0" w:firstLine="0" w:firstLineChars="0"/>
+              <w:jc w:val="center"/>
+              <w:rPr>
+                <w:rFonts w:ascii="Arial" w:eastAsia="Arial"/>
+                <w:sz w:val="21"/>
+              </w:rPr>
+            </w:pPr>
+          </w:p>
+        </w:tc>
+        <w:tc>
+          <w:tcPr>
+            <w:tcW w:w="0" w:type="auto"/>
+            <w:tcBorders>
+              <w:top w:val="single" w:color="auto" w:sz="4" w:space="0"/>
+              <w:left w:val="single" w:color="auto" w:sz="4" w:space="0"/>
+              <w:bottom w:val="nil"/>
+              <w:right w:val="nil"/>
+            </w:tcBorders>
+            <w:noWrap w:val="0"/>
+            <w:tcMar>
+              <w:top w:w="-1" w:type="dxa"/>
+              <w:left w:w="-1" w:type="dxa"/>
+              <w:bottom w:w="-1" w:type="dxa"/>
+              <w:right w:w="-1" w:type="dxa"/>
+            </w:tcMar>
+            <w:vAlign w:val="center"/>
+          </w:tcPr>
+          <w:p>
+            <w:pPr>
+              <w:widowControl w:val="0"/>
+              <w:snapToGrid w:val="0"/>
+              <w:ind w:left="0" w:leftChars="0" w:right="0" w:rightChars="0" w:firstLine="0" w:firstLineChars="0"/>
+              <w:jc w:val="center"/>
+              <w:rPr>
+                <w:rFonts w:ascii="Arial" w:eastAsia="Arial"/>
+                <w:sz w:val="21"/>
+                <w:lang w:eastAsia="zh-CN"/>
+              </w:rPr>
+            </w:pPr>
+            <w:r>
+              <w:rPr>
+                <w:rFonts w:hint="eastAsia" w:ascii="Arial" w:eastAsia="Arial"/>
+                <w:sz w:val="21"/>
+                <w:lang w:eastAsia="zh-CN"/>
+              </w:rPr>
+              <w:t>项目规划</w:t>
+            </w:r>
+          </w:p>
+        </w:tc>
+        <w:tc>
+          <w:tcPr>
+            <w:tcW w:w="4580" w:type="dxa"/>
+            <w:tcBorders>
+              <w:top w:val="single" w:color="auto" w:sz="4" w:space="0"/>
+              <w:left w:val="single" w:color="auto" w:sz="4" w:space="0"/>
+              <w:bottom w:val="nil"/>
+              <w:right w:val="nil"/>
+            </w:tcBorders>
+            <w:noWrap w:val="0"/>
+            <w:tcMar>
+              <w:top w:w="-1" w:type="dxa"/>
+              <w:left w:w="-1" w:type="dxa"/>
+              <w:bottom w:w="-1" w:type="dxa"/>
+              <w:right w:w="-1" w:type="dxa"/>
+            </w:tcMar>
+            <w:vAlign w:val="center"/>
           </w:tcPr>
           <w:p>
             <w:pPr>
               <w:widowControl w:val="0"/>
               <w:numPr>
                 <w:ilvl w:val="0"/>
-                <w:numId w:val="8"/>
+                <w:numId w:val="3"/>
               </w:numPr>
-              <w:jc w:val="both"/>
-              <w:rPr>
-                <w:lang w:eastAsia="zh-CN"/>
-              </w:rPr>
-            </w:pPr>
-            <w:r>
-              <w:rPr>
-                <w:rFonts w:hint="eastAsia"/>
-                <w:lang w:eastAsia="zh-CN"/>
-              </w:rPr>
-              <w:t>修复使用过程中发现的BUG</w:t>
-            </w:r>
-          </w:p>
-        </w:tc>
-        <w:tc>
-          <w:tcPr>
-            <w:tcW w:w="1694" w:type="dxa"/>
-          </w:tcPr>
-          <w:p>
-            <w:pPr>
-              <w:widowControl w:val="0"/>
-              <w:jc w:val="both"/>
-              <w:rPr>
-                <w:sz w:val="24"/>
-                <w:szCs w:val="24"/>
-                <w:lang w:eastAsia="zh-CN"/>
-              </w:rPr>
-            </w:pPr>
-            <w:r>
-              <w:rPr>
-                <w:rFonts w:hint="eastAsia"/>
-                <w:lang w:eastAsia="zh-CN"/>
-              </w:rPr>
-              <w:t>2026</w:t>
-            </w:r>
-            <w:r>
-              <w:rPr>
-                <w:rFonts w:hint="eastAsia" w:ascii="宋体" w:hAnsi="宋体" w:eastAsia="宋体" w:cs="宋体"/>
-                <w:lang w:eastAsia="zh-CN"/>
-              </w:rPr>
-              <w:t>年</w:t>
-            </w:r>
-            <w:r>
-              <w:rPr>
-                <w:rFonts w:hint="eastAsia" w:ascii="宋体" w:hAnsi="宋体" w:eastAsia="宋体" w:cs="宋体"/>
-                <w:lang w:val="en-US" w:eastAsia="zh-CN"/>
-              </w:rPr>
-              <w:t>1</w:t>
-            </w:r>
-            <w:r>
-              <w:rPr>
-                <w:rFonts w:hint="eastAsia" w:ascii="宋体" w:hAnsi="宋体" w:eastAsia="宋体" w:cs="宋体"/>
-                <w:lang w:eastAsia="zh-CN"/>
-              </w:rPr>
-              <w:t>月</w:t>
+              <w:snapToGrid w:val="0"/>
+              <w:ind w:left="0" w:leftChars="0" w:right="0" w:rightChars="0" w:firstLine="0" w:firstLineChars="0"/>
+              <w:jc w:val="left"/>
+              <w:rPr>
+                <w:rFonts w:ascii="Arial" w:eastAsia="Arial"/>
+                <w:sz w:val="21"/>
+                <w:lang w:eastAsia="zh-CN"/>
+              </w:rPr>
+            </w:pPr>
+            <w:r>
+              <w:rPr>
+                <w:rFonts w:ascii="Arial" w:eastAsia="Arial"/>
+                <w:sz w:val="21"/>
+                <w:lang w:eastAsia="zh-CN"/>
+              </w:rPr>
+              <w:t>项目相关人员沟通，进行相关技术调研及预演；</w:t>
+            </w:r>
+          </w:p>
+          <w:p>
+            <w:pPr>
+              <w:widowControl w:val="0"/>
+              <w:numPr>
+                <w:ilvl w:val="0"/>
+                <w:numId w:val="3"/>
+              </w:numPr>
+              <w:snapToGrid w:val="0"/>
+              <w:ind w:left="0" w:leftChars="0" w:right="0" w:rightChars="0" w:firstLine="0" w:firstLineChars="0"/>
+              <w:jc w:val="left"/>
+              <w:rPr>
+                <w:rFonts w:ascii="Arial" w:eastAsia="Arial"/>
+                <w:sz w:val="21"/>
+                <w:lang w:eastAsia="zh-CN"/>
+              </w:rPr>
+            </w:pPr>
+            <w:r>
+              <w:rPr>
+                <w:rFonts w:ascii="Arial" w:eastAsia="Arial"/>
+                <w:sz w:val="21"/>
+              </w:rPr>
+              <w:t>编写项目规划</w:t>
+            </w:r>
+          </w:p>
+        </w:tc>
+        <w:tc>
+          <w:tcPr>
+            <w:tcW w:w="1254" w:type="dxa"/>
+            <w:tcBorders>
+              <w:top w:val="single" w:color="auto" w:sz="4" w:space="0"/>
+              <w:left w:val="single" w:color="auto" w:sz="4" w:space="0"/>
+              <w:bottom w:val="nil"/>
+              <w:right w:val="single" w:color="auto" w:sz="12" w:space="0"/>
+            </w:tcBorders>
+            <w:noWrap w:val="0"/>
+            <w:tcMar>
+              <w:top w:w="-1" w:type="dxa"/>
+              <w:left w:w="-1" w:type="dxa"/>
+              <w:bottom w:w="-1" w:type="dxa"/>
+              <w:right w:w="-1" w:type="dxa"/>
+            </w:tcMar>
+            <w:vAlign w:val="center"/>
+          </w:tcPr>
+          <w:p>
+            <w:pPr>
+              <w:widowControl w:val="0"/>
+              <w:snapToGrid w:val="0"/>
+              <w:ind w:left="0" w:leftChars="0" w:right="0" w:rightChars="0" w:firstLine="0" w:firstLineChars="0"/>
+              <w:jc w:val="left"/>
+              <w:rPr>
+                <w:rFonts w:ascii="Arial" w:eastAsia="Arial"/>
+                <w:sz w:val="21"/>
+                <w:lang w:eastAsia="zh-CN"/>
+              </w:rPr>
+            </w:pPr>
+            <w:r>
+              <w:rPr>
+                <w:rFonts w:hint="eastAsia" w:ascii="Arial" w:eastAsia="Arial"/>
+                <w:sz w:val="21"/>
+                <w:lang w:eastAsia="zh-CN"/>
+              </w:rPr>
+              <w:t>2025年7月</w:t>
             </w:r>
           </w:p>
         </w:tc>
@@ -4253,12 +3317,12 @@
       <w:tr>
         <w:tblPrEx>
           <w:tblBorders>
-            <w:top w:val="single" w:color="auto" w:sz="4" w:space="0"/>
-            <w:left w:val="single" w:color="auto" w:sz="4" w:space="0"/>
-            <w:bottom w:val="single" w:color="auto" w:sz="4" w:space="0"/>
-            <w:right w:val="single" w:color="auto" w:sz="4" w:space="0"/>
-            <w:insideH w:val="single" w:color="auto" w:sz="4" w:space="0"/>
-            <w:insideV w:val="single" w:color="auto" w:sz="4" w:space="0"/>
+            <w:top w:val="none" w:color="auto" w:sz="4" w:space="0"/>
+            <w:left w:val="none" w:color="auto" w:sz="4" w:space="0"/>
+            <w:bottom w:val="none" w:color="auto" w:sz="4" w:space="0"/>
+            <w:right w:val="none" w:color="auto" w:sz="4" w:space="0"/>
+            <w:insideH w:val="none" w:color="auto" w:sz="4" w:space="0"/>
+            <w:insideV w:val="none" w:color="auto" w:sz="4" w:space="0"/>
           </w:tblBorders>
           <w:tblCellMar>
             <w:top w:w="0" w:type="dxa"/>
@@ -4267,9 +3331,27 @@
             <w:right w:w="108" w:type="dxa"/>
           </w:tblCellMar>
         </w:tblPrEx>
-        <w:tc>
-          <w:tcPr>
-            <w:tcW w:w="754" w:type="dxa"/>
+        <w:trPr>
+          <w:trHeight w:val="0" w:hRule="atLeast"/>
+          <w:jc w:val="center"/>
+        </w:trPr>
+        <w:tc>
+          <w:tcPr>
+            <w:tcW w:w="917" w:type="dxa"/>
+            <w:tcBorders>
+              <w:top w:val="single" w:color="auto" w:sz="4" w:space="0"/>
+              <w:left w:val="single" w:color="auto" w:sz="12" w:space="0"/>
+              <w:bottom w:val="nil"/>
+              <w:right w:val="nil"/>
+            </w:tcBorders>
+            <w:noWrap w:val="0"/>
+            <w:tcMar>
+              <w:top w:w="-1" w:type="dxa"/>
+              <w:left w:w="-1" w:type="dxa"/>
+              <w:bottom w:w="-1" w:type="dxa"/>
+              <w:right w:w="-1" w:type="dxa"/>
+            </w:tcMar>
+            <w:vAlign w:val="center"/>
           </w:tcPr>
           <w:p>
             <w:pPr>
@@ -4279,31 +3361,1857 @@
                 <w:ilvl w:val="0"/>
                 <w:numId w:val="2"/>
               </w:numPr>
-              <w:ind w:firstLineChars="0"/>
-              <w:jc w:val="both"/>
-              <w:rPr>
+              <w:snapToGrid w:val="0"/>
+              <w:spacing w:line="240" w:lineRule="auto"/>
+              <w:ind w:left="0" w:leftChars="0" w:right="0" w:rightChars="0" w:firstLine="0" w:firstLineChars="0"/>
+              <w:jc w:val="center"/>
+              <w:rPr>
+                <w:rFonts w:ascii="Arial" w:eastAsia="Arial"/>
+                <w:sz w:val="21"/>
+              </w:rPr>
+            </w:pPr>
+          </w:p>
+        </w:tc>
+        <w:tc>
+          <w:tcPr>
+            <w:tcW w:w="0" w:type="auto"/>
+            <w:tcBorders>
+              <w:top w:val="single" w:color="auto" w:sz="4" w:space="0"/>
+              <w:left w:val="single" w:color="auto" w:sz="4" w:space="0"/>
+              <w:bottom w:val="nil"/>
+              <w:right w:val="nil"/>
+            </w:tcBorders>
+            <w:noWrap w:val="0"/>
+            <w:tcMar>
+              <w:top w:w="-1" w:type="dxa"/>
+              <w:left w:w="-1" w:type="dxa"/>
+              <w:bottom w:w="-1" w:type="dxa"/>
+              <w:right w:w="-1" w:type="dxa"/>
+            </w:tcMar>
+            <w:vAlign w:val="center"/>
+          </w:tcPr>
+          <w:p>
+            <w:pPr>
+              <w:widowControl w:val="0"/>
+              <w:snapToGrid w:val="0"/>
+              <w:ind w:left="0" w:leftChars="0" w:right="0" w:rightChars="0" w:firstLine="0" w:firstLineChars="0"/>
+              <w:jc w:val="center"/>
+              <w:rPr>
+                <w:rFonts w:ascii="Arial" w:eastAsia="Arial"/>
+                <w:sz w:val="21"/>
+                <w:lang w:eastAsia="zh-CN"/>
+              </w:rPr>
+            </w:pPr>
+            <w:r>
+              <w:rPr>
+                <w:rFonts w:hint="eastAsia" w:ascii="Arial" w:eastAsia="Arial"/>
+                <w:sz w:val="21"/>
+                <w:lang w:eastAsia="zh-CN"/>
+              </w:rPr>
+              <w:t>需求分析</w:t>
+            </w:r>
+          </w:p>
+        </w:tc>
+        <w:tc>
+          <w:tcPr>
+            <w:tcW w:w="4580" w:type="dxa"/>
+            <w:tcBorders>
+              <w:top w:val="single" w:color="auto" w:sz="4" w:space="0"/>
+              <w:left w:val="single" w:color="auto" w:sz="4" w:space="0"/>
+              <w:bottom w:val="nil"/>
+              <w:right w:val="nil"/>
+            </w:tcBorders>
+            <w:noWrap w:val="0"/>
+            <w:tcMar>
+              <w:top w:w="-1" w:type="dxa"/>
+              <w:left w:w="-1" w:type="dxa"/>
+              <w:bottom w:w="-1" w:type="dxa"/>
+              <w:right w:w="-1" w:type="dxa"/>
+            </w:tcMar>
+            <w:vAlign w:val="center"/>
+          </w:tcPr>
+          <w:p>
+            <w:pPr>
+              <w:widowControl w:val="0"/>
+              <w:numPr>
+                <w:ilvl w:val="0"/>
+                <w:numId w:val="4"/>
+              </w:numPr>
+              <w:snapToGrid w:val="0"/>
+              <w:ind w:left="0" w:leftChars="0" w:right="0" w:rightChars="0" w:firstLine="0" w:firstLineChars="0"/>
+              <w:jc w:val="left"/>
+              <w:rPr>
+                <w:rFonts w:ascii="Arial" w:eastAsia="Arial"/>
+                <w:sz w:val="21"/>
+                <w:lang w:eastAsia="zh-CN"/>
+              </w:rPr>
+            </w:pPr>
+            <w:r>
+              <w:rPr>
+                <w:rFonts w:ascii="Arial" w:eastAsia="Arial"/>
+                <w:sz w:val="21"/>
+                <w:lang w:eastAsia="zh-CN"/>
+              </w:rPr>
+              <w:t>调研用户需求及相关行业产品，形成优化需求说明</w:t>
+            </w:r>
+          </w:p>
+        </w:tc>
+        <w:tc>
+          <w:tcPr>
+            <w:tcW w:w="1254" w:type="dxa"/>
+            <w:tcBorders>
+              <w:top w:val="single" w:color="auto" w:sz="4" w:space="0"/>
+              <w:left w:val="single" w:color="auto" w:sz="4" w:space="0"/>
+              <w:bottom w:val="nil"/>
+              <w:right w:val="single" w:color="auto" w:sz="12" w:space="0"/>
+            </w:tcBorders>
+            <w:noWrap w:val="0"/>
+            <w:tcMar>
+              <w:top w:w="-1" w:type="dxa"/>
+              <w:left w:w="-1" w:type="dxa"/>
+              <w:bottom w:w="-1" w:type="dxa"/>
+              <w:right w:w="-1" w:type="dxa"/>
+            </w:tcMar>
+            <w:vAlign w:val="center"/>
+          </w:tcPr>
+          <w:p>
+            <w:pPr>
+              <w:widowControl w:val="0"/>
+              <w:snapToGrid w:val="0"/>
+              <w:ind w:left="0" w:leftChars="0" w:right="0" w:rightChars="0" w:firstLine="0" w:firstLineChars="0"/>
+              <w:jc w:val="left"/>
+              <w:rPr>
+                <w:rFonts w:ascii="Arial" w:eastAsia="Arial"/>
+                <w:sz w:val="21"/>
+                <w:lang w:eastAsia="zh-CN"/>
+              </w:rPr>
+            </w:pPr>
+            <w:r>
+              <w:rPr>
+                <w:rFonts w:hint="eastAsia" w:ascii="Arial" w:eastAsia="Arial"/>
+                <w:sz w:val="21"/>
+                <w:lang w:eastAsia="zh-CN"/>
+              </w:rPr>
+              <w:t>2025年7月</w:t>
+            </w:r>
+          </w:p>
+        </w:tc>
+      </w:tr>
+      <w:tr>
+        <w:tblPrEx>
+          <w:tblBorders>
+            <w:top w:val="none" w:color="auto" w:sz="4" w:space="0"/>
+            <w:left w:val="none" w:color="auto" w:sz="4" w:space="0"/>
+            <w:bottom w:val="none" w:color="auto" w:sz="4" w:space="0"/>
+            <w:right w:val="none" w:color="auto" w:sz="4" w:space="0"/>
+            <w:insideH w:val="none" w:color="auto" w:sz="4" w:space="0"/>
+            <w:insideV w:val="none" w:color="auto" w:sz="4" w:space="0"/>
+          </w:tblBorders>
+          <w:tblCellMar>
+            <w:top w:w="0" w:type="dxa"/>
+            <w:left w:w="108" w:type="dxa"/>
+            <w:bottom w:w="0" w:type="dxa"/>
+            <w:right w:w="108" w:type="dxa"/>
+          </w:tblCellMar>
+        </w:tblPrEx>
+        <w:trPr>
+          <w:trHeight w:val="0" w:hRule="atLeast"/>
+          <w:jc w:val="center"/>
+        </w:trPr>
+        <w:tc>
+          <w:tcPr>
+            <w:tcW w:w="917" w:type="dxa"/>
+            <w:tcBorders>
+              <w:top w:val="single" w:color="auto" w:sz="4" w:space="0"/>
+              <w:left w:val="single" w:color="auto" w:sz="12" w:space="0"/>
+              <w:bottom w:val="nil"/>
+              <w:right w:val="nil"/>
+            </w:tcBorders>
+            <w:noWrap w:val="0"/>
+            <w:tcMar>
+              <w:top w:w="-1" w:type="dxa"/>
+              <w:left w:w="-1" w:type="dxa"/>
+              <w:bottom w:w="-1" w:type="dxa"/>
+              <w:right w:w="-1" w:type="dxa"/>
+            </w:tcMar>
+            <w:vAlign w:val="center"/>
+          </w:tcPr>
+          <w:p>
+            <w:pPr>
+              <w:pStyle w:val="29"/>
+              <w:widowControl w:val="0"/>
+              <w:numPr>
+                <w:ilvl w:val="0"/>
+                <w:numId w:val="2"/>
+              </w:numPr>
+              <w:snapToGrid w:val="0"/>
+              <w:spacing w:line="240" w:lineRule="auto"/>
+              <w:ind w:left="0" w:leftChars="0" w:right="0" w:rightChars="0" w:firstLine="0" w:firstLineChars="0"/>
+              <w:jc w:val="center"/>
+              <w:rPr>
+                <w:rFonts w:ascii="Arial" w:eastAsia="Arial"/>
+                <w:sz w:val="21"/>
+              </w:rPr>
+            </w:pPr>
+          </w:p>
+        </w:tc>
+        <w:tc>
+          <w:tcPr>
+            <w:tcW w:w="0" w:type="auto"/>
+            <w:tcBorders>
+              <w:top w:val="single" w:color="auto" w:sz="4" w:space="0"/>
+              <w:left w:val="single" w:color="auto" w:sz="4" w:space="0"/>
+              <w:bottom w:val="nil"/>
+              <w:right w:val="nil"/>
+            </w:tcBorders>
+            <w:noWrap w:val="0"/>
+            <w:tcMar>
+              <w:top w:w="-1" w:type="dxa"/>
+              <w:left w:w="-1" w:type="dxa"/>
+              <w:bottom w:w="-1" w:type="dxa"/>
+              <w:right w:w="-1" w:type="dxa"/>
+            </w:tcMar>
+            <w:vAlign w:val="center"/>
+          </w:tcPr>
+          <w:p>
+            <w:pPr>
+              <w:widowControl w:val="0"/>
+              <w:snapToGrid w:val="0"/>
+              <w:ind w:left="0" w:leftChars="0" w:right="0" w:rightChars="0" w:firstLine="0" w:firstLineChars="0"/>
+              <w:jc w:val="center"/>
+              <w:rPr>
+                <w:rFonts w:ascii="Arial" w:eastAsia="Arial"/>
+                <w:sz w:val="21"/>
+                <w:lang w:eastAsia="zh-CN"/>
+              </w:rPr>
+            </w:pPr>
+            <w:r>
+              <w:rPr>
+                <w:rFonts w:hint="eastAsia" w:ascii="Arial" w:eastAsia="Arial"/>
+                <w:sz w:val="21"/>
+                <w:lang w:eastAsia="zh-CN"/>
+              </w:rPr>
+              <w:t>项目筹划、设计</w:t>
+            </w:r>
+          </w:p>
+        </w:tc>
+        <w:tc>
+          <w:tcPr>
+            <w:tcW w:w="4580" w:type="dxa"/>
+            <w:tcBorders>
+              <w:top w:val="single" w:color="auto" w:sz="4" w:space="0"/>
+              <w:left w:val="single" w:color="auto" w:sz="4" w:space="0"/>
+              <w:bottom w:val="nil"/>
+              <w:right w:val="nil"/>
+            </w:tcBorders>
+            <w:noWrap w:val="0"/>
+            <w:tcMar>
+              <w:top w:w="-1" w:type="dxa"/>
+              <w:left w:w="-1" w:type="dxa"/>
+              <w:bottom w:w="-1" w:type="dxa"/>
+              <w:right w:w="-1" w:type="dxa"/>
+            </w:tcMar>
+            <w:vAlign w:val="center"/>
+          </w:tcPr>
+          <w:p>
+            <w:pPr>
+              <w:widowControl w:val="0"/>
+              <w:numPr>
+                <w:ilvl w:val="0"/>
+                <w:numId w:val="5"/>
+              </w:numPr>
+              <w:snapToGrid w:val="0"/>
+              <w:ind w:left="0" w:leftChars="0" w:right="0" w:rightChars="0" w:firstLine="0" w:firstLineChars="0"/>
+              <w:jc w:val="left"/>
+              <w:rPr>
+                <w:rFonts w:ascii="Arial" w:eastAsia="Arial"/>
+                <w:sz w:val="21"/>
+              </w:rPr>
+            </w:pPr>
+            <w:r>
+              <w:rPr>
+                <w:rFonts w:ascii="Arial" w:eastAsia="Arial"/>
+                <w:sz w:val="21"/>
+              </w:rPr>
+              <w:t>组建小组；</w:t>
+            </w:r>
+          </w:p>
+          <w:p>
+            <w:pPr>
+              <w:widowControl w:val="0"/>
+              <w:numPr>
+                <w:ilvl w:val="0"/>
+                <w:numId w:val="5"/>
+              </w:numPr>
+              <w:snapToGrid w:val="0"/>
+              <w:ind w:left="0" w:leftChars="0" w:right="0" w:rightChars="0" w:firstLine="0" w:firstLineChars="0"/>
+              <w:jc w:val="left"/>
+              <w:rPr>
+                <w:rFonts w:ascii="Arial" w:eastAsia="Arial"/>
+                <w:sz w:val="21"/>
+                <w:lang w:eastAsia="zh-CN"/>
+              </w:rPr>
+            </w:pPr>
+            <w:r>
+              <w:rPr>
+                <w:rFonts w:ascii="Arial" w:eastAsia="Arial"/>
+                <w:sz w:val="21"/>
+                <w:lang w:eastAsia="zh-CN"/>
+              </w:rPr>
+              <w:t>完成系统设计方案编制；</w:t>
+            </w:r>
+          </w:p>
+          <w:p>
+            <w:pPr>
+              <w:widowControl w:val="0"/>
+              <w:numPr>
+                <w:ilvl w:val="0"/>
+                <w:numId w:val="5"/>
+              </w:numPr>
+              <w:snapToGrid w:val="0"/>
+              <w:ind w:left="0" w:leftChars="0" w:right="0" w:rightChars="0" w:firstLine="0" w:firstLineChars="0"/>
+              <w:jc w:val="left"/>
+              <w:rPr>
+                <w:rFonts w:ascii="Arial" w:eastAsia="Arial"/>
+                <w:sz w:val="21"/>
+                <w:lang w:eastAsia="zh-CN"/>
+              </w:rPr>
+            </w:pPr>
+            <w:r>
+              <w:rPr>
+                <w:rFonts w:ascii="Arial" w:eastAsia="Arial"/>
+                <w:sz w:val="21"/>
+                <w:lang w:eastAsia="zh-CN"/>
+              </w:rPr>
+              <w:t>规划评审，评审通过后进行立项；</w:t>
+            </w:r>
+          </w:p>
+        </w:tc>
+        <w:tc>
+          <w:tcPr>
+            <w:tcW w:w="1254" w:type="dxa"/>
+            <w:tcBorders>
+              <w:top w:val="single" w:color="auto" w:sz="4" w:space="0"/>
+              <w:left w:val="single" w:color="auto" w:sz="4" w:space="0"/>
+              <w:bottom w:val="nil"/>
+              <w:right w:val="single" w:color="auto" w:sz="12" w:space="0"/>
+            </w:tcBorders>
+            <w:noWrap w:val="0"/>
+            <w:tcMar>
+              <w:top w:w="-1" w:type="dxa"/>
+              <w:left w:w="-1" w:type="dxa"/>
+              <w:bottom w:w="-1" w:type="dxa"/>
+              <w:right w:w="-1" w:type="dxa"/>
+            </w:tcMar>
+            <w:vAlign w:val="center"/>
+          </w:tcPr>
+          <w:p>
+            <w:pPr>
+              <w:widowControl w:val="0"/>
+              <w:snapToGrid w:val="0"/>
+              <w:ind w:left="0" w:leftChars="0" w:right="0" w:rightChars="0" w:firstLine="0" w:firstLineChars="0"/>
+              <w:jc w:val="left"/>
+              <w:rPr>
+                <w:rFonts w:ascii="Arial" w:eastAsia="Arial"/>
+                <w:sz w:val="21"/>
+                <w:lang w:eastAsia="zh-CN"/>
+              </w:rPr>
+            </w:pPr>
+            <w:r>
+              <w:rPr>
+                <w:rFonts w:hint="eastAsia" w:ascii="Arial" w:eastAsia="Arial"/>
+                <w:sz w:val="21"/>
+                <w:lang w:eastAsia="zh-CN"/>
+              </w:rPr>
+              <w:t>2025年8月</w:t>
+            </w:r>
+          </w:p>
+        </w:tc>
+      </w:tr>
+      <w:tr>
+        <w:tblPrEx>
+          <w:tblBorders>
+            <w:top w:val="none" w:color="auto" w:sz="4" w:space="0"/>
+            <w:left w:val="none" w:color="auto" w:sz="4" w:space="0"/>
+            <w:bottom w:val="none" w:color="auto" w:sz="4" w:space="0"/>
+            <w:right w:val="none" w:color="auto" w:sz="4" w:space="0"/>
+            <w:insideH w:val="none" w:color="auto" w:sz="4" w:space="0"/>
+            <w:insideV w:val="none" w:color="auto" w:sz="4" w:space="0"/>
+          </w:tblBorders>
+          <w:tblCellMar>
+            <w:top w:w="0" w:type="dxa"/>
+            <w:left w:w="108" w:type="dxa"/>
+            <w:bottom w:w="0" w:type="dxa"/>
+            <w:right w:w="108" w:type="dxa"/>
+          </w:tblCellMar>
+        </w:tblPrEx>
+        <w:trPr>
+          <w:trHeight w:val="0" w:hRule="atLeast"/>
+          <w:jc w:val="center"/>
+        </w:trPr>
+        <w:tc>
+          <w:tcPr>
+            <w:tcW w:w="917" w:type="dxa"/>
+            <w:tcBorders>
+              <w:top w:val="single" w:color="auto" w:sz="4" w:space="0"/>
+              <w:left w:val="single" w:color="auto" w:sz="12" w:space="0"/>
+              <w:bottom w:val="nil"/>
+              <w:right w:val="nil"/>
+            </w:tcBorders>
+            <w:noWrap w:val="0"/>
+            <w:tcMar>
+              <w:top w:w="-1" w:type="dxa"/>
+              <w:left w:w="-1" w:type="dxa"/>
+              <w:bottom w:w="-1" w:type="dxa"/>
+              <w:right w:w="-1" w:type="dxa"/>
+            </w:tcMar>
+            <w:vAlign w:val="center"/>
+          </w:tcPr>
+          <w:p>
+            <w:pPr>
+              <w:pStyle w:val="29"/>
+              <w:widowControl w:val="0"/>
+              <w:numPr>
+                <w:ilvl w:val="0"/>
+                <w:numId w:val="2"/>
+              </w:numPr>
+              <w:snapToGrid w:val="0"/>
+              <w:spacing w:line="240" w:lineRule="auto"/>
+              <w:ind w:left="0" w:leftChars="0" w:right="0" w:rightChars="0" w:firstLine="0" w:firstLineChars="0"/>
+              <w:jc w:val="center"/>
+              <w:rPr>
+                <w:rFonts w:ascii="Arial" w:eastAsia="Arial"/>
+                <w:sz w:val="21"/>
+              </w:rPr>
+            </w:pPr>
+          </w:p>
+        </w:tc>
+        <w:tc>
+          <w:tcPr>
+            <w:tcW w:w="0" w:type="auto"/>
+            <w:vMerge w:val="restart"/>
+            <w:tcBorders>
+              <w:top w:val="single" w:color="auto" w:sz="4" w:space="0"/>
+              <w:left w:val="single" w:color="auto" w:sz="4" w:space="0"/>
+              <w:bottom w:val="nil"/>
+              <w:right w:val="nil"/>
+            </w:tcBorders>
+            <w:noWrap w:val="0"/>
+            <w:tcMar>
+              <w:top w:w="-1" w:type="dxa"/>
+              <w:left w:w="-1" w:type="dxa"/>
+              <w:bottom w:w="-1" w:type="dxa"/>
+              <w:right w:w="-1" w:type="dxa"/>
+            </w:tcMar>
+            <w:vAlign w:val="center"/>
+          </w:tcPr>
+          <w:p>
+            <w:pPr>
+              <w:widowControl w:val="0"/>
+              <w:snapToGrid w:val="0"/>
+              <w:ind w:left="0" w:leftChars="0" w:right="0" w:rightChars="0" w:firstLine="0" w:firstLineChars="0"/>
+              <w:jc w:val="center"/>
+              <w:rPr>
+                <w:rFonts w:ascii="Arial" w:eastAsia="Arial"/>
+                <w:sz w:val="21"/>
+                <w:lang w:eastAsia="zh-CN"/>
+              </w:rPr>
+            </w:pPr>
+            <w:r>
+              <w:rPr>
+                <w:rFonts w:hint="eastAsia" w:ascii="Arial" w:eastAsia="Arial"/>
+                <w:sz w:val="21"/>
+                <w:lang w:eastAsia="zh-CN"/>
+              </w:rPr>
+              <w:t>开发、测试</w:t>
+            </w:r>
+          </w:p>
+        </w:tc>
+        <w:tc>
+          <w:tcPr>
+            <w:tcW w:w="4580" w:type="dxa"/>
+            <w:tcBorders>
+              <w:top w:val="single" w:color="auto" w:sz="4" w:space="0"/>
+              <w:left w:val="single" w:color="auto" w:sz="4" w:space="0"/>
+              <w:bottom w:val="nil"/>
+              <w:right w:val="nil"/>
+            </w:tcBorders>
+            <w:noWrap w:val="0"/>
+            <w:tcMar>
+              <w:top w:w="-1" w:type="dxa"/>
+              <w:left w:w="-1" w:type="dxa"/>
+              <w:bottom w:w="-1" w:type="dxa"/>
+              <w:right w:w="-1" w:type="dxa"/>
+            </w:tcMar>
+            <w:vAlign w:val="center"/>
+          </w:tcPr>
+          <w:p>
+            <w:pPr>
+              <w:widowControl w:val="0"/>
+              <w:numPr>
+                <w:ilvl w:val="0"/>
+                <w:numId w:val="6"/>
+              </w:numPr>
+              <w:snapToGrid w:val="0"/>
+              <w:ind w:left="0" w:leftChars="0" w:right="0" w:rightChars="0" w:firstLine="0" w:firstLineChars="0"/>
+              <w:jc w:val="left"/>
+              <w:rPr>
+                <w:rFonts w:ascii="Arial" w:eastAsia="Arial"/>
+                <w:sz w:val="21"/>
+                <w:lang w:eastAsia="zh-CN"/>
+              </w:rPr>
+            </w:pPr>
+            <w:r>
+              <w:rPr>
+                <w:rFonts w:hint="eastAsia" w:ascii="Arial" w:eastAsia="Arial"/>
+                <w:sz w:val="21"/>
+                <w:lang w:eastAsia="zh-CN"/>
+              </w:rPr>
+              <w:t>告警规则配置后台维护</w:t>
+            </w:r>
+          </w:p>
+        </w:tc>
+        <w:tc>
+          <w:tcPr>
+            <w:tcW w:w="1254" w:type="dxa"/>
+            <w:tcBorders>
+              <w:top w:val="single" w:color="auto" w:sz="4" w:space="0"/>
+              <w:left w:val="single" w:color="auto" w:sz="4" w:space="0"/>
+              <w:bottom w:val="nil"/>
+              <w:right w:val="single" w:color="auto" w:sz="12" w:space="0"/>
+            </w:tcBorders>
+            <w:noWrap w:val="0"/>
+            <w:tcMar>
+              <w:top w:w="-1" w:type="dxa"/>
+              <w:left w:w="-1" w:type="dxa"/>
+              <w:bottom w:w="-1" w:type="dxa"/>
+              <w:right w:w="-1" w:type="dxa"/>
+            </w:tcMar>
+            <w:vAlign w:val="center"/>
+          </w:tcPr>
+          <w:p>
+            <w:pPr>
+              <w:widowControl w:val="0"/>
+              <w:snapToGrid w:val="0"/>
+              <w:ind w:left="0" w:leftChars="0" w:right="0" w:rightChars="0" w:firstLine="0" w:firstLineChars="0"/>
+              <w:jc w:val="left"/>
+              <w:rPr>
+                <w:rFonts w:ascii="Arial" w:eastAsia="Arial"/>
+                <w:sz w:val="21"/>
+                <w:lang w:eastAsia="zh-CN"/>
+              </w:rPr>
+            </w:pPr>
+            <w:r>
+              <w:rPr>
+                <w:rFonts w:hint="eastAsia" w:ascii="Arial" w:eastAsia="Arial"/>
+                <w:sz w:val="21"/>
+                <w:lang w:eastAsia="zh-CN"/>
+              </w:rPr>
+              <w:t>2025年9月</w:t>
+            </w:r>
+          </w:p>
+        </w:tc>
+      </w:tr>
+      <w:tr>
+        <w:tblPrEx>
+          <w:tblBorders>
+            <w:top w:val="none" w:color="auto" w:sz="4" w:space="0"/>
+            <w:left w:val="none" w:color="auto" w:sz="4" w:space="0"/>
+            <w:bottom w:val="none" w:color="auto" w:sz="4" w:space="0"/>
+            <w:right w:val="none" w:color="auto" w:sz="4" w:space="0"/>
+            <w:insideH w:val="none" w:color="auto" w:sz="4" w:space="0"/>
+            <w:insideV w:val="none" w:color="auto" w:sz="4" w:space="0"/>
+          </w:tblBorders>
+          <w:tblCellMar>
+            <w:top w:w="0" w:type="dxa"/>
+            <w:left w:w="108" w:type="dxa"/>
+            <w:bottom w:w="0" w:type="dxa"/>
+            <w:right w:w="108" w:type="dxa"/>
+          </w:tblCellMar>
+        </w:tblPrEx>
+        <w:trPr>
+          <w:trHeight w:val="0" w:hRule="atLeast"/>
+          <w:jc w:val="center"/>
+        </w:trPr>
+        <w:tc>
+          <w:tcPr>
+            <w:tcW w:w="917" w:type="dxa"/>
+            <w:tcBorders>
+              <w:top w:val="single" w:color="auto" w:sz="4" w:space="0"/>
+              <w:left w:val="single" w:color="auto" w:sz="12" w:space="0"/>
+              <w:bottom w:val="nil"/>
+              <w:right w:val="nil"/>
+            </w:tcBorders>
+            <w:noWrap w:val="0"/>
+            <w:tcMar>
+              <w:top w:w="-1" w:type="dxa"/>
+              <w:left w:w="-1" w:type="dxa"/>
+              <w:bottom w:w="-1" w:type="dxa"/>
+              <w:right w:w="-1" w:type="dxa"/>
+            </w:tcMar>
+            <w:vAlign w:val="center"/>
+          </w:tcPr>
+          <w:p>
+            <w:pPr>
+              <w:pStyle w:val="29"/>
+              <w:widowControl w:val="0"/>
+              <w:numPr>
+                <w:ilvl w:val="0"/>
+                <w:numId w:val="2"/>
+              </w:numPr>
+              <w:snapToGrid w:val="0"/>
+              <w:spacing w:line="240" w:lineRule="auto"/>
+              <w:ind w:left="0" w:leftChars="0" w:right="0" w:rightChars="0" w:firstLine="0" w:firstLineChars="0"/>
+              <w:jc w:val="center"/>
+              <w:rPr>
+                <w:rFonts w:ascii="Arial" w:eastAsia="Arial"/>
+                <w:sz w:val="21"/>
+              </w:rPr>
+            </w:pPr>
+          </w:p>
+        </w:tc>
+        <w:tc>
+          <w:tcPr>
+            <w:tcW w:w="0" w:type="auto"/>
+            <w:vMerge w:val="continue"/>
+            <w:tcBorders>
+              <w:top w:val="single" w:color="auto" w:sz="4" w:space="0"/>
+              <w:left w:val="single" w:color="auto" w:sz="4" w:space="0"/>
+              <w:bottom w:val="nil"/>
+              <w:right w:val="nil"/>
+            </w:tcBorders>
+            <w:noWrap w:val="0"/>
+            <w:tcMar>
+              <w:top w:w="-1" w:type="dxa"/>
+              <w:left w:w="-1" w:type="dxa"/>
+              <w:bottom w:w="-1" w:type="dxa"/>
+              <w:right w:w="-1" w:type="dxa"/>
+            </w:tcMar>
+            <w:vAlign w:val="center"/>
+          </w:tcPr>
+          <w:p>
+            <w:pPr>
+              <w:pStyle w:val="29"/>
+              <w:widowControl w:val="0"/>
+              <w:snapToGrid w:val="0"/>
+              <w:spacing w:line="240" w:lineRule="auto"/>
+              <w:ind w:left="0" w:leftChars="0" w:right="0" w:rightChars="0" w:firstLine="0" w:firstLineChars="0"/>
+              <w:jc w:val="center"/>
+              <w:rPr>
+                <w:rFonts w:ascii="Arial" w:eastAsia="Arial"/>
+                <w:sz w:val="21"/>
+              </w:rPr>
+            </w:pPr>
+          </w:p>
+        </w:tc>
+        <w:tc>
+          <w:tcPr>
+            <w:tcW w:w="4580" w:type="dxa"/>
+            <w:tcBorders>
+              <w:top w:val="single" w:color="auto" w:sz="4" w:space="0"/>
+              <w:left w:val="single" w:color="auto" w:sz="4" w:space="0"/>
+              <w:bottom w:val="nil"/>
+              <w:right w:val="nil"/>
+            </w:tcBorders>
+            <w:noWrap w:val="0"/>
+            <w:tcMar>
+              <w:top w:w="-1" w:type="dxa"/>
+              <w:left w:w="-1" w:type="dxa"/>
+              <w:bottom w:w="-1" w:type="dxa"/>
+              <w:right w:w="-1" w:type="dxa"/>
+            </w:tcMar>
+            <w:vAlign w:val="center"/>
+          </w:tcPr>
+          <w:p>
+            <w:pPr>
+              <w:widowControl w:val="0"/>
+              <w:numPr>
+                <w:ilvl w:val="0"/>
+                <w:numId w:val="6"/>
+              </w:numPr>
+              <w:snapToGrid w:val="0"/>
+              <w:ind w:left="0" w:leftChars="0" w:right="0" w:rightChars="0" w:firstLine="0" w:firstLineChars="0"/>
+              <w:jc w:val="left"/>
+              <w:rPr>
+                <w:rFonts w:ascii="Arial" w:eastAsia="Arial"/>
+                <w:sz w:val="21"/>
+                <w:lang w:eastAsia="zh-CN"/>
+              </w:rPr>
+            </w:pPr>
+            <w:r>
+              <w:rPr>
+                <w:rFonts w:hint="eastAsia" w:ascii="Arial" w:eastAsia="Arial"/>
+                <w:sz w:val="21"/>
+                <w:lang w:eastAsia="zh-CN"/>
+              </w:rPr>
+              <w:t>Alertmanager集成与配置中心模块</w:t>
+            </w:r>
+          </w:p>
+        </w:tc>
+        <w:tc>
+          <w:tcPr>
+            <w:tcW w:w="1254" w:type="dxa"/>
+            <w:tcBorders>
+              <w:top w:val="single" w:color="auto" w:sz="4" w:space="0"/>
+              <w:left w:val="single" w:color="auto" w:sz="4" w:space="0"/>
+              <w:bottom w:val="nil"/>
+              <w:right w:val="single" w:color="auto" w:sz="12" w:space="0"/>
+            </w:tcBorders>
+            <w:noWrap w:val="0"/>
+            <w:tcMar>
+              <w:top w:w="-1" w:type="dxa"/>
+              <w:left w:w="-1" w:type="dxa"/>
+              <w:bottom w:w="-1" w:type="dxa"/>
+              <w:right w:w="-1" w:type="dxa"/>
+            </w:tcMar>
+            <w:vAlign w:val="center"/>
+          </w:tcPr>
+          <w:p>
+            <w:pPr>
+              <w:widowControl w:val="0"/>
+              <w:snapToGrid w:val="0"/>
+              <w:ind w:left="0" w:leftChars="0" w:right="0" w:rightChars="0" w:firstLine="0" w:firstLineChars="0"/>
+              <w:jc w:val="left"/>
+              <w:rPr>
+                <w:rFonts w:ascii="Arial" w:eastAsia="Arial"/>
+                <w:sz w:val="21"/>
+                <w:lang w:eastAsia="zh-CN"/>
+              </w:rPr>
+            </w:pPr>
+            <w:r>
+              <w:rPr>
+                <w:rFonts w:hint="eastAsia" w:ascii="Arial" w:eastAsia="Arial"/>
+                <w:sz w:val="21"/>
+                <w:lang w:eastAsia="zh-CN"/>
+              </w:rPr>
+              <w:t>2025年10月</w:t>
+            </w:r>
+          </w:p>
+        </w:tc>
+      </w:tr>
+      <w:tr>
+        <w:tblPrEx>
+          <w:tblBorders>
+            <w:top w:val="none" w:color="auto" w:sz="4" w:space="0"/>
+            <w:left w:val="none" w:color="auto" w:sz="4" w:space="0"/>
+            <w:bottom w:val="none" w:color="auto" w:sz="4" w:space="0"/>
+            <w:right w:val="none" w:color="auto" w:sz="4" w:space="0"/>
+            <w:insideH w:val="none" w:color="auto" w:sz="4" w:space="0"/>
+            <w:insideV w:val="none" w:color="auto" w:sz="4" w:space="0"/>
+          </w:tblBorders>
+          <w:tblCellMar>
+            <w:top w:w="0" w:type="dxa"/>
+            <w:left w:w="108" w:type="dxa"/>
+            <w:bottom w:w="0" w:type="dxa"/>
+            <w:right w:w="108" w:type="dxa"/>
+          </w:tblCellMar>
+        </w:tblPrEx>
+        <w:trPr>
+          <w:trHeight w:val="0" w:hRule="atLeast"/>
+          <w:jc w:val="center"/>
+        </w:trPr>
+        <w:tc>
+          <w:tcPr>
+            <w:tcW w:w="917" w:type="dxa"/>
+            <w:tcBorders>
+              <w:top w:val="single" w:color="auto" w:sz="4" w:space="0"/>
+              <w:left w:val="single" w:color="auto" w:sz="12" w:space="0"/>
+              <w:bottom w:val="nil"/>
+              <w:right w:val="nil"/>
+            </w:tcBorders>
+            <w:noWrap w:val="0"/>
+            <w:tcMar>
+              <w:top w:w="-1" w:type="dxa"/>
+              <w:left w:w="-1" w:type="dxa"/>
+              <w:bottom w:w="-1" w:type="dxa"/>
+              <w:right w:w="-1" w:type="dxa"/>
+            </w:tcMar>
+            <w:vAlign w:val="center"/>
+          </w:tcPr>
+          <w:p>
+            <w:pPr>
+              <w:pStyle w:val="29"/>
+              <w:widowControl w:val="0"/>
+              <w:numPr>
+                <w:ilvl w:val="0"/>
+                <w:numId w:val="2"/>
+              </w:numPr>
+              <w:snapToGrid w:val="0"/>
+              <w:spacing w:line="240" w:lineRule="auto"/>
+              <w:ind w:left="0" w:leftChars="0" w:right="0" w:rightChars="0" w:firstLine="0" w:firstLineChars="0"/>
+              <w:jc w:val="center"/>
+              <w:rPr>
+                <w:rFonts w:ascii="Arial" w:eastAsia="Arial"/>
+                <w:sz w:val="21"/>
+              </w:rPr>
+            </w:pPr>
+          </w:p>
+        </w:tc>
+        <w:tc>
+          <w:tcPr>
+            <w:tcW w:w="0" w:type="auto"/>
+            <w:vMerge w:val="continue"/>
+            <w:tcBorders>
+              <w:top w:val="single" w:color="auto" w:sz="4" w:space="0"/>
+              <w:left w:val="single" w:color="auto" w:sz="4" w:space="0"/>
+              <w:bottom w:val="nil"/>
+              <w:right w:val="nil"/>
+            </w:tcBorders>
+            <w:noWrap w:val="0"/>
+            <w:tcMar>
+              <w:top w:w="-1" w:type="dxa"/>
+              <w:left w:w="-1" w:type="dxa"/>
+              <w:bottom w:w="-1" w:type="dxa"/>
+              <w:right w:w="-1" w:type="dxa"/>
+            </w:tcMar>
+            <w:vAlign w:val="center"/>
+          </w:tcPr>
+          <w:p>
+            <w:pPr>
+              <w:pStyle w:val="29"/>
+              <w:widowControl w:val="0"/>
+              <w:snapToGrid w:val="0"/>
+              <w:spacing w:line="240" w:lineRule="auto"/>
+              <w:ind w:left="0" w:leftChars="0" w:right="0" w:rightChars="0" w:firstLine="0" w:firstLineChars="0"/>
+              <w:jc w:val="center"/>
+              <w:rPr>
+                <w:rFonts w:ascii="Arial" w:eastAsia="Arial"/>
+                <w:sz w:val="21"/>
+              </w:rPr>
+            </w:pPr>
+          </w:p>
+        </w:tc>
+        <w:tc>
+          <w:tcPr>
+            <w:tcW w:w="4580" w:type="dxa"/>
+            <w:tcBorders>
+              <w:top w:val="single" w:color="auto" w:sz="4" w:space="0"/>
+              <w:left w:val="single" w:color="auto" w:sz="4" w:space="0"/>
+              <w:bottom w:val="nil"/>
+              <w:right w:val="nil"/>
+            </w:tcBorders>
+            <w:noWrap w:val="0"/>
+            <w:tcMar>
+              <w:top w:w="-1" w:type="dxa"/>
+              <w:left w:w="-1" w:type="dxa"/>
+              <w:bottom w:w="-1" w:type="dxa"/>
+              <w:right w:w="-1" w:type="dxa"/>
+            </w:tcMar>
+            <w:vAlign w:val="center"/>
+          </w:tcPr>
+          <w:p>
+            <w:pPr>
+              <w:widowControl w:val="0"/>
+              <w:numPr>
+                <w:ilvl w:val="0"/>
+                <w:numId w:val="6"/>
+              </w:numPr>
+              <w:snapToGrid w:val="0"/>
+              <w:ind w:left="0" w:leftChars="0" w:right="0" w:rightChars="0" w:firstLine="0" w:firstLineChars="0"/>
+              <w:jc w:val="left"/>
+              <w:rPr>
+                <w:rFonts w:ascii="Arial" w:eastAsia="Arial"/>
+                <w:sz w:val="21"/>
+                <w:lang w:eastAsia="zh-CN"/>
+              </w:rPr>
+            </w:pPr>
+            <w:r>
+              <w:rPr>
+                <w:rFonts w:hint="eastAsia" w:ascii="Arial" w:eastAsia="Arial"/>
+                <w:sz w:val="21"/>
+                <w:lang w:eastAsia="zh-CN"/>
+              </w:rPr>
+              <w:t>邮件告警通道实现模块</w:t>
+            </w:r>
+          </w:p>
+        </w:tc>
+        <w:tc>
+          <w:tcPr>
+            <w:tcW w:w="1254" w:type="dxa"/>
+            <w:tcBorders>
+              <w:top w:val="single" w:color="auto" w:sz="4" w:space="0"/>
+              <w:left w:val="single" w:color="auto" w:sz="4" w:space="0"/>
+              <w:bottom w:val="nil"/>
+              <w:right w:val="single" w:color="auto" w:sz="12" w:space="0"/>
+            </w:tcBorders>
+            <w:noWrap w:val="0"/>
+            <w:tcMar>
+              <w:top w:w="-1" w:type="dxa"/>
+              <w:left w:w="-1" w:type="dxa"/>
+              <w:bottom w:w="-1" w:type="dxa"/>
+              <w:right w:w="-1" w:type="dxa"/>
+            </w:tcMar>
+            <w:vAlign w:val="center"/>
+          </w:tcPr>
+          <w:p>
+            <w:pPr>
+              <w:widowControl w:val="0"/>
+              <w:snapToGrid w:val="0"/>
+              <w:ind w:left="0" w:leftChars="0" w:right="0" w:rightChars="0" w:firstLine="0" w:firstLineChars="0"/>
+              <w:jc w:val="left"/>
+              <w:rPr>
+                <w:rFonts w:ascii="Arial" w:eastAsia="Arial"/>
+                <w:sz w:val="21"/>
+                <w:lang w:eastAsia="zh-CN"/>
+              </w:rPr>
+            </w:pPr>
+            <w:r>
+              <w:rPr>
+                <w:rFonts w:hint="eastAsia" w:ascii="Arial" w:eastAsia="Arial"/>
+                <w:sz w:val="21"/>
+                <w:lang w:eastAsia="zh-CN"/>
+              </w:rPr>
+              <w:t>2025年</w:t>
+            </w:r>
+            <w:r>
+              <w:rPr>
+                <w:rFonts w:hint="eastAsia" w:ascii="Arial" w:eastAsia="Arial"/>
+                <w:sz w:val="21"/>
+                <w:lang w:val="en-US" w:eastAsia="zh-CN"/>
+              </w:rPr>
+              <w:t>10</w:t>
+            </w:r>
+            <w:r>
+              <w:rPr>
+                <w:rFonts w:hint="eastAsia" w:ascii="Arial" w:eastAsia="Arial"/>
+                <w:sz w:val="21"/>
+                <w:lang w:eastAsia="zh-CN"/>
+              </w:rPr>
+              <w:t>月</w:t>
+            </w:r>
+          </w:p>
+        </w:tc>
+      </w:tr>
+      <w:tr>
+        <w:tblPrEx>
+          <w:tblBorders>
+            <w:top w:val="none" w:color="auto" w:sz="4" w:space="0"/>
+            <w:left w:val="none" w:color="auto" w:sz="4" w:space="0"/>
+            <w:bottom w:val="none" w:color="auto" w:sz="4" w:space="0"/>
+            <w:right w:val="none" w:color="auto" w:sz="4" w:space="0"/>
+            <w:insideH w:val="none" w:color="auto" w:sz="4" w:space="0"/>
+            <w:insideV w:val="none" w:color="auto" w:sz="4" w:space="0"/>
+          </w:tblBorders>
+          <w:tblCellMar>
+            <w:top w:w="0" w:type="dxa"/>
+            <w:left w:w="108" w:type="dxa"/>
+            <w:bottom w:w="0" w:type="dxa"/>
+            <w:right w:w="108" w:type="dxa"/>
+          </w:tblCellMar>
+        </w:tblPrEx>
+        <w:trPr>
+          <w:trHeight w:val="0" w:hRule="atLeast"/>
+          <w:jc w:val="center"/>
+        </w:trPr>
+        <w:tc>
+          <w:tcPr>
+            <w:tcW w:w="917" w:type="dxa"/>
+            <w:tcBorders>
+              <w:top w:val="single" w:color="auto" w:sz="4" w:space="0"/>
+              <w:left w:val="single" w:color="auto" w:sz="12" w:space="0"/>
+              <w:bottom w:val="nil"/>
+              <w:right w:val="nil"/>
+            </w:tcBorders>
+            <w:noWrap w:val="0"/>
+            <w:tcMar>
+              <w:top w:w="-1" w:type="dxa"/>
+              <w:left w:w="-1" w:type="dxa"/>
+              <w:bottom w:w="-1" w:type="dxa"/>
+              <w:right w:w="-1" w:type="dxa"/>
+            </w:tcMar>
+            <w:vAlign w:val="center"/>
+          </w:tcPr>
+          <w:p>
+            <w:pPr>
+              <w:pStyle w:val="29"/>
+              <w:widowControl w:val="0"/>
+              <w:numPr>
+                <w:ilvl w:val="0"/>
+                <w:numId w:val="2"/>
+              </w:numPr>
+              <w:snapToGrid w:val="0"/>
+              <w:spacing w:line="240" w:lineRule="auto"/>
+              <w:ind w:left="0" w:leftChars="0" w:right="0" w:rightChars="0" w:firstLine="0" w:firstLineChars="0"/>
+              <w:jc w:val="center"/>
+              <w:rPr>
+                <w:rFonts w:ascii="Arial" w:eastAsia="Arial"/>
+                <w:sz w:val="21"/>
+              </w:rPr>
+            </w:pPr>
+          </w:p>
+        </w:tc>
+        <w:tc>
+          <w:tcPr>
+            <w:tcW w:w="0" w:type="auto"/>
+            <w:vMerge w:val="continue"/>
+            <w:tcBorders>
+              <w:top w:val="single" w:color="auto" w:sz="4" w:space="0"/>
+              <w:left w:val="single" w:color="auto" w:sz="4" w:space="0"/>
+              <w:bottom w:val="nil"/>
+              <w:right w:val="nil"/>
+            </w:tcBorders>
+            <w:noWrap w:val="0"/>
+            <w:tcMar>
+              <w:top w:w="-1" w:type="dxa"/>
+              <w:left w:w="-1" w:type="dxa"/>
+              <w:bottom w:w="-1" w:type="dxa"/>
+              <w:right w:w="-1" w:type="dxa"/>
+            </w:tcMar>
+            <w:vAlign w:val="center"/>
+          </w:tcPr>
+          <w:p>
+            <w:pPr>
+              <w:pStyle w:val="29"/>
+              <w:widowControl w:val="0"/>
+              <w:snapToGrid w:val="0"/>
+              <w:spacing w:line="240" w:lineRule="auto"/>
+              <w:ind w:left="0" w:leftChars="0" w:right="0" w:rightChars="0" w:firstLine="0" w:firstLineChars="0"/>
+              <w:jc w:val="center"/>
+              <w:rPr>
+                <w:rFonts w:ascii="Arial" w:eastAsia="Arial"/>
+                <w:sz w:val="21"/>
+              </w:rPr>
+            </w:pPr>
+          </w:p>
+        </w:tc>
+        <w:tc>
+          <w:tcPr>
+            <w:tcW w:w="4580" w:type="dxa"/>
+            <w:tcBorders>
+              <w:top w:val="single" w:color="auto" w:sz="4" w:space="0"/>
+              <w:left w:val="single" w:color="auto" w:sz="4" w:space="0"/>
+              <w:bottom w:val="nil"/>
+              <w:right w:val="nil"/>
+            </w:tcBorders>
+            <w:noWrap w:val="0"/>
+            <w:tcMar>
+              <w:top w:w="-1" w:type="dxa"/>
+              <w:left w:w="-1" w:type="dxa"/>
+              <w:bottom w:w="-1" w:type="dxa"/>
+              <w:right w:w="-1" w:type="dxa"/>
+            </w:tcMar>
+            <w:vAlign w:val="center"/>
+          </w:tcPr>
+          <w:p>
+            <w:pPr>
+              <w:widowControl w:val="0"/>
+              <w:numPr>
+                <w:ilvl w:val="0"/>
+                <w:numId w:val="6"/>
+              </w:numPr>
+              <w:snapToGrid w:val="0"/>
+              <w:ind w:left="0" w:leftChars="0" w:right="0" w:rightChars="0" w:firstLine="0" w:firstLineChars="0"/>
+              <w:jc w:val="left"/>
+              <w:rPr>
+                <w:rFonts w:ascii="Arial" w:eastAsia="Arial"/>
+                <w:sz w:val="21"/>
+                <w:lang w:eastAsia="zh-CN"/>
+              </w:rPr>
+            </w:pPr>
+            <w:r>
+              <w:rPr>
+                <w:rFonts w:hint="eastAsia" w:ascii="Arial" w:eastAsia="Arial"/>
+                <w:sz w:val="21"/>
+                <w:lang w:eastAsia="zh-CN"/>
+              </w:rPr>
+              <w:t>企业微信告警通道实现模块</w:t>
+            </w:r>
+          </w:p>
+        </w:tc>
+        <w:tc>
+          <w:tcPr>
+            <w:tcW w:w="1254" w:type="dxa"/>
+            <w:tcBorders>
+              <w:top w:val="single" w:color="auto" w:sz="4" w:space="0"/>
+              <w:left w:val="single" w:color="auto" w:sz="4" w:space="0"/>
+              <w:bottom w:val="nil"/>
+              <w:right w:val="single" w:color="auto" w:sz="12" w:space="0"/>
+            </w:tcBorders>
+            <w:noWrap w:val="0"/>
+            <w:tcMar>
+              <w:top w:w="-1" w:type="dxa"/>
+              <w:left w:w="-1" w:type="dxa"/>
+              <w:bottom w:w="-1" w:type="dxa"/>
+              <w:right w:w="-1" w:type="dxa"/>
+            </w:tcMar>
+            <w:vAlign w:val="center"/>
+          </w:tcPr>
+          <w:p>
+            <w:pPr>
+              <w:widowControl w:val="0"/>
+              <w:snapToGrid w:val="0"/>
+              <w:ind w:left="0" w:leftChars="0" w:right="0" w:rightChars="0" w:firstLine="0" w:firstLineChars="0"/>
+              <w:jc w:val="left"/>
+              <w:rPr>
+                <w:rFonts w:ascii="Arial" w:eastAsia="Arial"/>
+                <w:sz w:val="21"/>
+                <w:lang w:eastAsia="zh-CN"/>
+              </w:rPr>
+            </w:pPr>
+            <w:r>
+              <w:rPr>
+                <w:rFonts w:hint="eastAsia" w:ascii="Arial" w:eastAsia="Arial"/>
+                <w:sz w:val="21"/>
+                <w:lang w:eastAsia="zh-CN"/>
+              </w:rPr>
+              <w:t>2025年</w:t>
+            </w:r>
+            <w:r>
+              <w:rPr>
+                <w:rFonts w:hint="eastAsia" w:ascii="Arial" w:eastAsia="Arial"/>
+                <w:sz w:val="21"/>
+                <w:lang w:val="en-US" w:eastAsia="zh-CN"/>
+              </w:rPr>
+              <w:t>11</w:t>
+            </w:r>
+            <w:r>
+              <w:rPr>
+                <w:rFonts w:hint="eastAsia" w:ascii="Arial" w:eastAsia="Arial"/>
+                <w:sz w:val="21"/>
+                <w:lang w:eastAsia="zh-CN"/>
+              </w:rPr>
+              <w:t>月</w:t>
+            </w:r>
+          </w:p>
+        </w:tc>
+      </w:tr>
+      <w:tr>
+        <w:tblPrEx>
+          <w:tblBorders>
+            <w:top w:val="none" w:color="auto" w:sz="4" w:space="0"/>
+            <w:left w:val="none" w:color="auto" w:sz="4" w:space="0"/>
+            <w:bottom w:val="none" w:color="auto" w:sz="4" w:space="0"/>
+            <w:right w:val="none" w:color="auto" w:sz="4" w:space="0"/>
+            <w:insideH w:val="none" w:color="auto" w:sz="4" w:space="0"/>
+            <w:insideV w:val="none" w:color="auto" w:sz="4" w:space="0"/>
+          </w:tblBorders>
+          <w:tblCellMar>
+            <w:top w:w="0" w:type="dxa"/>
+            <w:left w:w="108" w:type="dxa"/>
+            <w:bottom w:w="0" w:type="dxa"/>
+            <w:right w:w="108" w:type="dxa"/>
+          </w:tblCellMar>
+        </w:tblPrEx>
+        <w:trPr>
+          <w:trHeight w:val="0" w:hRule="atLeast"/>
+          <w:jc w:val="center"/>
+        </w:trPr>
+        <w:tc>
+          <w:tcPr>
+            <w:tcW w:w="917" w:type="dxa"/>
+            <w:tcBorders>
+              <w:top w:val="single" w:color="auto" w:sz="4" w:space="0"/>
+              <w:left w:val="single" w:color="auto" w:sz="12" w:space="0"/>
+              <w:bottom w:val="nil"/>
+              <w:right w:val="nil"/>
+            </w:tcBorders>
+            <w:noWrap w:val="0"/>
+            <w:tcMar>
+              <w:top w:w="-1" w:type="dxa"/>
+              <w:left w:w="-1" w:type="dxa"/>
+              <w:bottom w:w="-1" w:type="dxa"/>
+              <w:right w:w="-1" w:type="dxa"/>
+            </w:tcMar>
+            <w:vAlign w:val="center"/>
+          </w:tcPr>
+          <w:p>
+            <w:pPr>
+              <w:pStyle w:val="29"/>
+              <w:widowControl w:val="0"/>
+              <w:numPr>
+                <w:ilvl w:val="0"/>
+                <w:numId w:val="2"/>
+              </w:numPr>
+              <w:snapToGrid w:val="0"/>
+              <w:spacing w:line="240" w:lineRule="auto"/>
+              <w:ind w:left="0" w:leftChars="0" w:right="0" w:rightChars="0" w:firstLine="0" w:firstLineChars="0"/>
+              <w:jc w:val="center"/>
+              <w:rPr>
+                <w:rFonts w:ascii="Arial" w:eastAsia="Arial"/>
+                <w:sz w:val="21"/>
+              </w:rPr>
+            </w:pPr>
+          </w:p>
+        </w:tc>
+        <w:tc>
+          <w:tcPr>
+            <w:tcW w:w="0" w:type="auto"/>
+            <w:vMerge w:val="continue"/>
+            <w:tcBorders>
+              <w:top w:val="single" w:color="auto" w:sz="4" w:space="0"/>
+              <w:left w:val="single" w:color="auto" w:sz="4" w:space="0"/>
+              <w:bottom w:val="nil"/>
+              <w:right w:val="nil"/>
+            </w:tcBorders>
+            <w:noWrap w:val="0"/>
+            <w:tcMar>
+              <w:top w:w="-1" w:type="dxa"/>
+              <w:left w:w="-1" w:type="dxa"/>
+              <w:bottom w:w="-1" w:type="dxa"/>
+              <w:right w:w="-1" w:type="dxa"/>
+            </w:tcMar>
+            <w:vAlign w:val="center"/>
+          </w:tcPr>
+          <w:p>
+            <w:pPr>
+              <w:pStyle w:val="29"/>
+              <w:widowControl w:val="0"/>
+              <w:snapToGrid w:val="0"/>
+              <w:spacing w:line="240" w:lineRule="auto"/>
+              <w:ind w:left="0" w:leftChars="0" w:right="0" w:rightChars="0" w:firstLine="0" w:firstLineChars="0"/>
+              <w:jc w:val="center"/>
+              <w:rPr>
+                <w:rFonts w:ascii="Arial" w:eastAsia="Arial"/>
+                <w:sz w:val="21"/>
+              </w:rPr>
+            </w:pPr>
+          </w:p>
+        </w:tc>
+        <w:tc>
+          <w:tcPr>
+            <w:tcW w:w="4580" w:type="dxa"/>
+            <w:tcBorders>
+              <w:top w:val="single" w:color="auto" w:sz="4" w:space="0"/>
+              <w:left w:val="single" w:color="auto" w:sz="4" w:space="0"/>
+              <w:bottom w:val="nil"/>
+              <w:right w:val="nil"/>
+            </w:tcBorders>
+            <w:noWrap w:val="0"/>
+            <w:tcMar>
+              <w:top w:w="-1" w:type="dxa"/>
+              <w:left w:w="-1" w:type="dxa"/>
+              <w:bottom w:w="-1" w:type="dxa"/>
+              <w:right w:w="-1" w:type="dxa"/>
+            </w:tcMar>
+            <w:vAlign w:val="center"/>
+          </w:tcPr>
+          <w:p>
+            <w:pPr>
+              <w:widowControl w:val="0"/>
+              <w:numPr>
+                <w:ilvl w:val="0"/>
+                <w:numId w:val="6"/>
+              </w:numPr>
+              <w:snapToGrid w:val="0"/>
+              <w:ind w:left="0" w:leftChars="0" w:right="0" w:rightChars="0" w:firstLine="0" w:firstLineChars="0"/>
+              <w:jc w:val="left"/>
+              <w:rPr>
+                <w:rFonts w:ascii="Arial" w:eastAsia="Arial"/>
+                <w:sz w:val="21"/>
+                <w:lang w:eastAsia="zh-CN"/>
+              </w:rPr>
+            </w:pPr>
+            <w:r>
+              <w:rPr>
+                <w:rFonts w:hint="eastAsia" w:ascii="Arial" w:eastAsia="Arial"/>
+                <w:sz w:val="21"/>
+                <w:lang w:eastAsia="zh-CN"/>
+              </w:rPr>
+              <w:t>手机告警通道实现模块</w:t>
+            </w:r>
+          </w:p>
+        </w:tc>
+        <w:tc>
+          <w:tcPr>
+            <w:tcW w:w="1254" w:type="dxa"/>
+            <w:tcBorders>
+              <w:top w:val="single" w:color="auto" w:sz="4" w:space="0"/>
+              <w:left w:val="single" w:color="auto" w:sz="4" w:space="0"/>
+              <w:bottom w:val="nil"/>
+              <w:right w:val="single" w:color="auto" w:sz="12" w:space="0"/>
+            </w:tcBorders>
+            <w:noWrap w:val="0"/>
+            <w:tcMar>
+              <w:top w:w="-1" w:type="dxa"/>
+              <w:left w:w="-1" w:type="dxa"/>
+              <w:bottom w:w="-1" w:type="dxa"/>
+              <w:right w:w="-1" w:type="dxa"/>
+            </w:tcMar>
+            <w:vAlign w:val="center"/>
+          </w:tcPr>
+          <w:p>
+            <w:pPr>
+              <w:widowControl w:val="0"/>
+              <w:snapToGrid w:val="0"/>
+              <w:ind w:left="0" w:leftChars="0" w:right="0" w:rightChars="0" w:firstLine="0" w:firstLineChars="0"/>
+              <w:jc w:val="left"/>
+              <w:rPr>
+                <w:rFonts w:ascii="Arial" w:eastAsia="Arial"/>
+                <w:sz w:val="21"/>
+                <w:lang w:eastAsia="zh-CN"/>
+              </w:rPr>
+            </w:pPr>
+            <w:r>
+              <w:rPr>
+                <w:rFonts w:hint="eastAsia" w:ascii="Arial" w:eastAsia="Arial"/>
+                <w:sz w:val="21"/>
+                <w:lang w:eastAsia="zh-CN"/>
+              </w:rPr>
+              <w:t>202</w:t>
+            </w:r>
+            <w:r>
+              <w:rPr>
+                <w:rFonts w:hint="eastAsia" w:ascii="Arial" w:eastAsia="Arial"/>
+                <w:sz w:val="21"/>
+                <w:lang w:val="en-US" w:eastAsia="zh-CN"/>
+              </w:rPr>
+              <w:t>5</w:t>
+            </w:r>
+            <w:r>
+              <w:rPr>
+                <w:rFonts w:hint="eastAsia" w:ascii="Arial" w:eastAsia="Arial"/>
+                <w:sz w:val="21"/>
+                <w:lang w:eastAsia="zh-CN"/>
+              </w:rPr>
+              <w:t>年1</w:t>
+            </w:r>
+            <w:r>
+              <w:rPr>
+                <w:rFonts w:hint="eastAsia" w:ascii="Arial" w:eastAsia="Arial"/>
+                <w:sz w:val="21"/>
+                <w:lang w:val="en-US" w:eastAsia="zh-CN"/>
+              </w:rPr>
+              <w:t>1</w:t>
+            </w:r>
+            <w:r>
+              <w:rPr>
+                <w:rFonts w:hint="eastAsia" w:ascii="Arial" w:eastAsia="Arial"/>
+                <w:sz w:val="21"/>
+                <w:lang w:eastAsia="zh-CN"/>
+              </w:rPr>
+              <w:t>月</w:t>
+            </w:r>
+          </w:p>
+        </w:tc>
+      </w:tr>
+      <w:tr>
+        <w:tblPrEx>
+          <w:tblBorders>
+            <w:top w:val="none" w:color="auto" w:sz="4" w:space="0"/>
+            <w:left w:val="none" w:color="auto" w:sz="4" w:space="0"/>
+            <w:bottom w:val="none" w:color="auto" w:sz="4" w:space="0"/>
+            <w:right w:val="none" w:color="auto" w:sz="4" w:space="0"/>
+            <w:insideH w:val="none" w:color="auto" w:sz="4" w:space="0"/>
+            <w:insideV w:val="none" w:color="auto" w:sz="4" w:space="0"/>
+          </w:tblBorders>
+          <w:tblCellMar>
+            <w:top w:w="0" w:type="dxa"/>
+            <w:left w:w="108" w:type="dxa"/>
+            <w:bottom w:w="0" w:type="dxa"/>
+            <w:right w:w="108" w:type="dxa"/>
+          </w:tblCellMar>
+        </w:tblPrEx>
+        <w:trPr>
+          <w:trHeight w:val="0" w:hRule="atLeast"/>
+          <w:jc w:val="center"/>
+        </w:trPr>
+        <w:tc>
+          <w:tcPr>
+            <w:tcW w:w="917" w:type="dxa"/>
+            <w:tcBorders>
+              <w:top w:val="single" w:color="auto" w:sz="4" w:space="0"/>
+              <w:left w:val="single" w:color="auto" w:sz="12" w:space="0"/>
+              <w:bottom w:val="nil"/>
+              <w:right w:val="nil"/>
+            </w:tcBorders>
+            <w:noWrap w:val="0"/>
+            <w:tcMar>
+              <w:top w:w="-1" w:type="dxa"/>
+              <w:left w:w="-1" w:type="dxa"/>
+              <w:bottom w:w="-1" w:type="dxa"/>
+              <w:right w:w="-1" w:type="dxa"/>
+            </w:tcMar>
+            <w:vAlign w:val="center"/>
+          </w:tcPr>
+          <w:p>
+            <w:pPr>
+              <w:pStyle w:val="29"/>
+              <w:widowControl w:val="0"/>
+              <w:numPr>
+                <w:ilvl w:val="0"/>
+                <w:numId w:val="2"/>
+              </w:numPr>
+              <w:snapToGrid w:val="0"/>
+              <w:spacing w:line="240" w:lineRule="auto"/>
+              <w:ind w:left="0" w:leftChars="0" w:right="0" w:rightChars="0" w:firstLine="0" w:firstLineChars="0"/>
+              <w:jc w:val="center"/>
+              <w:rPr>
+                <w:rFonts w:ascii="Arial" w:eastAsia="Arial"/>
+                <w:sz w:val="21"/>
+              </w:rPr>
+            </w:pPr>
+          </w:p>
+        </w:tc>
+        <w:tc>
+          <w:tcPr>
+            <w:tcW w:w="0" w:type="auto"/>
+            <w:tcBorders>
+              <w:top w:val="single" w:color="auto" w:sz="4" w:space="0"/>
+              <w:left w:val="single" w:color="auto" w:sz="4" w:space="0"/>
+              <w:bottom w:val="nil"/>
+              <w:right w:val="nil"/>
+            </w:tcBorders>
+            <w:noWrap w:val="0"/>
+            <w:tcMar>
+              <w:top w:w="-1" w:type="dxa"/>
+              <w:left w:w="-1" w:type="dxa"/>
+              <w:bottom w:w="-1" w:type="dxa"/>
+              <w:right w:w="-1" w:type="dxa"/>
+            </w:tcMar>
+            <w:vAlign w:val="center"/>
+          </w:tcPr>
+          <w:p>
+            <w:pPr>
+              <w:widowControl w:val="0"/>
+              <w:snapToGrid w:val="0"/>
+              <w:ind w:left="0" w:leftChars="0" w:right="0" w:rightChars="0" w:firstLine="0" w:firstLineChars="0"/>
+              <w:jc w:val="center"/>
+              <w:rPr>
+                <w:rFonts w:ascii="Arial" w:eastAsia="Arial"/>
+                <w:sz w:val="21"/>
                 <w:szCs w:val="24"/>
-              </w:rPr>
-            </w:pPr>
-          </w:p>
-        </w:tc>
-        <w:tc>
-          <w:tcPr>
-            <w:tcW w:w="2325" w:type="dxa"/>
-          </w:tcPr>
-          <w:p>
-            <w:pPr>
-              <w:widowControl w:val="0"/>
-              <w:jc w:val="both"/>
-              <w:rPr>
-                <w:sz w:val="24"/>
+                <w:lang w:eastAsia="zh-CN"/>
+              </w:rPr>
+            </w:pPr>
+            <w:r>
+              <w:rPr>
+                <w:rFonts w:hint="eastAsia" w:ascii="Arial" w:eastAsia="Arial"/>
+                <w:sz w:val="21"/>
+                <w:lang w:eastAsia="zh-CN"/>
+              </w:rPr>
+              <w:t>上线试运行</w:t>
+            </w:r>
+          </w:p>
+        </w:tc>
+        <w:tc>
+          <w:tcPr>
+            <w:tcW w:w="4580" w:type="dxa"/>
+            <w:tcBorders>
+              <w:top w:val="single" w:color="auto" w:sz="4" w:space="0"/>
+              <w:left w:val="single" w:color="auto" w:sz="4" w:space="0"/>
+              <w:bottom w:val="nil"/>
+              <w:right w:val="nil"/>
+            </w:tcBorders>
+            <w:noWrap w:val="0"/>
+            <w:tcMar>
+              <w:top w:w="-1" w:type="dxa"/>
+              <w:left w:w="-1" w:type="dxa"/>
+              <w:bottom w:w="-1" w:type="dxa"/>
+              <w:right w:w="-1" w:type="dxa"/>
+            </w:tcMar>
+            <w:vAlign w:val="center"/>
+          </w:tcPr>
+          <w:p>
+            <w:pPr>
+              <w:widowControl w:val="0"/>
+              <w:numPr>
+                <w:ilvl w:val="0"/>
+                <w:numId w:val="7"/>
+              </w:numPr>
+              <w:snapToGrid w:val="0"/>
+              <w:ind w:left="0" w:leftChars="0" w:right="0" w:rightChars="0" w:firstLine="0" w:firstLineChars="0"/>
+              <w:jc w:val="left"/>
+              <w:rPr>
+                <w:rFonts w:ascii="Arial" w:eastAsia="Arial"/>
+                <w:sz w:val="21"/>
+                <w:lang w:eastAsia="zh-CN"/>
+              </w:rPr>
+            </w:pPr>
+            <w:r>
+              <w:rPr>
+                <w:rFonts w:hint="eastAsia" w:ascii="Arial" w:eastAsia="Arial"/>
+                <w:sz w:val="21"/>
+                <w:lang w:eastAsia="zh-CN"/>
+              </w:rPr>
+              <w:t>测试完成后，首先在交付部试运行</w:t>
+            </w:r>
+          </w:p>
+        </w:tc>
+        <w:tc>
+          <w:tcPr>
+            <w:tcW w:w="1254" w:type="dxa"/>
+            <w:tcBorders>
+              <w:top w:val="single" w:color="auto" w:sz="4" w:space="0"/>
+              <w:left w:val="single" w:color="auto" w:sz="4" w:space="0"/>
+              <w:bottom w:val="nil"/>
+              <w:right w:val="single" w:color="auto" w:sz="12" w:space="0"/>
+            </w:tcBorders>
+            <w:noWrap w:val="0"/>
+            <w:tcMar>
+              <w:top w:w="-1" w:type="dxa"/>
+              <w:left w:w="-1" w:type="dxa"/>
+              <w:bottom w:w="-1" w:type="dxa"/>
+              <w:right w:w="-1" w:type="dxa"/>
+            </w:tcMar>
+            <w:vAlign w:val="center"/>
+          </w:tcPr>
+          <w:p>
+            <w:pPr>
+              <w:widowControl w:val="0"/>
+              <w:snapToGrid w:val="0"/>
+              <w:ind w:left="0" w:leftChars="0" w:right="0" w:rightChars="0" w:firstLine="0" w:firstLineChars="0"/>
+              <w:jc w:val="left"/>
+              <w:rPr>
+                <w:rFonts w:ascii="Arial" w:eastAsia="Arial"/>
+                <w:sz w:val="21"/>
                 <w:szCs w:val="24"/>
                 <w:lang w:eastAsia="zh-CN"/>
               </w:rPr>
             </w:pPr>
             <w:r>
               <w:rPr>
-                <w:rFonts w:hint="eastAsia"/>
+                <w:rFonts w:hint="eastAsia" w:ascii="Arial" w:eastAsia="Arial"/>
+                <w:sz w:val="21"/>
+                <w:lang w:eastAsia="zh-CN"/>
+              </w:rPr>
+              <w:t>202</w:t>
+            </w:r>
+            <w:r>
+              <w:rPr>
+                <w:rFonts w:hint="eastAsia" w:ascii="Arial" w:eastAsia="Arial"/>
+                <w:sz w:val="21"/>
+                <w:lang w:val="en-US" w:eastAsia="zh-CN"/>
+              </w:rPr>
+              <w:t>5</w:t>
+            </w:r>
+            <w:r>
+              <w:rPr>
+                <w:rFonts w:hint="eastAsia" w:ascii="Arial" w:hAnsi="宋体" w:eastAsia="Arial" w:cs="宋体"/>
+                <w:sz w:val="21"/>
+                <w:lang w:eastAsia="zh-CN"/>
+              </w:rPr>
+              <w:t>年</w:t>
+            </w:r>
+            <w:r>
+              <w:rPr>
+                <w:rFonts w:hint="eastAsia" w:ascii="Arial" w:eastAsia="Arial"/>
+                <w:sz w:val="21"/>
+                <w:lang w:eastAsia="zh-CN"/>
+              </w:rPr>
+              <w:t>1</w:t>
+            </w:r>
+            <w:r>
+              <w:rPr>
+                <w:rFonts w:hint="eastAsia" w:ascii="Arial" w:eastAsia="Arial"/>
+                <w:sz w:val="21"/>
+                <w:lang w:val="en-US" w:eastAsia="zh-CN"/>
+              </w:rPr>
+              <w:t>2</w:t>
+            </w:r>
+            <w:r>
+              <w:rPr>
+                <w:rFonts w:hint="eastAsia" w:ascii="Arial" w:hAnsi="宋体" w:eastAsia="Arial" w:cs="宋体"/>
+                <w:sz w:val="21"/>
+                <w:lang w:eastAsia="zh-CN"/>
+              </w:rPr>
+              <w:t>月</w:t>
+            </w:r>
+          </w:p>
+        </w:tc>
+      </w:tr>
+      <w:tr>
+        <w:tblPrEx>
+          <w:tblBorders>
+            <w:top w:val="none" w:color="auto" w:sz="4" w:space="0"/>
+            <w:left w:val="none" w:color="auto" w:sz="4" w:space="0"/>
+            <w:bottom w:val="none" w:color="auto" w:sz="4" w:space="0"/>
+            <w:right w:val="none" w:color="auto" w:sz="4" w:space="0"/>
+            <w:insideH w:val="none" w:color="auto" w:sz="4" w:space="0"/>
+            <w:insideV w:val="none" w:color="auto" w:sz="4" w:space="0"/>
+          </w:tblBorders>
+          <w:tblCellMar>
+            <w:top w:w="0" w:type="dxa"/>
+            <w:left w:w="108" w:type="dxa"/>
+            <w:bottom w:w="0" w:type="dxa"/>
+            <w:right w:w="108" w:type="dxa"/>
+          </w:tblCellMar>
+        </w:tblPrEx>
+        <w:trPr>
+          <w:trHeight w:val="0" w:hRule="atLeast"/>
+          <w:jc w:val="center"/>
+        </w:trPr>
+        <w:tc>
+          <w:tcPr>
+            <w:tcW w:w="917" w:type="dxa"/>
+            <w:tcBorders>
+              <w:top w:val="single" w:color="auto" w:sz="4" w:space="0"/>
+              <w:left w:val="single" w:color="auto" w:sz="12" w:space="0"/>
+              <w:bottom w:val="nil"/>
+              <w:right w:val="nil"/>
+            </w:tcBorders>
+            <w:noWrap w:val="0"/>
+            <w:tcMar>
+              <w:top w:w="-1" w:type="dxa"/>
+              <w:left w:w="-1" w:type="dxa"/>
+              <w:bottom w:w="-1" w:type="dxa"/>
+              <w:right w:w="-1" w:type="dxa"/>
+            </w:tcMar>
+            <w:vAlign w:val="center"/>
+          </w:tcPr>
+          <w:p>
+            <w:pPr>
+              <w:pStyle w:val="29"/>
+              <w:widowControl w:val="0"/>
+              <w:numPr>
+                <w:ilvl w:val="0"/>
+                <w:numId w:val="2"/>
+              </w:numPr>
+              <w:snapToGrid w:val="0"/>
+              <w:spacing w:line="240" w:lineRule="auto"/>
+              <w:ind w:left="0" w:leftChars="0" w:right="0" w:rightChars="0" w:firstLine="0" w:firstLineChars="0"/>
+              <w:jc w:val="center"/>
+              <w:rPr>
+                <w:rFonts w:ascii="Arial" w:eastAsia="Arial"/>
+                <w:sz w:val="21"/>
+              </w:rPr>
+            </w:pPr>
+          </w:p>
+        </w:tc>
+        <w:tc>
+          <w:tcPr>
+            <w:tcW w:w="0" w:type="auto"/>
+            <w:tcBorders>
+              <w:top w:val="single" w:color="auto" w:sz="4" w:space="0"/>
+              <w:left w:val="single" w:color="auto" w:sz="4" w:space="0"/>
+              <w:bottom w:val="nil"/>
+              <w:right w:val="nil"/>
+            </w:tcBorders>
+            <w:noWrap w:val="0"/>
+            <w:tcMar>
+              <w:top w:w="-1" w:type="dxa"/>
+              <w:left w:w="-1" w:type="dxa"/>
+              <w:bottom w:w="-1" w:type="dxa"/>
+              <w:right w:w="-1" w:type="dxa"/>
+            </w:tcMar>
+            <w:vAlign w:val="center"/>
+          </w:tcPr>
+          <w:p>
+            <w:pPr>
+              <w:widowControl w:val="0"/>
+              <w:snapToGrid w:val="0"/>
+              <w:ind w:left="0" w:leftChars="0" w:right="0" w:rightChars="0" w:firstLine="0" w:firstLineChars="0"/>
+              <w:jc w:val="center"/>
+              <w:rPr>
+                <w:rFonts w:ascii="Arial" w:eastAsia="Arial"/>
+                <w:sz w:val="21"/>
+                <w:szCs w:val="24"/>
+                <w:lang w:eastAsia="zh-CN"/>
+              </w:rPr>
+            </w:pPr>
+            <w:r>
+              <w:rPr>
+                <w:rFonts w:hint="eastAsia" w:ascii="Arial" w:eastAsia="Arial"/>
+                <w:sz w:val="21"/>
+                <w:lang w:eastAsia="zh-CN"/>
+              </w:rPr>
+              <w:t>BUG修复功能完善</w:t>
+            </w:r>
+          </w:p>
+        </w:tc>
+        <w:tc>
+          <w:tcPr>
+            <w:tcW w:w="4580" w:type="dxa"/>
+            <w:tcBorders>
+              <w:top w:val="single" w:color="auto" w:sz="4" w:space="0"/>
+              <w:left w:val="single" w:color="auto" w:sz="4" w:space="0"/>
+              <w:bottom w:val="nil"/>
+              <w:right w:val="nil"/>
+            </w:tcBorders>
+            <w:noWrap w:val="0"/>
+            <w:tcMar>
+              <w:top w:w="-1" w:type="dxa"/>
+              <w:left w:w="-1" w:type="dxa"/>
+              <w:bottom w:w="-1" w:type="dxa"/>
+              <w:right w:w="-1" w:type="dxa"/>
+            </w:tcMar>
+            <w:vAlign w:val="center"/>
+          </w:tcPr>
+          <w:p>
+            <w:pPr>
+              <w:widowControl w:val="0"/>
+              <w:numPr>
+                <w:ilvl w:val="0"/>
+                <w:numId w:val="8"/>
+              </w:numPr>
+              <w:snapToGrid w:val="0"/>
+              <w:ind w:left="0" w:leftChars="0" w:right="0" w:rightChars="0" w:firstLine="0" w:firstLineChars="0"/>
+              <w:jc w:val="left"/>
+              <w:rPr>
+                <w:rFonts w:ascii="Arial" w:eastAsia="Arial"/>
+                <w:sz w:val="21"/>
+                <w:lang w:eastAsia="zh-CN"/>
+              </w:rPr>
+            </w:pPr>
+            <w:r>
+              <w:rPr>
+                <w:rFonts w:hint="eastAsia" w:ascii="Arial" w:eastAsia="Arial"/>
+                <w:sz w:val="21"/>
+                <w:lang w:eastAsia="zh-CN"/>
+              </w:rPr>
+              <w:t>修复使用过程中发现的BUG</w:t>
+            </w:r>
+          </w:p>
+        </w:tc>
+        <w:tc>
+          <w:tcPr>
+            <w:tcW w:w="1254" w:type="dxa"/>
+            <w:tcBorders>
+              <w:top w:val="single" w:color="auto" w:sz="4" w:space="0"/>
+              <w:left w:val="single" w:color="auto" w:sz="4" w:space="0"/>
+              <w:bottom w:val="nil"/>
+              <w:right w:val="single" w:color="auto" w:sz="12" w:space="0"/>
+            </w:tcBorders>
+            <w:noWrap w:val="0"/>
+            <w:tcMar>
+              <w:top w:w="-1" w:type="dxa"/>
+              <w:left w:w="-1" w:type="dxa"/>
+              <w:bottom w:w="-1" w:type="dxa"/>
+              <w:right w:w="-1" w:type="dxa"/>
+            </w:tcMar>
+            <w:vAlign w:val="center"/>
+          </w:tcPr>
+          <w:p>
+            <w:pPr>
+              <w:widowControl w:val="0"/>
+              <w:snapToGrid w:val="0"/>
+              <w:ind w:left="0" w:leftChars="0" w:right="0" w:rightChars="0" w:firstLine="0" w:firstLineChars="0"/>
+              <w:jc w:val="left"/>
+              <w:rPr>
+                <w:rFonts w:ascii="Arial" w:eastAsia="Arial"/>
+                <w:sz w:val="21"/>
+                <w:szCs w:val="24"/>
+                <w:lang w:eastAsia="zh-CN"/>
+              </w:rPr>
+            </w:pPr>
+            <w:r>
+              <w:rPr>
+                <w:rFonts w:hint="eastAsia" w:ascii="Arial" w:eastAsia="Arial"/>
+                <w:sz w:val="21"/>
+                <w:lang w:eastAsia="zh-CN"/>
+              </w:rPr>
+              <w:t>2026</w:t>
+            </w:r>
+            <w:r>
+              <w:rPr>
+                <w:rFonts w:hint="eastAsia" w:ascii="Arial" w:hAnsi="宋体" w:eastAsia="Arial" w:cs="宋体"/>
+                <w:sz w:val="21"/>
+                <w:lang w:eastAsia="zh-CN"/>
+              </w:rPr>
+              <w:t>年</w:t>
+            </w:r>
+            <w:r>
+              <w:rPr>
+                <w:rFonts w:hint="eastAsia" w:ascii="Arial" w:hAnsi="宋体" w:eastAsia="Arial" w:cs="宋体"/>
+                <w:sz w:val="21"/>
+                <w:lang w:val="en-US" w:eastAsia="zh-CN"/>
+              </w:rPr>
+              <w:t>1</w:t>
+            </w:r>
+            <w:r>
+              <w:rPr>
+                <w:rFonts w:hint="eastAsia" w:ascii="Arial" w:hAnsi="宋体" w:eastAsia="Arial" w:cs="宋体"/>
+                <w:sz w:val="21"/>
+                <w:lang w:eastAsia="zh-CN"/>
+              </w:rPr>
+              <w:t>月</w:t>
+            </w:r>
+          </w:p>
+        </w:tc>
+      </w:tr>
+      <w:tr>
+        <w:tblPrEx>
+          <w:tblBorders>
+            <w:top w:val="none" w:color="auto" w:sz="4" w:space="0"/>
+            <w:left w:val="none" w:color="auto" w:sz="4" w:space="0"/>
+            <w:bottom w:val="none" w:color="auto" w:sz="4" w:space="0"/>
+            <w:right w:val="none" w:color="auto" w:sz="4" w:space="0"/>
+            <w:insideH w:val="none" w:color="auto" w:sz="4" w:space="0"/>
+            <w:insideV w:val="none" w:color="auto" w:sz="4" w:space="0"/>
+          </w:tblBorders>
+          <w:tblCellMar>
+            <w:top w:w="0" w:type="dxa"/>
+            <w:left w:w="108" w:type="dxa"/>
+            <w:bottom w:w="0" w:type="dxa"/>
+            <w:right w:w="108" w:type="dxa"/>
+          </w:tblCellMar>
+        </w:tblPrEx>
+        <w:trPr>
+          <w:trHeight w:val="0" w:hRule="atLeast"/>
+          <w:jc w:val="center"/>
+        </w:trPr>
+        <w:tc>
+          <w:tcPr>
+            <w:tcW w:w="917" w:type="dxa"/>
+            <w:tcBorders>
+              <w:top w:val="single" w:color="auto" w:sz="4" w:space="0"/>
+              <w:left w:val="single" w:color="auto" w:sz="12" w:space="0"/>
+              <w:bottom w:val="single" w:color="auto" w:sz="12" w:space="0"/>
+              <w:right w:val="nil"/>
+            </w:tcBorders>
+            <w:noWrap w:val="0"/>
+            <w:tcMar>
+              <w:top w:w="-1" w:type="dxa"/>
+              <w:left w:w="-1" w:type="dxa"/>
+              <w:bottom w:w="-1" w:type="dxa"/>
+              <w:right w:w="-1" w:type="dxa"/>
+            </w:tcMar>
+            <w:vAlign w:val="center"/>
+          </w:tcPr>
+          <w:p>
+            <w:pPr>
+              <w:pStyle w:val="29"/>
+              <w:widowControl w:val="0"/>
+              <w:numPr>
+                <w:ilvl w:val="0"/>
+                <w:numId w:val="2"/>
+              </w:numPr>
+              <w:snapToGrid w:val="0"/>
+              <w:spacing w:line="240" w:lineRule="auto"/>
+              <w:ind w:left="0" w:leftChars="0" w:right="0" w:rightChars="0" w:firstLine="0" w:firstLineChars="0"/>
+              <w:jc w:val="center"/>
+              <w:rPr>
+                <w:rFonts w:ascii="Arial" w:eastAsia="Arial"/>
+                <w:sz w:val="21"/>
+                <w:szCs w:val="24"/>
+              </w:rPr>
+            </w:pPr>
+          </w:p>
+        </w:tc>
+        <w:tc>
+          <w:tcPr>
+            <w:tcW w:w="1771" w:type="dxa"/>
+            <w:tcBorders>
+              <w:top w:val="single" w:color="auto" w:sz="4" w:space="0"/>
+              <w:left w:val="single" w:color="auto" w:sz="4" w:space="0"/>
+              <w:bottom w:val="single" w:color="auto" w:sz="12" w:space="0"/>
+              <w:right w:val="nil"/>
+            </w:tcBorders>
+            <w:noWrap w:val="0"/>
+            <w:tcMar>
+              <w:top w:w="-1" w:type="dxa"/>
+              <w:left w:w="-1" w:type="dxa"/>
+              <w:bottom w:w="-1" w:type="dxa"/>
+              <w:right w:w="-1" w:type="dxa"/>
+            </w:tcMar>
+            <w:vAlign w:val="center"/>
+          </w:tcPr>
+          <w:p>
+            <w:pPr>
+              <w:widowControl w:val="0"/>
+              <w:snapToGrid w:val="0"/>
+              <w:ind w:left="0" w:leftChars="0" w:right="0" w:rightChars="0" w:firstLine="0" w:firstLineChars="0"/>
+              <w:jc w:val="center"/>
+              <w:rPr>
+                <w:rFonts w:ascii="Arial" w:eastAsia="Arial"/>
+                <w:sz w:val="21"/>
+                <w:szCs w:val="24"/>
+                <w:lang w:eastAsia="zh-CN"/>
+              </w:rPr>
+            </w:pPr>
+            <w:r>
+              <w:rPr>
+                <w:rFonts w:hint="eastAsia" w:ascii="Arial" w:eastAsia="Arial"/>
+                <w:sz w:val="21"/>
                 <w:lang w:eastAsia="zh-CN"/>
               </w:rPr>
               <w:t>回归测试正式上线</w:t>
@@ -4312,7 +5220,21 @@
         </w:tc>
         <w:tc>
           <w:tcPr>
-            <w:tcW w:w="3749" w:type="dxa"/>
+            <w:tcW w:w="4580" w:type="dxa"/>
+            <w:tcBorders>
+              <w:top w:val="single" w:color="auto" w:sz="4" w:space="0"/>
+              <w:left w:val="single" w:color="auto" w:sz="4" w:space="0"/>
+              <w:bottom w:val="single" w:color="auto" w:sz="12" w:space="0"/>
+              <w:right w:val="nil"/>
+            </w:tcBorders>
+            <w:noWrap w:val="0"/>
+            <w:tcMar>
+              <w:top w:w="-1" w:type="dxa"/>
+              <w:left w:w="-1" w:type="dxa"/>
+              <w:bottom w:w="-1" w:type="dxa"/>
+              <w:right w:w="-1" w:type="dxa"/>
+            </w:tcMar>
+            <w:vAlign w:val="center"/>
           </w:tcPr>
           <w:p>
             <w:pPr>
@@ -4321,14 +5243,19 @@
                 <w:ilvl w:val="0"/>
                 <w:numId w:val="9"/>
               </w:numPr>
-              <w:jc w:val="both"/>
-              <w:rPr>
-                <w:lang w:eastAsia="zh-CN"/>
-              </w:rPr>
-            </w:pPr>
-            <w:r>
-              <w:rPr>
-                <w:rFonts w:hint="eastAsia"/>
+              <w:snapToGrid w:val="0"/>
+              <w:ind w:left="0" w:leftChars="0" w:right="0" w:rightChars="0" w:firstLine="0" w:firstLineChars="0"/>
+              <w:jc w:val="left"/>
+              <w:rPr>
+                <w:rFonts w:ascii="Arial" w:eastAsia="Arial"/>
+                <w:sz w:val="21"/>
+                <w:lang w:eastAsia="zh-CN"/>
+              </w:rPr>
+            </w:pPr>
+            <w:r>
+              <w:rPr>
+                <w:rFonts w:hint="eastAsia" w:ascii="Arial" w:eastAsia="Arial"/>
+                <w:sz w:val="21"/>
                 <w:lang w:eastAsia="zh-CN"/>
               </w:rPr>
               <w:t>BUG修复并验证后正式上线</w:t>
@@ -4337,14 +5264,31 @@
         </w:tc>
         <w:tc>
           <w:tcPr>
-            <w:tcW w:w="1694" w:type="dxa"/>
-          </w:tcPr>
-          <w:p>
-            <w:pPr>
-              <w:widowControl w:val="0"/>
-              <w:jc w:val="both"/>
-              <w:rPr>
-                <w:sz w:val="24"/>
+            <w:tcW w:w="1254" w:type="dxa"/>
+            <w:tcBorders>
+              <w:top w:val="single" w:color="auto" w:sz="4" w:space="0"/>
+              <w:left w:val="single" w:color="auto" w:sz="4" w:space="0"/>
+              <w:bottom w:val="single" w:color="auto" w:sz="12" w:space="0"/>
+              <w:right w:val="single" w:color="auto" w:sz="12" w:space="0"/>
+            </w:tcBorders>
+            <w:noWrap w:val="0"/>
+            <w:tcMar>
+              <w:top w:w="-1" w:type="dxa"/>
+              <w:left w:w="-1" w:type="dxa"/>
+              <w:bottom w:w="-1" w:type="dxa"/>
+              <w:right w:w="-1" w:type="dxa"/>
+            </w:tcMar>
+            <w:vAlign w:val="center"/>
+          </w:tcPr>
+          <w:p>
+            <w:pPr>
+              <w:widowControl w:val="0"/>
+              <w:snapToGrid w:val="0"/>
+              <w:ind w:left="0" w:leftChars="0" w:right="0" w:rightChars="0" w:firstLine="0" w:firstLineChars="0"/>
+              <w:jc w:val="left"/>
+              <w:rPr>
+                <w:rFonts w:ascii="Arial" w:eastAsia="Arial"/>
+                <w:sz w:val="21"/>
                 <w:szCs w:val="24"/>
                 <w:lang w:eastAsia="zh-CN"/>
               </w:rPr>
@@ -4352,6 +5296,7 @@
             <w:r>
               <w:rPr>
                 <w:rFonts w:hint="eastAsia" w:ascii="Arial" w:hAnsi="Arial" w:eastAsia="Arial" w:cs="Arial"/>
+                <w:sz w:val="21"/>
                 <w:lang w:eastAsia="zh-CN"/>
               </w:rPr>
               <w:t>2026年</w:t>
@@ -4359,6 +5304,7 @@
             <w:r>
               <w:rPr>
                 <w:rFonts w:hint="eastAsia" w:ascii="Arial" w:hAnsi="Arial" w:eastAsia="Arial" w:cs="Arial"/>
+                <w:sz w:val="21"/>
                 <w:lang w:val="en-US" w:eastAsia="zh-CN"/>
               </w:rPr>
               <w:t>2</w:t>
@@ -4366,6 +5312,7 @@
             <w:r>
               <w:rPr>
                 <w:rFonts w:hint="eastAsia" w:ascii="Arial" w:hAnsi="Arial" w:eastAsia="Arial" w:cs="Arial"/>
+                <w:sz w:val="21"/>
                 <w:lang w:eastAsia="zh-CN"/>
               </w:rPr>
               <w:t>月</w:t>
@@ -4373,6 +5320,7 @@
           </w:p>
         </w:tc>
       </w:tr>
+      <w:bookmarkEnd w:id="17"/>
     </w:tbl>
     <w:p>
       <w:pPr>
@@ -6851,8 +7799,6 @@
         </w:rPr>
         <w:t>监控工具</w:t>
       </w:r>
-      <w:bookmarkStart w:id="17" w:name="_GoBack"/>
-      <w:bookmarkEnd w:id="17"/>
       <w:r>
         <w:rPr>
           <w:rFonts w:hint="eastAsia"/>
@@ -7884,7 +8830,7 @@
     <w:lsdException w:qFormat="1" w:unhideWhenUsed="0" w:uiPriority="0" w:semiHidden="0" w:name="Title"/>
     <w:lsdException w:unhideWhenUsed="0" w:uiPriority="0" w:semiHidden="0" w:name="Closing"/>
     <w:lsdException w:unhideWhenUsed="0" w:uiPriority="0" w:semiHidden="0" w:name="Signature"/>
-    <w:lsdException w:uiPriority="1" w:name="Default Paragraph Font"/>
+    <w:lsdException w:qFormat="1" w:uiPriority="1" w:name="Default Paragraph Font"/>
     <w:lsdException w:qFormat="1" w:unhideWhenUsed="0" w:uiPriority="0" w:name="Body Text"/>
     <w:lsdException w:unhideWhenUsed="0" w:uiPriority="0" w:semiHidden="0" w:name="Body Text Indent"/>
     <w:lsdException w:unhideWhenUsed="0" w:uiPriority="0" w:semiHidden="0" w:name="List Continue"/>
@@ -7922,7 +8868,7 @@
     <w:lsdException w:unhideWhenUsed="0" w:uiPriority="0" w:semiHidden="0" w:name="HTML Sample"/>
     <w:lsdException w:unhideWhenUsed="0" w:uiPriority="0" w:semiHidden="0" w:name="HTML Typewriter"/>
     <w:lsdException w:unhideWhenUsed="0" w:uiPriority="0" w:semiHidden="0" w:name="HTML Variable"/>
-    <w:lsdException w:uiPriority="99" w:name="Normal Table"/>
+    <w:lsdException w:qFormat="1" w:uiPriority="99" w:name="Normal Table"/>
     <w:lsdException w:unhideWhenUsed="0" w:uiPriority="0" w:semiHidden="0" w:name="annotation subject"/>
     <w:lsdException w:uiPriority="0" w:name="Table Simple 1"/>
     <w:lsdException w:uiPriority="0" w:name="Table Simple 2"/>
@@ -8300,12 +9246,14 @@
     <w:name w:val="Default Paragraph Font"/>
     <w:semiHidden/>
     <w:unhideWhenUsed/>
+    <w:qFormat/>
     <w:uiPriority w:val="1"/>
   </w:style>
   <w:style w:type="table" w:default="1" w:styleId="20">
     <w:name w:val="Normal Table"/>
     <w:semiHidden/>
     <w:unhideWhenUsed/>
+    <w:qFormat/>
     <w:uiPriority w:val="99"/>
     <w:tblPr>
       <w:tblCellMar>
